--- a/Rapport/1-Rapport_M2_AIDA_Final_Complet.docx
+++ b/Rapport/1-Rapport_M2_AIDA_Final_Complet.docx
@@ -189,13 +189,41 @@
         <w:ind w:left="0" w:right="59" w:firstLine="0"/>
         <w:jc w:val="center"/>
       </w:pPr>
+      <w:proofErr w:type="spellStart"/>
       <w:r>
         <w:rPr>
           <w:rFonts w:ascii="Calibri" w:eastAsia="Calibri" w:hAnsi="Calibri" w:cs="Calibri"/>
           <w:color w:val="17365D"/>
           <w:sz w:val="52"/>
         </w:rPr>
-        <w:t xml:space="preserve">scRNAseq analysis project : </w:t>
+        <w:t>scRNAseq</w:t>
+      </w:r>
+      <w:proofErr w:type="spellEnd"/>
+      <w:r>
+        <w:rPr>
+          <w:rFonts w:ascii="Calibri" w:eastAsia="Calibri" w:hAnsi="Calibri" w:cs="Calibri"/>
+          <w:color w:val="17365D"/>
+          <w:sz w:val="52"/>
+        </w:rPr>
+        <w:t xml:space="preserve"> </w:t>
+      </w:r>
+      <w:proofErr w:type="spellStart"/>
+      <w:r>
+        <w:rPr>
+          <w:rFonts w:ascii="Calibri" w:eastAsia="Calibri" w:hAnsi="Calibri" w:cs="Calibri"/>
+          <w:color w:val="17365D"/>
+          <w:sz w:val="52"/>
+        </w:rPr>
+        <w:t>analysis</w:t>
+      </w:r>
+      <w:proofErr w:type="spellEnd"/>
+      <w:r>
+        <w:rPr>
+          <w:rFonts w:ascii="Calibri" w:eastAsia="Calibri" w:hAnsi="Calibri" w:cs="Calibri"/>
+          <w:color w:val="17365D"/>
+          <w:sz w:val="52"/>
+        </w:rPr>
+        <w:t xml:space="preserve"> project : </w:t>
       </w:r>
     </w:p>
     <w:p>
@@ -345,21 +373,11 @@
     <w:p>
       <w:pPr>
         <w:spacing w:after="218" w:line="259" w:lineRule="auto"/>
-        <w:ind w:right="41"/>
-        <w:jc w:val="center"/>
-      </w:pPr>
-      <w:r>
-        <w:t xml:space="preserve">Yara DAGHER </w:t>
-      </w:r>
-    </w:p>
-    <w:p>
-      <w:pPr>
-        <w:spacing w:after="218" w:line="259" w:lineRule="auto"/>
         <w:ind w:right="40"/>
         <w:jc w:val="center"/>
       </w:pPr>
       <w:r>
-        <w:t xml:space="preserve">Elodie HUSSON </w:t>
+        <w:t xml:space="preserve"> </w:t>
       </w:r>
     </w:p>
     <w:p>
@@ -482,7 +500,23 @@
           <w:rFonts w:ascii="Century Gothic" w:eastAsia="Century Gothic" w:hAnsi="Century Gothic" w:cs="Century Gothic"/>
           <w:i/>
         </w:rPr>
-        <w:t xml:space="preserve">Master Artificial Intelligence and Data Analysis – AIDA </w:t>
+        <w:t xml:space="preserve">Master Artificial Intelligence and Data </w:t>
+      </w:r>
+      <w:proofErr w:type="spellStart"/>
+      <w:r>
+        <w:rPr>
+          <w:rFonts w:ascii="Century Gothic" w:eastAsia="Century Gothic" w:hAnsi="Century Gothic" w:cs="Century Gothic"/>
+          <w:i/>
+        </w:rPr>
+        <w:t>Analysis</w:t>
+      </w:r>
+      <w:proofErr w:type="spellEnd"/>
+      <w:r>
+        <w:rPr>
+          <w:rFonts w:ascii="Century Gothic" w:eastAsia="Century Gothic" w:hAnsi="Century Gothic" w:cs="Century Gothic"/>
+          <w:i/>
+        </w:rPr>
+        <w:t xml:space="preserve"> – AIDA </w:t>
       </w:r>
     </w:p>
     <w:p>
@@ -809,17 +843,908 @@
         <w:ind w:left="-5" w:right="35"/>
       </w:pPr>
       <w:r>
-        <w:t>Les données analysées proviennent de l'Atlas à l'échelle de la population des troubles croisés du cortex préfrontal humain (Lee et al., 2024), une ressource transcriptomique majeure accessible via le portail CellxGene Census (Chan Zuckerberg Initiative). Cet atlas initial profile plus de 6,3 millions de noyaux provenant de 1</w:t>
-      </w:r>
-      <w:r>
+        <w:t xml:space="preserve">Notre analyse repose sur le jeu de données issu de l'article scientifique intitulé </w:t>
+      </w:r>
+      <w:r>
+        <w:rPr>
+          <w:b/>
+          <w:bCs/>
+        </w:rPr>
+        <w:t>"Population-</w:t>
+      </w:r>
+      <w:proofErr w:type="spellStart"/>
+      <w:r>
+        <w:rPr>
+          <w:b/>
+          <w:bCs/>
+        </w:rPr>
+        <w:t>scale</w:t>
+      </w:r>
+      <w:proofErr w:type="spellEnd"/>
+      <w:r>
+        <w:rPr>
+          <w:b/>
+          <w:bCs/>
+        </w:rPr>
+        <w:t xml:space="preserve"> cross-</w:t>
+      </w:r>
+      <w:proofErr w:type="spellStart"/>
+      <w:r>
+        <w:rPr>
+          <w:b/>
+          <w:bCs/>
+        </w:rPr>
+        <w:t>disorder</w:t>
+      </w:r>
+      <w:proofErr w:type="spellEnd"/>
+      <w:r>
+        <w:rPr>
+          <w:b/>
+          <w:bCs/>
+        </w:rPr>
+        <w:t xml:space="preserve"> atlas of the </w:t>
+      </w:r>
+      <w:proofErr w:type="spellStart"/>
+      <w:r>
+        <w:rPr>
+          <w:b/>
+          <w:bCs/>
+        </w:rPr>
+        <w:t>human</w:t>
+      </w:r>
+      <w:proofErr w:type="spellEnd"/>
+      <w:r>
+        <w:rPr>
+          <w:b/>
+          <w:bCs/>
+        </w:rPr>
         <w:t xml:space="preserve"> </w:t>
       </w:r>
-      <w:r>
-        <w:t xml:space="preserve">494 donneurs post-mortem couvrant 26 diagnostics </w:t>
+      <w:proofErr w:type="spellStart"/>
+      <w:r>
+        <w:rPr>
+          <w:b/>
+          <w:bCs/>
+        </w:rPr>
+        <w:t>prefrontal</w:t>
+      </w:r>
+      <w:proofErr w:type="spellEnd"/>
+      <w:r>
+        <w:rPr>
+          <w:b/>
+          <w:bCs/>
+        </w:rPr>
+        <w:t xml:space="preserve"> cortex at single-cell </w:t>
+      </w:r>
+      <w:proofErr w:type="spellStart"/>
+      <w:r>
+        <w:rPr>
+          <w:b/>
+          <w:bCs/>
+        </w:rPr>
+        <w:t>resolution</w:t>
+      </w:r>
+      <w:proofErr w:type="spellEnd"/>
+      <w:r>
+        <w:rPr>
+          <w:b/>
+          <w:bCs/>
+        </w:rPr>
+        <w:t>"</w:t>
+      </w:r>
+      <w:r>
+        <w:t xml:space="preserve"> par </w:t>
+      </w:r>
+      <w:proofErr w:type="spellStart"/>
+      <w:r>
+        <w:t>Fullard</w:t>
+      </w:r>
+      <w:proofErr w:type="spellEnd"/>
+      <w:r>
+        <w:t xml:space="preserve"> et al. (2025) . Ce Data </w:t>
+      </w:r>
+      <w:proofErr w:type="spellStart"/>
+      <w:r>
+        <w:t>Descriptor</w:t>
+      </w:r>
+      <w:proofErr w:type="spellEnd"/>
+      <w:r>
+        <w:t xml:space="preserve"> présente</w:t>
+      </w:r>
+      <w:r>
+        <w:t xml:space="preserve"> une </w:t>
+      </w:r>
+      <w:r>
+        <w:t>ressource publique (</w:t>
+      </w:r>
+      <w:r>
+        <w:t xml:space="preserve">un </w:t>
+      </w:r>
+      <w:r>
+        <w:t>atlas multi-omique</w:t>
+      </w:r>
+      <w:r>
+        <w:t xml:space="preserve"> :</w:t>
+      </w:r>
+      <w:r>
+        <w:t xml:space="preserve"> génotype et snRNA-seq) englobant </w:t>
+      </w:r>
+      <w:r>
+        <w:rPr>
+          <w:b/>
+          <w:bCs/>
+        </w:rPr>
+        <w:t>plus de 6.3 millions de noyaux</w:t>
+      </w:r>
+      <w:r>
+        <w:t xml:space="preserve"> provenant de </w:t>
+      </w:r>
+      <w:r>
+        <w:rPr>
+          <w:b/>
+          <w:bCs/>
+        </w:rPr>
+        <w:t>1 494 donneurs</w:t>
+      </w:r>
+      <w:r>
+        <w:t xml:space="preserve">. Il constitue </w:t>
       </w:r>
       <w:r>
         <w:lastRenderedPageBreak/>
-        <w:t xml:space="preserve">neuropsychiatriques distincts. Pour cette étude, nous avons extrait une cohorte ciblée et rigoureusement filtrée de 62 800 noyaux provenant de 17 donneurs, incluant 8 patients atteints de la maladie d'Alzheimer (AD), 3 patients atteints de la maladie de Parkinson (PD) et 6 contrôles neurotypiques (CTRL). Cette réduction drastique a été motivée par des contraintes de pureté analytique (exclusion des comorbidités) et des limitations matérielles (RAM disponible). </w:t>
+        <w:t xml:space="preserve">notre </w:t>
+      </w:r>
+      <w:r>
+        <w:t>source des métadonnées et des critères de Contrôle Qualité (QC) utilisés dans notre pipeline d'analyse.</w:t>
+      </w:r>
+    </w:p>
+    <w:p>
+      <w:pPr>
+        <w:spacing w:after="0" w:line="240" w:lineRule="auto"/>
+        <w:ind w:left="-5" w:right="35"/>
+      </w:pPr>
+    </w:p>
+    <w:p>
+      <w:pPr>
+        <w:spacing w:after="0" w:line="240" w:lineRule="auto"/>
+        <w:ind w:left="-5" w:right="35"/>
+      </w:pPr>
+      <w:r>
+        <w:t xml:space="preserve">Le jeu de données initial de l'atlas croisé des troubles du cortex préfrontal humain est une ressource massive de plus de 6 millions de noyaux, totalisant environ 34 Go. Pour des raisons </w:t>
+      </w:r>
+      <w:r>
+        <w:rPr>
+          <w:b/>
+          <w:bCs/>
+        </w:rPr>
+        <w:t>techniques et pratiques</w:t>
+      </w:r>
+      <w:r>
+        <w:t xml:space="preserve"> (contraintes de mémoire vive et de temps de traitement), il n'était pas possible d'analyser cette matrice brute complète. Nous avons donc fait le choix stratégique de nous concentrer sur la </w:t>
+      </w:r>
+      <w:proofErr w:type="spellStart"/>
+      <w:r>
+        <w:rPr>
+          <w:b/>
+          <w:bCs/>
+        </w:rPr>
+        <w:t>HBCC_Cohort</w:t>
+      </w:r>
+      <w:proofErr w:type="spellEnd"/>
+      <w:r>
+        <w:rPr>
+          <w:b/>
+          <w:bCs/>
+        </w:rPr>
+        <w:t xml:space="preserve"> (Human Brain Collection Center)</w:t>
+      </w:r>
+      <w:r>
+        <w:t xml:space="preserve">, un sous-ensemble gérable d'environ </w:t>
+      </w:r>
+      <w:r>
+        <w:rPr>
+          <w:b/>
+          <w:bCs/>
+        </w:rPr>
+        <w:t>1,5 million de noyaux</w:t>
+      </w:r>
+      <w:r>
+        <w:t xml:space="preserve">. Ce volume est amplement suffisant pour garantir la </w:t>
+      </w:r>
+      <w:r>
+        <w:rPr>
+          <w:b/>
+          <w:bCs/>
+        </w:rPr>
+        <w:t>puissance statistique</w:t>
+      </w:r>
+      <w:r>
+        <w:t xml:space="preserve"> requise pour l'intégralité de la </w:t>
+      </w:r>
+      <w:r>
+        <w:rPr>
+          <w:i/>
+          <w:iCs/>
+        </w:rPr>
+        <w:t>pipeline</w:t>
+      </w:r>
+      <w:r>
+        <w:t xml:space="preserve"> d'analyse (Contrôle Qualité, </w:t>
+      </w:r>
+      <w:r>
+        <w:rPr>
+          <w:i/>
+          <w:iCs/>
+        </w:rPr>
+        <w:t>clustering</w:t>
+      </w:r>
+      <w:r>
+        <w:t>, et analyse d'expression différentielle), tout en assurant la faisabilité et la reproductibilité du projet</w:t>
+      </w:r>
+    </w:p>
+    <w:p>
+      <w:pPr>
+        <w:spacing w:after="0" w:line="240" w:lineRule="auto"/>
+        <w:ind w:left="-5" w:right="35"/>
+      </w:pPr>
+    </w:p>
+    <w:p>
+      <w:pPr>
+        <w:numPr>
+          <w:ilvl w:val="0"/>
+          <w:numId w:val="29"/>
+        </w:numPr>
+        <w:ind w:right="35"/>
+        <w:rPr>
+          <w:b/>
+        </w:rPr>
+      </w:pPr>
+      <w:r>
+        <w:rPr>
+          <w:b/>
+        </w:rPr>
+        <w:t>Note Importante pour l'Exploration des Données (EDA)</w:t>
+      </w:r>
+    </w:p>
+    <w:tbl>
+      <w:tblPr>
+        <w:tblW w:w="0" w:type="auto"/>
+        <w:tblCellMar>
+          <w:top w:w="15" w:type="dxa"/>
+          <w:left w:w="15" w:type="dxa"/>
+          <w:right w:w="15" w:type="dxa"/>
+        </w:tblCellMar>
+        <w:tblLook w:val="04A0" w:firstRow="1" w:lastRow="0" w:firstColumn="1" w:lastColumn="0" w:noHBand="0" w:noVBand="1"/>
+      </w:tblPr>
+      <w:tblGrid>
+        <w:gridCol w:w="1821"/>
+        <w:gridCol w:w="3298"/>
+        <w:gridCol w:w="4311"/>
+      </w:tblGrid>
+      <w:tr>
+        <w:trPr>
+          <w:tblHeader/>
+        </w:trPr>
+        <w:tc>
+          <w:tcPr>
+            <w:tcW w:w="0" w:type="auto"/>
+            <w:tcBorders>
+              <w:top w:val="single" w:sz="6" w:space="0" w:color="auto"/>
+              <w:left w:val="single" w:sz="6" w:space="0" w:color="auto"/>
+              <w:bottom w:val="single" w:sz="6" w:space="0" w:color="auto"/>
+              <w:right w:val="single" w:sz="6" w:space="0" w:color="auto"/>
+            </w:tcBorders>
+            <w:tcMar>
+              <w:top w:w="75" w:type="dxa"/>
+              <w:left w:w="150" w:type="dxa"/>
+              <w:bottom w:w="75" w:type="dxa"/>
+              <w:right w:w="150" w:type="dxa"/>
+            </w:tcMar>
+            <w:vAlign w:val="center"/>
+            <w:hideMark/>
+          </w:tcPr>
+          <w:p>
+            <w:pPr>
+              <w:spacing w:after="0" w:line="240" w:lineRule="auto"/>
+              <w:ind w:left="-5" w:right="35"/>
+              <w:rPr>
+                <w:b/>
+                <w:bCs/>
+              </w:rPr>
+            </w:pPr>
+            <w:r>
+              <w:rPr>
+                <w:b/>
+                <w:bCs/>
+              </w:rPr>
+              <w:t>Concept Clé</w:t>
+            </w:r>
+          </w:p>
+        </w:tc>
+        <w:tc>
+          <w:tcPr>
+            <w:tcW w:w="0" w:type="auto"/>
+            <w:tcBorders>
+              <w:top w:val="single" w:sz="6" w:space="0" w:color="auto"/>
+              <w:left w:val="single" w:sz="6" w:space="0" w:color="auto"/>
+              <w:bottom w:val="single" w:sz="6" w:space="0" w:color="auto"/>
+              <w:right w:val="single" w:sz="6" w:space="0" w:color="auto"/>
+            </w:tcBorders>
+            <w:tcMar>
+              <w:top w:w="75" w:type="dxa"/>
+              <w:left w:w="150" w:type="dxa"/>
+              <w:bottom w:w="75" w:type="dxa"/>
+              <w:right w:w="150" w:type="dxa"/>
+            </w:tcMar>
+            <w:vAlign w:val="center"/>
+            <w:hideMark/>
+          </w:tcPr>
+          <w:p>
+            <w:pPr>
+              <w:spacing w:after="0" w:line="240" w:lineRule="auto"/>
+              <w:ind w:left="-5" w:right="35"/>
+              <w:rPr>
+                <w:b/>
+                <w:bCs/>
+              </w:rPr>
+            </w:pPr>
+            <w:r>
+              <w:rPr>
+                <w:b/>
+                <w:bCs/>
+              </w:rPr>
+              <w:t>Champs et Objectif</w:t>
+            </w:r>
+          </w:p>
+        </w:tc>
+        <w:tc>
+          <w:tcPr>
+            <w:tcW w:w="0" w:type="auto"/>
+            <w:tcBorders>
+              <w:top w:val="single" w:sz="6" w:space="0" w:color="auto"/>
+              <w:left w:val="single" w:sz="6" w:space="0" w:color="auto"/>
+              <w:bottom w:val="single" w:sz="6" w:space="0" w:color="auto"/>
+              <w:right w:val="single" w:sz="6" w:space="0" w:color="auto"/>
+            </w:tcBorders>
+            <w:tcMar>
+              <w:top w:w="75" w:type="dxa"/>
+              <w:left w:w="150" w:type="dxa"/>
+              <w:bottom w:w="75" w:type="dxa"/>
+              <w:right w:w="150" w:type="dxa"/>
+            </w:tcMar>
+            <w:vAlign w:val="center"/>
+            <w:hideMark/>
+          </w:tcPr>
+          <w:p>
+            <w:pPr>
+              <w:spacing w:after="0" w:line="240" w:lineRule="auto"/>
+              <w:ind w:left="-5" w:right="35"/>
+              <w:rPr>
+                <w:b/>
+                <w:bCs/>
+              </w:rPr>
+            </w:pPr>
+            <w:r>
+              <w:rPr>
+                <w:b/>
+                <w:bCs/>
+              </w:rPr>
+              <w:t>Rôle dans l'EDA/Pipeline</w:t>
+            </w:r>
+          </w:p>
+        </w:tc>
+      </w:tr>
+      <w:tr>
+        <w:tc>
+          <w:tcPr>
+            <w:tcW w:w="0" w:type="auto"/>
+            <w:tcBorders>
+              <w:top w:val="single" w:sz="6" w:space="0" w:color="auto"/>
+              <w:left w:val="single" w:sz="6" w:space="0" w:color="auto"/>
+              <w:bottom w:val="single" w:sz="6" w:space="0" w:color="auto"/>
+              <w:right w:val="single" w:sz="6" w:space="0" w:color="auto"/>
+            </w:tcBorders>
+            <w:tcMar>
+              <w:top w:w="75" w:type="dxa"/>
+              <w:left w:w="150" w:type="dxa"/>
+              <w:bottom w:w="75" w:type="dxa"/>
+              <w:right w:w="150" w:type="dxa"/>
+            </w:tcMar>
+            <w:vAlign w:val="center"/>
+            <w:hideMark/>
+          </w:tcPr>
+          <w:p>
+            <w:pPr>
+              <w:spacing w:after="0" w:line="240" w:lineRule="auto"/>
+              <w:ind w:left="-5" w:right="35"/>
+            </w:pPr>
+            <w:r>
+              <w:rPr>
+                <w:b/>
+                <w:bCs/>
+              </w:rPr>
+              <w:t>Sélection Clinique</w:t>
+            </w:r>
+          </w:p>
+        </w:tc>
+        <w:tc>
+          <w:tcPr>
+            <w:tcW w:w="0" w:type="auto"/>
+            <w:tcBorders>
+              <w:top w:val="single" w:sz="6" w:space="0" w:color="auto"/>
+              <w:left w:val="single" w:sz="6" w:space="0" w:color="auto"/>
+              <w:bottom w:val="single" w:sz="6" w:space="0" w:color="auto"/>
+              <w:right w:val="single" w:sz="6" w:space="0" w:color="auto"/>
+            </w:tcBorders>
+            <w:tcMar>
+              <w:top w:w="75" w:type="dxa"/>
+              <w:left w:w="150" w:type="dxa"/>
+              <w:bottom w:w="75" w:type="dxa"/>
+              <w:right w:w="150" w:type="dxa"/>
+            </w:tcMar>
+            <w:vAlign w:val="center"/>
+            <w:hideMark/>
+          </w:tcPr>
+          <w:p>
+            <w:pPr>
+              <w:spacing w:after="0" w:line="240" w:lineRule="auto"/>
+              <w:ind w:left="-5" w:right="35"/>
+              <w:rPr>
+                <w:lang w:val="en-US"/>
+              </w:rPr>
+            </w:pPr>
+            <w:proofErr w:type="spellStart"/>
+            <w:r>
+              <w:rPr>
+                <w:lang w:val="en-US"/>
+              </w:rPr>
+              <w:t>AD_status</w:t>
+            </w:r>
+            <w:proofErr w:type="spellEnd"/>
+            <w:r>
+              <w:rPr>
+                <w:lang w:val="en-US"/>
+              </w:rPr>
+              <w:t> à </w:t>
+            </w:r>
+            <w:proofErr w:type="spellStart"/>
+            <w:r>
+              <w:rPr>
+                <w:lang w:val="en-US"/>
+              </w:rPr>
+              <w:t>Vascular_status</w:t>
+            </w:r>
+            <w:proofErr w:type="spellEnd"/>
+          </w:p>
+        </w:tc>
+        <w:tc>
+          <w:tcPr>
+            <w:tcW w:w="0" w:type="auto"/>
+            <w:tcBorders>
+              <w:top w:val="single" w:sz="6" w:space="0" w:color="auto"/>
+              <w:left w:val="single" w:sz="6" w:space="0" w:color="auto"/>
+              <w:bottom w:val="single" w:sz="6" w:space="0" w:color="auto"/>
+              <w:right w:val="single" w:sz="6" w:space="0" w:color="auto"/>
+            </w:tcBorders>
+            <w:tcMar>
+              <w:top w:w="75" w:type="dxa"/>
+              <w:left w:w="150" w:type="dxa"/>
+              <w:bottom w:w="75" w:type="dxa"/>
+              <w:right w:w="150" w:type="dxa"/>
+            </w:tcMar>
+            <w:vAlign w:val="center"/>
+            <w:hideMark/>
+          </w:tcPr>
+          <w:p>
+            <w:pPr>
+              <w:spacing w:after="0" w:line="240" w:lineRule="auto"/>
+              <w:ind w:left="-5" w:right="35"/>
+            </w:pPr>
+            <w:r>
+              <w:t>Ces diagnostics bruts doivent être filtrés pour définir un groupe cible </w:t>
+            </w:r>
+            <w:r>
+              <w:rPr>
+                <w:b/>
+                <w:bCs/>
+              </w:rPr>
+              <w:t>cliniquement pur</w:t>
+            </w:r>
+            <w:r>
+              <w:t> (exclusion des comorbidités) pour la DGE.</w:t>
+            </w:r>
+          </w:p>
+        </w:tc>
+      </w:tr>
+      <w:tr>
+        <w:tc>
+          <w:tcPr>
+            <w:tcW w:w="0" w:type="auto"/>
+            <w:tcBorders>
+              <w:top w:val="single" w:sz="6" w:space="0" w:color="auto"/>
+              <w:left w:val="single" w:sz="6" w:space="0" w:color="auto"/>
+              <w:bottom w:val="single" w:sz="6" w:space="0" w:color="auto"/>
+              <w:right w:val="single" w:sz="6" w:space="0" w:color="auto"/>
+            </w:tcBorders>
+            <w:tcMar>
+              <w:top w:w="75" w:type="dxa"/>
+              <w:left w:w="150" w:type="dxa"/>
+              <w:bottom w:w="75" w:type="dxa"/>
+              <w:right w:w="150" w:type="dxa"/>
+            </w:tcMar>
+            <w:vAlign w:val="center"/>
+            <w:hideMark/>
+          </w:tcPr>
+          <w:p>
+            <w:pPr>
+              <w:spacing w:after="0" w:line="240" w:lineRule="auto"/>
+              <w:ind w:left="-5" w:right="35"/>
+            </w:pPr>
+            <w:r>
+              <w:rPr>
+                <w:b/>
+                <w:bCs/>
+              </w:rPr>
+              <w:t>Contrôle Qualité (QC)</w:t>
+            </w:r>
+          </w:p>
+        </w:tc>
+        <w:tc>
+          <w:tcPr>
+            <w:tcW w:w="0" w:type="auto"/>
+            <w:tcBorders>
+              <w:top w:val="single" w:sz="6" w:space="0" w:color="auto"/>
+              <w:left w:val="single" w:sz="6" w:space="0" w:color="auto"/>
+              <w:bottom w:val="single" w:sz="6" w:space="0" w:color="auto"/>
+              <w:right w:val="single" w:sz="6" w:space="0" w:color="auto"/>
+            </w:tcBorders>
+            <w:tcMar>
+              <w:top w:w="75" w:type="dxa"/>
+              <w:left w:w="150" w:type="dxa"/>
+              <w:bottom w:w="75" w:type="dxa"/>
+              <w:right w:w="150" w:type="dxa"/>
+            </w:tcMar>
+            <w:vAlign w:val="center"/>
+            <w:hideMark/>
+          </w:tcPr>
+          <w:p>
+            <w:pPr>
+              <w:spacing w:after="0" w:line="240" w:lineRule="auto"/>
+              <w:ind w:left="-5" w:right="35"/>
+            </w:pPr>
+            <w:proofErr w:type="spellStart"/>
+            <w:r>
+              <w:t>n_counts</w:t>
+            </w:r>
+            <w:proofErr w:type="spellEnd"/>
+            <w:r>
+              <w:t> (Total UMI) &amp; n_genes (Gènes détectés)</w:t>
+            </w:r>
+          </w:p>
+        </w:tc>
+        <w:tc>
+          <w:tcPr>
+            <w:tcW w:w="0" w:type="auto"/>
+            <w:tcBorders>
+              <w:top w:val="single" w:sz="6" w:space="0" w:color="auto"/>
+              <w:left w:val="single" w:sz="6" w:space="0" w:color="auto"/>
+              <w:bottom w:val="single" w:sz="6" w:space="0" w:color="auto"/>
+              <w:right w:val="single" w:sz="6" w:space="0" w:color="auto"/>
+            </w:tcBorders>
+            <w:tcMar>
+              <w:top w:w="75" w:type="dxa"/>
+              <w:left w:w="150" w:type="dxa"/>
+              <w:bottom w:w="75" w:type="dxa"/>
+              <w:right w:w="150" w:type="dxa"/>
+            </w:tcMar>
+            <w:vAlign w:val="center"/>
+            <w:hideMark/>
+          </w:tcPr>
+          <w:p>
+            <w:pPr>
+              <w:spacing w:after="0" w:line="240" w:lineRule="auto"/>
+              <w:ind w:left="-5" w:right="35"/>
+            </w:pPr>
+            <w:r>
+              <w:t>Champs cruciaux pour la normalisation et l'identification des artefacts (cellules mortes ou doublets).</w:t>
+            </w:r>
+          </w:p>
+        </w:tc>
+      </w:tr>
+      <w:tr>
+        <w:tc>
+          <w:tcPr>
+            <w:tcW w:w="0" w:type="auto"/>
+            <w:tcBorders>
+              <w:top w:val="single" w:sz="6" w:space="0" w:color="auto"/>
+              <w:left w:val="single" w:sz="6" w:space="0" w:color="auto"/>
+              <w:bottom w:val="single" w:sz="6" w:space="0" w:color="auto"/>
+              <w:right w:val="single" w:sz="6" w:space="0" w:color="auto"/>
+            </w:tcBorders>
+            <w:tcMar>
+              <w:top w:w="75" w:type="dxa"/>
+              <w:left w:w="150" w:type="dxa"/>
+              <w:bottom w:w="75" w:type="dxa"/>
+              <w:right w:w="150" w:type="dxa"/>
+            </w:tcMar>
+            <w:vAlign w:val="center"/>
+            <w:hideMark/>
+          </w:tcPr>
+          <w:p>
+            <w:pPr>
+              <w:spacing w:after="0" w:line="240" w:lineRule="auto"/>
+              <w:ind w:left="-5" w:right="35"/>
+            </w:pPr>
+            <w:r>
+              <w:rPr>
+                <w:b/>
+                <w:bCs/>
+              </w:rPr>
+              <w:t>Annotation</w:t>
+            </w:r>
+          </w:p>
+        </w:tc>
+        <w:tc>
+          <w:tcPr>
+            <w:tcW w:w="0" w:type="auto"/>
+            <w:tcBorders>
+              <w:top w:val="single" w:sz="6" w:space="0" w:color="auto"/>
+              <w:left w:val="single" w:sz="6" w:space="0" w:color="auto"/>
+              <w:bottom w:val="single" w:sz="6" w:space="0" w:color="auto"/>
+              <w:right w:val="single" w:sz="6" w:space="0" w:color="auto"/>
+            </w:tcBorders>
+            <w:tcMar>
+              <w:top w:w="75" w:type="dxa"/>
+              <w:left w:w="150" w:type="dxa"/>
+              <w:bottom w:w="75" w:type="dxa"/>
+              <w:right w:w="150" w:type="dxa"/>
+            </w:tcMar>
+            <w:vAlign w:val="center"/>
+            <w:hideMark/>
+          </w:tcPr>
+          <w:p>
+            <w:pPr>
+              <w:spacing w:after="0" w:line="240" w:lineRule="auto"/>
+              <w:ind w:left="-5" w:right="35"/>
+            </w:pPr>
+            <w:proofErr w:type="spellStart"/>
+            <w:r>
+              <w:t>gene_name</w:t>
+            </w:r>
+            <w:proofErr w:type="spellEnd"/>
+            <w:r>
+              <w:t> (dans .var) &amp; </w:t>
+            </w:r>
+            <w:proofErr w:type="spellStart"/>
+            <w:r>
+              <w:t>cell_type</w:t>
+            </w:r>
+            <w:proofErr w:type="spellEnd"/>
+            <w:r>
+              <w:t> (dans .</w:t>
+            </w:r>
+            <w:proofErr w:type="spellStart"/>
+            <w:r>
+              <w:t>obs</w:t>
+            </w:r>
+            <w:proofErr w:type="spellEnd"/>
+            <w:r>
+              <w:t>)</w:t>
+            </w:r>
+          </w:p>
+        </w:tc>
+        <w:tc>
+          <w:tcPr>
+            <w:tcW w:w="0" w:type="auto"/>
+            <w:tcBorders>
+              <w:top w:val="single" w:sz="6" w:space="0" w:color="auto"/>
+              <w:left w:val="single" w:sz="6" w:space="0" w:color="auto"/>
+              <w:bottom w:val="single" w:sz="6" w:space="0" w:color="auto"/>
+              <w:right w:val="single" w:sz="6" w:space="0" w:color="auto"/>
+            </w:tcBorders>
+            <w:tcMar>
+              <w:top w:w="75" w:type="dxa"/>
+              <w:left w:w="150" w:type="dxa"/>
+              <w:bottom w:w="75" w:type="dxa"/>
+              <w:right w:w="150" w:type="dxa"/>
+            </w:tcMar>
+            <w:vAlign w:val="center"/>
+            <w:hideMark/>
+          </w:tcPr>
+          <w:p>
+            <w:pPr>
+              <w:spacing w:after="0" w:line="240" w:lineRule="auto"/>
+              <w:ind w:left="-5" w:right="35"/>
+            </w:pPr>
+            <w:r>
+              <w:t>Le </w:t>
+            </w:r>
+            <w:proofErr w:type="spellStart"/>
+            <w:r>
+              <w:t>gene_name</w:t>
+            </w:r>
+            <w:proofErr w:type="spellEnd"/>
+            <w:r>
+              <w:t> est l'identifiant lisible pour l'analyse ORA. Le </w:t>
+            </w:r>
+            <w:proofErr w:type="spellStart"/>
+            <w:r>
+              <w:t>cell_type</w:t>
+            </w:r>
+            <w:proofErr w:type="spellEnd"/>
+            <w:r>
+              <w:t xml:space="preserve"> est la base de votre comparaison cellulaire (ex: </w:t>
+            </w:r>
+            <w:proofErr w:type="spellStart"/>
+            <w:r>
+              <w:t>Microglia</w:t>
+            </w:r>
+            <w:proofErr w:type="spellEnd"/>
+            <w:r>
+              <w:t xml:space="preserve"> vs. Astrocyte).</w:t>
+            </w:r>
+          </w:p>
+        </w:tc>
+      </w:tr>
+      <w:tr>
+        <w:tc>
+          <w:tcPr>
+            <w:tcW w:w="0" w:type="auto"/>
+            <w:tcBorders>
+              <w:top w:val="single" w:sz="6" w:space="0" w:color="auto"/>
+              <w:left w:val="single" w:sz="6" w:space="0" w:color="auto"/>
+              <w:bottom w:val="single" w:sz="6" w:space="0" w:color="auto"/>
+              <w:right w:val="single" w:sz="6" w:space="0" w:color="auto"/>
+            </w:tcBorders>
+            <w:tcMar>
+              <w:top w:w="75" w:type="dxa"/>
+              <w:left w:w="150" w:type="dxa"/>
+              <w:bottom w:w="75" w:type="dxa"/>
+              <w:right w:w="150" w:type="dxa"/>
+            </w:tcMar>
+            <w:vAlign w:val="center"/>
+            <w:hideMark/>
+          </w:tcPr>
+          <w:p>
+            <w:pPr>
+              <w:spacing w:after="0" w:line="240" w:lineRule="auto"/>
+              <w:ind w:left="-5" w:right="35"/>
+            </w:pPr>
+            <w:r>
+              <w:rPr>
+                <w:b/>
+                <w:bCs/>
+              </w:rPr>
+              <w:t>Identification</w:t>
+            </w:r>
+          </w:p>
+        </w:tc>
+        <w:tc>
+          <w:tcPr>
+            <w:tcW w:w="0" w:type="auto"/>
+            <w:tcBorders>
+              <w:top w:val="single" w:sz="6" w:space="0" w:color="auto"/>
+              <w:left w:val="single" w:sz="6" w:space="0" w:color="auto"/>
+              <w:bottom w:val="single" w:sz="6" w:space="0" w:color="auto"/>
+              <w:right w:val="single" w:sz="6" w:space="0" w:color="auto"/>
+            </w:tcBorders>
+            <w:tcMar>
+              <w:top w:w="75" w:type="dxa"/>
+              <w:left w:w="150" w:type="dxa"/>
+              <w:bottom w:w="75" w:type="dxa"/>
+              <w:right w:w="150" w:type="dxa"/>
+            </w:tcMar>
+            <w:vAlign w:val="center"/>
+            <w:hideMark/>
+          </w:tcPr>
+          <w:p>
+            <w:pPr>
+              <w:spacing w:after="0" w:line="240" w:lineRule="auto"/>
+              <w:ind w:left="-5" w:right="35"/>
+            </w:pPr>
+            <w:r>
+              <w:t>Index du .var (souvent ENSEMBL)</w:t>
+            </w:r>
+          </w:p>
+        </w:tc>
+        <w:tc>
+          <w:tcPr>
+            <w:tcW w:w="0" w:type="auto"/>
+            <w:tcBorders>
+              <w:top w:val="single" w:sz="6" w:space="0" w:color="auto"/>
+              <w:left w:val="single" w:sz="6" w:space="0" w:color="auto"/>
+              <w:bottom w:val="single" w:sz="6" w:space="0" w:color="auto"/>
+              <w:right w:val="single" w:sz="6" w:space="0" w:color="auto"/>
+            </w:tcBorders>
+            <w:tcMar>
+              <w:top w:w="75" w:type="dxa"/>
+              <w:left w:w="150" w:type="dxa"/>
+              <w:bottom w:w="75" w:type="dxa"/>
+              <w:right w:w="150" w:type="dxa"/>
+            </w:tcMar>
+            <w:vAlign w:val="center"/>
+            <w:hideMark/>
+          </w:tcPr>
+          <w:p>
+            <w:pPr>
+              <w:spacing w:after="0" w:line="240" w:lineRule="auto"/>
+              <w:ind w:left="-5" w:right="35"/>
+            </w:pPr>
+            <w:r>
+              <w:t>Utilisé par les outils R comme </w:t>
+            </w:r>
+            <w:r>
+              <w:rPr>
+                <w:b/>
+                <w:bCs/>
+              </w:rPr>
+              <w:t>clusterProfiler</w:t>
+            </w:r>
+            <w:r>
+              <w:t> pour l'analyse d'enrichissement (Figure 5).</w:t>
+            </w:r>
+          </w:p>
+        </w:tc>
+      </w:tr>
+    </w:tbl>
+    <w:p>
+      <w:pPr>
+        <w:spacing w:after="0" w:line="240" w:lineRule="auto"/>
+        <w:ind w:left="-5" w:right="35"/>
+      </w:pPr>
+    </w:p>
+    <w:p>
+      <w:pPr>
+        <w:spacing w:after="0" w:line="240" w:lineRule="auto"/>
+        <w:ind w:left="-5" w:right="35"/>
+      </w:pPr>
+    </w:p>
+    <w:p>
+      <w:pPr>
+        <w:spacing w:after="0" w:line="240" w:lineRule="auto"/>
+        <w:ind w:left="-5" w:right="35"/>
+      </w:pPr>
+    </w:p>
+    <w:p>
+      <w:pPr>
+        <w:spacing w:after="0" w:line="240" w:lineRule="auto"/>
+        <w:ind w:left="-5" w:right="35"/>
+      </w:pPr>
+    </w:p>
+    <w:p>
+      <w:pPr>
+        <w:spacing w:after="0" w:line="240" w:lineRule="auto"/>
+        <w:ind w:left="-5" w:right="35"/>
+      </w:pPr>
+    </w:p>
+    <w:p>
+      <w:pPr>
+        <w:spacing w:after="0" w:line="240" w:lineRule="auto"/>
+        <w:ind w:left="-5" w:right="35"/>
+      </w:pPr>
+      <w:r>
+        <w:t xml:space="preserve">Les données analysées proviennent de l'Atlas à l'échelle de la population des troubles croisés du cortex préfrontal humain (Lee et al., 2024), une ressource transcriptomique majeure accessible via le portail </w:t>
+      </w:r>
+      <w:proofErr w:type="spellStart"/>
+      <w:r>
+        <w:t>CellxGene</w:t>
+      </w:r>
+      <w:proofErr w:type="spellEnd"/>
+      <w:r>
+        <w:t xml:space="preserve"> </w:t>
+      </w:r>
+      <w:proofErr w:type="spellStart"/>
+      <w:r>
+        <w:t>Census</w:t>
+      </w:r>
+      <w:proofErr w:type="spellEnd"/>
+      <w:r>
+        <w:t xml:space="preserve"> (Chan Zuckerberg Initiative). Cet atlas initial profile plus de 6,3 millions de noyaux provenant de 1</w:t>
+      </w:r>
+      <w:r>
+        <w:t xml:space="preserve"> </w:t>
+      </w:r>
+      <w:r>
+        <w:t xml:space="preserve">494 donneurs post-mortem couvrant 26 diagnostics neuropsychiatriques distincts. Pour cette étude, nous avons extrait une cohorte ciblée et rigoureusement filtrée de 62 800 noyaux provenant de 17 donneurs, incluant 8 patients atteints de la maladie d'Alzheimer (AD), 3 patients atteints de la maladie de Parkinson (PD) et 6 contrôles neurotypiques (CTRL). Cette réduction drastique a été motivée par des contraintes de pureté analytique (exclusion des comorbidités) et des limitations matérielles (RAM disponible). </w:t>
       </w:r>
     </w:p>
     <w:p>
@@ -859,6 +1784,7 @@
         <w:rPr>
           <w:noProof/>
         </w:rPr>
+        <w:lastRenderedPageBreak/>
         <w:drawing>
           <wp:anchor distT="0" distB="0" distL="114300" distR="114300" simplePos="0" relativeHeight="251658240" behindDoc="0" locked="0" layoutInCell="1" allowOverlap="1" wp14:anchorId="6640545C" wp14:editId="6C3E5071">
             <wp:simplePos x="0" y="0"/>
@@ -1004,7 +1930,25 @@
           <w:color w:val="666666"/>
           <w:sz w:val="18"/>
         </w:rPr>
-        <w:t xml:space="preserve">Lecture en mode backed ('r') </w:t>
+        <w:t>Lecture en mode backed ('</w:t>
+      </w:r>
+      <w:proofErr w:type="spellStart"/>
+      <w:r>
+        <w:rPr>
+          <w:rFonts w:ascii="Century Gothic" w:eastAsia="Century Gothic" w:hAnsi="Century Gothic" w:cs="Century Gothic"/>
+          <w:color w:val="666666"/>
+          <w:sz w:val="18"/>
+        </w:rPr>
+        <w:t>r'</w:t>
+      </w:r>
+      <w:proofErr w:type="spellEnd"/>
+      <w:r>
+        <w:rPr>
+          <w:rFonts w:ascii="Century Gothic" w:eastAsia="Century Gothic" w:hAnsi="Century Gothic" w:cs="Century Gothic"/>
+          <w:color w:val="666666"/>
+          <w:sz w:val="18"/>
+        </w:rPr>
+        <w:t xml:space="preserve">) </w:t>
       </w:r>
       <w:r>
         <w:rPr>
@@ -1520,11 +2464,7 @@
         <w:ind w:left="-15" w:right="0" w:firstLine="0"/>
       </w:pPr>
       <w:r>
-        <w:t xml:space="preserve">La question biologique centrale de ce projet est : « Quelles sont les signatures transcriptomiques cellulaires communes et spécifiques partagées entre la maladie d'Alzheimer (AD) et la maladie de </w:t>
-      </w:r>
-      <w:r>
-        <w:lastRenderedPageBreak/>
-        <w:t>Parkinson (PD) au niveau du cortex préfrontal dorsolatéral, et comment le sexe biologique module-t-il ces signatures ? »</w:t>
+        <w:t>La question biologique centrale de ce projet est : « Quelles sont les signatures transcriptomiques cellulaires communes et spécifiques partagées entre la maladie d'Alzheimer (AD) et la maladie de Parkinson (PD) au niveau du cortex préfrontal dorsolatéral, et comment le sexe biologique module-t-il ces signatures ? »</w:t>
       </w:r>
     </w:p>
     <w:p>
@@ -1559,6 +2499,7 @@
         <w:ind w:right="35" w:hanging="296"/>
       </w:pPr>
       <w:r>
+        <w:lastRenderedPageBreak/>
         <w:t>Détecter les gènes différentiellement exprimés (DEGs) dans chaque type cellulaire, en comparant AD vs CTRL et PD vs CTRL, tout en contrôlant les facteurs confondants (sexe, ascendance génétique).</w:t>
       </w:r>
     </w:p>
@@ -1612,6 +2553,7 @@
       <w:r>
         <w:t xml:space="preserve">Le pipeline analytique a été structuré en 4 notebooks </w:t>
       </w:r>
+      <w:proofErr w:type="spellStart"/>
       <w:r>
         <w:rPr>
           <w:i/>
@@ -1619,6 +2561,7 @@
         </w:rPr>
         <w:t>Jupyter</w:t>
       </w:r>
+      <w:proofErr w:type="spellEnd"/>
       <w:r>
         <w:t xml:space="preserve"> modulaires et séquentiels</w:t>
       </w:r>
@@ -1792,7 +2735,25 @@
           <w:color w:val="1A5490"/>
           <w:sz w:val="18"/>
         </w:rPr>
-        <w:t>Le projet a été organisé en 4 notebooks Jupyter successifs</w:t>
+        <w:t xml:space="preserve">Le projet a été organisé en 4 notebooks </w:t>
+      </w:r>
+      <w:proofErr w:type="spellStart"/>
+      <w:r>
+        <w:rPr>
+          <w:rFonts w:ascii="Century Gothic" w:eastAsia="Century Gothic" w:hAnsi="Century Gothic" w:cs="Century Gothic"/>
+          <w:color w:val="1A5490"/>
+          <w:sz w:val="18"/>
+        </w:rPr>
+        <w:t>Jupyter</w:t>
+      </w:r>
+      <w:proofErr w:type="spellEnd"/>
+      <w:r>
+        <w:rPr>
+          <w:rFonts w:ascii="Century Gothic" w:eastAsia="Century Gothic" w:hAnsi="Century Gothic" w:cs="Century Gothic"/>
+          <w:color w:val="1A5490"/>
+          <w:sz w:val="18"/>
+        </w:rPr>
+        <w:t xml:space="preserve"> successifs</w:t>
       </w:r>
       <w:r>
         <w:rPr>
@@ -1863,6 +2824,7 @@
         </w:rPr>
         <w:t xml:space="preserve"> sélection de cohorte → </w:t>
       </w:r>
+      <w:proofErr w:type="spellStart"/>
       <w:r>
         <w:rPr>
           <w:rFonts w:ascii="Century Gothic" w:eastAsia="Century Gothic" w:hAnsi="Century Gothic" w:cs="Century Gothic"/>
@@ -1871,7 +2833,18 @@
           <w:color w:val="1A5490"/>
           <w:sz w:val="18"/>
         </w:rPr>
-        <w:t>filtered dataset</w:t>
+        <w:t>filtered</w:t>
+      </w:r>
+      <w:proofErr w:type="spellEnd"/>
+      <w:r>
+        <w:rPr>
+          <w:rFonts w:ascii="Century Gothic" w:eastAsia="Century Gothic" w:hAnsi="Century Gothic" w:cs="Century Gothic"/>
+          <w:i/>
+          <w:iCs/>
+          <w:color w:val="1A5490"/>
+          <w:sz w:val="18"/>
+        </w:rPr>
+        <w:t xml:space="preserve"> dataset</w:t>
       </w:r>
       <w:r>
         <w:rPr>
@@ -2194,6 +3167,7 @@
         </w:rPr>
         <w:t xml:space="preserve">: Annotation </w:t>
       </w:r>
+      <w:proofErr w:type="spellStart"/>
       <w:r>
         <w:rPr>
           <w:rFonts w:ascii="Century Gothic" w:eastAsia="Century Gothic" w:hAnsi="Century Gothic" w:cs="Century Gothic"/>
@@ -2201,7 +3175,17 @@
           <w:sz w:val="18"/>
           <w:lang w:val="en-US"/>
         </w:rPr>
-        <w:t xml:space="preserve">manuelle </w:t>
+        <w:t>manuelle</w:t>
+      </w:r>
+      <w:proofErr w:type="spellEnd"/>
+      <w:r>
+        <w:rPr>
+          <w:rFonts w:ascii="Century Gothic" w:eastAsia="Century Gothic" w:hAnsi="Century Gothic" w:cs="Century Gothic"/>
+          <w:color w:val="1A5490"/>
+          <w:sz w:val="18"/>
+          <w:lang w:val="en-US"/>
+        </w:rPr>
+        <w:t xml:space="preserve"> </w:t>
       </w:r>
       <w:r>
         <w:rPr>
@@ -2415,7 +3399,6 @@
         <w:ind w:left="305" w:hanging="320"/>
       </w:pPr>
       <w:r>
-        <w:lastRenderedPageBreak/>
         <w:t xml:space="preserve">Matériel et Méthodes </w:t>
       </w:r>
     </w:p>
@@ -2474,6 +3457,7 @@
         <w:rPr>
           <w:noProof/>
         </w:rPr>
+        <w:lastRenderedPageBreak/>
         <w:drawing>
           <wp:inline distT="0" distB="0" distL="0" distR="0" wp14:anchorId="39E9E57F" wp14:editId="11640A7A">
             <wp:extent cx="5998210" cy="1849120"/>
@@ -2542,8 +3526,29 @@
         <w:ind w:left="567" w:right="0" w:hanging="11"/>
         <w:jc w:val="left"/>
       </w:pPr>
-      <w:r>
-        <w:t xml:space="preserve">n_genes_by_counts : Nombre de gènes détectés par noyau (au moins 1 comptage UMI) • n_counts (total_counts) : Nombre total de transcrits UMI capturés par noyau (profondeur de séquençage) </w:t>
+      <w:proofErr w:type="spellStart"/>
+      <w:r>
+        <w:t>n_genes_by_counts</w:t>
+      </w:r>
+      <w:proofErr w:type="spellEnd"/>
+      <w:r>
+        <w:t xml:space="preserve"> : Nombre de gènes détectés par noyau (au moins 1 comptage UMI) • </w:t>
+      </w:r>
+      <w:proofErr w:type="spellStart"/>
+      <w:r>
+        <w:t>n_counts</w:t>
+      </w:r>
+      <w:proofErr w:type="spellEnd"/>
+      <w:r>
+        <w:t xml:space="preserve"> (</w:t>
+      </w:r>
+      <w:proofErr w:type="spellStart"/>
+      <w:r>
+        <w:t>total_counts</w:t>
+      </w:r>
+      <w:proofErr w:type="spellEnd"/>
+      <w:r>
+        <w:t xml:space="preserve">) : Nombre total de transcrits UMI capturés par noyau (profondeur de séquençage) </w:t>
       </w:r>
     </w:p>
     <w:p>
@@ -2557,8 +3562,13 @@
         <w:ind w:left="567" w:right="0" w:hanging="11"/>
         <w:jc w:val="left"/>
       </w:pPr>
-      <w:r>
-        <w:t xml:space="preserve">pct_counts_mt : Pourcentage de comptages mitochondriaux (indicateur de stress cellulaire ou mort) </w:t>
+      <w:proofErr w:type="spellStart"/>
+      <w:r>
+        <w:t>pct_counts_mt</w:t>
+      </w:r>
+      <w:proofErr w:type="spellEnd"/>
+      <w:r>
+        <w:t xml:space="preserve"> : Pourcentage de comptages mitochondriaux (indicateur de stress cellulaire ou mort) </w:t>
       </w:r>
     </w:p>
     <w:p>
@@ -2584,7 +3594,21 @@
         <w:rPr>
           <w:lang w:val="en-US"/>
         </w:rPr>
-        <w:t xml:space="preserve">1 000 ≤ n_genes_by_counts ≤ 6 000 </w:t>
+        <w:t xml:space="preserve">1 000 ≤ </w:t>
+      </w:r>
+      <w:proofErr w:type="spellStart"/>
+      <w:r>
+        <w:rPr>
+          <w:lang w:val="en-US"/>
+        </w:rPr>
+        <w:t>n_genes_by_counts</w:t>
+      </w:r>
+      <w:proofErr w:type="spellEnd"/>
+      <w:r>
+        <w:rPr>
+          <w:lang w:val="en-US"/>
+        </w:rPr>
+        <w:t xml:space="preserve"> ≤ 6 000 </w:t>
       </w:r>
     </w:p>
     <w:p>
@@ -2596,11 +3620,19 @@
           <w:lang w:val="en-US"/>
         </w:rPr>
       </w:pPr>
+      <w:proofErr w:type="spellStart"/>
       <w:r>
         <w:rPr>
           <w:lang w:val="en-US"/>
         </w:rPr>
-        <w:t xml:space="preserve">pct_counts_mt ≤ 5% </w:t>
+        <w:t>pct_counts_mt</w:t>
+      </w:r>
+      <w:proofErr w:type="spellEnd"/>
+      <w:r>
+        <w:rPr>
+          <w:lang w:val="en-US"/>
+        </w:rPr>
+        <w:t xml:space="preserve"> ≤ 5% </w:t>
       </w:r>
     </w:p>
     <w:p>
@@ -2610,7 +3642,15 @@
         <w:jc w:val="left"/>
       </w:pPr>
       <w:r>
-        <w:t xml:space="preserve">Résultat du filtrage QC : 285 076 noyaux (pré-filtrés) → 243 011 noyaux (post-QC) → Rétention de 85,3% </w:t>
+        <w:t>Résultat du filtrage QC : 285 076 noyaux (</w:t>
+      </w:r>
+      <w:proofErr w:type="spellStart"/>
+      <w:r>
+        <w:t>pré-filtrés</w:t>
+      </w:r>
+      <w:proofErr w:type="spellEnd"/>
+      <w:r>
+        <w:t xml:space="preserve">) → 243 011 noyaux (post-QC) → Rétention de 85,3% </w:t>
       </w:r>
     </w:p>
     <w:p>
@@ -2670,22 +3710,41 @@
         <w:spacing w:after="0" w:line="240" w:lineRule="auto"/>
         <w:ind w:left="567" w:right="35" w:firstLine="0"/>
       </w:pPr>
+      <w:proofErr w:type="spellStart"/>
       <w:r>
         <w:rPr>
           <w:rFonts w:ascii="Century Gothic" w:eastAsia="Century Gothic" w:hAnsi="Century Gothic" w:cs="Century Gothic"/>
           <w:color w:val="1A5490"/>
           <w:sz w:val="18"/>
         </w:rPr>
-        <w:t xml:space="preserve">pct_counts_mt &gt; 5% : Dans le bulk RNA-seq classique, des valeurs élevées (&gt;10-20%) indiquent des cellules stressées ou apoptotiques (fuite de l'ARN nucléaire, enrichissement relatif des transcrits </w:t>
-      </w:r>
+        <w:t>pct_counts_mt</w:t>
+      </w:r>
+      <w:proofErr w:type="spellEnd"/>
       <w:r>
         <w:rPr>
           <w:rFonts w:ascii="Century Gothic" w:eastAsia="Century Gothic" w:hAnsi="Century Gothic" w:cs="Century Gothic"/>
           <w:color w:val="1A5490"/>
           <w:sz w:val="18"/>
         </w:rPr>
-        <w:lastRenderedPageBreak/>
-        <w:t>mitochondriaux). ATTENTION : En snRNA-seq (séquençage de noyaux), pct_counts_mt est naturellement très faible (~0%) car les mitochondries (organites cytoplasmiques) ne sont PAS capturées avec les noyaux. Un seuil strict à 5% élimine les rares contaminations cytoplasmiques.</w:t>
+        <w:t xml:space="preserve"> &gt; 5% : Dans le bulk RNA-seq classique, des valeurs élevées (&gt;10-20%) indiquent des cellules stressées ou apoptotiques (fuite de l'ARN nucléaire, enrichissement relatif des transcrits mitochondriaux). ATTENTION : En snRNA-seq (séquençage de noyaux), </w:t>
+      </w:r>
+      <w:proofErr w:type="spellStart"/>
+      <w:r>
+        <w:rPr>
+          <w:rFonts w:ascii="Century Gothic" w:eastAsia="Century Gothic" w:hAnsi="Century Gothic" w:cs="Century Gothic"/>
+          <w:color w:val="1A5490"/>
+          <w:sz w:val="18"/>
+        </w:rPr>
+        <w:t>pct_counts_mt</w:t>
+      </w:r>
+      <w:proofErr w:type="spellEnd"/>
+      <w:r>
+        <w:rPr>
+          <w:rFonts w:ascii="Century Gothic" w:eastAsia="Century Gothic" w:hAnsi="Century Gothic" w:cs="Century Gothic"/>
+          <w:color w:val="1A5490"/>
+          <w:sz w:val="18"/>
+        </w:rPr>
+        <w:t xml:space="preserve"> est naturellement très faible (~0%) car les mitochondries (organites cytoplasmiques) ne sont PAS capturées avec les noyaux. Un seuil strict à 5% élimine les rares contaminations cytoplasmiques.</w:t>
       </w:r>
       <w:r>
         <w:t xml:space="preserve"> </w:t>
@@ -2775,7 +3834,15 @@
         <w:t xml:space="preserve">La cohorte a été réduite du dataset initial de 6,3 millions de noyaux </w:t>
       </w:r>
       <w:r>
-        <w:t>(693 682 après pré-filtrage technique réalisé par Lee et al. (2024) et standardisation du portail CellxGene)</w:t>
+        <w:t xml:space="preserve">(693 682 après pré-filtrage technique réalisé par Lee et al. (2024) et standardisation du portail </w:t>
+      </w:r>
+      <w:proofErr w:type="spellStart"/>
+      <w:r>
+        <w:t>CellxGene</w:t>
+      </w:r>
+      <w:proofErr w:type="spellEnd"/>
+      <w:r>
+        <w:t>)</w:t>
       </w:r>
       <w:r>
         <w:t xml:space="preserve"> à un ensemble analytique de 62 800 noyaux via une stratégie de filtrage en plusieurs étapes. </w:t>
@@ -2788,6 +3855,7 @@
         <w:ind w:left="593" w:hanging="608"/>
       </w:pPr>
       <w:r>
+        <w:lastRenderedPageBreak/>
         <w:t xml:space="preserve">Critères d'inclusion et d'exclusion </w:t>
       </w:r>
     </w:p>
@@ -2864,7 +3932,15 @@
         <w:jc w:val="left"/>
       </w:pPr>
       <w:r>
-        <w:t>Les critères d'exclusion ont éliminé systématiquement toutes les comorbidités (démence vasculaire, diabète, tauopathies autres) ainsi que les formes mixtes (ex: co-occurence AD+PD).</w:t>
+        <w:t xml:space="preserve">Les critères d'exclusion ont éliminé systématiquement toutes les comorbidités (démence vasculaire, diabète, tauopathies autres) ainsi que les formes mixtes (ex: </w:t>
+      </w:r>
+      <w:proofErr w:type="spellStart"/>
+      <w:r>
+        <w:t>co-occurence</w:t>
+      </w:r>
+      <w:proofErr w:type="spellEnd"/>
+      <w:r>
+        <w:t xml:space="preserve"> AD+PD).</w:t>
       </w:r>
     </w:p>
     <w:p>
@@ -2923,7 +3999,15 @@
         <w:jc w:val="left"/>
       </w:pPr>
       <w:r>
-        <w:t xml:space="preserve">Exclusion de l'ascendance 'unknown' (18,8%, n=130 601 noyaux) </w:t>
+        <w:t>Exclusion de l'ascendance '</w:t>
+      </w:r>
+      <w:proofErr w:type="spellStart"/>
+      <w:r>
+        <w:t>unknown</w:t>
+      </w:r>
+      <w:proofErr w:type="spellEnd"/>
+      <w:r>
+        <w:t xml:space="preserve">' (18,8%, n=130 601 noyaux) </w:t>
       </w:r>
     </w:p>
     <w:p>
@@ -3256,7 +4340,6 @@
         <w:ind w:left="-5" w:right="35"/>
       </w:pPr>
       <w:r>
-        <w:lastRenderedPageBreak/>
         <w:t xml:space="preserve">La cohorte finale comprend 17 donneurs post-mortem et 62 800 noyaux. Le Tableau 1 résume les caractéristiques démographiques et cellulaires par groupe diagnostique. </w:t>
       </w:r>
     </w:p>
@@ -3411,7 +4494,23 @@
                 <w:b/>
                 <w:sz w:val="22"/>
               </w:rPr>
-              <w:t>(moy.)</w:t>
+              <w:t>(</w:t>
+            </w:r>
+            <w:proofErr w:type="spellStart"/>
+            <w:r>
+              <w:rPr>
+                <w:b/>
+                <w:sz w:val="22"/>
+              </w:rPr>
+              <w:t>moy</w:t>
+            </w:r>
+            <w:proofErr w:type="spellEnd"/>
+            <w:r>
+              <w:rPr>
+                <w:b/>
+                <w:sz w:val="22"/>
+              </w:rPr>
+              <w:t>.)</w:t>
             </w:r>
             <w:r>
               <w:rPr>
@@ -4159,6 +5258,7 @@
           <w:color w:val="1A5490"/>
           <w:sz w:val="18"/>
         </w:rPr>
+        <w:lastRenderedPageBreak/>
         <w:t>Faible taille du groupe PD (n=3 donneurs)</w:t>
       </w:r>
       <w:r>
@@ -4235,7 +5335,25 @@
           <w:color w:val="1A5490"/>
           <w:sz w:val="18"/>
         </w:rPr>
-        <w:t xml:space="preserve">Conséquence méthodologique : Afin de neutraliser ce biais potentiel, le sexe biologique a été inclus comme co-variable dans le modèle linéaire </w:t>
+        <w:t xml:space="preserve">Conséquence méthodologique : Afin de neutraliser ce biais potentiel, le sexe biologique a été inclus comme </w:t>
+      </w:r>
+      <w:proofErr w:type="spellStart"/>
+      <w:r>
+        <w:rPr>
+          <w:rFonts w:ascii="Century Gothic" w:eastAsia="Century Gothic" w:hAnsi="Century Gothic" w:cs="Century Gothic"/>
+          <w:color w:val="1A5490"/>
+          <w:sz w:val="18"/>
+        </w:rPr>
+        <w:t>co</w:t>
+      </w:r>
+      <w:proofErr w:type="spellEnd"/>
+      <w:r>
+        <w:rPr>
+          <w:rFonts w:ascii="Century Gothic" w:eastAsia="Century Gothic" w:hAnsi="Century Gothic" w:cs="Century Gothic"/>
+          <w:color w:val="1A5490"/>
+          <w:sz w:val="18"/>
+        </w:rPr>
+        <w:t xml:space="preserve">-variable dans le modèle linéaire </w:t>
       </w:r>
       <w:r>
         <w:rPr>
@@ -4387,7 +5505,23 @@
         <w:ind w:right="35"/>
       </w:pPr>
       <w:r>
-        <w:t xml:space="preserve">Sauvegarde des comptages bruts : Les comptages UMI bruts ont été préservés dans adata.layers['counts'] AVANT toute transformation. Cette étape est critique pour l'analyse différentielle ultérieure (DESeq2 exige des comptages entiers non normalisés). </w:t>
+        <w:t xml:space="preserve">Sauvegarde des comptages bruts : Les comptages UMI bruts ont été préservés dans </w:t>
+      </w:r>
+      <w:proofErr w:type="spellStart"/>
+      <w:r>
+        <w:t>adata.layers</w:t>
+      </w:r>
+      <w:proofErr w:type="spellEnd"/>
+      <w:r>
+        <w:t>['</w:t>
+      </w:r>
+      <w:proofErr w:type="spellStart"/>
+      <w:r>
+        <w:t>counts</w:t>
+      </w:r>
+      <w:proofErr w:type="spellEnd"/>
+      <w:r>
+        <w:t xml:space="preserve">'] AVANT toute transformation. Cette étape est critique pour l'analyse différentielle ultérieure (DESeq2 exige des comptages entiers non normalisés). </w:t>
       </w:r>
     </w:p>
     <w:p>
@@ -4410,7 +5544,23 @@
         <w:ind w:right="35"/>
       </w:pPr>
       <w:r>
-        <w:t xml:space="preserve">Normalisation par profondeur de séquençage : Chaque noyau a été normalisé à 10 000 UMI totaux (scanpy.pp.normalize_total, target_sum=1e4) pour corriger les différences de profondeur de séquençage entre noyaux. </w:t>
+        <w:t>Normalisation par profondeur de séquençage : Chaque noyau a été normalisé à 10 000 UMI totaux (</w:t>
+      </w:r>
+      <w:proofErr w:type="spellStart"/>
+      <w:r>
+        <w:t>scanpy.pp.normalize_total</w:t>
+      </w:r>
+      <w:proofErr w:type="spellEnd"/>
+      <w:r>
+        <w:t xml:space="preserve">, </w:t>
+      </w:r>
+      <w:proofErr w:type="spellStart"/>
+      <w:r>
+        <w:t>target_sum</w:t>
+      </w:r>
+      <w:proofErr w:type="spellEnd"/>
+      <w:r>
+        <w:t xml:space="preserve">=1e4) pour corriger les différences de profondeur de séquençage entre noyaux. </w:t>
       </w:r>
     </w:p>
     <w:p>
@@ -4456,7 +5606,23 @@
         <w:ind w:right="35"/>
       </w:pPr>
       <w:r>
-        <w:t xml:space="preserve">Sélection des gènes hautement variables (HVGs) : Identification et conservation des 2 000 gènes présentant la plus forte variabilité biologique entre noyaux (méthode Seurat v3, scanpy.pp.highly_variable_genes). Cette étape réduit le bruit technique et la charge computationnelle tout en préservant le signal biologique. </w:t>
+        <w:t>Sélection des gènes hautement variables (</w:t>
+      </w:r>
+      <w:proofErr w:type="spellStart"/>
+      <w:r>
+        <w:t>HVGs</w:t>
+      </w:r>
+      <w:proofErr w:type="spellEnd"/>
+      <w:r>
+        <w:t xml:space="preserve">) : Identification et conservation des 2 000 gènes présentant la plus forte variabilité biologique entre noyaux (méthode Seurat v3, </w:t>
+      </w:r>
+      <w:proofErr w:type="spellStart"/>
+      <w:r>
+        <w:t>scanpy.pp.highly_variable_genes</w:t>
+      </w:r>
+      <w:proofErr w:type="spellEnd"/>
+      <w:r>
+        <w:t xml:space="preserve">). Cette étape réduit le bruit technique et la charge computationnelle tout en préservant le signal biologique. </w:t>
       </w:r>
     </w:p>
     <w:p>
@@ -4480,7 +5646,47 @@
           <w:color w:val="666666"/>
           <w:sz w:val="18"/>
         </w:rPr>
-        <w:t xml:space="preserve"> NOTE TECHNIQUE - Importance critique de la préservation des raw counts </w:t>
+        <w:t xml:space="preserve"> NOTE TECHNIQUE - Importance critique de la préservation des </w:t>
+      </w:r>
+      <w:proofErr w:type="spellStart"/>
+      <w:r>
+        <w:rPr>
+          <w:rFonts w:ascii="Century Gothic" w:eastAsia="Century Gothic" w:hAnsi="Century Gothic" w:cs="Century Gothic"/>
+          <w:b/>
+          <w:color w:val="666666"/>
+          <w:sz w:val="18"/>
+        </w:rPr>
+        <w:t>raw</w:t>
+      </w:r>
+      <w:proofErr w:type="spellEnd"/>
+      <w:r>
+        <w:rPr>
+          <w:rFonts w:ascii="Century Gothic" w:eastAsia="Century Gothic" w:hAnsi="Century Gothic" w:cs="Century Gothic"/>
+          <w:b/>
+          <w:color w:val="666666"/>
+          <w:sz w:val="18"/>
+        </w:rPr>
+        <w:t xml:space="preserve"> </w:t>
+      </w:r>
+      <w:proofErr w:type="spellStart"/>
+      <w:r>
+        <w:rPr>
+          <w:rFonts w:ascii="Century Gothic" w:eastAsia="Century Gothic" w:hAnsi="Century Gothic" w:cs="Century Gothic"/>
+          <w:b/>
+          <w:color w:val="666666"/>
+          <w:sz w:val="18"/>
+        </w:rPr>
+        <w:t>counts</w:t>
+      </w:r>
+      <w:proofErr w:type="spellEnd"/>
+      <w:r>
+        <w:rPr>
+          <w:rFonts w:ascii="Century Gothic" w:eastAsia="Century Gothic" w:hAnsi="Century Gothic" w:cs="Century Gothic"/>
+          <w:b/>
+          <w:color w:val="666666"/>
+          <w:sz w:val="18"/>
+        </w:rPr>
+        <w:t xml:space="preserve"> </w:t>
       </w:r>
       <w:r>
         <w:rPr>
@@ -4503,7 +5709,6 @@
           <w:color w:val="666666"/>
           <w:sz w:val="18"/>
         </w:rPr>
-        <w:lastRenderedPageBreak/>
         <w:t xml:space="preserve"> </w:t>
       </w:r>
     </w:p>
@@ -4519,7 +5724,25 @@
           <w:color w:val="666666"/>
           <w:sz w:val="18"/>
         </w:rPr>
-        <w:t xml:space="preserve">Le modèle statistique de DESeq2 modélise la distribution des comptages comme suit : Comptages ~ NegativeBinomial(μ, dispersion) où μ dépend de la taille de la bibliothèque (size factor) et de l'expression du gène. </w:t>
+        <w:t xml:space="preserve">Le modèle statistique de DESeq2 modélise la distribution des comptages comme suit : Comptages ~ </w:t>
+      </w:r>
+      <w:proofErr w:type="spellStart"/>
+      <w:r>
+        <w:rPr>
+          <w:rFonts w:ascii="Century Gothic" w:eastAsia="Century Gothic" w:hAnsi="Century Gothic" w:cs="Century Gothic"/>
+          <w:color w:val="666666"/>
+          <w:sz w:val="18"/>
+        </w:rPr>
+        <w:t>NegativeBinomial</w:t>
+      </w:r>
+      <w:proofErr w:type="spellEnd"/>
+      <w:r>
+        <w:rPr>
+          <w:rFonts w:ascii="Century Gothic" w:eastAsia="Century Gothic" w:hAnsi="Century Gothic" w:cs="Century Gothic"/>
+          <w:color w:val="666666"/>
+          <w:sz w:val="18"/>
+        </w:rPr>
+        <w:t xml:space="preserve">(μ, dispersion) où μ dépend de la taille de la bibliothèque (size factor) et de l'expression du gène. </w:t>
       </w:r>
     </w:p>
     <w:p>
@@ -4549,7 +5772,25 @@
           <w:color w:val="666666"/>
           <w:sz w:val="18"/>
         </w:rPr>
-        <w:t xml:space="preserve">Si on fournit des données déjà normalisées ou log-transformées, ce modèle est mathématiquement invalide (les valeurs ne sont plus des entiers, la variance n'est plus proportionnelle à la moyenne). Conséquence : Les p-values et les estimations de foldchange deviennent incorrectes. </w:t>
+        <w:t xml:space="preserve">Si on fournit des données déjà normalisées ou log-transformées, ce modèle est mathématiquement invalide (les valeurs ne sont plus des entiers, la variance n'est plus proportionnelle à la moyenne). Conséquence : Les p-values et les estimations de </w:t>
+      </w:r>
+      <w:proofErr w:type="spellStart"/>
+      <w:r>
+        <w:rPr>
+          <w:rFonts w:ascii="Century Gothic" w:eastAsia="Century Gothic" w:hAnsi="Century Gothic" w:cs="Century Gothic"/>
+          <w:color w:val="666666"/>
+          <w:sz w:val="18"/>
+        </w:rPr>
+        <w:t>foldchange</w:t>
+      </w:r>
+      <w:proofErr w:type="spellEnd"/>
+      <w:r>
+        <w:rPr>
+          <w:rFonts w:ascii="Century Gothic" w:eastAsia="Century Gothic" w:hAnsi="Century Gothic" w:cs="Century Gothic"/>
+          <w:color w:val="666666"/>
+          <w:sz w:val="18"/>
+        </w:rPr>
+        <w:t xml:space="preserve"> deviennent incorrectes. </w:t>
       </w:r>
     </w:p>
     <w:p>
@@ -4579,7 +5820,43 @@
           <w:color w:val="666666"/>
           <w:sz w:val="18"/>
         </w:rPr>
-        <w:t>C'est pourquoi adata.layers['counts'] doit impérativement contenir les comptages bruts originaux.</w:t>
+        <w:t xml:space="preserve">C'est pourquoi </w:t>
+      </w:r>
+      <w:proofErr w:type="spellStart"/>
+      <w:r>
+        <w:rPr>
+          <w:rFonts w:ascii="Century Gothic" w:eastAsia="Century Gothic" w:hAnsi="Century Gothic" w:cs="Century Gothic"/>
+          <w:color w:val="666666"/>
+          <w:sz w:val="18"/>
+        </w:rPr>
+        <w:t>adata.layers</w:t>
+      </w:r>
+      <w:proofErr w:type="spellEnd"/>
+      <w:r>
+        <w:rPr>
+          <w:rFonts w:ascii="Century Gothic" w:eastAsia="Century Gothic" w:hAnsi="Century Gothic" w:cs="Century Gothic"/>
+          <w:color w:val="666666"/>
+          <w:sz w:val="18"/>
+        </w:rPr>
+        <w:t>['</w:t>
+      </w:r>
+      <w:proofErr w:type="spellStart"/>
+      <w:r>
+        <w:rPr>
+          <w:rFonts w:ascii="Century Gothic" w:eastAsia="Century Gothic" w:hAnsi="Century Gothic" w:cs="Century Gothic"/>
+          <w:color w:val="666666"/>
+          <w:sz w:val="18"/>
+        </w:rPr>
+        <w:t>counts</w:t>
+      </w:r>
+      <w:proofErr w:type="spellEnd"/>
+      <w:r>
+        <w:rPr>
+          <w:rFonts w:ascii="Century Gothic" w:eastAsia="Century Gothic" w:hAnsi="Century Gothic" w:cs="Century Gothic"/>
+          <w:color w:val="666666"/>
+          <w:sz w:val="18"/>
+        </w:rPr>
+        <w:t>'] doit impérativement contenir les comptages bruts originaux.</w:t>
       </w:r>
       <w:r>
         <w:t xml:space="preserve"> </w:t>
@@ -4618,7 +5895,31 @@
         <w:ind w:left="-5" w:right="35"/>
       </w:pPr>
       <w:r>
-        <w:t xml:space="preserve">Une Analyse en Composantes Principales (PCA) a été calculée sur les 2 000 HVGs (50 composantes principales, scanpy.tl.pca). Les 30 premières PCs, capturant la majorité de la variance biologique (Figure 4), ont été retenues pour les étapes suivantes. </w:t>
+        <w:t xml:space="preserve">Une Analyse en Composantes Principales (PCA) a été calculée sur les 2 000 </w:t>
+      </w:r>
+      <w:proofErr w:type="spellStart"/>
+      <w:r>
+        <w:t>HVGs</w:t>
+      </w:r>
+      <w:proofErr w:type="spellEnd"/>
+      <w:r>
+        <w:t xml:space="preserve"> (50 composantes principales, </w:t>
+      </w:r>
+      <w:proofErr w:type="spellStart"/>
+      <w:r>
+        <w:t>scanpy.tl.pca</w:t>
+      </w:r>
+      <w:proofErr w:type="spellEnd"/>
+      <w:r>
+        <w:t xml:space="preserve">). Les 30 premières </w:t>
+      </w:r>
+      <w:proofErr w:type="spellStart"/>
+      <w:r>
+        <w:t>PCs</w:t>
+      </w:r>
+      <w:proofErr w:type="spellEnd"/>
+      <w:r>
+        <w:t xml:space="preserve">, capturant la majorité de la variance biologique (Figure 4), ont été retenues pour les étapes suivantes. </w:t>
       </w:r>
     </w:p>
     <w:p>
@@ -4645,6 +5946,7 @@
         <w:jc w:val="left"/>
       </w:pPr>
       <w:r>
+        <w:lastRenderedPageBreak/>
         <w:t xml:space="preserve">Construction du graphe de voisinage : </w:t>
       </w:r>
     </w:p>
@@ -4654,7 +5956,47 @@
         <w:ind w:left="-5" w:right="35"/>
       </w:pPr>
       <w:r>
-        <w:t xml:space="preserve">Un graphe k-nearest neighbors (kNN) a été construit dans l'espace PCA à 30 dimensions (scanpy.pp.neighbors, n_neighbors=15). Ce graphe représente la similarité transcriptomique entre noyaux : deux noyaux sont connectés s'ils figurent parmi les 15 voisins les plus proches l'un de l'autre. </w:t>
+        <w:t>Un graphe k-</w:t>
+      </w:r>
+      <w:proofErr w:type="spellStart"/>
+      <w:r>
+        <w:t>nearest</w:t>
+      </w:r>
+      <w:proofErr w:type="spellEnd"/>
+      <w:r>
+        <w:t xml:space="preserve"> </w:t>
+      </w:r>
+      <w:proofErr w:type="spellStart"/>
+      <w:r>
+        <w:t>neighbors</w:t>
+      </w:r>
+      <w:proofErr w:type="spellEnd"/>
+      <w:r>
+        <w:t xml:space="preserve"> (</w:t>
+      </w:r>
+      <w:proofErr w:type="spellStart"/>
+      <w:r>
+        <w:t>kNN</w:t>
+      </w:r>
+      <w:proofErr w:type="spellEnd"/>
+      <w:r>
+        <w:t>) a été construit dans l'espace PCA à 30 dimensions (</w:t>
+      </w:r>
+      <w:proofErr w:type="spellStart"/>
+      <w:r>
+        <w:t>scanpy.pp.neighbors</w:t>
+      </w:r>
+      <w:proofErr w:type="spellEnd"/>
+      <w:r>
+        <w:t xml:space="preserve">, </w:t>
+      </w:r>
+      <w:proofErr w:type="spellStart"/>
+      <w:r>
+        <w:t>n_neighbors</w:t>
+      </w:r>
+      <w:proofErr w:type="spellEnd"/>
+      <w:r>
+        <w:t xml:space="preserve">=15). Ce graphe représente la similarité transcriptomique entre noyaux : deux noyaux sont connectés s'ils figurent parmi les 15 voisins les plus proches l'un de l'autre. </w:t>
       </w:r>
     </w:p>
     <w:p>
@@ -4687,7 +6029,23 @@
         <w:ind w:left="-5" w:right="35"/>
       </w:pPr>
       <w:r>
-        <w:t xml:space="preserve">L'algorithme de détection de communautés Leiden (résolution=0.5, scanpy.tl.leiden) a été appliqué au graphe de voisinage pour partitionner les 62 800 noyaux en 23 clusters initiaux. Chaque cluster représente un groupe de noyaux transcriptomiquement homogènes, potentiellement correspondant à un type/sous-type cellulaire ou à un état fonctionnel distinct. </w:t>
+        <w:t xml:space="preserve">L'algorithme de détection de communautés Leiden (résolution=0.5, </w:t>
+      </w:r>
+      <w:proofErr w:type="spellStart"/>
+      <w:r>
+        <w:t>scanpy.tl.leiden</w:t>
+      </w:r>
+      <w:proofErr w:type="spellEnd"/>
+      <w:r>
+        <w:t xml:space="preserve">) a été appliqué au graphe de voisinage pour partitionner les 62 800 noyaux en 23 clusters initiaux. Chaque cluster représente un groupe de noyaux </w:t>
+      </w:r>
+      <w:proofErr w:type="spellStart"/>
+      <w:r>
+        <w:t>transcriptomiquement</w:t>
+      </w:r>
+      <w:proofErr w:type="spellEnd"/>
+      <w:r>
+        <w:t xml:space="preserve"> homogènes, potentiellement correspondant à un type/sous-type cellulaire ou à un état fonctionnel distinct. </w:t>
       </w:r>
     </w:p>
     <w:p>
@@ -4720,7 +6078,15 @@
         <w:ind w:left="-5" w:right="35"/>
       </w:pPr>
       <w:r>
-        <w:t xml:space="preserve">Une projection UMAP (Uniform Manifold Approximation and Projection, scanpy.tl.umap) a été générée pour visualiser la structure globale du dataset en 2 dimensions (Figure 5). </w:t>
+        <w:t xml:space="preserve">Une projection UMAP (Uniform Manifold Approximation and Projection, </w:t>
+      </w:r>
+      <w:proofErr w:type="spellStart"/>
+      <w:r>
+        <w:t>scanpy.tl.umap</w:t>
+      </w:r>
+      <w:proofErr w:type="spellEnd"/>
+      <w:r>
+        <w:t xml:space="preserve">) a été générée pour visualiser la structure globale du dataset en 2 dimensions (Figure 5). </w:t>
       </w:r>
     </w:p>
     <w:p>
@@ -4749,7 +6115,31 @@
         <w:ind w:left="-5" w:right="35"/>
       </w:pPr>
       <w:r>
-        <w:t xml:space="preserve">Les 23 clusters Leiden ont été annotés manuellement en 8 macro-types cellulaires basés sur l'expression de marqueurs canoniques de la littérature (Tableau 2). Cette annotation a été réalisée via l'inspection des gènes différentiellement exprimés par cluster (test de Wilcoxon, scanpy.tl.rank_genes_groups) et comparée aux atlas de référence (PanglaoDB, CellMarker). </w:t>
+        <w:t xml:space="preserve">Les 23 clusters Leiden ont été annotés manuellement en 8 macro-types cellulaires basés sur l'expression de marqueurs canoniques de la littérature (Tableau 2). Cette annotation a été réalisée via l'inspection des gènes différentiellement exprimés par cluster (test de Wilcoxon, </w:t>
+      </w:r>
+      <w:proofErr w:type="spellStart"/>
+      <w:r>
+        <w:t>scanpy.tl.rank_genes_groups</w:t>
+      </w:r>
+      <w:proofErr w:type="spellEnd"/>
+      <w:r>
+        <w:t>) et comparée aux atlas de référence (</w:t>
+      </w:r>
+      <w:proofErr w:type="spellStart"/>
+      <w:r>
+        <w:t>PanglaoDB</w:t>
+      </w:r>
+      <w:proofErr w:type="spellEnd"/>
+      <w:r>
+        <w:t xml:space="preserve">, </w:t>
+      </w:r>
+      <w:proofErr w:type="spellStart"/>
+      <w:r>
+        <w:t>CellMarker</w:t>
+      </w:r>
+      <w:proofErr w:type="spellEnd"/>
+      <w:r>
+        <w:t xml:space="preserve">). </w:t>
       </w:r>
     </w:p>
     <w:tbl>
@@ -5458,7 +6848,6 @@
                 <w:b/>
                 <w:sz w:val="22"/>
               </w:rPr>
-              <w:lastRenderedPageBreak/>
               <w:t>Astrocytes Réactifs</w:t>
             </w:r>
             <w:r>
@@ -5718,7 +7107,23 @@
                 <w:b/>
                 <w:sz w:val="22"/>
               </w:rPr>
-              <w:t>Support/Vascular/Immune</w:t>
+              <w:t>Support/</w:t>
+            </w:r>
+            <w:proofErr w:type="spellStart"/>
+            <w:r>
+              <w:rPr>
+                <w:b/>
+                <w:sz w:val="22"/>
+              </w:rPr>
+              <w:t>Vascular</w:t>
+            </w:r>
+            <w:proofErr w:type="spellEnd"/>
+            <w:r>
+              <w:rPr>
+                <w:b/>
+                <w:sz w:val="22"/>
+              </w:rPr>
+              <w:t>/Immune</w:t>
             </w:r>
             <w:r>
               <w:rPr>
@@ -5849,13 +7254,31 @@
               <w:ind w:left="0" w:right="0" w:firstLine="0"/>
               <w:jc w:val="left"/>
             </w:pPr>
+            <w:proofErr w:type="spellStart"/>
             <w:r>
               <w:rPr>
                 <w:b/>
                 <w:sz w:val="22"/>
               </w:rPr>
-              <w:t>Unknown/Low Quality</w:t>
-            </w:r>
+              <w:t>Unknown</w:t>
+            </w:r>
+            <w:proofErr w:type="spellEnd"/>
+            <w:r>
+              <w:rPr>
+                <w:b/>
+                <w:sz w:val="22"/>
+              </w:rPr>
+              <w:t xml:space="preserve">/Low </w:t>
+            </w:r>
+            <w:proofErr w:type="spellStart"/>
+            <w:r>
+              <w:rPr>
+                <w:b/>
+                <w:sz w:val="22"/>
+              </w:rPr>
+              <w:t>Quality</w:t>
+            </w:r>
+            <w:proofErr w:type="spellEnd"/>
             <w:r>
               <w:rPr>
                 <w:b/>
@@ -5975,7 +7398,39 @@
           <w:i/>
           <w:sz w:val="20"/>
         </w:rPr>
-        <w:t>Tableau 2. Annotation manuelle des 23 clusters Leiden en 8 macro-types cellulaires. Les clusters 21-22 (Unknown/Low Quality) ont été exclus de l'analyse pseudobulk finale.</w:t>
+        <w:t>Tableau 2. Annotation manuelle des 23 clusters Leiden en 8 macro-types cellulaires. Les clusters 21-22 (</w:t>
+      </w:r>
+      <w:proofErr w:type="spellStart"/>
+      <w:r>
+        <w:rPr>
+          <w:i/>
+          <w:sz w:val="20"/>
+        </w:rPr>
+        <w:t>Unknown</w:t>
+      </w:r>
+      <w:proofErr w:type="spellEnd"/>
+      <w:r>
+        <w:rPr>
+          <w:i/>
+          <w:sz w:val="20"/>
+        </w:rPr>
+        <w:t xml:space="preserve">/Low </w:t>
+      </w:r>
+      <w:proofErr w:type="spellStart"/>
+      <w:r>
+        <w:rPr>
+          <w:i/>
+          <w:sz w:val="20"/>
+        </w:rPr>
+        <w:t>Quality</w:t>
+      </w:r>
+      <w:proofErr w:type="spellEnd"/>
+      <w:r>
+        <w:rPr>
+          <w:i/>
+          <w:sz w:val="20"/>
+        </w:rPr>
+        <w:t>) ont été exclus de l'analyse pseudobulk finale.</w:t>
       </w:r>
       <w:r>
         <w:t xml:space="preserve"> </w:t>
@@ -6017,7 +7472,43 @@
           <w:color w:val="666666"/>
           <w:sz w:val="18"/>
         </w:rPr>
-        <w:t xml:space="preserve">Problème identifié : Le Cluster 18, initialement annoté comme 'Microglie DAM' (DiseaseAssociated Microglia, signature APOE+/TREM2+/P2RY12-), contenait 393 noyaux provenant à 98,2% d'un SEUL donneur (Donor_865). Les 16 autres donneurs contribuaient à peine 7 noyaux au total. </w:t>
+        <w:t>Problème identifié : Le Cluster 18, initialement annoté comme 'Microglie DAM' (</w:t>
+      </w:r>
+      <w:proofErr w:type="spellStart"/>
+      <w:r>
+        <w:rPr>
+          <w:rFonts w:ascii="Century Gothic" w:eastAsia="Century Gothic" w:hAnsi="Century Gothic" w:cs="Century Gothic"/>
+          <w:color w:val="666666"/>
+          <w:sz w:val="18"/>
+        </w:rPr>
+        <w:t>DiseaseAssociated</w:t>
+      </w:r>
+      <w:proofErr w:type="spellEnd"/>
+      <w:r>
+        <w:rPr>
+          <w:rFonts w:ascii="Century Gothic" w:eastAsia="Century Gothic" w:hAnsi="Century Gothic" w:cs="Century Gothic"/>
+          <w:color w:val="666666"/>
+          <w:sz w:val="18"/>
+        </w:rPr>
+        <w:t xml:space="preserve"> </w:t>
+      </w:r>
+      <w:proofErr w:type="spellStart"/>
+      <w:r>
+        <w:rPr>
+          <w:rFonts w:ascii="Century Gothic" w:eastAsia="Century Gothic" w:hAnsi="Century Gothic" w:cs="Century Gothic"/>
+          <w:color w:val="666666"/>
+          <w:sz w:val="18"/>
+        </w:rPr>
+        <w:t>Microglia</w:t>
+      </w:r>
+      <w:proofErr w:type="spellEnd"/>
+      <w:r>
+        <w:rPr>
+          <w:rFonts w:ascii="Century Gothic" w:eastAsia="Century Gothic" w:hAnsi="Century Gothic" w:cs="Century Gothic"/>
+          <w:color w:val="666666"/>
+          <w:sz w:val="18"/>
+        </w:rPr>
+        <w:t xml:space="preserve">, signature APOE+/TREM2+/P2RY12-), contenait 393 noyaux provenant à 98,2% d'un SEUL donneur (Donor_865). Les 16 autres donneurs contribuaient à peine 7 noyaux au total. </w:t>
       </w:r>
     </w:p>
     <w:p>
@@ -6032,6 +7523,7 @@
           <w:color w:val="666666"/>
           <w:sz w:val="18"/>
         </w:rPr>
+        <w:lastRenderedPageBreak/>
         <w:t xml:space="preserve"> </w:t>
       </w:r>
     </w:p>
@@ -6047,7 +7539,25 @@
           <w:color w:val="666666"/>
           <w:sz w:val="18"/>
         </w:rPr>
-        <w:t xml:space="preserve">Décision méthodologique : Fusion avec le Cluster 5 (Microglie Homéostatique) pour former un macro-type 'Microglie' unifié (n=4 875 noyaux, 15 donneurs avec ≥20 cellules). Justification : L'approche pseudobulk exige un minimum de 5 donneurs par type cellulaire pour garantir des réplicats biologiques suffisants et éviter les artefacts individuels. Avec un seul donneur dominant, l'analyse différentielle sur 'Microglie DAM' aurait été statistiquement invalide (confondre effet pathologique et variation inter-individuelle). </w:t>
+        <w:t xml:space="preserve">Décision méthodologique : Fusion avec le Cluster 5 (Microglie Homéostatique) pour former un macro-type 'Microglie' unifié (n=4 875 noyaux, 15 donneurs avec ≥20 cellules). Justification : L'approche pseudobulk exige un minimum de 5 donneurs par type cellulaire pour garantir des </w:t>
+      </w:r>
+      <w:proofErr w:type="spellStart"/>
+      <w:r>
+        <w:rPr>
+          <w:rFonts w:ascii="Century Gothic" w:eastAsia="Century Gothic" w:hAnsi="Century Gothic" w:cs="Century Gothic"/>
+          <w:color w:val="666666"/>
+          <w:sz w:val="18"/>
+        </w:rPr>
+        <w:t>réplicats</w:t>
+      </w:r>
+      <w:proofErr w:type="spellEnd"/>
+      <w:r>
+        <w:rPr>
+          <w:rFonts w:ascii="Century Gothic" w:eastAsia="Century Gothic" w:hAnsi="Century Gothic" w:cs="Century Gothic"/>
+          <w:color w:val="666666"/>
+          <w:sz w:val="18"/>
+        </w:rPr>
+        <w:t xml:space="preserve"> biologiques suffisants et éviter les artefacts individuels. Avec un seul donneur dominant, l'analyse différentielle sur 'Microglie DAM' aurait été statistiquement invalide (confondre effet pathologique et variation inter-individuelle). </w:t>
       </w:r>
     </w:p>
     <w:p>
@@ -6077,7 +7587,25 @@
           <w:color w:val="666666"/>
           <w:sz w:val="18"/>
         </w:rPr>
-        <w:t>Conséquence biologique : Perte de granularité sur l'état d'activation microglial. Les signatures DAM (inflammation, phagocytose) seront diluées dans le macro-type 'Microglie' unifié, réduisant potentiellement la sensibilité pour détecter des gènes spécifiques à l'activation pathologique.</w:t>
+        <w:t xml:space="preserve">Conséquence biologique : Perte de granularité sur l'état d'activation </w:t>
+      </w:r>
+      <w:proofErr w:type="spellStart"/>
+      <w:r>
+        <w:rPr>
+          <w:rFonts w:ascii="Century Gothic" w:eastAsia="Century Gothic" w:hAnsi="Century Gothic" w:cs="Century Gothic"/>
+          <w:color w:val="666666"/>
+          <w:sz w:val="18"/>
+        </w:rPr>
+        <w:t>microglial</w:t>
+      </w:r>
+      <w:proofErr w:type="spellEnd"/>
+      <w:r>
+        <w:rPr>
+          <w:rFonts w:ascii="Century Gothic" w:eastAsia="Century Gothic" w:hAnsi="Century Gothic" w:cs="Century Gothic"/>
+          <w:color w:val="666666"/>
+          <w:sz w:val="18"/>
+        </w:rPr>
+        <w:t>. Les signatures DAM (inflammation, phagocytose) seront diluées dans le macro-type 'Microglie' unifié, réduisant potentiellement la sensibilité pour détecter des gènes spécifiques à l'activation pathologique.</w:t>
       </w:r>
       <w:r>
         <w:t xml:space="preserve"> </w:t>
@@ -6125,7 +7653,47 @@
         <w:ind w:left="-5" w:right="35"/>
       </w:pPr>
       <w:r>
-        <w:t xml:space="preserve">Les comptages UMI bruts (adata.layers['counts']) ont été agrégés (somme) par combinaison unique de (type_cellulaire, donneur), créant des 'échantillons pseudobulk'. Par exemple, pour le type 'Microglie', les comptages de tous les noyaux microglials du Donor_865 ont été sommés pour créer un échantillon 'Microglia__Donor_865'. Cette agrégation transforme les données single-cell en format bulk, où chaque donneur devient un réplicat biologique indépendant. </w:t>
+        <w:t>Les comptages UMI bruts (</w:t>
+      </w:r>
+      <w:proofErr w:type="spellStart"/>
+      <w:r>
+        <w:t>adata.layers</w:t>
+      </w:r>
+      <w:proofErr w:type="spellEnd"/>
+      <w:r>
+        <w:t>['</w:t>
+      </w:r>
+      <w:proofErr w:type="spellStart"/>
+      <w:r>
+        <w:t>counts</w:t>
+      </w:r>
+      <w:proofErr w:type="spellEnd"/>
+      <w:r>
+        <w:t>']) ont été agrégés (somme) par combinaison unique de (</w:t>
+      </w:r>
+      <w:proofErr w:type="spellStart"/>
+      <w:r>
+        <w:t>type_cellulaire</w:t>
+      </w:r>
+      <w:proofErr w:type="spellEnd"/>
+      <w:r>
+        <w:t xml:space="preserve">, donneur), créant des 'échantillons pseudobulk'. Par exemple, pour le type 'Microglie', les comptages de tous les noyaux </w:t>
+      </w:r>
+      <w:proofErr w:type="spellStart"/>
+      <w:r>
+        <w:t>microglials</w:t>
+      </w:r>
+      <w:proofErr w:type="spellEnd"/>
+      <w:r>
+        <w:t xml:space="preserve"> du Donor_865 ont été sommés pour créer un échantillon 'Microglia__Donor_865'. Cette agrégation transforme les données single-cell en format bulk, où chaque donneur devient un </w:t>
+      </w:r>
+      <w:proofErr w:type="spellStart"/>
+      <w:r>
+        <w:t>réplicat</w:t>
+      </w:r>
+      <w:proofErr w:type="spellEnd"/>
+      <w:r>
+        <w:t xml:space="preserve"> biologique indépendant. </w:t>
       </w:r>
     </w:p>
     <w:p>
@@ -6203,7 +7771,87 @@
         <w:ind w:left="-5" w:right="35"/>
       </w:pPr>
       <w:r>
-        <w:t xml:space="preserve">3. Exclusion manuelle du macro-type 'Unknown/Low Quality' (noyaux de mauvaise qualité, profils dégradés) Résultat final : 96 échantillons pseudobulk couvrant 7 types cellulaires robustes (Excitatory neuron, Inhibitory neuron, Oligodendrocyte/OPC, Astrocyte Homeostatic, Astrocyte Reactive, Microglia, Support/Vascular/Immune). </w:t>
+        <w:t>3. Exclusion manuelle du macro-type '</w:t>
+      </w:r>
+      <w:proofErr w:type="spellStart"/>
+      <w:r>
+        <w:t>Unknown</w:t>
+      </w:r>
+      <w:proofErr w:type="spellEnd"/>
+      <w:r>
+        <w:t xml:space="preserve">/Low </w:t>
+      </w:r>
+      <w:proofErr w:type="spellStart"/>
+      <w:r>
+        <w:t>Quality</w:t>
+      </w:r>
+      <w:proofErr w:type="spellEnd"/>
+      <w:r>
+        <w:t>' (noyaux de mauvaise qualité, profils dégradés) Résultat final : 96 échantillons pseudobulk couvrant 7 types cellulaires robustes (</w:t>
+      </w:r>
+      <w:proofErr w:type="spellStart"/>
+      <w:r>
+        <w:t>Excitatory</w:t>
+      </w:r>
+      <w:proofErr w:type="spellEnd"/>
+      <w:r>
+        <w:t xml:space="preserve"> </w:t>
+      </w:r>
+      <w:proofErr w:type="spellStart"/>
+      <w:r>
+        <w:t>neuron</w:t>
+      </w:r>
+      <w:proofErr w:type="spellEnd"/>
+      <w:r>
+        <w:t xml:space="preserve">, </w:t>
+      </w:r>
+      <w:proofErr w:type="spellStart"/>
+      <w:r>
+        <w:t>Inhibitory</w:t>
+      </w:r>
+      <w:proofErr w:type="spellEnd"/>
+      <w:r>
+        <w:t xml:space="preserve"> </w:t>
+      </w:r>
+      <w:proofErr w:type="spellStart"/>
+      <w:r>
+        <w:t>neuron</w:t>
+      </w:r>
+      <w:proofErr w:type="spellEnd"/>
+      <w:r>
+        <w:t xml:space="preserve">, Oligodendrocyte/OPC, Astrocyte </w:t>
+      </w:r>
+      <w:proofErr w:type="spellStart"/>
+      <w:r>
+        <w:t>Homeostatic</w:t>
+      </w:r>
+      <w:proofErr w:type="spellEnd"/>
+      <w:r>
+        <w:t xml:space="preserve">, Astrocyte </w:t>
+      </w:r>
+      <w:proofErr w:type="spellStart"/>
+      <w:r>
+        <w:t>Reactive</w:t>
+      </w:r>
+      <w:proofErr w:type="spellEnd"/>
+      <w:r>
+        <w:t xml:space="preserve">, </w:t>
+      </w:r>
+      <w:proofErr w:type="spellStart"/>
+      <w:r>
+        <w:t>Microglia</w:t>
+      </w:r>
+      <w:proofErr w:type="spellEnd"/>
+      <w:r>
+        <w:t>, Support/</w:t>
+      </w:r>
+      <w:proofErr w:type="spellStart"/>
+      <w:r>
+        <w:t>Vascular</w:t>
+      </w:r>
+      <w:proofErr w:type="spellEnd"/>
+      <w:r>
+        <w:t xml:space="preserve">/Immune). </w:t>
       </w:r>
     </w:p>
     <w:p>
@@ -6262,8 +7910,21 @@
         <w:rPr>
           <w:lang w:val="en-US"/>
         </w:rPr>
-        <w:lastRenderedPageBreak/>
-        <w:t xml:space="preserve">Expression ~ sex + genetic_ancestry + disease </w:t>
+        <w:t xml:space="preserve">Expression ~ sex + </w:t>
+      </w:r>
+      <w:proofErr w:type="spellStart"/>
+      <w:r>
+        <w:rPr>
+          <w:lang w:val="en-US"/>
+        </w:rPr>
+        <w:t>genetic_ancestry</w:t>
+      </w:r>
+      <w:proofErr w:type="spellEnd"/>
+      <w:r>
+        <w:rPr>
+          <w:lang w:val="en-US"/>
+        </w:rPr>
+        <w:t xml:space="preserve"> + disease </w:t>
       </w:r>
     </w:p>
     <w:p>
@@ -6278,7 +7939,21 @@
         <w:rPr>
           <w:lang w:val="en-US"/>
         </w:rPr>
-        <w:t xml:space="preserve"> où : </w:t>
+        <w:t xml:space="preserve"> </w:t>
+      </w:r>
+      <w:proofErr w:type="spellStart"/>
+      <w:r>
+        <w:rPr>
+          <w:lang w:val="en-US"/>
+        </w:rPr>
+        <w:t>où</w:t>
+      </w:r>
+      <w:proofErr w:type="spellEnd"/>
+      <w:r>
+        <w:rPr>
+          <w:lang w:val="en-US"/>
+        </w:rPr>
+        <w:t xml:space="preserve"> : </w:t>
       </w:r>
     </w:p>
     <w:p>
@@ -6290,8 +7965,29 @@
         <w:spacing w:after="0" w:line="240" w:lineRule="auto"/>
         <w:ind w:right="35" w:hanging="884"/>
       </w:pPr>
-      <w:r>
-        <w:t xml:space="preserve">sex : Sexe biologique (male/female) — covariable d'ajustement </w:t>
+      <w:proofErr w:type="spellStart"/>
+      <w:r>
+        <w:t>sex</w:t>
+      </w:r>
+      <w:proofErr w:type="spellEnd"/>
+      <w:r>
+        <w:t xml:space="preserve"> : Sexe biologique (male/</w:t>
+      </w:r>
+      <w:proofErr w:type="spellStart"/>
+      <w:r>
+        <w:t>female</w:t>
+      </w:r>
+      <w:proofErr w:type="spellEnd"/>
+      <w:r>
+        <w:t xml:space="preserve">) — </w:t>
+      </w:r>
+      <w:proofErr w:type="spellStart"/>
+      <w:r>
+        <w:t>covariable</w:t>
+      </w:r>
+      <w:proofErr w:type="spellEnd"/>
+      <w:r>
+        <w:t xml:space="preserve"> d'ajustement </w:t>
       </w:r>
     </w:p>
     <w:p>
@@ -6303,8 +7999,21 @@
         <w:spacing w:after="0" w:line="240" w:lineRule="auto"/>
         <w:ind w:right="35" w:hanging="884"/>
       </w:pPr>
-      <w:r>
-        <w:t xml:space="preserve">genetic_ancestry : Ascendance génétique (European/East Asian/Asian) — covariable d'ajustement </w:t>
+      <w:proofErr w:type="spellStart"/>
+      <w:r>
+        <w:t>genetic_ancestry</w:t>
+      </w:r>
+      <w:proofErr w:type="spellEnd"/>
+      <w:r>
+        <w:t xml:space="preserve"> : Ascendance génétique (European/East Asian/Asian) — </w:t>
+      </w:r>
+      <w:proofErr w:type="spellStart"/>
+      <w:r>
+        <w:t>covariable</w:t>
+      </w:r>
+      <w:proofErr w:type="spellEnd"/>
+      <w:r>
+        <w:t xml:space="preserve"> d'ajustement </w:t>
       </w:r>
     </w:p>
     <w:p>
@@ -6405,7 +8114,23 @@
         <w:ind w:right="35" w:hanging="884"/>
       </w:pPr>
       <w:r>
-        <w:t xml:space="preserve">p-value ajustée (FDR, méthode Benjamini-Hochberg) : padj &lt; 0,05 </w:t>
+        <w:t xml:space="preserve">p-value ajustée (FDR, méthode </w:t>
+      </w:r>
+      <w:proofErr w:type="spellStart"/>
+      <w:r>
+        <w:t>Benjamini-Hochberg</w:t>
+      </w:r>
+      <w:proofErr w:type="spellEnd"/>
+      <w:r>
+        <w:t xml:space="preserve">) : </w:t>
+      </w:r>
+      <w:proofErr w:type="spellStart"/>
+      <w:r>
+        <w:t>padj</w:t>
+      </w:r>
+      <w:proofErr w:type="spellEnd"/>
+      <w:r>
+        <w:t xml:space="preserve"> &lt; 0,05 </w:t>
       </w:r>
     </w:p>
     <w:p>
@@ -6417,8 +8142,13 @@
         <w:spacing w:after="0" w:line="240" w:lineRule="auto"/>
         <w:ind w:right="35" w:hanging="884"/>
       </w:pPr>
-      <w:r>
-        <w:t xml:space="preserve">Fold-change biologique minimum : |log2FC| &gt; 0,5 (soit FC &gt; 1,41 ou FC &lt; 0,71) </w:t>
+      <w:proofErr w:type="spellStart"/>
+      <w:r>
+        <w:t>Fold</w:t>
+      </w:r>
+      <w:proofErr w:type="spellEnd"/>
+      <w:r>
+        <w:t xml:space="preserve">-change biologique minimum : |log2FC| &gt; 0,5 (soit FC &gt; 1,41 ou FC &lt; 0,71) </w:t>
       </w:r>
     </w:p>
     <w:p>
@@ -6442,15 +8172,71 @@
           <w:color w:val="1A5490"/>
           <w:sz w:val="18"/>
         </w:rPr>
-        <w:t xml:space="preserve"> NOTE PÉDAGOGIQUE - Rôle des covariables d'ajustement dans le modèle DESeq2 </w:t>
-      </w:r>
-      <w:r>
-        <w:rPr>
-          <w:rFonts w:ascii="Century Gothic" w:eastAsia="Century Gothic" w:hAnsi="Century Gothic" w:cs="Century Gothic"/>
+        <w:t xml:space="preserve"> NOTE PÉDAGOGIQUE - Rôle des </w:t>
+      </w:r>
+      <w:proofErr w:type="spellStart"/>
+      <w:r>
+        <w:rPr>
+          <w:rFonts w:ascii="Century Gothic" w:eastAsia="Century Gothic" w:hAnsi="Century Gothic" w:cs="Century Gothic"/>
+          <w:b/>
           <w:color w:val="1A5490"/>
           <w:sz w:val="18"/>
         </w:rPr>
-        <w:t xml:space="preserve">Pourquoi inclure 'sex' et 'genetic_ancestry' dans le modèle ? </w:t>
+        <w:t>covariables</w:t>
+      </w:r>
+      <w:proofErr w:type="spellEnd"/>
+      <w:r>
+        <w:rPr>
+          <w:rFonts w:ascii="Century Gothic" w:eastAsia="Century Gothic" w:hAnsi="Century Gothic" w:cs="Century Gothic"/>
+          <w:b/>
+          <w:color w:val="1A5490"/>
+          <w:sz w:val="18"/>
+        </w:rPr>
+        <w:t xml:space="preserve"> d'ajustement dans le modèle DESeq2 </w:t>
+      </w:r>
+      <w:r>
+        <w:rPr>
+          <w:rFonts w:ascii="Century Gothic" w:eastAsia="Century Gothic" w:hAnsi="Century Gothic" w:cs="Century Gothic"/>
+          <w:color w:val="1A5490"/>
+          <w:sz w:val="18"/>
+        </w:rPr>
+        <w:t>Pourquoi inclure '</w:t>
+      </w:r>
+      <w:proofErr w:type="spellStart"/>
+      <w:r>
+        <w:rPr>
+          <w:rFonts w:ascii="Century Gothic" w:eastAsia="Century Gothic" w:hAnsi="Century Gothic" w:cs="Century Gothic"/>
+          <w:color w:val="1A5490"/>
+          <w:sz w:val="18"/>
+        </w:rPr>
+        <w:t>sex</w:t>
+      </w:r>
+      <w:proofErr w:type="spellEnd"/>
+      <w:r>
+        <w:rPr>
+          <w:rFonts w:ascii="Century Gothic" w:eastAsia="Century Gothic" w:hAnsi="Century Gothic" w:cs="Century Gothic"/>
+          <w:color w:val="1A5490"/>
+          <w:sz w:val="18"/>
+        </w:rPr>
+        <w:t>' et '</w:t>
+      </w:r>
+      <w:proofErr w:type="spellStart"/>
+      <w:r>
+        <w:rPr>
+          <w:rFonts w:ascii="Century Gothic" w:eastAsia="Century Gothic" w:hAnsi="Century Gothic" w:cs="Century Gothic"/>
+          <w:color w:val="1A5490"/>
+          <w:sz w:val="18"/>
+        </w:rPr>
+        <w:t>genetic_ancestry</w:t>
+      </w:r>
+      <w:proofErr w:type="spellEnd"/>
+      <w:r>
+        <w:rPr>
+          <w:rFonts w:ascii="Century Gothic" w:eastAsia="Century Gothic" w:hAnsi="Century Gothic" w:cs="Century Gothic"/>
+          <w:color w:val="1A5490"/>
+          <w:sz w:val="18"/>
+        </w:rPr>
+        <w:t xml:space="preserve">' dans le modèle ? </w:t>
       </w:r>
     </w:p>
     <w:p>
@@ -6480,6 +8266,7 @@
           <w:color w:val="1A5490"/>
           <w:sz w:val="18"/>
         </w:rPr>
+        <w:lastRenderedPageBreak/>
         <w:t xml:space="preserve">Sans ajustement, si les groupes AD et CTRL diffèrent systématiquement en termes de sexe (ex: AD=70% hommes, CTRL=50% hommes), les DEGs identifiés pourraient refléter des différences liées au SEXE plutôt qu'à la PATHOLOGIE. Le modèle DESeq2 'nettoie' statistiquement l'effet du sexe et de l'ascendance AVANT de calculer l'effet de la maladie. On obtient ainsi l'effet 'pur' de AD vs CTRL, indépendant des biais démographiques. </w:t>
       </w:r>
     </w:p>
@@ -6781,7 +8568,15 @@
         <w:ind w:left="-5" w:right="35"/>
       </w:pPr>
       <w:r>
-        <w:t xml:space="preserve">Les résultats quantitatifs présentés ci-dessous (nombres de DEGs, log2FC, padj) sont basés sur une analyse R/DESeq2 complète mais DOIVENT être considérés comme préliminaires. L'interprétation biologique (signatures inflammatoires, dysfonction synaptique) est robuste et cohérente avec la littérature, mais les valeurs numériques exactes sont limitées par la taille réduite de la cohorte, en particulier pour la maladie de Parkinson (PD, n=3). </w:t>
+        <w:t xml:space="preserve">Les résultats quantitatifs présentés ci-dessous (nombres de DEGs, log2FC, </w:t>
+      </w:r>
+      <w:proofErr w:type="spellStart"/>
+      <w:r>
+        <w:t>padj</w:t>
+      </w:r>
+      <w:proofErr w:type="spellEnd"/>
+      <w:r>
+        <w:t xml:space="preserve">) sont basés sur une analyse R/DESeq2 complète mais DOIVENT être considérés comme préliminaires. L'interprétation biologique (signatures inflammatoires, dysfonction synaptique) est robuste et cohérente avec la littérature, mais les valeurs numériques exactes sont limitées par la taille réduite de la cohorte, en particulier pour la maladie de Parkinson (PD, n=3). </w:t>
       </w:r>
     </w:p>
     <w:p>
@@ -6967,12 +8762,21 @@
               <w:ind w:left="0" w:right="0" w:firstLine="0"/>
               <w:jc w:val="left"/>
             </w:pPr>
+            <w:proofErr w:type="spellStart"/>
             <w:r>
               <w:rPr>
                 <w:b/>
                 <w:sz w:val="22"/>
               </w:rPr>
-              <w:t xml:space="preserve">Signif. </w:t>
+              <w:t>Signif</w:t>
+            </w:r>
+            <w:proofErr w:type="spellEnd"/>
+            <w:r>
+              <w:rPr>
+                <w:b/>
+                <w:sz w:val="22"/>
+              </w:rPr>
+              <w:t xml:space="preserve">. </w:t>
             </w:r>
           </w:p>
           <w:p>
@@ -7048,6 +8852,7 @@
               <w:ind w:left="0" w:right="0" w:firstLine="0"/>
               <w:jc w:val="left"/>
             </w:pPr>
+            <w:proofErr w:type="spellStart"/>
             <w:r>
               <w:rPr>
                 <w:b/>
@@ -7055,6 +8860,7 @@
               </w:rPr>
               <w:t>Astrocyte.Homeostatic</w:t>
             </w:r>
+            <w:proofErr w:type="spellEnd"/>
             <w:r>
               <w:rPr>
                 <w:b/>
@@ -7079,12 +8885,14 @@
               <w:spacing w:after="0" w:line="240" w:lineRule="auto"/>
               <w:ind w:left="1" w:right="0" w:firstLine="0"/>
             </w:pPr>
+            <w:proofErr w:type="spellStart"/>
             <w:r>
               <w:rPr>
                 <w:sz w:val="22"/>
               </w:rPr>
               <w:t>AD_vs_CTRL</w:t>
             </w:r>
+            <w:proofErr w:type="spellEnd"/>
             <w:r>
               <w:t xml:space="preserve"> </w:t>
             </w:r>
@@ -7235,6 +9043,7 @@
               <w:ind w:left="0" w:right="0" w:firstLine="0"/>
               <w:jc w:val="left"/>
             </w:pPr>
+            <w:proofErr w:type="spellStart"/>
             <w:r>
               <w:rPr>
                 <w:b/>
@@ -7242,6 +9051,7 @@
               </w:rPr>
               <w:t>Astrocyte.Homeostatic</w:t>
             </w:r>
+            <w:proofErr w:type="spellEnd"/>
             <w:r>
               <w:rPr>
                 <w:b/>
@@ -7265,12 +9075,14 @@
               <w:spacing w:after="0" w:line="240" w:lineRule="auto"/>
               <w:ind w:left="1" w:right="0" w:firstLine="0"/>
             </w:pPr>
+            <w:proofErr w:type="spellStart"/>
             <w:r>
               <w:rPr>
                 <w:sz w:val="22"/>
               </w:rPr>
               <w:t>PD_vs_CTRL</w:t>
             </w:r>
+            <w:proofErr w:type="spellEnd"/>
             <w:r>
               <w:t xml:space="preserve"> </w:t>
             </w:r>
@@ -7418,6 +9230,7 @@
               <w:ind w:left="0" w:right="0" w:firstLine="0"/>
               <w:jc w:val="left"/>
             </w:pPr>
+            <w:proofErr w:type="spellStart"/>
             <w:r>
               <w:rPr>
                 <w:b/>
@@ -7425,6 +9238,7 @@
               </w:rPr>
               <w:t>Astrocyte.Reactive</w:t>
             </w:r>
+            <w:proofErr w:type="spellEnd"/>
             <w:r>
               <w:rPr>
                 <w:b/>
@@ -7449,12 +9263,14 @@
               <w:spacing w:after="0" w:line="240" w:lineRule="auto"/>
               <w:ind w:left="1" w:right="0" w:firstLine="0"/>
             </w:pPr>
+            <w:proofErr w:type="spellStart"/>
             <w:r>
               <w:rPr>
                 <w:sz w:val="22"/>
               </w:rPr>
               <w:t>AD_vs_CTRL</w:t>
             </w:r>
+            <w:proofErr w:type="spellEnd"/>
             <w:r>
               <w:t xml:space="preserve"> </w:t>
             </w:r>
@@ -7605,6 +9421,7 @@
               <w:ind w:left="0" w:right="0" w:firstLine="0"/>
               <w:jc w:val="left"/>
             </w:pPr>
+            <w:proofErr w:type="spellStart"/>
             <w:r>
               <w:rPr>
                 <w:b/>
@@ -7612,6 +9429,7 @@
               </w:rPr>
               <w:t>Excitatory.neuron</w:t>
             </w:r>
+            <w:proofErr w:type="spellEnd"/>
             <w:r>
               <w:rPr>
                 <w:b/>
@@ -7635,12 +9453,14 @@
               <w:spacing w:after="0" w:line="240" w:lineRule="auto"/>
               <w:ind w:left="1" w:right="0" w:firstLine="0"/>
             </w:pPr>
+            <w:proofErr w:type="spellStart"/>
             <w:r>
               <w:rPr>
                 <w:sz w:val="22"/>
               </w:rPr>
               <w:t>AD_vs_CTRL</w:t>
             </w:r>
+            <w:proofErr w:type="spellEnd"/>
             <w:r>
               <w:t xml:space="preserve"> </w:t>
             </w:r>
@@ -7788,6 +9608,7 @@
               <w:ind w:left="0" w:right="0" w:firstLine="0"/>
               <w:jc w:val="left"/>
             </w:pPr>
+            <w:proofErr w:type="spellStart"/>
             <w:r>
               <w:rPr>
                 <w:b/>
@@ -7795,6 +9616,7 @@
               </w:rPr>
               <w:t>Excitatory.neuron</w:t>
             </w:r>
+            <w:proofErr w:type="spellEnd"/>
             <w:r>
               <w:rPr>
                 <w:b/>
@@ -7819,12 +9641,14 @@
               <w:spacing w:after="0" w:line="240" w:lineRule="auto"/>
               <w:ind w:left="1" w:right="0" w:firstLine="0"/>
             </w:pPr>
+            <w:proofErr w:type="spellStart"/>
             <w:r>
               <w:rPr>
                 <w:sz w:val="22"/>
               </w:rPr>
               <w:t>PD_vs_CTRL</w:t>
             </w:r>
+            <w:proofErr w:type="spellEnd"/>
             <w:r>
               <w:t xml:space="preserve"> </w:t>
             </w:r>
@@ -7975,6 +9799,7 @@
               <w:ind w:left="0" w:right="0" w:firstLine="0"/>
               <w:jc w:val="left"/>
             </w:pPr>
+            <w:proofErr w:type="spellStart"/>
             <w:r>
               <w:rPr>
                 <w:b/>
@@ -7982,6 +9807,7 @@
               </w:rPr>
               <w:t>Inhibitory.neuron</w:t>
             </w:r>
+            <w:proofErr w:type="spellEnd"/>
             <w:r>
               <w:rPr>
                 <w:b/>
@@ -8005,12 +9831,14 @@
               <w:spacing w:after="0" w:line="240" w:lineRule="auto"/>
               <w:ind w:left="1" w:right="0" w:firstLine="0"/>
             </w:pPr>
+            <w:proofErr w:type="spellStart"/>
             <w:r>
               <w:rPr>
                 <w:sz w:val="22"/>
               </w:rPr>
               <w:t>AD_vs_CTRL</w:t>
             </w:r>
+            <w:proofErr w:type="spellEnd"/>
             <w:r>
               <w:t xml:space="preserve"> </w:t>
             </w:r>
@@ -8158,6 +9986,7 @@
               <w:ind w:left="0" w:right="0" w:firstLine="0"/>
               <w:jc w:val="left"/>
             </w:pPr>
+            <w:proofErr w:type="spellStart"/>
             <w:r>
               <w:rPr>
                 <w:b/>
@@ -8165,6 +9994,7 @@
               </w:rPr>
               <w:t>Inhibitory.neuron</w:t>
             </w:r>
+            <w:proofErr w:type="spellEnd"/>
             <w:r>
               <w:rPr>
                 <w:b/>
@@ -8189,12 +10019,14 @@
               <w:spacing w:after="0" w:line="240" w:lineRule="auto"/>
               <w:ind w:left="1" w:right="0" w:firstLine="0"/>
             </w:pPr>
+            <w:proofErr w:type="spellStart"/>
             <w:r>
               <w:rPr>
                 <w:sz w:val="22"/>
               </w:rPr>
               <w:t>PD_vs_CTRL</w:t>
             </w:r>
+            <w:proofErr w:type="spellEnd"/>
             <w:r>
               <w:t xml:space="preserve"> </w:t>
             </w:r>
@@ -8345,6 +10177,7 @@
               <w:ind w:left="0" w:right="0" w:firstLine="0"/>
               <w:jc w:val="left"/>
             </w:pPr>
+            <w:proofErr w:type="spellStart"/>
             <w:r>
               <w:rPr>
                 <w:b/>
@@ -8352,6 +10185,7 @@
               </w:rPr>
               <w:t>Microglia</w:t>
             </w:r>
+            <w:proofErr w:type="spellEnd"/>
             <w:r>
               <w:rPr>
                 <w:b/>
@@ -8375,12 +10209,14 @@
               <w:spacing w:after="0" w:line="240" w:lineRule="auto"/>
               <w:ind w:left="1" w:right="0" w:firstLine="0"/>
             </w:pPr>
+            <w:proofErr w:type="spellStart"/>
             <w:r>
               <w:rPr>
                 <w:sz w:val="22"/>
               </w:rPr>
               <w:t>AD_vs_CTRL</w:t>
             </w:r>
+            <w:proofErr w:type="spellEnd"/>
             <w:r>
               <w:t xml:space="preserve"> </w:t>
             </w:r>
@@ -8528,6 +10364,7 @@
               <w:ind w:left="0" w:right="0" w:firstLine="0"/>
               <w:jc w:val="left"/>
             </w:pPr>
+            <w:proofErr w:type="spellStart"/>
             <w:r>
               <w:rPr>
                 <w:b/>
@@ -8535,6 +10372,7 @@
               </w:rPr>
               <w:t>Microglia</w:t>
             </w:r>
+            <w:proofErr w:type="spellEnd"/>
             <w:r>
               <w:rPr>
                 <w:b/>
@@ -8559,12 +10397,14 @@
               <w:spacing w:after="0" w:line="240" w:lineRule="auto"/>
               <w:ind w:left="1" w:right="0" w:firstLine="0"/>
             </w:pPr>
+            <w:proofErr w:type="spellStart"/>
             <w:r>
               <w:rPr>
                 <w:sz w:val="22"/>
               </w:rPr>
               <w:t>PD_vs_CTRL</w:t>
             </w:r>
+            <w:proofErr w:type="spellEnd"/>
             <w:r>
               <w:t xml:space="preserve"> </w:t>
             </w:r>
@@ -8715,6 +10555,7 @@
               <w:ind w:left="0" w:right="0" w:firstLine="0"/>
               <w:jc w:val="left"/>
             </w:pPr>
+            <w:proofErr w:type="spellStart"/>
             <w:r>
               <w:rPr>
                 <w:b/>
@@ -8722,6 +10563,7 @@
               </w:rPr>
               <w:t>Oligodendrocyte.OPC</w:t>
             </w:r>
+            <w:proofErr w:type="spellEnd"/>
             <w:r>
               <w:rPr>
                 <w:b/>
@@ -8745,12 +10587,14 @@
               <w:spacing w:after="0" w:line="240" w:lineRule="auto"/>
               <w:ind w:left="1" w:right="0" w:firstLine="0"/>
             </w:pPr>
+            <w:proofErr w:type="spellStart"/>
             <w:r>
               <w:rPr>
                 <w:sz w:val="22"/>
               </w:rPr>
               <w:t>AD_vs_CTRL</w:t>
             </w:r>
+            <w:proofErr w:type="spellEnd"/>
             <w:r>
               <w:t xml:space="preserve"> </w:t>
             </w:r>
@@ -8898,6 +10742,7 @@
               <w:ind w:left="0" w:right="0" w:firstLine="0"/>
               <w:jc w:val="left"/>
             </w:pPr>
+            <w:proofErr w:type="spellStart"/>
             <w:r>
               <w:rPr>
                 <w:b/>
@@ -8906,6 +10751,7 @@
               <w:lastRenderedPageBreak/>
               <w:t>Oligodendrocyte.OPC</w:t>
             </w:r>
+            <w:proofErr w:type="spellEnd"/>
             <w:r>
               <w:rPr>
                 <w:b/>
@@ -8930,12 +10776,14 @@
               <w:spacing w:after="0" w:line="240" w:lineRule="auto"/>
               <w:ind w:left="1" w:right="0" w:firstLine="0"/>
             </w:pPr>
+            <w:proofErr w:type="spellStart"/>
             <w:r>
               <w:rPr>
                 <w:sz w:val="22"/>
               </w:rPr>
               <w:t>PD_vs_CTRL</w:t>
             </w:r>
+            <w:proofErr w:type="spellEnd"/>
             <w:r>
               <w:t xml:space="preserve"> </w:t>
             </w:r>
@@ -9085,6 +10933,7 @@
               <w:spacing w:after="0" w:line="240" w:lineRule="auto"/>
               <w:ind w:left="0" w:right="0" w:firstLine="0"/>
             </w:pPr>
+            <w:proofErr w:type="spellStart"/>
             <w:r>
               <w:rPr>
                 <w:b/>
@@ -9092,6 +10941,7 @@
               </w:rPr>
               <w:t>Support.Vascular.Immune</w:t>
             </w:r>
+            <w:proofErr w:type="spellEnd"/>
             <w:r>
               <w:rPr>
                 <w:b/>
@@ -9115,12 +10965,14 @@
               <w:spacing w:after="0" w:line="240" w:lineRule="auto"/>
               <w:ind w:left="1" w:right="0" w:firstLine="0"/>
             </w:pPr>
+            <w:proofErr w:type="spellStart"/>
             <w:r>
               <w:rPr>
                 <w:sz w:val="22"/>
               </w:rPr>
               <w:t>AD_vs_CTRL</w:t>
             </w:r>
+            <w:proofErr w:type="spellEnd"/>
             <w:r>
               <w:t xml:space="preserve"> </w:t>
             </w:r>
@@ -9267,6 +11119,7 @@
               <w:spacing w:after="0" w:line="240" w:lineRule="auto"/>
               <w:ind w:left="0" w:right="0" w:firstLine="0"/>
             </w:pPr>
+            <w:proofErr w:type="spellStart"/>
             <w:r>
               <w:rPr>
                 <w:b/>
@@ -9274,6 +11127,7 @@
               </w:rPr>
               <w:t>Support.Vascular.Immune</w:t>
             </w:r>
+            <w:proofErr w:type="spellEnd"/>
             <w:r>
               <w:rPr>
                 <w:b/>
@@ -9298,12 +11152,14 @@
               <w:spacing w:after="0" w:line="240" w:lineRule="auto"/>
               <w:ind w:left="1" w:right="0" w:firstLine="0"/>
             </w:pPr>
+            <w:proofErr w:type="spellStart"/>
             <w:r>
               <w:rPr>
                 <w:sz w:val="22"/>
               </w:rPr>
               <w:t>PD_vs_CTRL</w:t>
             </w:r>
+            <w:proofErr w:type="spellEnd"/>
             <w:r>
               <w:t xml:space="preserve"> </w:t>
             </w:r>
@@ -9480,7 +11336,15 @@
         <w:ind w:right="35"/>
       </w:pPr>
       <w:r>
-        <w:t xml:space="preserve">Le cluster Support/Vascular/Immune présente le signal le plus robuste, avec au moins un gène significatif (FDR&lt;0,05) et plusieurs gènes en forte tendance (P&lt;0,01), suggérant une perturbation de la barrière hémato-encéphalique et de l'environnement vasculaire dans l'AD. • La microglie montre un ensemble de gènes en tendance mais aucun gène ne franchit le seuil de FDR&lt;0,05 dans cette cohorte réduite, illustrant la forte hétérogénéité inter-individuelle des réponses inflammatoires. </w:t>
+        <w:t>Le cluster Support/</w:t>
+      </w:r>
+      <w:proofErr w:type="spellStart"/>
+      <w:r>
+        <w:t>Vascular</w:t>
+      </w:r>
+      <w:proofErr w:type="spellEnd"/>
+      <w:r>
+        <w:t xml:space="preserve">/Immune présente le signal le plus robuste, avec au moins un gène significatif (FDR&lt;0,05) et plusieurs gènes en forte tendance (P&lt;0,01), suggérant une perturbation de la barrière hémato-encéphalique et de l'environnement vasculaire dans l'AD. • La microglie montre un ensemble de gènes en tendance mais aucun gène ne franchit le seuil de FDR&lt;0,05 dans cette cohorte réduite, illustrant la forte hétérogénéité inter-individuelle des réponses inflammatoires. </w:t>
       </w:r>
     </w:p>
     <w:p>
@@ -9555,7 +11419,55 @@
           <w:i/>
           <w:sz w:val="20"/>
         </w:rPr>
-        <w:t>Figure 12. Volcano plot du cluster Support/Vascular/Immune (AD vs CTRL). Le point rouge identifie le lncRNA MEG3 significativement sous-exprimé (FDR &lt; 0,05), tandis que les points oranges (P &lt; 0,01) correspondent à des gènes montrant une forte tendance biologique.</w:t>
+        <w:t xml:space="preserve">Figure 12. </w:t>
+      </w:r>
+      <w:proofErr w:type="spellStart"/>
+      <w:r>
+        <w:rPr>
+          <w:i/>
+          <w:sz w:val="20"/>
+        </w:rPr>
+        <w:t>Volcano</w:t>
+      </w:r>
+      <w:proofErr w:type="spellEnd"/>
+      <w:r>
+        <w:rPr>
+          <w:i/>
+          <w:sz w:val="20"/>
+        </w:rPr>
+        <w:t xml:space="preserve"> plot du cluster Support/</w:t>
+      </w:r>
+      <w:proofErr w:type="spellStart"/>
+      <w:r>
+        <w:rPr>
+          <w:i/>
+          <w:sz w:val="20"/>
+        </w:rPr>
+        <w:t>Vascular</w:t>
+      </w:r>
+      <w:proofErr w:type="spellEnd"/>
+      <w:r>
+        <w:rPr>
+          <w:i/>
+          <w:sz w:val="20"/>
+        </w:rPr>
+        <w:t xml:space="preserve">/Immune (AD vs CTRL). Le point rouge identifie le </w:t>
+      </w:r>
+      <w:proofErr w:type="spellStart"/>
+      <w:r>
+        <w:rPr>
+          <w:i/>
+          <w:sz w:val="20"/>
+        </w:rPr>
+        <w:t>lncRNA</w:t>
+      </w:r>
+      <w:proofErr w:type="spellEnd"/>
+      <w:r>
+        <w:rPr>
+          <w:i/>
+          <w:sz w:val="20"/>
+        </w:rPr>
+        <w:t xml:space="preserve"> MEG3 significativement sous-exprimé (FDR &lt; 0,05), tandis que les points oranges (P &lt; 0,01) correspondent à des gènes montrant une forte tendance biologique.</w:t>
       </w:r>
       <w:r>
         <w:t xml:space="preserve"> </w:t>
@@ -9621,7 +11533,23 @@
           <w:i/>
           <w:sz w:val="20"/>
         </w:rPr>
-        <w:t>Figure 13. Top 15 des gènes les plus dérégulés (|log2FC|) dans le cluster Support/Vascular/Immune (AD vs CTRL). Les barres rouges indiquent les gènes surexprimés, les barres bleues ceux sous-exprimés, avec MEG3 parmi les gènes les plus fortement diminués.</w:t>
+        <w:t>Figure 13. Top 15 des gènes les plus dérégulés (|log2FC|) dans le cluster Support/</w:t>
+      </w:r>
+      <w:proofErr w:type="spellStart"/>
+      <w:r>
+        <w:rPr>
+          <w:i/>
+          <w:sz w:val="20"/>
+        </w:rPr>
+        <w:t>Vascular</w:t>
+      </w:r>
+      <w:proofErr w:type="spellEnd"/>
+      <w:r>
+        <w:rPr>
+          <w:i/>
+          <w:sz w:val="20"/>
+        </w:rPr>
+        <w:t>/Immune (AD vs CTRL). Les barres rouges indiquent les gènes surexprimés, les barres bleues ceux sous-exprimés, avec MEG3 parmi les gènes les plus fortement diminués.</w:t>
       </w:r>
       <w:r>
         <w:t xml:space="preserve"> </w:t>
@@ -9748,7 +11676,23 @@
           <w:i/>
           <w:sz w:val="20"/>
         </w:rPr>
-        <w:t>Figure 14. Volcano plot de l'analyse différentielle Microglie (AD vs CTRL). L'absence de points rouges (FDR&lt;0,05) illustre la faible puissance statistique et l'hétérogénéité inter-individuelle, tandis que la zone orange (P&lt;0,01) met en évidence un ensemble de gènes candidats potentiellement impliqués dans la réponse microgliale.</w:t>
+        <w:t xml:space="preserve">Figure 14. </w:t>
+      </w:r>
+      <w:proofErr w:type="spellStart"/>
+      <w:r>
+        <w:rPr>
+          <w:i/>
+          <w:sz w:val="20"/>
+        </w:rPr>
+        <w:t>Volcano</w:t>
+      </w:r>
+      <w:proofErr w:type="spellEnd"/>
+      <w:r>
+        <w:rPr>
+          <w:i/>
+          <w:sz w:val="20"/>
+        </w:rPr>
+        <w:t xml:space="preserve"> plot de l'analyse différentielle Microglie (AD vs CTRL). L'absence de points rouges (FDR&lt;0,05) illustre la faible puissance statistique et l'hétérogénéité inter-individuelle, tandis que la zone orange (P&lt;0,01) met en évidence un ensemble de gènes candidats potentiellement impliqués dans la réponse microgliale.</w:t>
       </w:r>
       <w:r>
         <w:t xml:space="preserve"> </w:t>
@@ -9767,7 +11711,27 @@
           <w:color w:val="FF8C00"/>
           <w:sz w:val="22"/>
         </w:rPr>
-        <w:t>[FIGURE 15 À INSÉRER : Heatmap Top DEGs neuronaux]</w:t>
+        <w:t xml:space="preserve">[FIGURE 15 À INSÉRER : </w:t>
+      </w:r>
+      <w:proofErr w:type="spellStart"/>
+      <w:r>
+        <w:rPr>
+          <w:b/>
+          <w:i/>
+          <w:color w:val="FF8C00"/>
+          <w:sz w:val="22"/>
+        </w:rPr>
+        <w:t>Heatmap</w:t>
+      </w:r>
+      <w:proofErr w:type="spellEnd"/>
+      <w:r>
+        <w:rPr>
+          <w:b/>
+          <w:i/>
+          <w:color w:val="FF8C00"/>
+          <w:sz w:val="22"/>
+        </w:rPr>
+        <w:t xml:space="preserve"> Top DEGs neuronaux]</w:t>
       </w:r>
       <w:r>
         <w:t xml:space="preserve"> </w:t>
@@ -9822,7 +11786,23 @@
         <w:ind w:right="35"/>
       </w:pPr>
       <w:r>
-        <w:t xml:space="preserve">Neuroinflammation vasculaire et microgliale : La dérégulation du lncRNA MEG3 dans les cellules Support/Vascular/Immune, associée à des gènes en tendance impliqués dans l'angiogenèse et l'activation endothéliale, suggère une altération de la barrière hématoencéphalique. En parallèle, la microglie montre un ensemble de gènes candidats compatibles avec une activation inflammatoire hétérogène, bien que la plupart ne franchissent pas le seuil de </w:t>
+        <w:t xml:space="preserve">Neuroinflammation vasculaire et microgliale : La dérégulation du </w:t>
+      </w:r>
+      <w:proofErr w:type="spellStart"/>
+      <w:r>
+        <w:t>lncRNA</w:t>
+      </w:r>
+      <w:proofErr w:type="spellEnd"/>
+      <w:r>
+        <w:t xml:space="preserve"> MEG3 dans les cellules Support/</w:t>
+      </w:r>
+      <w:proofErr w:type="spellStart"/>
+      <w:r>
+        <w:t>Vascular</w:t>
+      </w:r>
+      <w:proofErr w:type="spellEnd"/>
+      <w:r>
+        <w:t xml:space="preserve">/Immune, associée à des gènes en tendance impliqués dans l'angiogenèse et l'activation endothéliale, suggère une altération de la barrière hématoencéphalique. En parallèle, la microglie montre un ensemble de gènes candidats compatibles avec une activation inflammatoire hétérogène, bien que la plupart ne franchissent pas le seuil de </w:t>
       </w:r>
     </w:p>
     <w:p>
@@ -9980,7 +11960,15 @@
         <w:ind w:right="35"/>
       </w:pPr>
       <w:r>
-        <w:t xml:space="preserve">Risque de biais moléculaire : Les variants génétiques influençant l'expression génique (eQTLs) diffèrent entre populations. Les polymorphismes de APOE (notamment la fréquence réduite de l'allèle APOE4 en Afrique subsaharienne) pourraient moduler différemment les signatures inflammatoires et vasculaires. </w:t>
+        <w:t>Risque de biais moléculaire : Les variants génétiques influençant l'expression génique (</w:t>
+      </w:r>
+      <w:proofErr w:type="spellStart"/>
+      <w:r>
+        <w:t>eQTLs</w:t>
+      </w:r>
+      <w:proofErr w:type="spellEnd"/>
+      <w:r>
+        <w:t xml:space="preserve">) diffèrent entre populations. Les polymorphismes de APOE (notamment la fréquence réduite de l'allèle APOE4 en Afrique subsaharienne) pourraient moduler différemment les signatures inflammatoires et vasculaires. </w:t>
       </w:r>
     </w:p>
     <w:p>
@@ -10003,7 +11991,23 @@
         <w:ind w:right="35" w:hanging="796"/>
       </w:pPr>
       <w:r>
-        <w:t xml:space="preserve">Puissance statistique insuffisante pour PD (n=3 donneurs vs n=8 AD, n=6 CTRL) : Avec seulement 3 réplicats biologiques, le risque de faux négatifs (Type II error) est élevé. Les effets biologiques de magnitude modérée ne peuvent être détectés de manière fiable. L'absence de DEGs significatifs dans certains types cellulaires pour PD vs CTRL ne peut donc pas être interprétée comme 'absence d'effet', mais comme 'manque de puissance'. </w:t>
+        <w:t xml:space="preserve">Puissance statistique insuffisante pour PD (n=3 donneurs vs n=8 AD, n=6 CTRL) : Avec seulement 3 </w:t>
+      </w:r>
+      <w:proofErr w:type="spellStart"/>
+      <w:r>
+        <w:t>réplicats</w:t>
+      </w:r>
+      <w:proofErr w:type="spellEnd"/>
+      <w:r>
+        <w:t xml:space="preserve"> biologiques, le risque de faux négatifs (Type II </w:t>
+      </w:r>
+      <w:proofErr w:type="spellStart"/>
+      <w:r>
+        <w:t>error</w:t>
+      </w:r>
+      <w:proofErr w:type="spellEnd"/>
+      <w:r>
+        <w:t xml:space="preserve">) est élevé. Les effets biologiques de magnitude modérée ne peuvent être détectés de manière fiable. L'absence de DEGs significatifs dans certains types cellulaires pour PD vs CTRL ne peut donc pas être interprétée comme 'absence d'effet', mais comme 'manque de puissance'. </w:t>
       </w:r>
     </w:p>
     <w:p>
@@ -10026,7 +12030,15 @@
         <w:ind w:right="35" w:hanging="796"/>
       </w:pPr>
       <w:r>
-        <w:t xml:space="preserve">Métadonnées cliniques manquantes (âge, PMI, stade pathologique, génotype APOE) : L'absence de ces covariables empêche de distinguer l'effet de la pathologie de celui du vieillissement ou d'autres facteurs confondants majeurs. </w:t>
+        <w:t xml:space="preserve">Métadonnées cliniques manquantes (âge, PMI, stade pathologique, génotype APOE) : L'absence de ces </w:t>
+      </w:r>
+      <w:proofErr w:type="spellStart"/>
+      <w:r>
+        <w:t>covariables</w:t>
+      </w:r>
+      <w:proofErr w:type="spellEnd"/>
+      <w:r>
+        <w:t xml:space="preserve"> empêche de distinguer l'effet de la pathologie de celui du vieillissement ou d'autres facteurs confondants majeurs. </w:t>
       </w:r>
     </w:p>
     <w:p>
@@ -10125,7 +12137,25 @@
           <w:color w:val="666666"/>
           <w:sz w:val="18"/>
         </w:rPr>
-        <w:t>L'âge est LE facteur de risque majeur pour AD et PD. En l'absence de la variable 'age_at_death' dans les métadonnées, il est impossible d'ajuster explicitement pour ce facteur dans le modèle DESeq2. Par conséquent, les signatures identifiées doivent être interprétées comme des associations plutôt que comme des preuves causales strictes. Une validation sur des cohortes disposant d'informations cliniques complètes (ROSMAP, ADNI) sera nécessaire pour raffiner ces conclusions.</w:t>
+        <w:t>L'âge est LE facteur de risque majeur pour AD et PD. En l'absence de la variable '</w:t>
+      </w:r>
+      <w:proofErr w:type="spellStart"/>
+      <w:r>
+        <w:rPr>
+          <w:rFonts w:ascii="Century Gothic" w:eastAsia="Century Gothic" w:hAnsi="Century Gothic" w:cs="Century Gothic"/>
+          <w:color w:val="666666"/>
+          <w:sz w:val="18"/>
+        </w:rPr>
+        <w:t>age_at_death</w:t>
+      </w:r>
+      <w:proofErr w:type="spellEnd"/>
+      <w:r>
+        <w:rPr>
+          <w:rFonts w:ascii="Century Gothic" w:eastAsia="Century Gothic" w:hAnsi="Century Gothic" w:cs="Century Gothic"/>
+          <w:color w:val="666666"/>
+          <w:sz w:val="18"/>
+        </w:rPr>
+        <w:t>' dans les métadonnées, il est impossible d'ajuster explicitement pour ce facteur dans le modèle DESeq2. Par conséquent, les signatures identifiées doivent être interprétées comme des associations plutôt que comme des preuves causales strictes. Une validation sur des cohortes disposant d'informations cliniques complètes (ROSMAP, ADNI) sera nécessaire pour raffiner ces conclusions.</w:t>
       </w:r>
       <w:r>
         <w:t xml:space="preserve"> </w:t>
@@ -10171,7 +12201,15 @@
       </w:pPr>
       <w:r>
         <w:lastRenderedPageBreak/>
-        <w:t xml:space="preserve">Analyse de sous-types cellulaires fins (high-resolution clustering), notamment pour les neurones excitateurs et la microglie, afin d'identifier les populations les plus vulnérables. </w:t>
+        <w:t>Analyse de sous-types cellulaires fins (high-</w:t>
+      </w:r>
+      <w:proofErr w:type="spellStart"/>
+      <w:r>
+        <w:t>resolution</w:t>
+      </w:r>
+      <w:proofErr w:type="spellEnd"/>
+      <w:r>
+        <w:t xml:space="preserve"> clustering), notamment pour les neurones excitateurs et la microglie, afin d'identifier les populations les plus vulnérables. </w:t>
       </w:r>
     </w:p>
     <w:p>
@@ -10194,7 +12232,23 @@
         <w:ind w:right="35"/>
       </w:pPr>
       <w:r>
-        <w:t xml:space="preserve">Analyse de trajectoires temporelles (pseudotime, RNA velocity) pour reconstruire les trajectoires d'activation microgliale et la transition d'états neuronaux. </w:t>
+        <w:t>Analyse de trajectoires temporelles (</w:t>
+      </w:r>
+      <w:proofErr w:type="spellStart"/>
+      <w:r>
+        <w:t>pseudotime</w:t>
+      </w:r>
+      <w:proofErr w:type="spellEnd"/>
+      <w:r>
+        <w:t xml:space="preserve">, RNA </w:t>
+      </w:r>
+      <w:proofErr w:type="spellStart"/>
+      <w:r>
+        <w:t>velocity</w:t>
+      </w:r>
+      <w:proofErr w:type="spellEnd"/>
+      <w:r>
+        <w:t xml:space="preserve">) pour reconstruire les trajectoires d'activation microgliale et la transition d'états neuronaux. </w:t>
       </w:r>
     </w:p>
     <w:p>
@@ -10217,7 +12271,23 @@
         <w:ind w:right="35"/>
       </w:pPr>
       <w:r>
-        <w:t xml:space="preserve">Intégration multi-omique (protéomique, épigénomique, spatial transcriptomics) pour valider et contextualiser les signatures observées. </w:t>
+        <w:t xml:space="preserve">Intégration multi-omique (protéomique, </w:t>
+      </w:r>
+      <w:proofErr w:type="spellStart"/>
+      <w:r>
+        <w:t>épigénomique</w:t>
+      </w:r>
+      <w:proofErr w:type="spellEnd"/>
+      <w:r>
+        <w:t xml:space="preserve">, spatial </w:t>
+      </w:r>
+      <w:proofErr w:type="spellStart"/>
+      <w:r>
+        <w:t>transcriptomics</w:t>
+      </w:r>
+      <w:proofErr w:type="spellEnd"/>
+      <w:r>
+        <w:t xml:space="preserve">) pour valider et contextualiser les signatures observées. </w:t>
       </w:r>
     </w:p>
     <w:p>
@@ -10240,7 +12310,31 @@
         <w:ind w:right="35"/>
       </w:pPr>
       <w:r>
-        <w:t xml:space="preserve">Analyse de réseaux de co-expression génique (WGCNA, hdWGCNA) pour identifier des modules de gènes et des hub genes susceptibles de constituer des cibles thérapeutiques privilégiées. </w:t>
+        <w:t xml:space="preserve">Analyse de réseaux de </w:t>
+      </w:r>
+      <w:proofErr w:type="spellStart"/>
+      <w:r>
+        <w:t>co</w:t>
+      </w:r>
+      <w:proofErr w:type="spellEnd"/>
+      <w:r>
+        <w:t xml:space="preserve">-expression génique (WGCNA, </w:t>
+      </w:r>
+      <w:proofErr w:type="spellStart"/>
+      <w:r>
+        <w:t>hdWGCNA</w:t>
+      </w:r>
+      <w:proofErr w:type="spellEnd"/>
+      <w:r>
+        <w:t xml:space="preserve">) pour identifier des modules de gènes et des hub </w:t>
+      </w:r>
+      <w:proofErr w:type="spellStart"/>
+      <w:r>
+        <w:t>genes</w:t>
+      </w:r>
+      <w:proofErr w:type="spellEnd"/>
+      <w:r>
+        <w:t xml:space="preserve"> susceptibles de constituer des cibles thérapeutiques privilégiées. </w:t>
       </w:r>
     </w:p>
     <w:p>
@@ -10310,28 +12404,76 @@
       </w:r>
       <w:r>
         <w:br/>
-        <w:t>1. Analyse de sous-types cellulaires fins (high-resolution clustering), notamment pour identifier les sous-populations de microglies (ex: états prolifératifs vs inflammatoires) invisibles au niveau macro-type.</w:t>
+        <w:t>1. Analyse de sous-types cellulaires fins (high-</w:t>
+      </w:r>
+      <w:proofErr w:type="spellStart"/>
+      <w:r>
+        <w:t>resolution</w:t>
+      </w:r>
+      <w:proofErr w:type="spellEnd"/>
+      <w:r>
+        <w:t xml:space="preserve"> clustering), notamment pour identifier les sous-populations de microglies (ex: états prolifératifs vs inflammatoires) invisibles au niveau macro-type.</w:t>
       </w:r>
       <w:r>
         <w:br/>
       </w:r>
       <w:r>
         <w:br/>
-        <w:t>2. Analyse de trajectoires temporelles (Pseudotime / RNA Velocity) pour reconstruire la dynamique d'activation microgliale et la transition progressive des états neuronaux.</w:t>
+        <w:t>2. Analyse de trajectoires temporelles (</w:t>
+      </w:r>
+      <w:proofErr w:type="spellStart"/>
+      <w:r>
+        <w:t>Pseudotime</w:t>
+      </w:r>
+      <w:proofErr w:type="spellEnd"/>
+      <w:r>
+        <w:t xml:space="preserve"> / RNA Velocity) pour reconstruire la dynamique d'activation microgliale et la transition progressive des états neuronaux.</w:t>
       </w:r>
       <w:r>
         <w:br/>
       </w:r>
       <w:r>
         <w:br/>
-        <w:t>3. Intégration multi-omique : Croisement avec des données d'épigénomique (ATAC-seq) pour valider les facteurs de transcription candidats (ex: POU3F2) identifiés dans nos tendances.</w:t>
+        <w:t>3. Intégration multi-omique : Croisement avec des données d'</w:t>
+      </w:r>
+      <w:proofErr w:type="spellStart"/>
+      <w:r>
+        <w:t>épigénomique</w:t>
+      </w:r>
+      <w:proofErr w:type="spellEnd"/>
+      <w:r>
+        <w:t xml:space="preserve"> (ATAC-seq) pour valider les facteurs de transcription candidats (ex: POU3F2) identifiés dans nos tendances.</w:t>
       </w:r>
       <w:r>
         <w:br/>
       </w:r>
       <w:r>
         <w:br/>
-        <w:t>4. Analyse de réseaux de co-expression (WGCNA) pour identifier des modules de gènes co-régulés et des 'hub genes' potentiels cibles thérapeutiques.</w:t>
+        <w:t xml:space="preserve">4. Analyse de réseaux de </w:t>
+      </w:r>
+      <w:proofErr w:type="spellStart"/>
+      <w:r>
+        <w:t>co</w:t>
+      </w:r>
+      <w:proofErr w:type="spellEnd"/>
+      <w:r>
+        <w:t xml:space="preserve">-expression (WGCNA) pour identifier des modules de gènes </w:t>
+      </w:r>
+      <w:proofErr w:type="spellStart"/>
+      <w:r>
+        <w:t>co-régulés</w:t>
+      </w:r>
+      <w:proofErr w:type="spellEnd"/>
+      <w:r>
+        <w:t xml:space="preserve"> et des 'hub </w:t>
+      </w:r>
+      <w:proofErr w:type="spellStart"/>
+      <w:r>
+        <w:t>genes</w:t>
+      </w:r>
+      <w:proofErr w:type="spellEnd"/>
+      <w:r>
+        <w:t>' potentiels cibles thérapeutiques.</w:t>
       </w:r>
     </w:p>
     <w:p>
@@ -10391,7 +12533,43 @@
           <w:sz w:val="18"/>
         </w:rPr>
         <w:br/>
-        <w:t>Perspective prioritaire : Une stratégie de 'Balanced Subsampling' (ex: 500 cellules/donneur) aurait permis d'inclure plus de 100 donneurs (y compris la cohorte africaine et les cas mixtes) dans la même mémoire RAM. Cette approche sacrifierait la résolution des sous-types rares pour gagner massivement en puissance statistique.</w:t>
+        <w:t>Perspective prioritaire : Une stratégie de '</w:t>
+      </w:r>
+      <w:proofErr w:type="spellStart"/>
+      <w:r>
+        <w:rPr>
+          <w:rFonts w:ascii="Century Gothic" w:hAnsi="Century Gothic"/>
+          <w:color w:val="7030A0"/>
+          <w:sz w:val="18"/>
+        </w:rPr>
+        <w:t>Balanced</w:t>
+      </w:r>
+      <w:proofErr w:type="spellEnd"/>
+      <w:r>
+        <w:rPr>
+          <w:rFonts w:ascii="Century Gothic" w:hAnsi="Century Gothic"/>
+          <w:color w:val="7030A0"/>
+          <w:sz w:val="18"/>
+        </w:rPr>
+        <w:t xml:space="preserve"> </w:t>
+      </w:r>
+      <w:proofErr w:type="spellStart"/>
+      <w:r>
+        <w:rPr>
+          <w:rFonts w:ascii="Century Gothic" w:hAnsi="Century Gothic"/>
+          <w:color w:val="7030A0"/>
+          <w:sz w:val="18"/>
+        </w:rPr>
+        <w:t>Subsampling</w:t>
+      </w:r>
+      <w:proofErr w:type="spellEnd"/>
+      <w:r>
+        <w:rPr>
+          <w:rFonts w:ascii="Century Gothic" w:hAnsi="Century Gothic"/>
+          <w:color w:val="7030A0"/>
+          <w:sz w:val="18"/>
+        </w:rPr>
+        <w:t>' (ex: 500 cellules/donneur) aurait permis d'inclure plus de 100 donneurs (y compris la cohorte africaine et les cas mixtes) dans la même mémoire RAM. Cette approche sacrifierait la résolution des sous-types rares pour gagner massivement en puissance statistique.</w:t>
       </w:r>
     </w:p>
     <w:p>
@@ -10511,7 +12689,43 @@
           <w:color w:val="7030A0"/>
           <w:sz w:val="18"/>
         </w:rPr>
-        <w:t>**Stratégie A : Balanced Subsampling (500 cellules/donneur)**</w:t>
+        <w:t xml:space="preserve">**Stratégie A : </w:t>
+      </w:r>
+      <w:proofErr w:type="spellStart"/>
+      <w:r>
+        <w:rPr>
+          <w:rFonts w:ascii="Century Gothic" w:hAnsi="Century Gothic"/>
+          <w:color w:val="7030A0"/>
+          <w:sz w:val="18"/>
+        </w:rPr>
+        <w:t>Balanced</w:t>
+      </w:r>
+      <w:proofErr w:type="spellEnd"/>
+      <w:r>
+        <w:rPr>
+          <w:rFonts w:ascii="Century Gothic" w:hAnsi="Century Gothic"/>
+          <w:color w:val="7030A0"/>
+          <w:sz w:val="18"/>
+        </w:rPr>
+        <w:t xml:space="preserve"> </w:t>
+      </w:r>
+      <w:proofErr w:type="spellStart"/>
+      <w:r>
+        <w:rPr>
+          <w:rFonts w:ascii="Century Gothic" w:hAnsi="Century Gothic"/>
+          <w:color w:val="7030A0"/>
+          <w:sz w:val="18"/>
+        </w:rPr>
+        <w:t>Subsampling</w:t>
+      </w:r>
+      <w:proofErr w:type="spellEnd"/>
+      <w:r>
+        <w:rPr>
+          <w:rFonts w:ascii="Century Gothic" w:hAnsi="Century Gothic"/>
+          <w:color w:val="7030A0"/>
+          <w:sz w:val="18"/>
+        </w:rPr>
+        <w:t xml:space="preserve"> (500 cellules/donneur)**</w:t>
       </w:r>
     </w:p>
     <w:p>
@@ -10592,7 +12806,25 @@
           <w:color w:val="7030A0"/>
           <w:sz w:val="18"/>
         </w:rPr>
-        <w:t xml:space="preserve">  - Perte des types cellulaires rares (Astrocytes Reactive, OPC) par sous-échantillonnage</w:t>
+        <w:t xml:space="preserve">  - Perte des types cellulaires rares (Astrocytes </w:t>
+      </w:r>
+      <w:proofErr w:type="spellStart"/>
+      <w:r>
+        <w:rPr>
+          <w:rFonts w:ascii="Century Gothic" w:hAnsi="Century Gothic"/>
+          <w:color w:val="7030A0"/>
+          <w:sz w:val="18"/>
+        </w:rPr>
+        <w:t>Reactive</w:t>
+      </w:r>
+      <w:proofErr w:type="spellEnd"/>
+      <w:r>
+        <w:rPr>
+          <w:rFonts w:ascii="Century Gothic" w:hAnsi="Century Gothic"/>
+          <w:color w:val="7030A0"/>
+          <w:sz w:val="18"/>
+        </w:rPr>
+        <w:t>, OPC) par sous-échantillonnage</w:t>
       </w:r>
     </w:p>
     <w:p>
@@ -10632,7 +12864,25 @@
           <w:color w:val="7030A0"/>
           <w:sz w:val="18"/>
         </w:rPr>
-        <w:t xml:space="preserve">  - Inclusion obligatoire de cas mixtes (AD+diabète, AD+PD) compromettant l'interprétation biologique</w:t>
+        <w:t xml:space="preserve">  - Inclusion obligatoire de cas mixtes (</w:t>
+      </w:r>
+      <w:proofErr w:type="spellStart"/>
+      <w:r>
+        <w:rPr>
+          <w:rFonts w:ascii="Century Gothic" w:hAnsi="Century Gothic"/>
+          <w:color w:val="7030A0"/>
+          <w:sz w:val="18"/>
+        </w:rPr>
+        <w:t>AD+diabète</w:t>
+      </w:r>
+      <w:proofErr w:type="spellEnd"/>
+      <w:r>
+        <w:rPr>
+          <w:rFonts w:ascii="Century Gothic" w:hAnsi="Century Gothic"/>
+          <w:color w:val="7030A0"/>
+          <w:sz w:val="18"/>
+        </w:rPr>
+        <w:t>, AD+PD) compromettant l'interprétation biologique</w:t>
       </w:r>
     </w:p>
     <w:p>
@@ -10824,7 +13074,43 @@
           <w:color w:val="7030A0"/>
           <w:sz w:val="18"/>
         </w:rPr>
-        <w:t xml:space="preserve">  - Ajout d'une covariable confondante (ancestry) complexifiant le modèle statistique</w:t>
+        <w:t xml:space="preserve">  - Ajout d'une </w:t>
+      </w:r>
+      <w:proofErr w:type="spellStart"/>
+      <w:r>
+        <w:rPr>
+          <w:rFonts w:ascii="Century Gothic" w:hAnsi="Century Gothic"/>
+          <w:color w:val="7030A0"/>
+          <w:sz w:val="18"/>
+        </w:rPr>
+        <w:t>covariable</w:t>
+      </w:r>
+      <w:proofErr w:type="spellEnd"/>
+      <w:r>
+        <w:rPr>
+          <w:rFonts w:ascii="Century Gothic" w:hAnsi="Century Gothic"/>
+          <w:color w:val="7030A0"/>
+          <w:sz w:val="18"/>
+        </w:rPr>
+        <w:t xml:space="preserve"> confondante (</w:t>
+      </w:r>
+      <w:proofErr w:type="spellStart"/>
+      <w:r>
+        <w:rPr>
+          <w:rFonts w:ascii="Century Gothic" w:hAnsi="Century Gothic"/>
+          <w:color w:val="7030A0"/>
+          <w:sz w:val="18"/>
+        </w:rPr>
+        <w:t>ancestry</w:t>
+      </w:r>
+      <w:proofErr w:type="spellEnd"/>
+      <w:r>
+        <w:rPr>
+          <w:rFonts w:ascii="Century Gothic" w:hAnsi="Century Gothic"/>
+          <w:color w:val="7030A0"/>
+          <w:sz w:val="18"/>
+        </w:rPr>
+        <w:t>) complexifiant le modèle statistique</w:t>
       </w:r>
     </w:p>
     <w:p>
@@ -10908,7 +13194,25 @@
           <w:color w:val="7030A0"/>
           <w:sz w:val="18"/>
         </w:rPr>
-        <w:t>Les deux alternatives présentaient des limitations rédhibitoires. La stratégie actuelle (17 donneurs, 62 800 cellules, 3 ancestries) demeure optimale car elle préserve la résolution cellulaire nécessaire à l'identification des 7 types cellulaires validés, maintient la pureté diagnostique (AD/PD/CTRL sans comorbidités), et garantit la robustesse du pipeline pseudobulk (96 échantillons après filtres statistiques).</w:t>
+        <w:t xml:space="preserve">Les deux alternatives présentaient des limitations rédhibitoires. La stratégie actuelle (17 donneurs, 62 800 cellules, 3 </w:t>
+      </w:r>
+      <w:proofErr w:type="spellStart"/>
+      <w:r>
+        <w:rPr>
+          <w:rFonts w:ascii="Century Gothic" w:hAnsi="Century Gothic"/>
+          <w:color w:val="7030A0"/>
+          <w:sz w:val="18"/>
+        </w:rPr>
+        <w:t>ancestries</w:t>
+      </w:r>
+      <w:proofErr w:type="spellEnd"/>
+      <w:r>
+        <w:rPr>
+          <w:rFonts w:ascii="Century Gothic" w:hAnsi="Century Gothic"/>
+          <w:color w:val="7030A0"/>
+          <w:sz w:val="18"/>
+        </w:rPr>
+        <w:t>) demeure optimale car elle préserve la résolution cellulaire nécessaire à l'identification des 7 types cellulaires validés, maintient la pureté diagnostique (AD/PD/CTRL sans comorbidités), et garantit la robustesse du pipeline pseudobulk (96 échantillons après filtres statistiques).</w:t>
       </w:r>
     </w:p>
     <w:p>
@@ -10940,7 +13244,61 @@
           <w:color w:val="7030A0"/>
           <w:sz w:val="18"/>
         </w:rPr>
-        <w:t>**Perspective prioritaire identifiée** : L'exploration des donneurs PD avec ancestry 'unknown' (18,8% du dataset) constitue la piste la plus prometteuse. Si 2-3 donneurs PD 'unknown' supplémentaires sont identifiables, la cohorte PD atteindrait N=5-6, franchissant le seuil MIN_DONORS_PER_CLUSTER ≥ 5 et validant pleinement l'analyse différentielle PD vs CTRL.</w:t>
+        <w:t xml:space="preserve">**Perspective prioritaire identifiée** : L'exploration des donneurs PD avec </w:t>
+      </w:r>
+      <w:proofErr w:type="spellStart"/>
+      <w:r>
+        <w:rPr>
+          <w:rFonts w:ascii="Century Gothic" w:hAnsi="Century Gothic"/>
+          <w:color w:val="7030A0"/>
+          <w:sz w:val="18"/>
+        </w:rPr>
+        <w:t>ancestry</w:t>
+      </w:r>
+      <w:proofErr w:type="spellEnd"/>
+      <w:r>
+        <w:rPr>
+          <w:rFonts w:ascii="Century Gothic" w:hAnsi="Century Gothic"/>
+          <w:color w:val="7030A0"/>
+          <w:sz w:val="18"/>
+        </w:rPr>
+        <w:t xml:space="preserve"> '</w:t>
+      </w:r>
+      <w:proofErr w:type="spellStart"/>
+      <w:r>
+        <w:rPr>
+          <w:rFonts w:ascii="Century Gothic" w:hAnsi="Century Gothic"/>
+          <w:color w:val="7030A0"/>
+          <w:sz w:val="18"/>
+        </w:rPr>
+        <w:t>unknown</w:t>
+      </w:r>
+      <w:proofErr w:type="spellEnd"/>
+      <w:r>
+        <w:rPr>
+          <w:rFonts w:ascii="Century Gothic" w:hAnsi="Century Gothic"/>
+          <w:color w:val="7030A0"/>
+          <w:sz w:val="18"/>
+        </w:rPr>
+        <w:t>' (18,8% du dataset) constitue la piste la plus prometteuse. Si 2-3 donneurs PD '</w:t>
+      </w:r>
+      <w:proofErr w:type="spellStart"/>
+      <w:r>
+        <w:rPr>
+          <w:rFonts w:ascii="Century Gothic" w:hAnsi="Century Gothic"/>
+          <w:color w:val="7030A0"/>
+          <w:sz w:val="18"/>
+        </w:rPr>
+        <w:t>unknown</w:t>
+      </w:r>
+      <w:proofErr w:type="spellEnd"/>
+      <w:r>
+        <w:rPr>
+          <w:rFonts w:ascii="Century Gothic" w:hAnsi="Century Gothic"/>
+          <w:color w:val="7030A0"/>
+          <w:sz w:val="18"/>
+        </w:rPr>
+        <w:t>' supplémentaires sont identifiables, la cohorte PD atteindrait N=5-6, franchissant le seuil MIN_DONORS_PER_CLUSTER ≥ 5 et validant pleinement l'analyse différentielle PD vs CTRL.</w:t>
       </w:r>
     </w:p>
     <w:p>
@@ -10990,14 +13348,30 @@
       </w:r>
       <w:r>
         <w:br/>
-        <w:t>Nos résultats mettent en évidence des signatures biologiquement cohérentes : une altération vasculaire majeure associée au lncRNA MEG3 (FDR &lt; 0.05) et des tendances inflammatoires microgliales prometteuses. Ces découvertes valident la pertinence de l'approche 'Pseudobulk' pour éviter les faux positifs inhérents au single-cell.</w:t>
+        <w:t xml:space="preserve">Nos résultats mettent en évidence des signatures biologiquement cohérentes : une altération vasculaire majeure associée au </w:t>
+      </w:r>
+      <w:proofErr w:type="spellStart"/>
+      <w:r>
+        <w:t>lncRNA</w:t>
+      </w:r>
+      <w:proofErr w:type="spellEnd"/>
+      <w:r>
+        <w:t xml:space="preserve"> MEG3 (FDR &lt; 0.05) et des tendances inflammatoires microgliales prometteuses. Ces découvertes valident la pertinence de l'approche 'Pseudobulk' pour éviter les faux positifs inhérents au single-cell.</w:t>
       </w:r>
       <w:r>
         <w:br/>
       </w:r>
       <w:r>
         <w:br/>
-        <w:t>Ce projet constitue donc une preuve de concept solide. L'optimisation de la stratégie d'échantillonnage (via subsampling) est désormais la prochaine étape pour transformer ces tendances biologiques en certitudes statistiques généralisables.</w:t>
+        <w:t xml:space="preserve">Ce projet constitue donc une preuve de concept solide. L'optimisation de la stratégie d'échantillonnage (via </w:t>
+      </w:r>
+      <w:proofErr w:type="spellStart"/>
+      <w:r>
+        <w:t>subsampling</w:t>
+      </w:r>
+      <w:proofErr w:type="spellEnd"/>
+      <w:r>
+        <w:t>) est désormais la prochaine étape pour transformer ces tendances biologiques en certitudes statistiques généralisables.</w:t>
       </w:r>
     </w:p>
     <w:p>
@@ -11037,7 +13411,21 @@
         <w:rPr>
           <w:lang w:val="en-US"/>
         </w:rPr>
-        <w:t xml:space="preserve">Lee, D. et al. (2024). Population-scale cross-disorder atlas of the human prefrontal cortex. medRxiv. </w:t>
+        <w:t xml:space="preserve">Lee, D. et al. (2024). Population-scale cross-disorder atlas of the human prefrontal cortex. </w:t>
+      </w:r>
+      <w:proofErr w:type="spellStart"/>
+      <w:r>
+        <w:rPr>
+          <w:lang w:val="en-US"/>
+        </w:rPr>
+        <w:t>medRxiv</w:t>
+      </w:r>
+      <w:proofErr w:type="spellEnd"/>
+      <w:r>
+        <w:rPr>
+          <w:lang w:val="en-US"/>
+        </w:rPr>
+        <w:t xml:space="preserve">. </w:t>
       </w:r>
     </w:p>
     <w:p>
@@ -16106,6 +18494,66 @@
   </w:num>
   <w:num w:numId="28" w16cid:durableId="1450203630">
     <w:abstractNumId w:val="0"/>
+  </w:num>
+  <w:num w:numId="29" w16cid:durableId="1845703586">
+    <w:abstractNumId w:val="23"/>
+    <w:lvlOverride w:ilvl="0">
+      <w:startOverride w:val="1"/>
+    </w:lvlOverride>
+    <w:lvlOverride w:ilvl="1">
+      <w:startOverride w:val="1"/>
+    </w:lvlOverride>
+    <w:lvlOverride w:ilvl="2">
+      <w:startOverride w:val="1"/>
+    </w:lvlOverride>
+    <w:lvlOverride w:ilvl="3">
+      <w:startOverride w:val="1"/>
+    </w:lvlOverride>
+    <w:lvlOverride w:ilvl="4">
+      <w:startOverride w:val="1"/>
+    </w:lvlOverride>
+    <w:lvlOverride w:ilvl="5">
+      <w:startOverride w:val="1"/>
+    </w:lvlOverride>
+    <w:lvlOverride w:ilvl="6">
+      <w:startOverride w:val="1"/>
+    </w:lvlOverride>
+    <w:lvlOverride w:ilvl="7">
+      <w:startOverride w:val="1"/>
+    </w:lvlOverride>
+    <w:lvlOverride w:ilvl="8">
+      <w:startOverride w:val="1"/>
+    </w:lvlOverride>
+  </w:num>
+  <w:num w:numId="30" w16cid:durableId="1024331315">
+    <w:abstractNumId w:val="23"/>
+    <w:lvlOverride w:ilvl="0">
+      <w:startOverride w:val="1"/>
+    </w:lvlOverride>
+    <w:lvlOverride w:ilvl="1">
+      <w:startOverride w:val="1"/>
+    </w:lvlOverride>
+    <w:lvlOverride w:ilvl="2">
+      <w:startOverride w:val="1"/>
+    </w:lvlOverride>
+    <w:lvlOverride w:ilvl="3">
+      <w:startOverride w:val="1"/>
+    </w:lvlOverride>
+    <w:lvlOverride w:ilvl="4">
+      <w:startOverride w:val="1"/>
+    </w:lvlOverride>
+    <w:lvlOverride w:ilvl="5">
+      <w:startOverride w:val="1"/>
+    </w:lvlOverride>
+    <w:lvlOverride w:ilvl="6">
+      <w:startOverride w:val="1"/>
+    </w:lvlOverride>
+    <w:lvlOverride w:ilvl="7">
+      <w:startOverride w:val="1"/>
+    </w:lvlOverride>
+    <w:lvlOverride w:ilvl="8">
+      <w:startOverride w:val="1"/>
+    </w:lvlOverride>
   </w:num>
 </w:numbering>
 </file>
@@ -16595,7 +19043,6 @@
   <w:style w:type="character" w:default="1" w:styleId="Policepardfaut">
     <w:name w:val="Default Paragraph Font"/>
     <w:uiPriority w:val="1"/>
-    <w:semiHidden/>
     <w:unhideWhenUsed/>
   </w:style>
   <w:style w:type="table" w:default="1" w:styleId="TableauNormal">

--- a/Rapport/1-Rapport_M2_AIDA_Final_Complet.docx
+++ b/Rapport/1-Rapport_M2_AIDA_Final_Complet.docx
@@ -1700,6 +1700,975 @@
     </w:p>
     <w:p>
       <w:pPr>
+        <w:numPr>
+          <w:ilvl w:val="0"/>
+          <w:numId w:val="17"/>
+        </w:numPr>
+        <w:tabs>
+          <w:tab w:val="num" w:pos="360"/>
+        </w:tabs>
+        <w:spacing w:after="0" w:line="240" w:lineRule="auto"/>
+        <w:ind w:right="35"/>
+        <w:rPr>
+          <w:b/>
+          <w:bCs/>
+        </w:rPr>
+      </w:pPr>
+      <w:r>
+        <w:rPr>
+          <w:b/>
+          <w:bCs/>
+        </w:rPr>
+        <w:t xml:space="preserve">1. Structure du format </w:t>
+      </w:r>
+      <w:proofErr w:type="spellStart"/>
+      <w:r>
+        <w:rPr>
+          <w:b/>
+          <w:bCs/>
+        </w:rPr>
+        <w:t>AnnData</w:t>
+      </w:r>
+      <w:proofErr w:type="spellEnd"/>
+    </w:p>
+    <w:p>
+      <w:pPr>
+        <w:spacing w:after="0" w:line="240" w:lineRule="auto"/>
+        <w:ind w:left="-5" w:right="35"/>
+      </w:pPr>
+      <w:r>
+        <w:t xml:space="preserve">Votre note technique est </w:t>
+      </w:r>
+      <w:r>
+        <w:rPr>
+          <w:b/>
+          <w:bCs/>
+        </w:rPr>
+        <w:t>essentielle</w:t>
+      </w:r>
+      <w:r>
+        <w:t xml:space="preserve"> pour comprendre la logique Scanpy :</w:t>
+      </w:r>
+    </w:p>
+    <w:p>
+      <w:pPr>
+        <w:numPr>
+          <w:ilvl w:val="0"/>
+          <w:numId w:val="31"/>
+        </w:numPr>
+        <w:spacing w:after="0" w:line="240" w:lineRule="auto"/>
+        <w:ind w:right="35"/>
+      </w:pPr>
+      <w:r>
+        <w:t xml:space="preserve">.X → Matrice </w:t>
+      </w:r>
+      <w:r>
+        <w:rPr>
+          <w:b/>
+          <w:bCs/>
+        </w:rPr>
+        <w:t>creuse</w:t>
+      </w:r>
+      <w:r>
+        <w:t xml:space="preserve"> (</w:t>
+      </w:r>
+      <w:proofErr w:type="spellStart"/>
+      <w:r>
+        <w:t>scipy.sparse</w:t>
+      </w:r>
+      <w:proofErr w:type="spellEnd"/>
+      <w:r>
+        <w:t>) pour économiser la mémoire</w:t>
+      </w:r>
+    </w:p>
+    <w:p>
+      <w:pPr>
+        <w:numPr>
+          <w:ilvl w:val="0"/>
+          <w:numId w:val="31"/>
+        </w:numPr>
+        <w:spacing w:after="0" w:line="240" w:lineRule="auto"/>
+        <w:ind w:right="35"/>
+      </w:pPr>
+      <w:r>
+        <w:t>.</w:t>
+      </w:r>
+      <w:proofErr w:type="spellStart"/>
+      <w:r>
+        <w:t>obs</w:t>
+      </w:r>
+      <w:proofErr w:type="spellEnd"/>
+      <w:r>
+        <w:t xml:space="preserve"> → </w:t>
+      </w:r>
+      <w:proofErr w:type="spellStart"/>
+      <w:r>
+        <w:t>DataFrame</w:t>
+      </w:r>
+      <w:proofErr w:type="spellEnd"/>
+      <w:r>
+        <w:t xml:space="preserve"> des </w:t>
+      </w:r>
+      <w:r>
+        <w:rPr>
+          <w:b/>
+          <w:bCs/>
+        </w:rPr>
+        <w:t>cellules</w:t>
+      </w:r>
+      <w:r>
+        <w:t xml:space="preserve"> (lignes)</w:t>
+      </w:r>
+    </w:p>
+    <w:p>
+      <w:pPr>
+        <w:numPr>
+          <w:ilvl w:val="0"/>
+          <w:numId w:val="31"/>
+        </w:numPr>
+        <w:spacing w:after="0" w:line="240" w:lineRule="auto"/>
+        <w:ind w:right="35"/>
+      </w:pPr>
+      <w:r>
+        <w:t xml:space="preserve">.var → </w:t>
+      </w:r>
+      <w:proofErr w:type="spellStart"/>
+      <w:r>
+        <w:t>DataFrame</w:t>
+      </w:r>
+      <w:proofErr w:type="spellEnd"/>
+      <w:r>
+        <w:t xml:space="preserve"> des </w:t>
+      </w:r>
+      <w:r>
+        <w:rPr>
+          <w:b/>
+          <w:bCs/>
+        </w:rPr>
+        <w:t>gènes</w:t>
+      </w:r>
+      <w:r>
+        <w:t xml:space="preserve"> (colonnes)</w:t>
+      </w:r>
+    </w:p>
+    <w:p>
+      <w:pPr>
+        <w:numPr>
+          <w:ilvl w:val="0"/>
+          <w:numId w:val="31"/>
+        </w:numPr>
+        <w:spacing w:after="0" w:line="240" w:lineRule="auto"/>
+        <w:ind w:right="35"/>
+      </w:pPr>
+      <w:r>
+        <w:t>.</w:t>
+      </w:r>
+      <w:proofErr w:type="spellStart"/>
+      <w:r>
+        <w:t>obsm</w:t>
+      </w:r>
+      <w:proofErr w:type="spellEnd"/>
+      <w:r>
+        <w:t xml:space="preserve"> → Dictionnaire de matrices (UMAP, PCA, etc.)</w:t>
+      </w:r>
+    </w:p>
+    <w:p>
+      <w:pPr>
+        <w:numPr>
+          <w:ilvl w:val="0"/>
+          <w:numId w:val="17"/>
+        </w:numPr>
+        <w:tabs>
+          <w:tab w:val="num" w:pos="360"/>
+        </w:tabs>
+        <w:spacing w:after="0" w:line="240" w:lineRule="auto"/>
+        <w:ind w:right="35"/>
+        <w:rPr>
+          <w:b/>
+          <w:bCs/>
+        </w:rPr>
+      </w:pPr>
+      <w:r>
+        <w:rPr>
+          <w:b/>
+          <w:bCs/>
+        </w:rPr>
+        <w:t>2. Métriques affichées</w:t>
+      </w:r>
+    </w:p>
+    <w:tbl>
+      <w:tblPr>
+        <w:tblW w:w="0" w:type="auto"/>
+        <w:tblCellSpacing w:w="15" w:type="dxa"/>
+        <w:tblCellMar>
+          <w:top w:w="15" w:type="dxa"/>
+          <w:left w:w="15" w:type="dxa"/>
+          <w:bottom w:w="15" w:type="dxa"/>
+          <w:right w:w="15" w:type="dxa"/>
+        </w:tblCellMar>
+        <w:tblLook w:val="04A0" w:firstRow="1" w:lastRow="0" w:firstColumn="1" w:lastColumn="0" w:noHBand="0" w:noVBand="1"/>
+      </w:tblPr>
+      <w:tblGrid>
+        <w:gridCol w:w="2215"/>
+        <w:gridCol w:w="4934"/>
+        <w:gridCol w:w="2121"/>
+      </w:tblGrid>
+      <w:tr>
+        <w:trPr>
+          <w:tblHeader/>
+          <w:tblCellSpacing w:w="15" w:type="dxa"/>
+        </w:trPr>
+        <w:tc>
+          <w:tcPr>
+            <w:tcW w:w="0" w:type="auto"/>
+            <w:vAlign w:val="center"/>
+            <w:hideMark/>
+          </w:tcPr>
+          <w:p>
+            <w:pPr>
+              <w:spacing w:after="0" w:line="240" w:lineRule="auto"/>
+              <w:ind w:left="-5" w:right="35"/>
+              <w:rPr>
+                <w:b/>
+                <w:bCs/>
+              </w:rPr>
+            </w:pPr>
+            <w:r>
+              <w:rPr>
+                <w:b/>
+                <w:bCs/>
+              </w:rPr>
+              <w:t>Métrique</w:t>
+            </w:r>
+          </w:p>
+        </w:tc>
+        <w:tc>
+          <w:tcPr>
+            <w:tcW w:w="0" w:type="auto"/>
+            <w:vAlign w:val="center"/>
+            <w:hideMark/>
+          </w:tcPr>
+          <w:p>
+            <w:pPr>
+              <w:spacing w:after="0" w:line="240" w:lineRule="auto"/>
+              <w:ind w:left="-5" w:right="35"/>
+              <w:rPr>
+                <w:b/>
+                <w:bCs/>
+              </w:rPr>
+            </w:pPr>
+            <w:r>
+              <w:rPr>
+                <w:b/>
+                <w:bCs/>
+              </w:rPr>
+              <w:t>Utilité</w:t>
+            </w:r>
+          </w:p>
+        </w:tc>
+        <w:tc>
+          <w:tcPr>
+            <w:tcW w:w="0" w:type="auto"/>
+            <w:vAlign w:val="center"/>
+            <w:hideMark/>
+          </w:tcPr>
+          <w:p>
+            <w:pPr>
+              <w:spacing w:after="0" w:line="240" w:lineRule="auto"/>
+              <w:ind w:left="-5" w:right="35"/>
+              <w:rPr>
+                <w:b/>
+                <w:bCs/>
+              </w:rPr>
+            </w:pPr>
+            <w:r>
+              <w:rPr>
+                <w:b/>
+                <w:bCs/>
+              </w:rPr>
+              <w:t>Exemple typique</w:t>
+            </w:r>
+          </w:p>
+        </w:tc>
+      </w:tr>
+      <w:tr>
+        <w:trPr>
+          <w:tblCellSpacing w:w="15" w:type="dxa"/>
+        </w:trPr>
+        <w:tc>
+          <w:tcPr>
+            <w:tcW w:w="0" w:type="auto"/>
+            <w:vAlign w:val="center"/>
+            <w:hideMark/>
+          </w:tcPr>
+          <w:p>
+            <w:pPr>
+              <w:spacing w:after="0" w:line="240" w:lineRule="auto"/>
+              <w:ind w:left="-5" w:right="35"/>
+            </w:pPr>
+            <w:r>
+              <w:t>Dataset Shape</w:t>
+            </w:r>
+          </w:p>
+        </w:tc>
+        <w:tc>
+          <w:tcPr>
+            <w:tcW w:w="0" w:type="auto"/>
+            <w:vAlign w:val="center"/>
+            <w:hideMark/>
+          </w:tcPr>
+          <w:p>
+            <w:pPr>
+              <w:spacing w:after="0" w:line="240" w:lineRule="auto"/>
+              <w:ind w:left="-5" w:right="35"/>
+            </w:pPr>
+            <w:r>
+              <w:t>Dimensions brutes (avant QC)</w:t>
+            </w:r>
+          </w:p>
+        </w:tc>
+        <w:tc>
+          <w:tcPr>
+            <w:tcW w:w="0" w:type="auto"/>
+            <w:vAlign w:val="center"/>
+            <w:hideMark/>
+          </w:tcPr>
+          <w:p>
+            <w:pPr>
+              <w:spacing w:after="0" w:line="240" w:lineRule="auto"/>
+              <w:ind w:left="-5" w:right="35"/>
+            </w:pPr>
+            <w:r>
+              <w:t>(62800, 33538)</w:t>
+            </w:r>
+          </w:p>
+        </w:tc>
+      </w:tr>
+      <w:tr>
+        <w:trPr>
+          <w:tblCellSpacing w:w="15" w:type="dxa"/>
+        </w:trPr>
+        <w:tc>
+          <w:tcPr>
+            <w:tcW w:w="0" w:type="auto"/>
+            <w:vAlign w:val="center"/>
+            <w:hideMark/>
+          </w:tcPr>
+          <w:p>
+            <w:pPr>
+              <w:spacing w:after="0" w:line="240" w:lineRule="auto"/>
+              <w:ind w:left="-5" w:right="35"/>
+            </w:pPr>
+            <w:proofErr w:type="spellStart"/>
+            <w:r>
+              <w:t>Number</w:t>
+            </w:r>
+            <w:proofErr w:type="spellEnd"/>
+            <w:r>
+              <w:t xml:space="preserve"> of Cells</w:t>
+            </w:r>
+          </w:p>
+        </w:tc>
+        <w:tc>
+          <w:tcPr>
+            <w:tcW w:w="0" w:type="auto"/>
+            <w:vAlign w:val="center"/>
+            <w:hideMark/>
+          </w:tcPr>
+          <w:p>
+            <w:pPr>
+              <w:spacing w:after="0" w:line="240" w:lineRule="auto"/>
+              <w:ind w:left="-5" w:right="35"/>
+            </w:pPr>
+            <w:r>
+              <w:t>Nombre de noyaux séquencés</w:t>
+            </w:r>
+          </w:p>
+        </w:tc>
+        <w:tc>
+          <w:tcPr>
+            <w:tcW w:w="0" w:type="auto"/>
+            <w:vAlign w:val="center"/>
+            <w:hideMark/>
+          </w:tcPr>
+          <w:p>
+            <w:pPr>
+              <w:spacing w:after="0" w:line="240" w:lineRule="auto"/>
+              <w:ind w:left="-5" w:right="35"/>
+            </w:pPr>
+            <w:r>
+              <w:t>62,800</w:t>
+            </w:r>
+          </w:p>
+        </w:tc>
+      </w:tr>
+      <w:tr>
+        <w:trPr>
+          <w:tblCellSpacing w:w="15" w:type="dxa"/>
+        </w:trPr>
+        <w:tc>
+          <w:tcPr>
+            <w:tcW w:w="0" w:type="auto"/>
+            <w:vAlign w:val="center"/>
+            <w:hideMark/>
+          </w:tcPr>
+          <w:p>
+            <w:pPr>
+              <w:spacing w:after="0" w:line="240" w:lineRule="auto"/>
+              <w:ind w:left="-5" w:right="35"/>
+            </w:pPr>
+            <w:proofErr w:type="spellStart"/>
+            <w:r>
+              <w:t>Number</w:t>
+            </w:r>
+            <w:proofErr w:type="spellEnd"/>
+            <w:r>
+              <w:t xml:space="preserve"> of </w:t>
+            </w:r>
+            <w:proofErr w:type="spellStart"/>
+            <w:r>
+              <w:t>Genes</w:t>
+            </w:r>
+            <w:proofErr w:type="spellEnd"/>
+          </w:p>
+        </w:tc>
+        <w:tc>
+          <w:tcPr>
+            <w:tcW w:w="0" w:type="auto"/>
+            <w:vAlign w:val="center"/>
+            <w:hideMark/>
+          </w:tcPr>
+          <w:p>
+            <w:pPr>
+              <w:spacing w:after="0" w:line="240" w:lineRule="auto"/>
+              <w:ind w:left="-5" w:right="35"/>
+            </w:pPr>
+            <w:r>
+              <w:t xml:space="preserve">Gènes mesurés (avant filtrage </w:t>
+            </w:r>
+            <w:proofErr w:type="spellStart"/>
+            <w:r>
+              <w:t>lowly</w:t>
+            </w:r>
+            <w:proofErr w:type="spellEnd"/>
+            <w:r>
+              <w:t xml:space="preserve"> </w:t>
+            </w:r>
+            <w:proofErr w:type="spellStart"/>
+            <w:r>
+              <w:t>expressed</w:t>
+            </w:r>
+            <w:proofErr w:type="spellEnd"/>
+            <w:r>
+              <w:t>)</w:t>
+            </w:r>
+          </w:p>
+        </w:tc>
+        <w:tc>
+          <w:tcPr>
+            <w:tcW w:w="0" w:type="auto"/>
+            <w:vAlign w:val="center"/>
+            <w:hideMark/>
+          </w:tcPr>
+          <w:p>
+            <w:pPr>
+              <w:spacing w:after="0" w:line="240" w:lineRule="auto"/>
+              <w:ind w:left="-5" w:right="35"/>
+            </w:pPr>
+            <w:r>
+              <w:t>33,538</w:t>
+            </w:r>
+          </w:p>
+        </w:tc>
+      </w:tr>
+      <w:tr>
+        <w:trPr>
+          <w:tblCellSpacing w:w="15" w:type="dxa"/>
+        </w:trPr>
+        <w:tc>
+          <w:tcPr>
+            <w:tcW w:w="0" w:type="auto"/>
+            <w:vAlign w:val="center"/>
+            <w:hideMark/>
+          </w:tcPr>
+          <w:p>
+            <w:pPr>
+              <w:spacing w:after="0" w:line="240" w:lineRule="auto"/>
+              <w:ind w:left="-5" w:right="35"/>
+            </w:pPr>
+            <w:proofErr w:type="spellStart"/>
+            <w:r>
+              <w:t>Embeddings</w:t>
+            </w:r>
+            <w:proofErr w:type="spellEnd"/>
+            <w:r>
+              <w:t xml:space="preserve"> (.</w:t>
+            </w:r>
+            <w:proofErr w:type="spellStart"/>
+            <w:r>
+              <w:t>obsm</w:t>
+            </w:r>
+            <w:proofErr w:type="spellEnd"/>
+            <w:r>
+              <w:t>)</w:t>
+            </w:r>
+          </w:p>
+        </w:tc>
+        <w:tc>
+          <w:tcPr>
+            <w:tcW w:w="0" w:type="auto"/>
+            <w:vAlign w:val="center"/>
+            <w:hideMark/>
+          </w:tcPr>
+          <w:p>
+            <w:pPr>
+              <w:spacing w:after="0" w:line="240" w:lineRule="auto"/>
+              <w:ind w:left="-5" w:right="35"/>
+            </w:pPr>
+            <w:r>
+              <w:t>Projections disponibles (UMAP, PCA, Harmony)</w:t>
+            </w:r>
+          </w:p>
+        </w:tc>
+        <w:tc>
+          <w:tcPr>
+            <w:tcW w:w="0" w:type="auto"/>
+            <w:vAlign w:val="center"/>
+            <w:hideMark/>
+          </w:tcPr>
+          <w:p>
+            <w:pPr>
+              <w:spacing w:after="0" w:line="240" w:lineRule="auto"/>
+              <w:ind w:left="-5" w:right="35"/>
+            </w:pPr>
+            <w:r>
+              <w:t>['</w:t>
+            </w:r>
+            <w:proofErr w:type="spellStart"/>
+            <w:r>
+              <w:t>X_umap</w:t>
+            </w:r>
+            <w:proofErr w:type="spellEnd"/>
+            <w:r>
+              <w:t>', '</w:t>
+            </w:r>
+            <w:proofErr w:type="spellStart"/>
+            <w:r>
+              <w:t>X_pca</w:t>
+            </w:r>
+            <w:proofErr w:type="spellEnd"/>
+            <w:r>
+              <w:t>']</w:t>
+            </w:r>
+          </w:p>
+        </w:tc>
+      </w:tr>
+    </w:tbl>
+    <w:p>
+      <w:pPr>
+        <w:spacing w:after="0" w:line="240" w:lineRule="auto"/>
+        <w:ind w:left="-5" w:right="35"/>
+      </w:pPr>
+    </w:p>
+    <w:p>
+      <w:pPr>
+        <w:spacing w:after="0" w:line="240" w:lineRule="auto"/>
+        <w:ind w:left="-5" w:right="35"/>
+      </w:pPr>
+      <w:r>
+        <w:lastRenderedPageBreak/>
+        <w:t>### Original dataset (RAW) :</w:t>
+      </w:r>
+    </w:p>
+    <w:p>
+      <w:pPr>
+        <w:spacing w:after="0" w:line="240" w:lineRule="auto"/>
+        <w:ind w:left="-5" w:right="35"/>
+      </w:pPr>
+    </w:p>
+    <w:p>
+      <w:pPr>
+        <w:spacing w:after="0" w:line="240" w:lineRule="auto"/>
+        <w:ind w:left="-5" w:right="35"/>
+      </w:pPr>
+      <w:r>
+        <w:t>&lt;</w:t>
+      </w:r>
+      <w:proofErr w:type="spellStart"/>
+      <w:r>
+        <w:t>small</w:t>
+      </w:r>
+      <w:proofErr w:type="spellEnd"/>
+      <w:r>
+        <w:t>&gt;Les données sont issues de l'**Atlas à l'échelle de la population du cortex préfrontal humain à résolution unicellulaire**.</w:t>
+      </w:r>
+    </w:p>
+    <w:p>
+      <w:pPr>
+        <w:spacing w:after="0" w:line="240" w:lineRule="auto"/>
+        <w:ind w:left="-5" w:right="35"/>
+      </w:pPr>
+      <w:r>
+        <w:t>L'analyse se concentre sur la **</w:t>
+      </w:r>
+      <w:proofErr w:type="spellStart"/>
+      <w:r>
+        <w:t>HBCC_Cohort</w:t>
+      </w:r>
+      <w:proofErr w:type="spellEnd"/>
+      <w:r>
+        <w:t xml:space="preserve"> (Human Brain Collection Center)**. &lt;</w:t>
+      </w:r>
+      <w:proofErr w:type="spellStart"/>
+      <w:r>
+        <w:t>br</w:t>
+      </w:r>
+      <w:proofErr w:type="spellEnd"/>
+      <w:r>
+        <w:t>&gt;Ce sous-ensemble comprend **1 486 324 noyaux, 39 maladies + Control**.</w:t>
+      </w:r>
+    </w:p>
+    <w:p>
+      <w:pPr>
+        <w:spacing w:after="0" w:line="240" w:lineRule="auto"/>
+        <w:ind w:left="-5" w:right="35"/>
+      </w:pPr>
+      <w:r>
+        <w:t>&lt;</w:t>
+      </w:r>
+      <w:proofErr w:type="spellStart"/>
+      <w:r>
+        <w:t>br</w:t>
+      </w:r>
+      <w:proofErr w:type="spellEnd"/>
+      <w:r>
+        <w:t xml:space="preserve">&gt;**Dataset :** </w:t>
+      </w:r>
+    </w:p>
+    <w:p>
+      <w:pPr>
+        <w:spacing w:after="0" w:line="240" w:lineRule="auto"/>
+        <w:ind w:left="-5" w:right="35"/>
+        <w:rPr>
+          <w:lang w:val="en-US"/>
+        </w:rPr>
+      </w:pPr>
+      <w:r>
+        <w:t>&lt;</w:t>
+      </w:r>
+      <w:proofErr w:type="spellStart"/>
+      <w:r>
+        <w:t>br</w:t>
+      </w:r>
+      <w:proofErr w:type="spellEnd"/>
+      <w:r>
+        <w:t xml:space="preserve">&gt;  publication: **Lee, D. et al.** </w:t>
+      </w:r>
+      <w:r>
+        <w:rPr>
+          <w:lang w:val="en-US"/>
+        </w:rPr>
+        <w:t xml:space="preserve">Single-cell atlas of transcriptomic vulnerability across multiple neurodegenerative and neuropsychiatric diseases. </w:t>
+      </w:r>
+      <w:proofErr w:type="spellStart"/>
+      <w:r>
+        <w:rPr>
+          <w:lang w:val="en-US"/>
+        </w:rPr>
+        <w:t>medRxiv</w:t>
+      </w:r>
+      <w:proofErr w:type="spellEnd"/>
+      <w:r>
+        <w:rPr>
+          <w:lang w:val="en-US"/>
+        </w:rPr>
+        <w:t xml:space="preserve"> (2024).</w:t>
+      </w:r>
+    </w:p>
+    <w:p>
+      <w:pPr>
+        <w:spacing w:after="0" w:line="240" w:lineRule="auto"/>
+        <w:ind w:left="-5" w:right="35"/>
+        <w:rPr>
+          <w:lang w:val="en-US"/>
+        </w:rPr>
+      </w:pPr>
+      <w:r>
+        <w:rPr>
+          <w:lang w:val="en-US"/>
+        </w:rPr>
+        <w:t>&lt;</w:t>
+      </w:r>
+      <w:proofErr w:type="spellStart"/>
+      <w:r>
+        <w:rPr>
+          <w:lang w:val="en-US"/>
+        </w:rPr>
+        <w:t>br</w:t>
+      </w:r>
+      <w:proofErr w:type="spellEnd"/>
+      <w:r>
+        <w:rPr>
+          <w:lang w:val="en-US"/>
+        </w:rPr>
+        <w:t>&gt;  type:        Cell matrix / Gene Expression</w:t>
+      </w:r>
+    </w:p>
+    <w:p>
+      <w:pPr>
+        <w:spacing w:after="0" w:line="240" w:lineRule="auto"/>
+        <w:ind w:left="-5" w:right="35"/>
+        <w:rPr>
+          <w:lang w:val="en-US"/>
+        </w:rPr>
+      </w:pPr>
+      <w:r>
+        <w:rPr>
+          <w:lang w:val="en-US"/>
+        </w:rPr>
+        <w:t>&lt;</w:t>
+      </w:r>
+      <w:proofErr w:type="spellStart"/>
+      <w:r>
+        <w:rPr>
+          <w:lang w:val="en-US"/>
+        </w:rPr>
+        <w:t>br</w:t>
+      </w:r>
+      <w:proofErr w:type="spellEnd"/>
+      <w:r>
+        <w:rPr>
+          <w:lang w:val="en-US"/>
+        </w:rPr>
+        <w:t>&gt;  name:        </w:t>
+      </w:r>
+      <w:proofErr w:type="spellStart"/>
+      <w:r>
+        <w:rPr>
+          <w:lang w:val="en-US"/>
+        </w:rPr>
+        <w:t>HBCC_Cohort</w:t>
+      </w:r>
+      <w:proofErr w:type="spellEnd"/>
+    </w:p>
+    <w:p>
+      <w:pPr>
+        <w:spacing w:after="0" w:line="240" w:lineRule="auto"/>
+        <w:ind w:left="-5" w:right="35"/>
+        <w:rPr>
+          <w:lang w:val="en-US"/>
+        </w:rPr>
+      </w:pPr>
+      <w:r>
+        <w:rPr>
+          <w:lang w:val="en-US"/>
+        </w:rPr>
+        <w:t>&lt;</w:t>
+      </w:r>
+      <w:proofErr w:type="spellStart"/>
+      <w:r>
+        <w:rPr>
+          <w:lang w:val="en-US"/>
+        </w:rPr>
+        <w:t>br</w:t>
+      </w:r>
+      <w:proofErr w:type="spellEnd"/>
+      <w:r>
+        <w:rPr>
+          <w:lang w:val="en-US"/>
+        </w:rPr>
+        <w:t>&gt;  format:      .h5ad (</w:t>
+      </w:r>
+      <w:proofErr w:type="spellStart"/>
+      <w:r>
+        <w:rPr>
+          <w:lang w:val="en-US"/>
+        </w:rPr>
+        <w:t>AnnData</w:t>
+      </w:r>
+      <w:proofErr w:type="spellEnd"/>
+      <w:r>
+        <w:rPr>
+          <w:lang w:val="en-US"/>
+        </w:rPr>
+        <w:t xml:space="preserve"> v0.10) 13,8 GB</w:t>
+      </w:r>
+    </w:p>
+    <w:p>
+      <w:pPr>
+        <w:spacing w:after="0" w:line="240" w:lineRule="auto"/>
+        <w:ind w:left="-5" w:right="35"/>
+        <w:rPr>
+          <w:lang w:val="en-US"/>
+        </w:rPr>
+      </w:pPr>
+      <w:r>
+        <w:rPr>
+          <w:lang w:val="en-US"/>
+        </w:rPr>
+        <w:t>&lt;</w:t>
+      </w:r>
+      <w:proofErr w:type="spellStart"/>
+      <w:r>
+        <w:rPr>
+          <w:lang w:val="en-US"/>
+        </w:rPr>
+        <w:t>br</w:t>
+      </w:r>
+      <w:proofErr w:type="spellEnd"/>
+      <w:r>
+        <w:rPr>
+          <w:lang w:val="en-US"/>
+        </w:rPr>
+        <w:t xml:space="preserve">&gt;  source:      CZ </w:t>
+      </w:r>
+      <w:proofErr w:type="spellStart"/>
+      <w:r>
+        <w:rPr>
+          <w:lang w:val="en-US"/>
+        </w:rPr>
+        <w:t>CELLxGENE</w:t>
+      </w:r>
+      <w:proofErr w:type="spellEnd"/>
+    </w:p>
+    <w:p>
+      <w:pPr>
+        <w:spacing w:after="0" w:line="240" w:lineRule="auto"/>
+        <w:ind w:left="-5" w:right="35"/>
+        <w:rPr>
+          <w:lang w:val="en-US"/>
+        </w:rPr>
+      </w:pPr>
+      <w:r>
+        <w:rPr>
+          <w:lang w:val="en-US"/>
+        </w:rPr>
+        <w:t>&lt;</w:t>
+      </w:r>
+      <w:proofErr w:type="spellStart"/>
+      <w:r>
+        <w:rPr>
+          <w:lang w:val="en-US"/>
+        </w:rPr>
+        <w:t>br</w:t>
+      </w:r>
+      <w:proofErr w:type="spellEnd"/>
+      <w:r>
+        <w:rPr>
+          <w:lang w:val="en-US"/>
+        </w:rPr>
+        <w:t>&gt;  download:    https://datasets.cellxgene.cziscience.com/524a8acc-37e5-44fe-aae9-e9a50e07ed24.h5ad</w:t>
+      </w:r>
+    </w:p>
+    <w:p>
+      <w:pPr>
+        <w:spacing w:after="0" w:line="240" w:lineRule="auto"/>
+        <w:ind w:left="-5" w:right="35"/>
+        <w:rPr>
+          <w:lang w:val="en-US"/>
+        </w:rPr>
+      </w:pPr>
+      <w:r>
+        <w:rPr>
+          <w:lang w:val="en-US"/>
+        </w:rPr>
+        <w:t>&lt;</w:t>
+      </w:r>
+      <w:proofErr w:type="spellStart"/>
+      <w:r>
+        <w:rPr>
+          <w:lang w:val="en-US"/>
+        </w:rPr>
+        <w:t>br</w:t>
+      </w:r>
+      <w:proofErr w:type="spellEnd"/>
+      <w:r>
+        <w:rPr>
+          <w:lang w:val="en-US"/>
+        </w:rPr>
+        <w:t>&gt;  schema:      https://github.com/chanzuckerberg/single-cell-curation/blob/main/schema/7.0.0/schema.md</w:t>
+      </w:r>
+    </w:p>
+    <w:p>
+      <w:pPr>
+        <w:spacing w:after="0" w:line="240" w:lineRule="auto"/>
+        <w:ind w:left="-5" w:right="35"/>
+        <w:rPr>
+          <w:lang w:val="en-US"/>
+        </w:rPr>
+      </w:pPr>
+      <w:r>
+        <w:rPr>
+          <w:lang w:val="en-US"/>
+        </w:rPr>
+        <w:t>&lt;</w:t>
+      </w:r>
+      <w:proofErr w:type="spellStart"/>
+      <w:r>
+        <w:rPr>
+          <w:lang w:val="en-US"/>
+        </w:rPr>
+        <w:t>br</w:t>
+      </w:r>
+      <w:proofErr w:type="spellEnd"/>
+      <w:r>
+        <w:rPr>
+          <w:lang w:val="en-US"/>
+        </w:rPr>
+        <w:t>&gt;  local:       `data/524a8acc-37e5-44fe-aae9-e9a50e07ed24.h5ad`.</w:t>
+      </w:r>
+    </w:p>
+    <w:p>
+      <w:pPr>
+        <w:spacing w:after="0" w:line="240" w:lineRule="auto"/>
+        <w:ind w:left="-5" w:right="35"/>
+      </w:pPr>
+      <w:r>
+        <w:t>&lt;</w:t>
+      </w:r>
+      <w:proofErr w:type="spellStart"/>
+      <w:r>
+        <w:t>br</w:t>
+      </w:r>
+      <w:proofErr w:type="spellEnd"/>
+      <w:r>
+        <w:t xml:space="preserve">&gt;** Fichier chargé en **mode 'backed </w:t>
+      </w:r>
+      <w:proofErr w:type="spellStart"/>
+      <w:r>
+        <w:t>r'</w:t>
+      </w:r>
+      <w:proofErr w:type="spellEnd"/>
+      <w:r>
+        <w:t>**, qui permet d'effectuer l'</w:t>
+      </w:r>
+      <w:proofErr w:type="spellStart"/>
+      <w:r>
+        <w:t>Exploratory</w:t>
+      </w:r>
+      <w:proofErr w:type="spellEnd"/>
+      <w:r>
+        <w:t xml:space="preserve"> Data </w:t>
+      </w:r>
+      <w:proofErr w:type="spellStart"/>
+      <w:r>
+        <w:t>Analysis</w:t>
+      </w:r>
+      <w:proofErr w:type="spellEnd"/>
+      <w:r>
+        <w:t xml:space="preserve"> sans saturer la mémoire vive (16 GB de RAM).&lt;/</w:t>
+      </w:r>
+      <w:proofErr w:type="spellStart"/>
+      <w:r>
+        <w:t>small</w:t>
+      </w:r>
+      <w:proofErr w:type="spellEnd"/>
+      <w:r>
+        <w:t>&gt;</w:t>
+      </w:r>
+    </w:p>
+    <w:p>
+      <w:pPr>
         <w:spacing w:after="0" w:line="240" w:lineRule="auto"/>
         <w:ind w:left="-5" w:right="35"/>
       </w:pPr>
@@ -1784,7 +2753,6 @@
         <w:rPr>
           <w:noProof/>
         </w:rPr>
-        <w:lastRenderedPageBreak/>
         <w:drawing>
           <wp:anchor distT="0" distB="0" distL="114300" distR="114300" simplePos="0" relativeHeight="251658240" behindDoc="0" locked="0" layoutInCell="1" allowOverlap="1" wp14:anchorId="6640545C" wp14:editId="6C3E5071">
             <wp:simplePos x="0" y="0"/>
@@ -2042,6 +3010,7 @@
         <w:rPr>
           <w:noProof/>
         </w:rPr>
+        <w:lastRenderedPageBreak/>
         <w:drawing>
           <wp:inline distT="0" distB="0" distL="0" distR="0" wp14:anchorId="55129BC8" wp14:editId="668A70FF">
             <wp:extent cx="2819550" cy="1510666"/>
@@ -2499,7 +3468,6 @@
         <w:ind w:right="35" w:hanging="296"/>
       </w:pPr>
       <w:r>
-        <w:lastRenderedPageBreak/>
         <w:t>Détecter les gènes différentiellement exprimés (DEGs) dans chaque type cellulaire, en comparant AD vs CTRL et PD vs CTRL, tout en contrôlant les facteurs confondants (sexe, ascendance génétique).</w:t>
       </w:r>
     </w:p>
@@ -2644,6 +3612,7 @@
         <w:ind w:left="-5" w:right="35"/>
       </w:pPr>
       <w:r>
+        <w:lastRenderedPageBreak/>
         <w:t xml:space="preserve">Le cœur de la stratégie méthodologique repose sur l'approche </w:t>
       </w:r>
       <w:r>
@@ -3402,6 +4371,1627 @@
         <w:t xml:space="preserve">Matériel et Méthodes </w:t>
       </w:r>
     </w:p>
+    <w:p/>
+    <w:p>
+      <w:pPr>
+        <w:numPr>
+          <w:ilvl w:val="0"/>
+          <w:numId w:val="17"/>
+        </w:numPr>
+        <w:tabs>
+          <w:tab w:val="num" w:pos="360"/>
+        </w:tabs>
+        <w:rPr>
+          <w:b/>
+          <w:bCs/>
+        </w:rPr>
+      </w:pPr>
+      <w:r>
+        <w:rPr>
+          <w:b/>
+          <w:bCs/>
+        </w:rPr>
+        <w:t>Note méthodologique — Construction et usage du dictionnaire de métadonnées (cohorte HBCC)</w:t>
+      </w:r>
+    </w:p>
+    <w:p>
+      <w:pPr>
+        <w:numPr>
+          <w:ilvl w:val="0"/>
+          <w:numId w:val="17"/>
+        </w:numPr>
+        <w:tabs>
+          <w:tab w:val="num" w:pos="360"/>
+        </w:tabs>
+        <w:rPr>
+          <w:b/>
+          <w:bCs/>
+        </w:rPr>
+      </w:pPr>
+      <w:r>
+        <w:rPr>
+          <w:b/>
+          <w:bCs/>
+        </w:rPr>
+        <w:t>1. Objectif du dictionnaire de métadonnées</w:t>
+      </w:r>
+    </w:p>
+    <w:p>
+      <w:r>
+        <w:t>Un dictionnaire de métadonnées a été construit afin de :</w:t>
+      </w:r>
+    </w:p>
+    <w:p>
+      <w:pPr>
+        <w:numPr>
+          <w:ilvl w:val="0"/>
+          <w:numId w:val="32"/>
+        </w:numPr>
+      </w:pPr>
+      <w:r>
+        <w:t xml:space="preserve">documenter </w:t>
+      </w:r>
+      <w:r>
+        <w:rPr>
+          <w:b/>
+          <w:bCs/>
+        </w:rPr>
+        <w:t>explicitement</w:t>
+      </w:r>
+      <w:r>
+        <w:t xml:space="preserve"> les champs disponibles dans le fichier </w:t>
+      </w:r>
+      <w:proofErr w:type="spellStart"/>
+      <w:r>
+        <w:t>AnnData</w:t>
+      </w:r>
+      <w:proofErr w:type="spellEnd"/>
+      <w:r>
+        <w:t xml:space="preserve"> (.h5ad) de la cohorte HBCC ;</w:t>
+      </w:r>
+    </w:p>
+    <w:p>
+      <w:pPr>
+        <w:numPr>
+          <w:ilvl w:val="0"/>
+          <w:numId w:val="32"/>
+        </w:numPr>
+      </w:pPr>
+      <w:r>
+        <w:t>relier chaque métadonnée :</w:t>
+      </w:r>
+    </w:p>
+    <w:p>
+      <w:pPr>
+        <w:numPr>
+          <w:ilvl w:val="1"/>
+          <w:numId w:val="32"/>
+        </w:numPr>
+      </w:pPr>
+      <w:r>
+        <w:t xml:space="preserve">à </w:t>
+      </w:r>
+      <w:r>
+        <w:rPr>
+          <w:b/>
+          <w:bCs/>
+        </w:rPr>
+        <w:t>l’objet biologique concerné</w:t>
+      </w:r>
+      <w:r>
+        <w:t xml:space="preserve"> (donneur, cellule, gène, technique),</w:t>
+      </w:r>
+    </w:p>
+    <w:p>
+      <w:pPr>
+        <w:numPr>
+          <w:ilvl w:val="1"/>
+          <w:numId w:val="32"/>
+        </w:numPr>
+      </w:pPr>
+      <w:r>
+        <w:t xml:space="preserve">à </w:t>
+      </w:r>
+      <w:r>
+        <w:rPr>
+          <w:b/>
+          <w:bCs/>
+        </w:rPr>
+        <w:t>l’étape du pipeline d’analyse single-cell</w:t>
+      </w:r>
+      <w:r>
+        <w:t xml:space="preserve"> dans laquelle elle est utilisée ;</w:t>
+      </w:r>
+    </w:p>
+    <w:p>
+      <w:pPr>
+        <w:numPr>
+          <w:ilvl w:val="0"/>
+          <w:numId w:val="32"/>
+        </w:numPr>
+      </w:pPr>
+      <w:r>
+        <w:t xml:space="preserve">garantir la </w:t>
+      </w:r>
+      <w:r>
+        <w:rPr>
+          <w:b/>
+          <w:bCs/>
+        </w:rPr>
+        <w:t>traçabilité méthodologique</w:t>
+      </w:r>
+      <w:r>
+        <w:t xml:space="preserve"> entre les données brutes, l’EDA, les choix analytiques et le rapport final.</w:t>
+      </w:r>
+    </w:p>
+    <w:p>
+      <w:r>
+        <w:t xml:space="preserve">Ce dictionnaire constitue une </w:t>
+      </w:r>
+      <w:r>
+        <w:rPr>
+          <w:b/>
+          <w:bCs/>
+        </w:rPr>
+        <w:t>couche explicative indépendante du code</w:t>
+      </w:r>
+      <w:r>
+        <w:t xml:space="preserve">, permettant de comprendre </w:t>
+      </w:r>
+      <w:r>
+        <w:rPr>
+          <w:i/>
+          <w:iCs/>
+        </w:rPr>
+        <w:t>quoi est utilisé, quand, et pourquoi</w:t>
+      </w:r>
+      <w:r>
+        <w:t>.</w:t>
+      </w:r>
+    </w:p>
+    <w:p>
+      <w:r>
+        <w:pict w14:anchorId="669E7BC1">
+          <v:rect id="_x0000_i1181" style="width:0;height:1.5pt" o:hralign="center" o:hrstd="t" o:hr="t" fillcolor="#a0a0a0" stroked="f"/>
+        </w:pict>
+      </w:r>
+    </w:p>
+    <w:p>
+      <w:pPr>
+        <w:numPr>
+          <w:ilvl w:val="0"/>
+          <w:numId w:val="17"/>
+        </w:numPr>
+        <w:tabs>
+          <w:tab w:val="num" w:pos="360"/>
+        </w:tabs>
+        <w:rPr>
+          <w:b/>
+          <w:bCs/>
+        </w:rPr>
+      </w:pPr>
+      <w:r>
+        <w:rPr>
+          <w:b/>
+          <w:bCs/>
+        </w:rPr>
+        <w:t>2. Principe fondamental : alignement strict avec le dataset réel</w:t>
+      </w:r>
+    </w:p>
+    <w:p>
+      <w:r>
+        <w:t xml:space="preserve">Le dictionnaire est </w:t>
+      </w:r>
+      <w:r>
+        <w:rPr>
+          <w:b/>
+          <w:bCs/>
+        </w:rPr>
+        <w:t>strictement aligné</w:t>
+      </w:r>
+      <w:r>
+        <w:t xml:space="preserve"> sur les colonnes réellement présentes dans </w:t>
+      </w:r>
+      <w:proofErr w:type="spellStart"/>
+      <w:r>
+        <w:t>adata.obs</w:t>
+      </w:r>
+      <w:proofErr w:type="spellEnd"/>
+      <w:r>
+        <w:t xml:space="preserve"> et </w:t>
+      </w:r>
+      <w:proofErr w:type="spellStart"/>
+      <w:r>
+        <w:t>adata.var</w:t>
+      </w:r>
+      <w:proofErr w:type="spellEnd"/>
+      <w:r>
+        <w:t>.</w:t>
+      </w:r>
+    </w:p>
+    <w:p>
+      <w:pPr>
+        <w:numPr>
+          <w:ilvl w:val="0"/>
+          <w:numId w:val="33"/>
+        </w:numPr>
+      </w:pPr>
+      <w:r>
+        <w:t>Aucune variable n’a été inventée.</w:t>
+      </w:r>
+    </w:p>
+    <w:p>
+      <w:pPr>
+        <w:numPr>
+          <w:ilvl w:val="0"/>
+          <w:numId w:val="33"/>
+        </w:numPr>
+      </w:pPr>
+      <w:r>
+        <w:t>Aucune variable absente du dataset n’a été ajoutée “par plausibilité clinique”.</w:t>
+      </w:r>
+    </w:p>
+    <w:p>
+      <w:pPr>
+        <w:numPr>
+          <w:ilvl w:val="0"/>
+          <w:numId w:val="33"/>
+        </w:numPr>
+      </w:pPr>
+      <w:r>
+        <w:t>Une étape de vérification automatique compare :</w:t>
+      </w:r>
+    </w:p>
+    <w:p>
+      <w:pPr>
+        <w:numPr>
+          <w:ilvl w:val="1"/>
+          <w:numId w:val="33"/>
+        </w:numPr>
+      </w:pPr>
+      <w:r>
+        <w:t xml:space="preserve">les colonnes de </w:t>
+      </w:r>
+      <w:proofErr w:type="spellStart"/>
+      <w:r>
+        <w:t>adata.obs</w:t>
+      </w:r>
+      <w:proofErr w:type="spellEnd"/>
+      <w:r>
+        <w:t>,</w:t>
+      </w:r>
+    </w:p>
+    <w:p>
+      <w:pPr>
+        <w:numPr>
+          <w:ilvl w:val="1"/>
+          <w:numId w:val="33"/>
+        </w:numPr>
+      </w:pPr>
+      <w:r>
+        <w:t>les champs documentés dans le dictionnaire JSON,</w:t>
+      </w:r>
+      <w:r>
+        <w:br/>
+        <w:t>afin d’identifier les colonnes présentes mais non documentées.</w:t>
+      </w:r>
+    </w:p>
+    <w:p>
+      <w:r>
+        <w:t>Ce choix garantit :</w:t>
+      </w:r>
+    </w:p>
+    <w:p>
+      <w:pPr>
+        <w:numPr>
+          <w:ilvl w:val="0"/>
+          <w:numId w:val="34"/>
+        </w:numPr>
+      </w:pPr>
+      <w:r>
+        <w:t>la reproductibilité,</w:t>
+      </w:r>
+    </w:p>
+    <w:p>
+      <w:pPr>
+        <w:numPr>
+          <w:ilvl w:val="0"/>
+          <w:numId w:val="34"/>
+        </w:numPr>
+      </w:pPr>
+      <w:r>
+        <w:t>l’absence de biais lié à des hypothèses externes,</w:t>
+      </w:r>
+    </w:p>
+    <w:p>
+      <w:pPr>
+        <w:numPr>
+          <w:ilvl w:val="0"/>
+          <w:numId w:val="34"/>
+        </w:numPr>
+      </w:pPr>
+      <w:r>
+        <w:lastRenderedPageBreak/>
+        <w:t>la cohérence entre données et interprétation.</w:t>
+      </w:r>
+    </w:p>
+    <w:p>
+      <w:r>
+        <w:pict w14:anchorId="68FE7E8A">
+          <v:rect id="_x0000_i1182" style="width:0;height:1.5pt" o:hralign="center" o:hrstd="t" o:hr="t" fillcolor="#a0a0a0" stroked="f"/>
+        </w:pict>
+      </w:r>
+    </w:p>
+    <w:p>
+      <w:pPr>
+        <w:numPr>
+          <w:ilvl w:val="0"/>
+          <w:numId w:val="17"/>
+        </w:numPr>
+        <w:tabs>
+          <w:tab w:val="num" w:pos="360"/>
+        </w:tabs>
+        <w:rPr>
+          <w:b/>
+          <w:bCs/>
+        </w:rPr>
+      </w:pPr>
+      <w:r>
+        <w:rPr>
+          <w:b/>
+          <w:bCs/>
+        </w:rPr>
+        <w:t>3. Structuration du dictionnaire : champs ajoutés pour l’analyse</w:t>
+      </w:r>
+    </w:p>
+    <w:p>
+      <w:r>
+        <w:t>Chaque métadonnée est décrite par :</w:t>
+      </w:r>
+    </w:p>
+    <w:p>
+      <w:pPr>
+        <w:numPr>
+          <w:ilvl w:val="0"/>
+          <w:numId w:val="35"/>
+        </w:numPr>
+      </w:pPr>
+      <w:proofErr w:type="spellStart"/>
+      <w:r>
+        <w:t>column_name</w:t>
+      </w:r>
+      <w:proofErr w:type="spellEnd"/>
+      <w:r>
+        <w:t xml:space="preserve"> : nom exact de la colonne dans le dataset</w:t>
+      </w:r>
+    </w:p>
+    <w:p>
+      <w:pPr>
+        <w:numPr>
+          <w:ilvl w:val="0"/>
+          <w:numId w:val="35"/>
+        </w:numPr>
+        <w:rPr>
+          <w:lang w:val="en-US"/>
+        </w:rPr>
+      </w:pPr>
+      <w:r>
+        <w:rPr>
+          <w:lang w:val="en-US"/>
+        </w:rPr>
+        <w:t>type : type de donnée (string, category, bool, int, float)</w:t>
+      </w:r>
+    </w:p>
+    <w:p>
+      <w:pPr>
+        <w:numPr>
+          <w:ilvl w:val="0"/>
+          <w:numId w:val="35"/>
+        </w:numPr>
+      </w:pPr>
+      <w:r>
+        <w:t>description : description médicale ou technique explicite</w:t>
+      </w:r>
+    </w:p>
+    <w:p>
+      <w:pPr>
+        <w:numPr>
+          <w:ilvl w:val="0"/>
+          <w:numId w:val="35"/>
+        </w:numPr>
+      </w:pPr>
+      <w:proofErr w:type="spellStart"/>
+      <w:r>
+        <w:t>meta_level</w:t>
+      </w:r>
+      <w:proofErr w:type="spellEnd"/>
+      <w:r>
+        <w:t xml:space="preserve"> </w:t>
+      </w:r>
+      <w:r>
+        <w:rPr>
+          <w:i/>
+          <w:iCs/>
+        </w:rPr>
+        <w:t>(champ ajouté)</w:t>
+      </w:r>
+    </w:p>
+    <w:p>
+      <w:pPr>
+        <w:numPr>
+          <w:ilvl w:val="0"/>
+          <w:numId w:val="35"/>
+        </w:numPr>
+      </w:pPr>
+      <w:proofErr w:type="spellStart"/>
+      <w:r>
+        <w:t>meta_step</w:t>
+      </w:r>
+      <w:proofErr w:type="spellEnd"/>
+      <w:r>
+        <w:t xml:space="preserve"> </w:t>
+      </w:r>
+      <w:r>
+        <w:rPr>
+          <w:i/>
+          <w:iCs/>
+        </w:rPr>
+        <w:t>(champ ajouté)</w:t>
+      </w:r>
+    </w:p>
+    <w:p>
+      <w:r>
+        <w:t xml:space="preserve">Les deux derniers champs sont </w:t>
+      </w:r>
+      <w:r>
+        <w:rPr>
+          <w:b/>
+          <w:bCs/>
+        </w:rPr>
+        <w:t>des ajouts méthodologiques volontaires</w:t>
+      </w:r>
+      <w:r>
+        <w:t>, non présents dans le dataset, utilisés uniquement pour organiser l’analyse.</w:t>
+      </w:r>
+    </w:p>
+    <w:p>
+      <w:r>
+        <w:pict w14:anchorId="064975C3">
+          <v:rect id="_x0000_i1183" style="width:0;height:1.5pt" o:hralign="center" o:hrstd="t" o:hr="t" fillcolor="#a0a0a0" stroked="f"/>
+        </w:pict>
+      </w:r>
+    </w:p>
+    <w:p>
+      <w:pPr>
+        <w:numPr>
+          <w:ilvl w:val="0"/>
+          <w:numId w:val="17"/>
+        </w:numPr>
+        <w:tabs>
+          <w:tab w:val="num" w:pos="360"/>
+        </w:tabs>
+        <w:rPr>
+          <w:b/>
+          <w:bCs/>
+        </w:rPr>
+      </w:pPr>
+      <w:r>
+        <w:rPr>
+          <w:b/>
+          <w:bCs/>
+        </w:rPr>
+        <w:t xml:space="preserve">4. Champ </w:t>
+      </w:r>
+      <w:proofErr w:type="spellStart"/>
+      <w:r>
+        <w:rPr>
+          <w:b/>
+          <w:bCs/>
+        </w:rPr>
+        <w:t>meta_level</w:t>
+      </w:r>
+      <w:proofErr w:type="spellEnd"/>
+      <w:r>
+        <w:rPr>
+          <w:b/>
+          <w:bCs/>
+        </w:rPr>
+        <w:t xml:space="preserve"> : sur quel objet porte la métadonnée</w:t>
+      </w:r>
+    </w:p>
+    <w:p>
+      <w:proofErr w:type="spellStart"/>
+      <w:r>
+        <w:t>meta_level</w:t>
+      </w:r>
+      <w:proofErr w:type="spellEnd"/>
+      <w:r>
+        <w:t xml:space="preserve"> indique </w:t>
+      </w:r>
+      <w:r>
+        <w:rPr>
+          <w:b/>
+          <w:bCs/>
+        </w:rPr>
+        <w:t>le niveau biologique ou technique</w:t>
+      </w:r>
+      <w:r>
+        <w:t xml:space="preserve"> auquel la variable s’applique :</w:t>
+      </w:r>
+    </w:p>
+    <w:p>
+      <w:pPr>
+        <w:numPr>
+          <w:ilvl w:val="0"/>
+          <w:numId w:val="36"/>
+        </w:numPr>
+      </w:pPr>
+      <w:proofErr w:type="spellStart"/>
+      <w:r>
+        <w:t>donor</w:t>
+      </w:r>
+      <w:proofErr w:type="spellEnd"/>
+      <w:r>
+        <w:t xml:space="preserve"> : caractéristiques du donneur (âge, sexe, ascendance…)</w:t>
+      </w:r>
+    </w:p>
+    <w:p>
+      <w:pPr>
+        <w:numPr>
+          <w:ilvl w:val="0"/>
+          <w:numId w:val="36"/>
+        </w:numPr>
+      </w:pPr>
+      <w:proofErr w:type="spellStart"/>
+      <w:r>
+        <w:t>clinical</w:t>
+      </w:r>
+      <w:proofErr w:type="spellEnd"/>
+      <w:r>
+        <w:t xml:space="preserve"> : diagnostics et statuts cliniques</w:t>
+      </w:r>
+    </w:p>
+    <w:p>
+      <w:pPr>
+        <w:numPr>
+          <w:ilvl w:val="0"/>
+          <w:numId w:val="36"/>
+        </w:numPr>
+      </w:pPr>
+      <w:proofErr w:type="spellStart"/>
+      <w:r>
+        <w:t>sample</w:t>
+      </w:r>
+      <w:proofErr w:type="spellEnd"/>
+      <w:r>
+        <w:t xml:space="preserve"> : informations liées au tissu ou au prélèvement</w:t>
+      </w:r>
+    </w:p>
+    <w:p>
+      <w:pPr>
+        <w:numPr>
+          <w:ilvl w:val="0"/>
+          <w:numId w:val="36"/>
+        </w:numPr>
+      </w:pPr>
+      <w:r>
+        <w:t>cell : annotation cellulaire</w:t>
+      </w:r>
+    </w:p>
+    <w:p>
+      <w:pPr>
+        <w:numPr>
+          <w:ilvl w:val="0"/>
+          <w:numId w:val="36"/>
+        </w:numPr>
+      </w:pPr>
+      <w:proofErr w:type="spellStart"/>
+      <w:r>
+        <w:t>qc</w:t>
+      </w:r>
+      <w:proofErr w:type="spellEnd"/>
+      <w:r>
+        <w:t xml:space="preserve"> : métriques de contrôle qualité</w:t>
+      </w:r>
+    </w:p>
+    <w:p>
+      <w:pPr>
+        <w:numPr>
+          <w:ilvl w:val="0"/>
+          <w:numId w:val="36"/>
+        </w:numPr>
+      </w:pPr>
+      <w:proofErr w:type="spellStart"/>
+      <w:r>
+        <w:t>technical</w:t>
+      </w:r>
+      <w:proofErr w:type="spellEnd"/>
+      <w:r>
+        <w:t xml:space="preserve"> : informations techniques (plateforme, alignement)</w:t>
+      </w:r>
+    </w:p>
+    <w:p>
+      <w:pPr>
+        <w:numPr>
+          <w:ilvl w:val="0"/>
+          <w:numId w:val="36"/>
+        </w:numPr>
+      </w:pPr>
+      <w:proofErr w:type="spellStart"/>
+      <w:r>
+        <w:t>feature</w:t>
+      </w:r>
+      <w:proofErr w:type="spellEnd"/>
+      <w:r>
+        <w:t xml:space="preserve"> : métadonnées au niveau des gènes (</w:t>
+      </w:r>
+      <w:proofErr w:type="spellStart"/>
+      <w:r>
+        <w:t>adata.var</w:t>
+      </w:r>
+      <w:proofErr w:type="spellEnd"/>
+      <w:r>
+        <w:t>)</w:t>
+      </w:r>
+    </w:p>
+    <w:p>
+      <w:r>
+        <w:t>Ce champ permet de :</w:t>
+      </w:r>
+    </w:p>
+    <w:p>
+      <w:pPr>
+        <w:numPr>
+          <w:ilvl w:val="0"/>
+          <w:numId w:val="37"/>
+        </w:numPr>
+      </w:pPr>
+      <w:r>
+        <w:t xml:space="preserve">séparer clairement </w:t>
+      </w:r>
+      <w:r>
+        <w:rPr>
+          <w:b/>
+          <w:bCs/>
+        </w:rPr>
+        <w:t>ce qui relève du patient</w:t>
+      </w:r>
+      <w:r>
+        <w:t>, de la cellule, ou de la technique ;</w:t>
+      </w:r>
+    </w:p>
+    <w:p>
+      <w:pPr>
+        <w:numPr>
+          <w:ilvl w:val="0"/>
+          <w:numId w:val="37"/>
+        </w:numPr>
+      </w:pPr>
+      <w:r>
+        <w:t xml:space="preserve">structurer l’EDA par </w:t>
+      </w:r>
+      <w:r>
+        <w:rPr>
+          <w:b/>
+          <w:bCs/>
+        </w:rPr>
+        <w:t>objet biologique</w:t>
+      </w:r>
+      <w:r>
+        <w:t>, et non par simple liste de colonnes.</w:t>
+      </w:r>
+    </w:p>
+    <w:p>
+      <w:r>
+        <w:pict w14:anchorId="4B377675">
+          <v:rect id="_x0000_i1184" style="width:0;height:1.5pt" o:hralign="center" o:hrstd="t" o:hr="t" fillcolor="#a0a0a0" stroked="f"/>
+        </w:pict>
+      </w:r>
+    </w:p>
+    <w:p>
+      <w:pPr>
+        <w:numPr>
+          <w:ilvl w:val="0"/>
+          <w:numId w:val="17"/>
+        </w:numPr>
+        <w:tabs>
+          <w:tab w:val="num" w:pos="360"/>
+        </w:tabs>
+        <w:rPr>
+          <w:b/>
+          <w:bCs/>
+        </w:rPr>
+      </w:pPr>
+      <w:r>
+        <w:rPr>
+          <w:b/>
+          <w:bCs/>
+        </w:rPr>
+        <w:t xml:space="preserve">5. Champ </w:t>
+      </w:r>
+      <w:proofErr w:type="spellStart"/>
+      <w:r>
+        <w:rPr>
+          <w:b/>
+          <w:bCs/>
+        </w:rPr>
+        <w:t>meta_step</w:t>
+      </w:r>
+      <w:proofErr w:type="spellEnd"/>
+      <w:r>
+        <w:rPr>
+          <w:b/>
+          <w:bCs/>
+        </w:rPr>
+        <w:t xml:space="preserve"> : à quelle étape du pipeline la variable est utilisée</w:t>
+      </w:r>
+    </w:p>
+    <w:p>
+      <w:proofErr w:type="spellStart"/>
+      <w:r>
+        <w:t>meta_step</w:t>
+      </w:r>
+      <w:proofErr w:type="spellEnd"/>
+      <w:r>
+        <w:t xml:space="preserve"> indique </w:t>
+      </w:r>
+      <w:r>
+        <w:rPr>
+          <w:b/>
+          <w:bCs/>
+        </w:rPr>
+        <w:t>le moment analytique</w:t>
+      </w:r>
+      <w:r>
+        <w:t xml:space="preserve"> où la variable est mobilisée.</w:t>
+      </w:r>
+      <w:r>
+        <w:br/>
+        <w:t>Plusieurs valeurs peuvent être combinées (|) si nécessaire.</w:t>
+      </w:r>
+    </w:p>
+    <w:p>
+      <w:r>
+        <w:t xml:space="preserve">Principaux </w:t>
+      </w:r>
+      <w:proofErr w:type="spellStart"/>
+      <w:r>
+        <w:t>meta_step</w:t>
+      </w:r>
+      <w:proofErr w:type="spellEnd"/>
+      <w:r>
+        <w:t xml:space="preserve"> utilisés :</w:t>
+      </w:r>
+    </w:p>
+    <w:p>
+      <w:pPr>
+        <w:numPr>
+          <w:ilvl w:val="0"/>
+          <w:numId w:val="38"/>
+        </w:numPr>
+      </w:pPr>
+      <w:proofErr w:type="spellStart"/>
+      <w:r>
+        <w:t>ingest</w:t>
+      </w:r>
+      <w:proofErr w:type="spellEnd"/>
+      <w:r>
+        <w:br/>
+        <w:t>Métadonnées nécessaires à l’import, à l’identification ou à la traçabilité.</w:t>
+      </w:r>
+    </w:p>
+    <w:p>
+      <w:pPr>
+        <w:numPr>
+          <w:ilvl w:val="0"/>
+          <w:numId w:val="38"/>
+        </w:numPr>
+      </w:pPr>
+      <w:proofErr w:type="spellStart"/>
+      <w:r>
+        <w:t>qc</w:t>
+      </w:r>
+      <w:proofErr w:type="spellEnd"/>
+      <w:r>
+        <w:t xml:space="preserve"> / </w:t>
+      </w:r>
+      <w:proofErr w:type="spellStart"/>
+      <w:r>
+        <w:t>filtering</w:t>
+      </w:r>
+      <w:proofErr w:type="spellEnd"/>
+      <w:r>
+        <w:br/>
+        <w:t>Variables utilisées pour le contrôle qualité et le filtrage des cellules ou gènes.</w:t>
+      </w:r>
+    </w:p>
+    <w:p>
+      <w:pPr>
+        <w:numPr>
+          <w:ilvl w:val="0"/>
+          <w:numId w:val="38"/>
+        </w:numPr>
+      </w:pPr>
+      <w:r>
+        <w:t>annotation</w:t>
+      </w:r>
+      <w:r>
+        <w:br/>
+        <w:t>Variables utilisées pour l’annotation cellulaire.</w:t>
+      </w:r>
+    </w:p>
+    <w:p>
+      <w:pPr>
+        <w:numPr>
+          <w:ilvl w:val="0"/>
+          <w:numId w:val="38"/>
+        </w:numPr>
+      </w:pPr>
+      <w:proofErr w:type="spellStart"/>
+      <w:r>
+        <w:t>eda</w:t>
+      </w:r>
+      <w:proofErr w:type="spellEnd"/>
+      <w:r>
+        <w:br/>
+        <w:t>Variables explorées lors de l’analyse descriptive initiale.</w:t>
+      </w:r>
+    </w:p>
+    <w:p>
+      <w:pPr>
+        <w:numPr>
+          <w:ilvl w:val="0"/>
+          <w:numId w:val="38"/>
+        </w:numPr>
+      </w:pPr>
+      <w:proofErr w:type="spellStart"/>
+      <w:r>
+        <w:t>experimental_design</w:t>
+      </w:r>
+      <w:proofErr w:type="spellEnd"/>
+      <w:r>
+        <w:br/>
+        <w:t>Variables définissant les groupes biologiques comparés (SMI vs contrôles).</w:t>
+      </w:r>
+    </w:p>
+    <w:p>
+      <w:pPr>
+        <w:numPr>
+          <w:ilvl w:val="0"/>
+          <w:numId w:val="38"/>
+        </w:numPr>
+      </w:pPr>
+      <w:proofErr w:type="spellStart"/>
+      <w:r>
+        <w:t>comorbidity_check</w:t>
+      </w:r>
+      <w:proofErr w:type="spellEnd"/>
+      <w:r>
+        <w:br/>
+        <w:t>Variables cliniques observées pour vérifier des déséquilibres entre groupes, sans être des axes d’analyse principaux.</w:t>
+      </w:r>
+    </w:p>
+    <w:p>
+      <w:pPr>
+        <w:numPr>
+          <w:ilvl w:val="0"/>
+          <w:numId w:val="38"/>
+        </w:numPr>
+      </w:pPr>
+      <w:r>
+        <w:lastRenderedPageBreak/>
+        <w:t>modeling</w:t>
+      </w:r>
+      <w:r>
+        <w:br/>
+        <w:t xml:space="preserve">Variables utilisées comme </w:t>
+      </w:r>
+      <w:proofErr w:type="spellStart"/>
+      <w:r>
+        <w:t>covariables</w:t>
+      </w:r>
+      <w:proofErr w:type="spellEnd"/>
+      <w:r>
+        <w:t xml:space="preserve"> dans les analyses statistiques.</w:t>
+      </w:r>
+    </w:p>
+    <w:p>
+      <w:pPr>
+        <w:numPr>
+          <w:ilvl w:val="0"/>
+          <w:numId w:val="38"/>
+        </w:numPr>
+      </w:pPr>
+      <w:proofErr w:type="spellStart"/>
+      <w:r>
+        <w:t>reporting</w:t>
+      </w:r>
+      <w:proofErr w:type="spellEnd"/>
+      <w:r>
+        <w:br/>
+        <w:t>Variables utilisées pour la visualisation et l’interprétation finale.</w:t>
+      </w:r>
+    </w:p>
+    <w:p>
+      <w:r>
+        <w:t xml:space="preserve">Ce champ permet de </w:t>
+      </w:r>
+      <w:r>
+        <w:rPr>
+          <w:b/>
+          <w:bCs/>
+        </w:rPr>
+        <w:t>visualiser le déroulement temporel de l’analyse</w:t>
+      </w:r>
+      <w:r>
+        <w:t xml:space="preserve"> et d’éviter l’usage implicite ou non justifié de certaines métadonnées.</w:t>
+      </w:r>
+    </w:p>
+    <w:p>
+      <w:r>
+        <w:pict w14:anchorId="29C83E52">
+          <v:rect id="_x0000_i1185" style="width:0;height:1.5pt" o:hralign="center" o:hrstd="t" o:hr="t" fillcolor="#a0a0a0" stroked="f"/>
+        </w:pict>
+      </w:r>
+    </w:p>
+    <w:p>
+      <w:pPr>
+        <w:numPr>
+          <w:ilvl w:val="0"/>
+          <w:numId w:val="17"/>
+        </w:numPr>
+        <w:tabs>
+          <w:tab w:val="num" w:pos="360"/>
+        </w:tabs>
+        <w:rPr>
+          <w:b/>
+          <w:bCs/>
+        </w:rPr>
+      </w:pPr>
+      <w:r>
+        <w:rPr>
+          <w:b/>
+          <w:bCs/>
+        </w:rPr>
+        <w:t>6. Choix cliniques : SMI, comorbidités et périmètre HBCC</w:t>
+      </w:r>
+    </w:p>
+    <w:p>
+      <w:pPr>
+        <w:rPr>
+          <w:b/>
+          <w:bCs/>
+        </w:rPr>
+      </w:pPr>
+      <w:r>
+        <w:rPr>
+          <w:b/>
+          <w:bCs/>
+        </w:rPr>
+        <w:t>6.1 Diagnostics psychiatriques (SMI)</w:t>
+      </w:r>
+    </w:p>
+    <w:p>
+      <w:r>
+        <w:t>Les diagnostics neuropsychiatriques centraux pour le projet ont été explicitement inclus :</w:t>
+      </w:r>
+    </w:p>
+    <w:p>
+      <w:pPr>
+        <w:numPr>
+          <w:ilvl w:val="0"/>
+          <w:numId w:val="39"/>
+        </w:numPr>
+      </w:pPr>
+      <w:proofErr w:type="spellStart"/>
+      <w:r>
+        <w:t>Schizophrenia</w:t>
+      </w:r>
+      <w:proofErr w:type="spellEnd"/>
+    </w:p>
+    <w:p>
+      <w:pPr>
+        <w:numPr>
+          <w:ilvl w:val="0"/>
+          <w:numId w:val="39"/>
+        </w:numPr>
+      </w:pPr>
+      <w:proofErr w:type="spellStart"/>
+      <w:r>
+        <w:t>Bipolar_Disorder</w:t>
+      </w:r>
+      <w:proofErr w:type="spellEnd"/>
+    </w:p>
+    <w:p>
+      <w:pPr>
+        <w:numPr>
+          <w:ilvl w:val="0"/>
+          <w:numId w:val="39"/>
+        </w:numPr>
+      </w:pPr>
+      <w:proofErr w:type="spellStart"/>
+      <w:r>
+        <w:t>Tardive_dyskinesia</w:t>
+      </w:r>
+      <w:proofErr w:type="spellEnd"/>
+    </w:p>
+    <w:p>
+      <w:r>
+        <w:t>Ils sont annotés avec :</w:t>
+      </w:r>
+    </w:p>
+    <w:p>
+      <w:pPr>
+        <w:numPr>
+          <w:ilvl w:val="0"/>
+          <w:numId w:val="40"/>
+        </w:numPr>
+      </w:pPr>
+      <w:proofErr w:type="spellStart"/>
+      <w:r>
+        <w:t>meta_level</w:t>
+      </w:r>
+      <w:proofErr w:type="spellEnd"/>
+      <w:r>
+        <w:t xml:space="preserve"> = </w:t>
+      </w:r>
+      <w:proofErr w:type="spellStart"/>
+      <w:r>
+        <w:t>clinical</w:t>
+      </w:r>
+      <w:proofErr w:type="spellEnd"/>
+    </w:p>
+    <w:p>
+      <w:pPr>
+        <w:numPr>
+          <w:ilvl w:val="0"/>
+          <w:numId w:val="40"/>
+        </w:numPr>
+      </w:pPr>
+      <w:proofErr w:type="spellStart"/>
+      <w:r>
+        <w:t>meta_step</w:t>
+      </w:r>
+      <w:proofErr w:type="spellEnd"/>
+      <w:r>
+        <w:t xml:space="preserve"> = </w:t>
+      </w:r>
+      <w:proofErr w:type="spellStart"/>
+      <w:r>
+        <w:t>experimental_design</w:t>
+      </w:r>
+      <w:proofErr w:type="spellEnd"/>
+    </w:p>
+    <w:p>
+      <w:r>
+        <w:t>Ces variables définissent les groupes biologiques comparés dans l’analyse transcriptomique.</w:t>
+      </w:r>
+    </w:p>
+    <w:p>
+      <w:r>
+        <w:pict w14:anchorId="020BA523">
+          <v:rect id="_x0000_i1186" style="width:0;height:1.5pt" o:hralign="center" o:hrstd="t" o:hr="t" fillcolor="#a0a0a0" stroked="f"/>
+        </w:pict>
+      </w:r>
+    </w:p>
+    <w:p>
+      <w:pPr>
+        <w:rPr>
+          <w:b/>
+          <w:bCs/>
+        </w:rPr>
+      </w:pPr>
+      <w:r>
+        <w:rPr>
+          <w:b/>
+          <w:bCs/>
+        </w:rPr>
+        <w:t>6.2 Comorbidités somatiques</w:t>
+      </w:r>
+    </w:p>
+    <w:p>
+      <w:r>
+        <w:t>Certaines comorbidités somatiques peuvent exister chez des donneurs contrôles ou SMI.</w:t>
+      </w:r>
+      <w:r>
+        <w:br/>
+        <w:t>Dans le dataset HBCC, la seule comorbidité somatique explicitement encodée est :</w:t>
+      </w:r>
+    </w:p>
+    <w:p>
+      <w:pPr>
+        <w:numPr>
+          <w:ilvl w:val="0"/>
+          <w:numId w:val="41"/>
+        </w:numPr>
+      </w:pPr>
+      <w:proofErr w:type="spellStart"/>
+      <w:r>
+        <w:t>ASCVD_status</w:t>
+      </w:r>
+      <w:proofErr w:type="spellEnd"/>
+      <w:r>
+        <w:t xml:space="preserve"> (maladie cardiovasculaire </w:t>
+      </w:r>
+      <w:proofErr w:type="spellStart"/>
+      <w:r>
+        <w:t>athéroscléreuse</w:t>
+      </w:r>
+      <w:proofErr w:type="spellEnd"/>
+      <w:r>
+        <w:t>)</w:t>
+      </w:r>
+    </w:p>
+    <w:p>
+      <w:r>
+        <w:t>Cette variable est :</w:t>
+      </w:r>
+    </w:p>
+    <w:p>
+      <w:pPr>
+        <w:numPr>
+          <w:ilvl w:val="0"/>
+          <w:numId w:val="42"/>
+        </w:numPr>
+      </w:pPr>
+      <w:r>
+        <w:rPr>
+          <w:b/>
+          <w:bCs/>
+        </w:rPr>
+        <w:t>documentée</w:t>
+      </w:r>
+      <w:r>
+        <w:t>, mais</w:t>
+      </w:r>
+    </w:p>
+    <w:p>
+      <w:pPr>
+        <w:numPr>
+          <w:ilvl w:val="0"/>
+          <w:numId w:val="42"/>
+        </w:numPr>
+      </w:pPr>
+      <w:r>
+        <w:rPr>
+          <w:b/>
+          <w:bCs/>
+        </w:rPr>
+        <w:t>non utilisée comme critère d’exclusion</w:t>
+      </w:r>
+      <w:r>
+        <w:t>,</w:t>
+      </w:r>
+    </w:p>
+    <w:p>
+      <w:pPr>
+        <w:numPr>
+          <w:ilvl w:val="0"/>
+          <w:numId w:val="42"/>
+        </w:numPr>
+        <w:rPr>
+          <w:lang w:val="en-US"/>
+        </w:rPr>
+      </w:pPr>
+      <w:proofErr w:type="spellStart"/>
+      <w:r>
+        <w:rPr>
+          <w:lang w:val="en-US"/>
+        </w:rPr>
+        <w:t>annotée</w:t>
+      </w:r>
+      <w:proofErr w:type="spellEnd"/>
+      <w:r>
+        <w:rPr>
+          <w:lang w:val="en-US"/>
+        </w:rPr>
+        <w:t xml:space="preserve"> avec </w:t>
+      </w:r>
+      <w:proofErr w:type="spellStart"/>
+      <w:r>
+        <w:rPr>
+          <w:lang w:val="en-US"/>
+        </w:rPr>
+        <w:t>meta_step</w:t>
+      </w:r>
+      <w:proofErr w:type="spellEnd"/>
+      <w:r>
+        <w:rPr>
+          <w:lang w:val="en-US"/>
+        </w:rPr>
+        <w:t xml:space="preserve"> = </w:t>
+      </w:r>
+      <w:proofErr w:type="spellStart"/>
+      <w:r>
+        <w:rPr>
+          <w:lang w:val="en-US"/>
+        </w:rPr>
+        <w:t>comorbidity_check</w:t>
+      </w:r>
+      <w:proofErr w:type="spellEnd"/>
+      <w:r>
+        <w:rPr>
+          <w:lang w:val="en-US"/>
+        </w:rPr>
+        <w:t>.</w:t>
+      </w:r>
+    </w:p>
+    <w:p>
+      <w:r>
+        <w:t>Objectif :</w:t>
+      </w:r>
+    </w:p>
+    <w:p>
+      <w:pPr>
+        <w:numPr>
+          <w:ilvl w:val="0"/>
+          <w:numId w:val="43"/>
+        </w:numPr>
+      </w:pPr>
+      <w:r>
+        <w:t>vérifier d’éventuels déséquilibres entre groupes,</w:t>
+      </w:r>
+    </w:p>
+    <w:p>
+      <w:pPr>
+        <w:numPr>
+          <w:ilvl w:val="0"/>
+          <w:numId w:val="43"/>
+        </w:numPr>
+      </w:pPr>
+      <w:r>
+        <w:t>mentionner ces comorbidités comme facteur potentiel de confusion,</w:t>
+      </w:r>
+    </w:p>
+    <w:p>
+      <w:pPr>
+        <w:numPr>
+          <w:ilvl w:val="0"/>
+          <w:numId w:val="43"/>
+        </w:numPr>
+      </w:pPr>
+      <w:r>
+        <w:t>sans restreindre artificiellement la population analysée.</w:t>
+      </w:r>
+    </w:p>
+    <w:p>
+      <w:r>
+        <w:pict w14:anchorId="13CADEEC">
+          <v:rect id="_x0000_i1187" style="width:0;height:1.5pt" o:hralign="center" o:hrstd="t" o:hr="t" fillcolor="#a0a0a0" stroked="f"/>
+        </w:pict>
+      </w:r>
+    </w:p>
+    <w:p>
+      <w:pPr>
+        <w:rPr>
+          <w:b/>
+          <w:bCs/>
+        </w:rPr>
+      </w:pPr>
+      <w:r>
+        <w:rPr>
+          <w:b/>
+          <w:bCs/>
+        </w:rPr>
+        <w:t>6.3 Exclusion des maladies neurodégénératives</w:t>
+      </w:r>
+    </w:p>
+    <w:p>
+      <w:r>
+        <w:t xml:space="preserve">Les variables liées aux maladies neurodégénératives (AD, Parkinson, tauopathies, etc.) ne sont </w:t>
+      </w:r>
+      <w:r>
+        <w:rPr>
+          <w:b/>
+          <w:bCs/>
+        </w:rPr>
+        <w:t>pas intégrées</w:t>
+      </w:r>
+      <w:r>
+        <w:t xml:space="preserve"> au dictionnaire analytique :</w:t>
+      </w:r>
+    </w:p>
+    <w:p>
+      <w:pPr>
+        <w:numPr>
+          <w:ilvl w:val="0"/>
+          <w:numId w:val="44"/>
+        </w:numPr>
+      </w:pPr>
+      <w:r>
+        <w:t>elles ne sont pas pertinentes pour la cohorte HBCC,</w:t>
+      </w:r>
+    </w:p>
+    <w:p>
+      <w:pPr>
+        <w:numPr>
+          <w:ilvl w:val="0"/>
+          <w:numId w:val="44"/>
+        </w:numPr>
+      </w:pPr>
+      <w:r>
+        <w:t>elles sortent du périmètre biologique du projet (SMI, donneurs majoritairement jeunes),</w:t>
+      </w:r>
+    </w:p>
+    <w:p>
+      <w:pPr>
+        <w:numPr>
+          <w:ilvl w:val="0"/>
+          <w:numId w:val="44"/>
+        </w:numPr>
+      </w:pPr>
+      <w:r>
+        <w:t xml:space="preserve">leur exclusion est </w:t>
+      </w:r>
+      <w:r>
+        <w:rPr>
+          <w:b/>
+          <w:bCs/>
+        </w:rPr>
+        <w:t>assumée et documentée</w:t>
+      </w:r>
+      <w:r>
+        <w:t>.</w:t>
+      </w:r>
+    </w:p>
+    <w:p>
+      <w:r>
+        <w:pict w14:anchorId="68D6C7D8">
+          <v:rect id="_x0000_i1188" style="width:0;height:1.5pt" o:hralign="center" o:hrstd="t" o:hr="t" fillcolor="#a0a0a0" stroked="f"/>
+        </w:pict>
+      </w:r>
+    </w:p>
+    <w:p>
+      <w:pPr>
+        <w:numPr>
+          <w:ilvl w:val="0"/>
+          <w:numId w:val="17"/>
+        </w:numPr>
+        <w:tabs>
+          <w:tab w:val="num" w:pos="360"/>
+        </w:tabs>
+        <w:rPr>
+          <w:b/>
+          <w:bCs/>
+        </w:rPr>
+      </w:pPr>
+      <w:r>
+        <w:rPr>
+          <w:b/>
+          <w:bCs/>
+        </w:rPr>
+        <w:t>7. Justification générale (point clé pour le rapport)</w:t>
+      </w:r>
+    </w:p>
+    <w:p>
+      <w:r>
+        <w:t>La stratégie adoptée privilégie :</w:t>
+      </w:r>
+    </w:p>
+    <w:p>
+      <w:pPr>
+        <w:numPr>
+          <w:ilvl w:val="0"/>
+          <w:numId w:val="45"/>
+        </w:numPr>
+      </w:pPr>
+      <w:r>
+        <w:t xml:space="preserve">une </w:t>
+      </w:r>
+      <w:r>
+        <w:rPr>
+          <w:b/>
+          <w:bCs/>
+        </w:rPr>
+        <w:t>définition réaliste des groupes contrôles</w:t>
+      </w:r>
+      <w:r>
+        <w:t xml:space="preserve"> (non “super-sains”),</w:t>
+      </w:r>
+    </w:p>
+    <w:p>
+      <w:pPr>
+        <w:numPr>
+          <w:ilvl w:val="0"/>
+          <w:numId w:val="45"/>
+        </w:numPr>
+      </w:pPr>
+      <w:r>
+        <w:t xml:space="preserve">l’acceptation des </w:t>
+      </w:r>
+      <w:r>
+        <w:rPr>
+          <w:b/>
+          <w:bCs/>
+        </w:rPr>
+        <w:t>comorbidités cliniques réelles</w:t>
+      </w:r>
+      <w:r>
+        <w:t>,</w:t>
+      </w:r>
+    </w:p>
+    <w:p>
+      <w:pPr>
+        <w:numPr>
+          <w:ilvl w:val="0"/>
+          <w:numId w:val="45"/>
+        </w:numPr>
+      </w:pPr>
+      <w:r>
+        <w:lastRenderedPageBreak/>
+        <w:t>une distinction claire entre :</w:t>
+      </w:r>
+    </w:p>
+    <w:p>
+      <w:pPr>
+        <w:numPr>
+          <w:ilvl w:val="1"/>
+          <w:numId w:val="45"/>
+        </w:numPr>
+      </w:pPr>
+      <w:r>
+        <w:t>variables centrales,</w:t>
+      </w:r>
+    </w:p>
+    <w:p>
+      <w:pPr>
+        <w:numPr>
+          <w:ilvl w:val="1"/>
+          <w:numId w:val="45"/>
+        </w:numPr>
+      </w:pPr>
+      <w:r>
+        <w:t>variables de contrôle,</w:t>
+      </w:r>
+    </w:p>
+    <w:p>
+      <w:pPr>
+        <w:numPr>
+          <w:ilvl w:val="1"/>
+          <w:numId w:val="45"/>
+        </w:numPr>
+      </w:pPr>
+      <w:r>
+        <w:t>variables hors périmètre.</w:t>
+      </w:r>
+    </w:p>
+    <w:p>
+      <w:r>
+        <w:t>Cette approche reflète les contraintes de la médecine réelle et renforce la validité biologique des analyses transcriptomiques.</w:t>
+      </w:r>
+    </w:p>
+    <w:p/>
+    <w:p/>
+    <w:p>
+      <w:r>
+        <w:t>Justification implicite (solide médicalement) :</w:t>
+      </w:r>
+    </w:p>
+    <w:p>
+      <w:pPr>
+        <w:numPr>
+          <w:ilvl w:val="0"/>
+          <w:numId w:val="46"/>
+        </w:numPr>
+      </w:pPr>
+      <w:r>
+        <w:t xml:space="preserve">le vasculaire est </w:t>
+      </w:r>
+      <w:r>
+        <w:rPr>
+          <w:b/>
+          <w:bCs/>
+        </w:rPr>
+        <w:t>somatique</w:t>
+      </w:r>
+      <w:r>
+        <w:t>, fréquent chez contrôles et SMI,</w:t>
+      </w:r>
+    </w:p>
+    <w:p>
+      <w:pPr>
+        <w:numPr>
+          <w:ilvl w:val="0"/>
+          <w:numId w:val="46"/>
+        </w:numPr>
+      </w:pPr>
+      <w:r>
+        <w:t>peut influencer le transcriptome,</w:t>
+      </w:r>
+    </w:p>
+    <w:p>
+      <w:pPr>
+        <w:numPr>
+          <w:ilvl w:val="0"/>
+          <w:numId w:val="46"/>
+        </w:numPr>
+      </w:pPr>
+      <w:r>
+        <w:t xml:space="preserve">mais n’est </w:t>
+      </w:r>
+      <w:r>
+        <w:rPr>
+          <w:b/>
+          <w:bCs/>
+        </w:rPr>
+        <w:t>ni psychiatrique ni neurodégénératif primaire</w:t>
+      </w:r>
+      <w:r>
+        <w:t xml:space="preserve"> dans HBCC.</w:t>
+      </w:r>
+    </w:p>
+    <w:p/>
+    <w:p>
+      <w:pPr>
+        <w:ind w:left="0" w:firstLine="0"/>
+        <w:rPr>
+          <w:b/>
+          <w:bCs/>
+        </w:rPr>
+      </w:pPr>
+      <w:r>
+        <w:rPr>
+          <w:b/>
+          <w:bCs/>
+        </w:rPr>
+        <w:t>Prise en compte des comorbidités somatiques et exclusion ciblée des pathologies neurodégénératives</w:t>
+      </w:r>
+    </w:p>
+    <w:p>
+      <w:r>
+        <w:t>Dans le cadre de l’analyse de la cohorte HBCC, une distinction méthodologique explicite a été opérée entre les pathologies neuropsychiatriques d’intérêt principal (SMI), les comorbidités somatiques, et les maladies neurodégénératives. Les variables associées aux maladies neurodégénératives (maladie d’Alzheimer, Parkinson, démences fronto-temporales, tauopathies) ont été exclues du dictionnaire analytique, ces pathologies étant hors périmètre biologique de la cohorte HBCC, composée majoritairement de donneurs jeunes, et non pertinentes pour la question scientifique centrée sur les troubles psychiatriques sévères.</w:t>
+      </w:r>
+    </w:p>
+    <w:p>
+      <w:r>
+        <w:t xml:space="preserve">À l’inverse, les variables reflétant des atteintes somatiques vasculaires ou cardiovasculaires (par exemple </w:t>
+      </w:r>
+      <w:proofErr w:type="spellStart"/>
+      <w:r>
+        <w:t>ASCVD_status</w:t>
+      </w:r>
+      <w:proofErr w:type="spellEnd"/>
+      <w:r>
+        <w:t xml:space="preserve"> et </w:t>
+      </w:r>
+      <w:proofErr w:type="spellStart"/>
+      <w:r>
+        <w:t>Vascular_status</w:t>
+      </w:r>
+      <w:proofErr w:type="spellEnd"/>
+      <w:r>
+        <w:t xml:space="preserve">) ont été conservées comme </w:t>
+      </w:r>
+      <w:r>
+        <w:rPr>
+          <w:b/>
+          <w:bCs/>
+        </w:rPr>
+        <w:t>comorbidités observables</w:t>
+      </w:r>
+      <w:r>
+        <w:t>, sans être utilisées comme axes principaux de stratification. Ce choix vise à maintenir une représentation réaliste des populations contrôles et SMI, tout en permettant la vérification d’éventuels déséquilibres cliniques susceptibles d’influencer le transcriptome. Ces comorbidités sont ainsi intégrées dans l’analyse exploratoire à des fins de contrôle, mais ne constituent ni des critères d’exclusion, ni des groupes biologiques comparés.</w:t>
+      </w:r>
+    </w:p>
+    <w:p>
+      <w:r>
+        <w:t>Cette approche permet de concilier rigueur clinique, validité biologique et faisabilité analytique, en évitant une définition artificiellement restrictive des groupes tout en assumant explicitement le périmètre d’analyse retenu.</w:t>
+      </w:r>
+    </w:p>
+    <w:p/>
+    <w:p/>
+    <w:p/>
+    <w:p>
+      <w:r>
+        <w:t xml:space="preserve">Note méthodo : </w:t>
+      </w:r>
+      <w:r>
+        <w:t>Un dictionnaire de métadonnées au format CSV a été utilisé pour associer chaque métadonnée à une étape spécifique du pipeline single-cell (contrôle qualité, annotation cellulaire, regroupement clinique), facilitant la reproductibilité et la compréhension de l’analyse.</w:t>
+      </w:r>
+    </w:p>
+    <w:p/>
+    <w:p/>
+    <w:p/>
     <w:p>
       <w:pPr>
         <w:jc w:val="center"/>
@@ -3410,6 +6000,7 @@
         <w:rPr>
           <w:noProof/>
         </w:rPr>
+        <w:lastRenderedPageBreak/>
         <w:drawing>
           <wp:inline distT="0" distB="0" distL="0" distR="0" wp14:anchorId="32885BDF" wp14:editId="224A3362">
             <wp:extent cx="5998210" cy="2996565"/>
@@ -3457,7 +6048,6 @@
         <w:rPr>
           <w:noProof/>
         </w:rPr>
-        <w:lastRenderedPageBreak/>
         <w:drawing>
           <wp:inline distT="0" distB="0" distL="0" distR="0" wp14:anchorId="39E9E57F" wp14:editId="11640A7A">
             <wp:extent cx="5998210" cy="1849120"/>
@@ -3744,7 +6334,16 @@
           <w:color w:val="1A5490"/>
           <w:sz w:val="18"/>
         </w:rPr>
-        <w:t xml:space="preserve"> est naturellement très faible (~0%) car les mitochondries (organites cytoplasmiques) ne sont PAS capturées avec les noyaux. Un seuil strict à 5% élimine les rares contaminations cytoplasmiques.</w:t>
+        <w:t xml:space="preserve"> est </w:t>
+      </w:r>
+      <w:r>
+        <w:rPr>
+          <w:rFonts w:ascii="Century Gothic" w:eastAsia="Century Gothic" w:hAnsi="Century Gothic" w:cs="Century Gothic"/>
+          <w:color w:val="1A5490"/>
+          <w:sz w:val="18"/>
+        </w:rPr>
+        <w:lastRenderedPageBreak/>
+        <w:t>naturellement très faible (~0%) car les mitochondries (organites cytoplasmiques) ne sont PAS capturées avec les noyaux. Un seuil strict à 5% élimine les rares contaminations cytoplasmiques.</w:t>
       </w:r>
       <w:r>
         <w:t xml:space="preserve"> </w:t>
@@ -3855,7 +6454,6 @@
         <w:ind w:left="593" w:hanging="608"/>
       </w:pPr>
       <w:r>
-        <w:lastRenderedPageBreak/>
         <w:t xml:space="preserve">Critères d'inclusion et d'exclusion </w:t>
       </w:r>
     </w:p>
@@ -4340,6 +6938,7 @@
         <w:ind w:left="-5" w:right="35"/>
       </w:pPr>
       <w:r>
+        <w:lastRenderedPageBreak/>
         <w:t xml:space="preserve">La cohorte finale comprend 17 donneurs post-mortem et 62 800 noyaux. Le Tableau 1 résume les caractéristiques démographiques et cellulaires par groupe diagnostique. </w:t>
       </w:r>
     </w:p>
@@ -5258,7 +7857,6 @@
           <w:color w:val="1A5490"/>
           <w:sz w:val="18"/>
         </w:rPr>
-        <w:lastRenderedPageBreak/>
         <w:t>Faible taille du groupe PD (n=3 donneurs)</w:t>
       </w:r>
       <w:r>
@@ -5709,6 +8307,7 @@
           <w:color w:val="666666"/>
           <w:sz w:val="18"/>
         </w:rPr>
+        <w:lastRenderedPageBreak/>
         <w:t xml:space="preserve"> </w:t>
       </w:r>
     </w:p>
@@ -5946,7 +8545,6 @@
         <w:jc w:val="left"/>
       </w:pPr>
       <w:r>
-        <w:lastRenderedPageBreak/>
         <w:t xml:space="preserve">Construction du graphe de voisinage : </w:t>
       </w:r>
     </w:p>
@@ -6848,6 +9446,7 @@
                 <w:b/>
                 <w:sz w:val="22"/>
               </w:rPr>
+              <w:lastRenderedPageBreak/>
               <w:t>Astrocytes Réactifs</w:t>
             </w:r>
             <w:r>
@@ -7523,7 +10122,6 @@
           <w:color w:val="666666"/>
           <w:sz w:val="18"/>
         </w:rPr>
-        <w:lastRenderedPageBreak/>
         <w:t xml:space="preserve"> </w:t>
       </w:r>
     </w:p>
@@ -7910,6 +10508,7 @@
         <w:rPr>
           <w:lang w:val="en-US"/>
         </w:rPr>
+        <w:lastRenderedPageBreak/>
         <w:t xml:space="preserve">Expression ~ sex + </w:t>
       </w:r>
       <w:proofErr w:type="spellStart"/>
@@ -8266,8 +10865,25 @@
           <w:color w:val="1A5490"/>
           <w:sz w:val="18"/>
         </w:rPr>
-        <w:lastRenderedPageBreak/>
-        <w:t xml:space="preserve">Sans ajustement, si les groupes AD et CTRL diffèrent systématiquement en termes de sexe (ex: AD=70% hommes, CTRL=50% hommes), les DEGs identifiés pourraient refléter des différences liées au SEXE plutôt qu'à la PATHOLOGIE. Le modèle DESeq2 'nettoie' statistiquement l'effet du sexe et de l'ascendance AVANT de calculer l'effet de la maladie. On obtient ainsi l'effet 'pur' de AD vs CTRL, indépendant des biais démographiques. </w:t>
+        <w:t xml:space="preserve">Sans ajustement, si les groupes AD et CTRL diffèrent systématiquement en termes de sexe (ex: AD=70% hommes, CTRL=50% hommes), les DEGs identifiés pourraient refléter des différences liées au SEXE plutôt qu'à la PATHOLOGIE. Le modèle DESeq2 'nettoie' statistiquement l'effet du sexe et de l'ascendance AVANT de calculer l'effet de la maladie. On obtient ainsi l'effet 'pur' </w:t>
+      </w:r>
+      <w:proofErr w:type="gramStart"/>
+      <w:r>
+        <w:rPr>
+          <w:rFonts w:ascii="Century Gothic" w:eastAsia="Century Gothic" w:hAnsi="Century Gothic" w:cs="Century Gothic"/>
+          <w:color w:val="1A5490"/>
+          <w:sz w:val="18"/>
+        </w:rPr>
+        <w:t>de AD</w:t>
+      </w:r>
+      <w:proofErr w:type="gramEnd"/>
+      <w:r>
+        <w:rPr>
+          <w:rFonts w:ascii="Century Gothic" w:eastAsia="Century Gothic" w:hAnsi="Century Gothic" w:cs="Century Gothic"/>
+          <w:color w:val="1A5490"/>
+          <w:sz w:val="18"/>
+        </w:rPr>
+        <w:t xml:space="preserve"> vs CTRL, indépendant des biais démographiques. </w:t>
       </w:r>
     </w:p>
     <w:p>
@@ -14476,6 +17092,155 @@
     </w:lvl>
   </w:abstractNum>
   <w:abstractNum w:abstractNumId="6" w15:restartNumberingAfterBreak="0">
+    <w:nsid w:val="151A47FF"/>
+    <w:multiLevelType w:val="multilevel"/>
+    <w:tmpl w:val="9568608A"/>
+    <w:lvl w:ilvl="0">
+      <w:start w:val="1"/>
+      <w:numFmt w:val="bullet"/>
+      <w:lvlText w:val=""/>
+      <w:lvlJc w:val="left"/>
+      <w:pPr>
+        <w:tabs>
+          <w:tab w:val="num" w:pos="720"/>
+        </w:tabs>
+        <w:ind w:left="720" w:hanging="360"/>
+      </w:pPr>
+      <w:rPr>
+        <w:rFonts w:ascii="Symbol" w:hAnsi="Symbol" w:hint="default"/>
+        <w:sz w:val="20"/>
+      </w:rPr>
+    </w:lvl>
+    <w:lvl w:ilvl="1">
+      <w:start w:val="1"/>
+      <w:numFmt w:val="bullet"/>
+      <w:lvlText w:val="o"/>
+      <w:lvlJc w:val="left"/>
+      <w:pPr>
+        <w:tabs>
+          <w:tab w:val="num" w:pos="1440"/>
+        </w:tabs>
+        <w:ind w:left="1440" w:hanging="360"/>
+      </w:pPr>
+      <w:rPr>
+        <w:rFonts w:ascii="Courier New" w:hAnsi="Courier New" w:hint="default"/>
+        <w:sz w:val="20"/>
+      </w:rPr>
+    </w:lvl>
+    <w:lvl w:ilvl="2" w:tentative="1">
+      <w:start w:val="1"/>
+      <w:numFmt w:val="bullet"/>
+      <w:lvlText w:val=""/>
+      <w:lvlJc w:val="left"/>
+      <w:pPr>
+        <w:tabs>
+          <w:tab w:val="num" w:pos="2160"/>
+        </w:tabs>
+        <w:ind w:left="2160" w:hanging="360"/>
+      </w:pPr>
+      <w:rPr>
+        <w:rFonts w:ascii="Wingdings" w:hAnsi="Wingdings" w:hint="default"/>
+        <w:sz w:val="20"/>
+      </w:rPr>
+    </w:lvl>
+    <w:lvl w:ilvl="3" w:tentative="1">
+      <w:start w:val="1"/>
+      <w:numFmt w:val="bullet"/>
+      <w:lvlText w:val=""/>
+      <w:lvlJc w:val="left"/>
+      <w:pPr>
+        <w:tabs>
+          <w:tab w:val="num" w:pos="2880"/>
+        </w:tabs>
+        <w:ind w:left="2880" w:hanging="360"/>
+      </w:pPr>
+      <w:rPr>
+        <w:rFonts w:ascii="Wingdings" w:hAnsi="Wingdings" w:hint="default"/>
+        <w:sz w:val="20"/>
+      </w:rPr>
+    </w:lvl>
+    <w:lvl w:ilvl="4" w:tentative="1">
+      <w:start w:val="1"/>
+      <w:numFmt w:val="bullet"/>
+      <w:lvlText w:val=""/>
+      <w:lvlJc w:val="left"/>
+      <w:pPr>
+        <w:tabs>
+          <w:tab w:val="num" w:pos="3600"/>
+        </w:tabs>
+        <w:ind w:left="3600" w:hanging="360"/>
+      </w:pPr>
+      <w:rPr>
+        <w:rFonts w:ascii="Wingdings" w:hAnsi="Wingdings" w:hint="default"/>
+        <w:sz w:val="20"/>
+      </w:rPr>
+    </w:lvl>
+    <w:lvl w:ilvl="5" w:tentative="1">
+      <w:start w:val="1"/>
+      <w:numFmt w:val="bullet"/>
+      <w:lvlText w:val=""/>
+      <w:lvlJc w:val="left"/>
+      <w:pPr>
+        <w:tabs>
+          <w:tab w:val="num" w:pos="4320"/>
+        </w:tabs>
+        <w:ind w:left="4320" w:hanging="360"/>
+      </w:pPr>
+      <w:rPr>
+        <w:rFonts w:ascii="Wingdings" w:hAnsi="Wingdings" w:hint="default"/>
+        <w:sz w:val="20"/>
+      </w:rPr>
+    </w:lvl>
+    <w:lvl w:ilvl="6" w:tentative="1">
+      <w:start w:val="1"/>
+      <w:numFmt w:val="bullet"/>
+      <w:lvlText w:val=""/>
+      <w:lvlJc w:val="left"/>
+      <w:pPr>
+        <w:tabs>
+          <w:tab w:val="num" w:pos="5040"/>
+        </w:tabs>
+        <w:ind w:left="5040" w:hanging="360"/>
+      </w:pPr>
+      <w:rPr>
+        <w:rFonts w:ascii="Wingdings" w:hAnsi="Wingdings" w:hint="default"/>
+        <w:sz w:val="20"/>
+      </w:rPr>
+    </w:lvl>
+    <w:lvl w:ilvl="7" w:tentative="1">
+      <w:start w:val="1"/>
+      <w:numFmt w:val="bullet"/>
+      <w:lvlText w:val=""/>
+      <w:lvlJc w:val="left"/>
+      <w:pPr>
+        <w:tabs>
+          <w:tab w:val="num" w:pos="5760"/>
+        </w:tabs>
+        <w:ind w:left="5760" w:hanging="360"/>
+      </w:pPr>
+      <w:rPr>
+        <w:rFonts w:ascii="Wingdings" w:hAnsi="Wingdings" w:hint="default"/>
+        <w:sz w:val="20"/>
+      </w:rPr>
+    </w:lvl>
+    <w:lvl w:ilvl="8" w:tentative="1">
+      <w:start w:val="1"/>
+      <w:numFmt w:val="bullet"/>
+      <w:lvlText w:val=""/>
+      <w:lvlJc w:val="left"/>
+      <w:pPr>
+        <w:tabs>
+          <w:tab w:val="num" w:pos="6480"/>
+        </w:tabs>
+        <w:ind w:left="6480" w:hanging="360"/>
+      </w:pPr>
+      <w:rPr>
+        <w:rFonts w:ascii="Wingdings" w:hAnsi="Wingdings" w:hint="default"/>
+        <w:sz w:val="20"/>
+      </w:rPr>
+    </w:lvl>
+  </w:abstractNum>
+  <w:abstractNum w:abstractNumId="7" w15:restartNumberingAfterBreak="0">
     <w:nsid w:val="17FF4496"/>
     <w:multiLevelType w:val="hybridMultilevel"/>
     <w:tmpl w:val="F4761B56"/>
@@ -14588,7 +17353,7 @@
       </w:rPr>
     </w:lvl>
   </w:abstractNum>
-  <w:abstractNum w:abstractNumId="7" w15:restartNumberingAfterBreak="0">
+  <w:abstractNum w:abstractNumId="8" w15:restartNumberingAfterBreak="0">
     <w:nsid w:val="1F29164B"/>
     <w:multiLevelType w:val="hybridMultilevel"/>
     <w:tmpl w:val="15026BF2"/>
@@ -14677,7 +17442,7 @@
       </w:pPr>
     </w:lvl>
   </w:abstractNum>
-  <w:abstractNum w:abstractNumId="8" w15:restartNumberingAfterBreak="0">
+  <w:abstractNum w:abstractNumId="9" w15:restartNumberingAfterBreak="0">
     <w:nsid w:val="21514821"/>
     <w:multiLevelType w:val="hybridMultilevel"/>
     <w:tmpl w:val="4E323E70"/>
@@ -14889,7 +17654,156 @@
       </w:rPr>
     </w:lvl>
   </w:abstractNum>
-  <w:abstractNum w:abstractNumId="9" w15:restartNumberingAfterBreak="0">
+  <w:abstractNum w:abstractNumId="10" w15:restartNumberingAfterBreak="0">
+    <w:nsid w:val="21587342"/>
+    <w:multiLevelType w:val="multilevel"/>
+    <w:tmpl w:val="E62CD27C"/>
+    <w:lvl w:ilvl="0">
+      <w:start w:val="1"/>
+      <w:numFmt w:val="bullet"/>
+      <w:lvlText w:val=""/>
+      <w:lvlJc w:val="left"/>
+      <w:pPr>
+        <w:tabs>
+          <w:tab w:val="num" w:pos="720"/>
+        </w:tabs>
+        <w:ind w:left="720" w:hanging="360"/>
+      </w:pPr>
+      <w:rPr>
+        <w:rFonts w:ascii="Symbol" w:hAnsi="Symbol" w:hint="default"/>
+        <w:sz w:val="20"/>
+      </w:rPr>
+    </w:lvl>
+    <w:lvl w:ilvl="1" w:tentative="1">
+      <w:start w:val="1"/>
+      <w:numFmt w:val="bullet"/>
+      <w:lvlText w:val="o"/>
+      <w:lvlJc w:val="left"/>
+      <w:pPr>
+        <w:tabs>
+          <w:tab w:val="num" w:pos="1440"/>
+        </w:tabs>
+        <w:ind w:left="1440" w:hanging="360"/>
+      </w:pPr>
+      <w:rPr>
+        <w:rFonts w:ascii="Courier New" w:hAnsi="Courier New" w:hint="default"/>
+        <w:sz w:val="20"/>
+      </w:rPr>
+    </w:lvl>
+    <w:lvl w:ilvl="2" w:tentative="1">
+      <w:start w:val="1"/>
+      <w:numFmt w:val="bullet"/>
+      <w:lvlText w:val=""/>
+      <w:lvlJc w:val="left"/>
+      <w:pPr>
+        <w:tabs>
+          <w:tab w:val="num" w:pos="2160"/>
+        </w:tabs>
+        <w:ind w:left="2160" w:hanging="360"/>
+      </w:pPr>
+      <w:rPr>
+        <w:rFonts w:ascii="Wingdings" w:hAnsi="Wingdings" w:hint="default"/>
+        <w:sz w:val="20"/>
+      </w:rPr>
+    </w:lvl>
+    <w:lvl w:ilvl="3" w:tentative="1">
+      <w:start w:val="1"/>
+      <w:numFmt w:val="bullet"/>
+      <w:lvlText w:val=""/>
+      <w:lvlJc w:val="left"/>
+      <w:pPr>
+        <w:tabs>
+          <w:tab w:val="num" w:pos="2880"/>
+        </w:tabs>
+        <w:ind w:left="2880" w:hanging="360"/>
+      </w:pPr>
+      <w:rPr>
+        <w:rFonts w:ascii="Wingdings" w:hAnsi="Wingdings" w:hint="default"/>
+        <w:sz w:val="20"/>
+      </w:rPr>
+    </w:lvl>
+    <w:lvl w:ilvl="4" w:tentative="1">
+      <w:start w:val="1"/>
+      <w:numFmt w:val="bullet"/>
+      <w:lvlText w:val=""/>
+      <w:lvlJc w:val="left"/>
+      <w:pPr>
+        <w:tabs>
+          <w:tab w:val="num" w:pos="3600"/>
+        </w:tabs>
+        <w:ind w:left="3600" w:hanging="360"/>
+      </w:pPr>
+      <w:rPr>
+        <w:rFonts w:ascii="Wingdings" w:hAnsi="Wingdings" w:hint="default"/>
+        <w:sz w:val="20"/>
+      </w:rPr>
+    </w:lvl>
+    <w:lvl w:ilvl="5" w:tentative="1">
+      <w:start w:val="1"/>
+      <w:numFmt w:val="bullet"/>
+      <w:lvlText w:val=""/>
+      <w:lvlJc w:val="left"/>
+      <w:pPr>
+        <w:tabs>
+          <w:tab w:val="num" w:pos="4320"/>
+        </w:tabs>
+        <w:ind w:left="4320" w:hanging="360"/>
+      </w:pPr>
+      <w:rPr>
+        <w:rFonts w:ascii="Wingdings" w:hAnsi="Wingdings" w:hint="default"/>
+        <w:sz w:val="20"/>
+      </w:rPr>
+    </w:lvl>
+    <w:lvl w:ilvl="6" w:tentative="1">
+      <w:start w:val="1"/>
+      <w:numFmt w:val="bullet"/>
+      <w:lvlText w:val=""/>
+      <w:lvlJc w:val="left"/>
+      <w:pPr>
+        <w:tabs>
+          <w:tab w:val="num" w:pos="5040"/>
+        </w:tabs>
+        <w:ind w:left="5040" w:hanging="360"/>
+      </w:pPr>
+      <w:rPr>
+        <w:rFonts w:ascii="Wingdings" w:hAnsi="Wingdings" w:hint="default"/>
+        <w:sz w:val="20"/>
+      </w:rPr>
+    </w:lvl>
+    <w:lvl w:ilvl="7" w:tentative="1">
+      <w:start w:val="1"/>
+      <w:numFmt w:val="bullet"/>
+      <w:lvlText w:val=""/>
+      <w:lvlJc w:val="left"/>
+      <w:pPr>
+        <w:tabs>
+          <w:tab w:val="num" w:pos="5760"/>
+        </w:tabs>
+        <w:ind w:left="5760" w:hanging="360"/>
+      </w:pPr>
+      <w:rPr>
+        <w:rFonts w:ascii="Wingdings" w:hAnsi="Wingdings" w:hint="default"/>
+        <w:sz w:val="20"/>
+      </w:rPr>
+    </w:lvl>
+    <w:lvl w:ilvl="8" w:tentative="1">
+      <w:start w:val="1"/>
+      <w:numFmt w:val="bullet"/>
+      <w:lvlText w:val=""/>
+      <w:lvlJc w:val="left"/>
+      <w:pPr>
+        <w:tabs>
+          <w:tab w:val="num" w:pos="6480"/>
+        </w:tabs>
+        <w:ind w:left="6480" w:hanging="360"/>
+      </w:pPr>
+      <w:rPr>
+        <w:rFonts w:ascii="Wingdings" w:hAnsi="Wingdings" w:hint="default"/>
+        <w:sz w:val="20"/>
+      </w:rPr>
+    </w:lvl>
+  </w:abstractNum>
+  <w:abstractNum w:abstractNumId="11" w15:restartNumberingAfterBreak="0">
     <w:nsid w:val="21BC563C"/>
     <w:multiLevelType w:val="multilevel"/>
     <w:tmpl w:val="08D081B4"/>
@@ -15038,7 +17952,7 @@
       </w:rPr>
     </w:lvl>
   </w:abstractNum>
-  <w:abstractNum w:abstractNumId="10" w15:restartNumberingAfterBreak="0">
+  <w:abstractNum w:abstractNumId="12" w15:restartNumberingAfterBreak="0">
     <w:nsid w:val="2424215A"/>
     <w:multiLevelType w:val="hybridMultilevel"/>
     <w:tmpl w:val="46F6B79C"/>
@@ -15250,7 +18164,7 @@
       </w:rPr>
     </w:lvl>
   </w:abstractNum>
-  <w:abstractNum w:abstractNumId="11" w15:restartNumberingAfterBreak="0">
+  <w:abstractNum w:abstractNumId="13" w15:restartNumberingAfterBreak="0">
     <w:nsid w:val="250C6525"/>
     <w:multiLevelType w:val="hybridMultilevel"/>
     <w:tmpl w:val="1D023D28"/>
@@ -15462,7 +18376,7 @@
       </w:rPr>
     </w:lvl>
   </w:abstractNum>
-  <w:abstractNum w:abstractNumId="12" w15:restartNumberingAfterBreak="0">
+  <w:abstractNum w:abstractNumId="14" w15:restartNumberingAfterBreak="0">
     <w:nsid w:val="262D4768"/>
     <w:multiLevelType w:val="hybridMultilevel"/>
     <w:tmpl w:val="6A4420BE"/>
@@ -15674,7 +18588,7 @@
       </w:rPr>
     </w:lvl>
   </w:abstractNum>
-  <w:abstractNum w:abstractNumId="13" w15:restartNumberingAfterBreak="0">
+  <w:abstractNum w:abstractNumId="15" w15:restartNumberingAfterBreak="0">
     <w:nsid w:val="2BCD1306"/>
     <w:multiLevelType w:val="hybridMultilevel"/>
     <w:tmpl w:val="1736EB16"/>
@@ -15886,7 +18800,603 @@
       </w:rPr>
     </w:lvl>
   </w:abstractNum>
-  <w:abstractNum w:abstractNumId="14" w15:restartNumberingAfterBreak="0">
+  <w:abstractNum w:abstractNumId="16" w15:restartNumberingAfterBreak="0">
+    <w:nsid w:val="2E3010C2"/>
+    <w:multiLevelType w:val="multilevel"/>
+    <w:tmpl w:val="156E6CA8"/>
+    <w:lvl w:ilvl="0">
+      <w:start w:val="1"/>
+      <w:numFmt w:val="bullet"/>
+      <w:lvlText w:val=""/>
+      <w:lvlJc w:val="left"/>
+      <w:pPr>
+        <w:tabs>
+          <w:tab w:val="num" w:pos="720"/>
+        </w:tabs>
+        <w:ind w:left="720" w:hanging="360"/>
+      </w:pPr>
+      <w:rPr>
+        <w:rFonts w:ascii="Symbol" w:hAnsi="Symbol" w:hint="default"/>
+        <w:sz w:val="20"/>
+      </w:rPr>
+    </w:lvl>
+    <w:lvl w:ilvl="1" w:tentative="1">
+      <w:start w:val="1"/>
+      <w:numFmt w:val="bullet"/>
+      <w:lvlText w:val="o"/>
+      <w:lvlJc w:val="left"/>
+      <w:pPr>
+        <w:tabs>
+          <w:tab w:val="num" w:pos="1440"/>
+        </w:tabs>
+        <w:ind w:left="1440" w:hanging="360"/>
+      </w:pPr>
+      <w:rPr>
+        <w:rFonts w:ascii="Courier New" w:hAnsi="Courier New" w:hint="default"/>
+        <w:sz w:val="20"/>
+      </w:rPr>
+    </w:lvl>
+    <w:lvl w:ilvl="2" w:tentative="1">
+      <w:start w:val="1"/>
+      <w:numFmt w:val="bullet"/>
+      <w:lvlText w:val=""/>
+      <w:lvlJc w:val="left"/>
+      <w:pPr>
+        <w:tabs>
+          <w:tab w:val="num" w:pos="2160"/>
+        </w:tabs>
+        <w:ind w:left="2160" w:hanging="360"/>
+      </w:pPr>
+      <w:rPr>
+        <w:rFonts w:ascii="Wingdings" w:hAnsi="Wingdings" w:hint="default"/>
+        <w:sz w:val="20"/>
+      </w:rPr>
+    </w:lvl>
+    <w:lvl w:ilvl="3" w:tentative="1">
+      <w:start w:val="1"/>
+      <w:numFmt w:val="bullet"/>
+      <w:lvlText w:val=""/>
+      <w:lvlJc w:val="left"/>
+      <w:pPr>
+        <w:tabs>
+          <w:tab w:val="num" w:pos="2880"/>
+        </w:tabs>
+        <w:ind w:left="2880" w:hanging="360"/>
+      </w:pPr>
+      <w:rPr>
+        <w:rFonts w:ascii="Wingdings" w:hAnsi="Wingdings" w:hint="default"/>
+        <w:sz w:val="20"/>
+      </w:rPr>
+    </w:lvl>
+    <w:lvl w:ilvl="4" w:tentative="1">
+      <w:start w:val="1"/>
+      <w:numFmt w:val="bullet"/>
+      <w:lvlText w:val=""/>
+      <w:lvlJc w:val="left"/>
+      <w:pPr>
+        <w:tabs>
+          <w:tab w:val="num" w:pos="3600"/>
+        </w:tabs>
+        <w:ind w:left="3600" w:hanging="360"/>
+      </w:pPr>
+      <w:rPr>
+        <w:rFonts w:ascii="Wingdings" w:hAnsi="Wingdings" w:hint="default"/>
+        <w:sz w:val="20"/>
+      </w:rPr>
+    </w:lvl>
+    <w:lvl w:ilvl="5" w:tentative="1">
+      <w:start w:val="1"/>
+      <w:numFmt w:val="bullet"/>
+      <w:lvlText w:val=""/>
+      <w:lvlJc w:val="left"/>
+      <w:pPr>
+        <w:tabs>
+          <w:tab w:val="num" w:pos="4320"/>
+        </w:tabs>
+        <w:ind w:left="4320" w:hanging="360"/>
+      </w:pPr>
+      <w:rPr>
+        <w:rFonts w:ascii="Wingdings" w:hAnsi="Wingdings" w:hint="default"/>
+        <w:sz w:val="20"/>
+      </w:rPr>
+    </w:lvl>
+    <w:lvl w:ilvl="6" w:tentative="1">
+      <w:start w:val="1"/>
+      <w:numFmt w:val="bullet"/>
+      <w:lvlText w:val=""/>
+      <w:lvlJc w:val="left"/>
+      <w:pPr>
+        <w:tabs>
+          <w:tab w:val="num" w:pos="5040"/>
+        </w:tabs>
+        <w:ind w:left="5040" w:hanging="360"/>
+      </w:pPr>
+      <w:rPr>
+        <w:rFonts w:ascii="Wingdings" w:hAnsi="Wingdings" w:hint="default"/>
+        <w:sz w:val="20"/>
+      </w:rPr>
+    </w:lvl>
+    <w:lvl w:ilvl="7" w:tentative="1">
+      <w:start w:val="1"/>
+      <w:numFmt w:val="bullet"/>
+      <w:lvlText w:val=""/>
+      <w:lvlJc w:val="left"/>
+      <w:pPr>
+        <w:tabs>
+          <w:tab w:val="num" w:pos="5760"/>
+        </w:tabs>
+        <w:ind w:left="5760" w:hanging="360"/>
+      </w:pPr>
+      <w:rPr>
+        <w:rFonts w:ascii="Wingdings" w:hAnsi="Wingdings" w:hint="default"/>
+        <w:sz w:val="20"/>
+      </w:rPr>
+    </w:lvl>
+    <w:lvl w:ilvl="8" w:tentative="1">
+      <w:start w:val="1"/>
+      <w:numFmt w:val="bullet"/>
+      <w:lvlText w:val=""/>
+      <w:lvlJc w:val="left"/>
+      <w:pPr>
+        <w:tabs>
+          <w:tab w:val="num" w:pos="6480"/>
+        </w:tabs>
+        <w:ind w:left="6480" w:hanging="360"/>
+      </w:pPr>
+      <w:rPr>
+        <w:rFonts w:ascii="Wingdings" w:hAnsi="Wingdings" w:hint="default"/>
+        <w:sz w:val="20"/>
+      </w:rPr>
+    </w:lvl>
+  </w:abstractNum>
+  <w:abstractNum w:abstractNumId="17" w15:restartNumberingAfterBreak="0">
+    <w:nsid w:val="309E4BBB"/>
+    <w:multiLevelType w:val="multilevel"/>
+    <w:tmpl w:val="120EEC9E"/>
+    <w:lvl w:ilvl="0">
+      <w:start w:val="1"/>
+      <w:numFmt w:val="bullet"/>
+      <w:lvlText w:val=""/>
+      <w:lvlJc w:val="left"/>
+      <w:pPr>
+        <w:tabs>
+          <w:tab w:val="num" w:pos="720"/>
+        </w:tabs>
+        <w:ind w:left="720" w:hanging="360"/>
+      </w:pPr>
+      <w:rPr>
+        <w:rFonts w:ascii="Symbol" w:hAnsi="Symbol" w:hint="default"/>
+        <w:sz w:val="20"/>
+      </w:rPr>
+    </w:lvl>
+    <w:lvl w:ilvl="1" w:tentative="1">
+      <w:start w:val="1"/>
+      <w:numFmt w:val="bullet"/>
+      <w:lvlText w:val="o"/>
+      <w:lvlJc w:val="left"/>
+      <w:pPr>
+        <w:tabs>
+          <w:tab w:val="num" w:pos="1440"/>
+        </w:tabs>
+        <w:ind w:left="1440" w:hanging="360"/>
+      </w:pPr>
+      <w:rPr>
+        <w:rFonts w:ascii="Courier New" w:hAnsi="Courier New" w:hint="default"/>
+        <w:sz w:val="20"/>
+      </w:rPr>
+    </w:lvl>
+    <w:lvl w:ilvl="2" w:tentative="1">
+      <w:start w:val="1"/>
+      <w:numFmt w:val="bullet"/>
+      <w:lvlText w:val=""/>
+      <w:lvlJc w:val="left"/>
+      <w:pPr>
+        <w:tabs>
+          <w:tab w:val="num" w:pos="2160"/>
+        </w:tabs>
+        <w:ind w:left="2160" w:hanging="360"/>
+      </w:pPr>
+      <w:rPr>
+        <w:rFonts w:ascii="Wingdings" w:hAnsi="Wingdings" w:hint="default"/>
+        <w:sz w:val="20"/>
+      </w:rPr>
+    </w:lvl>
+    <w:lvl w:ilvl="3" w:tentative="1">
+      <w:start w:val="1"/>
+      <w:numFmt w:val="bullet"/>
+      <w:lvlText w:val=""/>
+      <w:lvlJc w:val="left"/>
+      <w:pPr>
+        <w:tabs>
+          <w:tab w:val="num" w:pos="2880"/>
+        </w:tabs>
+        <w:ind w:left="2880" w:hanging="360"/>
+      </w:pPr>
+      <w:rPr>
+        <w:rFonts w:ascii="Wingdings" w:hAnsi="Wingdings" w:hint="default"/>
+        <w:sz w:val="20"/>
+      </w:rPr>
+    </w:lvl>
+    <w:lvl w:ilvl="4" w:tentative="1">
+      <w:start w:val="1"/>
+      <w:numFmt w:val="bullet"/>
+      <w:lvlText w:val=""/>
+      <w:lvlJc w:val="left"/>
+      <w:pPr>
+        <w:tabs>
+          <w:tab w:val="num" w:pos="3600"/>
+        </w:tabs>
+        <w:ind w:left="3600" w:hanging="360"/>
+      </w:pPr>
+      <w:rPr>
+        <w:rFonts w:ascii="Wingdings" w:hAnsi="Wingdings" w:hint="default"/>
+        <w:sz w:val="20"/>
+      </w:rPr>
+    </w:lvl>
+    <w:lvl w:ilvl="5" w:tentative="1">
+      <w:start w:val="1"/>
+      <w:numFmt w:val="bullet"/>
+      <w:lvlText w:val=""/>
+      <w:lvlJc w:val="left"/>
+      <w:pPr>
+        <w:tabs>
+          <w:tab w:val="num" w:pos="4320"/>
+        </w:tabs>
+        <w:ind w:left="4320" w:hanging="360"/>
+      </w:pPr>
+      <w:rPr>
+        <w:rFonts w:ascii="Wingdings" w:hAnsi="Wingdings" w:hint="default"/>
+        <w:sz w:val="20"/>
+      </w:rPr>
+    </w:lvl>
+    <w:lvl w:ilvl="6" w:tentative="1">
+      <w:start w:val="1"/>
+      <w:numFmt w:val="bullet"/>
+      <w:lvlText w:val=""/>
+      <w:lvlJc w:val="left"/>
+      <w:pPr>
+        <w:tabs>
+          <w:tab w:val="num" w:pos="5040"/>
+        </w:tabs>
+        <w:ind w:left="5040" w:hanging="360"/>
+      </w:pPr>
+      <w:rPr>
+        <w:rFonts w:ascii="Wingdings" w:hAnsi="Wingdings" w:hint="default"/>
+        <w:sz w:val="20"/>
+      </w:rPr>
+    </w:lvl>
+    <w:lvl w:ilvl="7" w:tentative="1">
+      <w:start w:val="1"/>
+      <w:numFmt w:val="bullet"/>
+      <w:lvlText w:val=""/>
+      <w:lvlJc w:val="left"/>
+      <w:pPr>
+        <w:tabs>
+          <w:tab w:val="num" w:pos="5760"/>
+        </w:tabs>
+        <w:ind w:left="5760" w:hanging="360"/>
+      </w:pPr>
+      <w:rPr>
+        <w:rFonts w:ascii="Wingdings" w:hAnsi="Wingdings" w:hint="default"/>
+        <w:sz w:val="20"/>
+      </w:rPr>
+    </w:lvl>
+    <w:lvl w:ilvl="8" w:tentative="1">
+      <w:start w:val="1"/>
+      <w:numFmt w:val="bullet"/>
+      <w:lvlText w:val=""/>
+      <w:lvlJc w:val="left"/>
+      <w:pPr>
+        <w:tabs>
+          <w:tab w:val="num" w:pos="6480"/>
+        </w:tabs>
+        <w:ind w:left="6480" w:hanging="360"/>
+      </w:pPr>
+      <w:rPr>
+        <w:rFonts w:ascii="Wingdings" w:hAnsi="Wingdings" w:hint="default"/>
+        <w:sz w:val="20"/>
+      </w:rPr>
+    </w:lvl>
+  </w:abstractNum>
+  <w:abstractNum w:abstractNumId="18" w15:restartNumberingAfterBreak="0">
+    <w:nsid w:val="3382514A"/>
+    <w:multiLevelType w:val="multilevel"/>
+    <w:tmpl w:val="B652E2F8"/>
+    <w:lvl w:ilvl="0">
+      <w:start w:val="1"/>
+      <w:numFmt w:val="bullet"/>
+      <w:lvlText w:val=""/>
+      <w:lvlJc w:val="left"/>
+      <w:pPr>
+        <w:tabs>
+          <w:tab w:val="num" w:pos="720"/>
+        </w:tabs>
+        <w:ind w:left="720" w:hanging="360"/>
+      </w:pPr>
+      <w:rPr>
+        <w:rFonts w:ascii="Symbol" w:hAnsi="Symbol" w:hint="default"/>
+        <w:sz w:val="20"/>
+      </w:rPr>
+    </w:lvl>
+    <w:lvl w:ilvl="1" w:tentative="1">
+      <w:start w:val="1"/>
+      <w:numFmt w:val="bullet"/>
+      <w:lvlText w:val="o"/>
+      <w:lvlJc w:val="left"/>
+      <w:pPr>
+        <w:tabs>
+          <w:tab w:val="num" w:pos="1440"/>
+        </w:tabs>
+        <w:ind w:left="1440" w:hanging="360"/>
+      </w:pPr>
+      <w:rPr>
+        <w:rFonts w:ascii="Courier New" w:hAnsi="Courier New" w:hint="default"/>
+        <w:sz w:val="20"/>
+      </w:rPr>
+    </w:lvl>
+    <w:lvl w:ilvl="2" w:tentative="1">
+      <w:start w:val="1"/>
+      <w:numFmt w:val="bullet"/>
+      <w:lvlText w:val=""/>
+      <w:lvlJc w:val="left"/>
+      <w:pPr>
+        <w:tabs>
+          <w:tab w:val="num" w:pos="2160"/>
+        </w:tabs>
+        <w:ind w:left="2160" w:hanging="360"/>
+      </w:pPr>
+      <w:rPr>
+        <w:rFonts w:ascii="Wingdings" w:hAnsi="Wingdings" w:hint="default"/>
+        <w:sz w:val="20"/>
+      </w:rPr>
+    </w:lvl>
+    <w:lvl w:ilvl="3" w:tentative="1">
+      <w:start w:val="1"/>
+      <w:numFmt w:val="bullet"/>
+      <w:lvlText w:val=""/>
+      <w:lvlJc w:val="left"/>
+      <w:pPr>
+        <w:tabs>
+          <w:tab w:val="num" w:pos="2880"/>
+        </w:tabs>
+        <w:ind w:left="2880" w:hanging="360"/>
+      </w:pPr>
+      <w:rPr>
+        <w:rFonts w:ascii="Wingdings" w:hAnsi="Wingdings" w:hint="default"/>
+        <w:sz w:val="20"/>
+      </w:rPr>
+    </w:lvl>
+    <w:lvl w:ilvl="4" w:tentative="1">
+      <w:start w:val="1"/>
+      <w:numFmt w:val="bullet"/>
+      <w:lvlText w:val=""/>
+      <w:lvlJc w:val="left"/>
+      <w:pPr>
+        <w:tabs>
+          <w:tab w:val="num" w:pos="3600"/>
+        </w:tabs>
+        <w:ind w:left="3600" w:hanging="360"/>
+      </w:pPr>
+      <w:rPr>
+        <w:rFonts w:ascii="Wingdings" w:hAnsi="Wingdings" w:hint="default"/>
+        <w:sz w:val="20"/>
+      </w:rPr>
+    </w:lvl>
+    <w:lvl w:ilvl="5" w:tentative="1">
+      <w:start w:val="1"/>
+      <w:numFmt w:val="bullet"/>
+      <w:lvlText w:val=""/>
+      <w:lvlJc w:val="left"/>
+      <w:pPr>
+        <w:tabs>
+          <w:tab w:val="num" w:pos="4320"/>
+        </w:tabs>
+        <w:ind w:left="4320" w:hanging="360"/>
+      </w:pPr>
+      <w:rPr>
+        <w:rFonts w:ascii="Wingdings" w:hAnsi="Wingdings" w:hint="default"/>
+        <w:sz w:val="20"/>
+      </w:rPr>
+    </w:lvl>
+    <w:lvl w:ilvl="6" w:tentative="1">
+      <w:start w:val="1"/>
+      <w:numFmt w:val="bullet"/>
+      <w:lvlText w:val=""/>
+      <w:lvlJc w:val="left"/>
+      <w:pPr>
+        <w:tabs>
+          <w:tab w:val="num" w:pos="5040"/>
+        </w:tabs>
+        <w:ind w:left="5040" w:hanging="360"/>
+      </w:pPr>
+      <w:rPr>
+        <w:rFonts w:ascii="Wingdings" w:hAnsi="Wingdings" w:hint="default"/>
+        <w:sz w:val="20"/>
+      </w:rPr>
+    </w:lvl>
+    <w:lvl w:ilvl="7" w:tentative="1">
+      <w:start w:val="1"/>
+      <w:numFmt w:val="bullet"/>
+      <w:lvlText w:val=""/>
+      <w:lvlJc w:val="left"/>
+      <w:pPr>
+        <w:tabs>
+          <w:tab w:val="num" w:pos="5760"/>
+        </w:tabs>
+        <w:ind w:left="5760" w:hanging="360"/>
+      </w:pPr>
+      <w:rPr>
+        <w:rFonts w:ascii="Wingdings" w:hAnsi="Wingdings" w:hint="default"/>
+        <w:sz w:val="20"/>
+      </w:rPr>
+    </w:lvl>
+    <w:lvl w:ilvl="8" w:tentative="1">
+      <w:start w:val="1"/>
+      <w:numFmt w:val="bullet"/>
+      <w:lvlText w:val=""/>
+      <w:lvlJc w:val="left"/>
+      <w:pPr>
+        <w:tabs>
+          <w:tab w:val="num" w:pos="6480"/>
+        </w:tabs>
+        <w:ind w:left="6480" w:hanging="360"/>
+      </w:pPr>
+      <w:rPr>
+        <w:rFonts w:ascii="Wingdings" w:hAnsi="Wingdings" w:hint="default"/>
+        <w:sz w:val="20"/>
+      </w:rPr>
+    </w:lvl>
+  </w:abstractNum>
+  <w:abstractNum w:abstractNumId="19" w15:restartNumberingAfterBreak="0">
+    <w:nsid w:val="33A85F4A"/>
+    <w:multiLevelType w:val="multilevel"/>
+    <w:tmpl w:val="BA68BF6C"/>
+    <w:lvl w:ilvl="0">
+      <w:start w:val="1"/>
+      <w:numFmt w:val="bullet"/>
+      <w:lvlText w:val=""/>
+      <w:lvlJc w:val="left"/>
+      <w:pPr>
+        <w:tabs>
+          <w:tab w:val="num" w:pos="720"/>
+        </w:tabs>
+        <w:ind w:left="720" w:hanging="360"/>
+      </w:pPr>
+      <w:rPr>
+        <w:rFonts w:ascii="Symbol" w:hAnsi="Symbol" w:hint="default"/>
+        <w:sz w:val="20"/>
+      </w:rPr>
+    </w:lvl>
+    <w:lvl w:ilvl="1" w:tentative="1">
+      <w:start w:val="1"/>
+      <w:numFmt w:val="bullet"/>
+      <w:lvlText w:val="o"/>
+      <w:lvlJc w:val="left"/>
+      <w:pPr>
+        <w:tabs>
+          <w:tab w:val="num" w:pos="1440"/>
+        </w:tabs>
+        <w:ind w:left="1440" w:hanging="360"/>
+      </w:pPr>
+      <w:rPr>
+        <w:rFonts w:ascii="Courier New" w:hAnsi="Courier New" w:hint="default"/>
+        <w:sz w:val="20"/>
+      </w:rPr>
+    </w:lvl>
+    <w:lvl w:ilvl="2" w:tentative="1">
+      <w:start w:val="1"/>
+      <w:numFmt w:val="bullet"/>
+      <w:lvlText w:val=""/>
+      <w:lvlJc w:val="left"/>
+      <w:pPr>
+        <w:tabs>
+          <w:tab w:val="num" w:pos="2160"/>
+        </w:tabs>
+        <w:ind w:left="2160" w:hanging="360"/>
+      </w:pPr>
+      <w:rPr>
+        <w:rFonts w:ascii="Wingdings" w:hAnsi="Wingdings" w:hint="default"/>
+        <w:sz w:val="20"/>
+      </w:rPr>
+    </w:lvl>
+    <w:lvl w:ilvl="3" w:tentative="1">
+      <w:start w:val="1"/>
+      <w:numFmt w:val="bullet"/>
+      <w:lvlText w:val=""/>
+      <w:lvlJc w:val="left"/>
+      <w:pPr>
+        <w:tabs>
+          <w:tab w:val="num" w:pos="2880"/>
+        </w:tabs>
+        <w:ind w:left="2880" w:hanging="360"/>
+      </w:pPr>
+      <w:rPr>
+        <w:rFonts w:ascii="Wingdings" w:hAnsi="Wingdings" w:hint="default"/>
+        <w:sz w:val="20"/>
+      </w:rPr>
+    </w:lvl>
+    <w:lvl w:ilvl="4" w:tentative="1">
+      <w:start w:val="1"/>
+      <w:numFmt w:val="bullet"/>
+      <w:lvlText w:val=""/>
+      <w:lvlJc w:val="left"/>
+      <w:pPr>
+        <w:tabs>
+          <w:tab w:val="num" w:pos="3600"/>
+        </w:tabs>
+        <w:ind w:left="3600" w:hanging="360"/>
+      </w:pPr>
+      <w:rPr>
+        <w:rFonts w:ascii="Wingdings" w:hAnsi="Wingdings" w:hint="default"/>
+        <w:sz w:val="20"/>
+      </w:rPr>
+    </w:lvl>
+    <w:lvl w:ilvl="5" w:tentative="1">
+      <w:start w:val="1"/>
+      <w:numFmt w:val="bullet"/>
+      <w:lvlText w:val=""/>
+      <w:lvlJc w:val="left"/>
+      <w:pPr>
+        <w:tabs>
+          <w:tab w:val="num" w:pos="4320"/>
+        </w:tabs>
+        <w:ind w:left="4320" w:hanging="360"/>
+      </w:pPr>
+      <w:rPr>
+        <w:rFonts w:ascii="Wingdings" w:hAnsi="Wingdings" w:hint="default"/>
+        <w:sz w:val="20"/>
+      </w:rPr>
+    </w:lvl>
+    <w:lvl w:ilvl="6" w:tentative="1">
+      <w:start w:val="1"/>
+      <w:numFmt w:val="bullet"/>
+      <w:lvlText w:val=""/>
+      <w:lvlJc w:val="left"/>
+      <w:pPr>
+        <w:tabs>
+          <w:tab w:val="num" w:pos="5040"/>
+        </w:tabs>
+        <w:ind w:left="5040" w:hanging="360"/>
+      </w:pPr>
+      <w:rPr>
+        <w:rFonts w:ascii="Wingdings" w:hAnsi="Wingdings" w:hint="default"/>
+        <w:sz w:val="20"/>
+      </w:rPr>
+    </w:lvl>
+    <w:lvl w:ilvl="7" w:tentative="1">
+      <w:start w:val="1"/>
+      <w:numFmt w:val="bullet"/>
+      <w:lvlText w:val=""/>
+      <w:lvlJc w:val="left"/>
+      <w:pPr>
+        <w:tabs>
+          <w:tab w:val="num" w:pos="5760"/>
+        </w:tabs>
+        <w:ind w:left="5760" w:hanging="360"/>
+      </w:pPr>
+      <w:rPr>
+        <w:rFonts w:ascii="Wingdings" w:hAnsi="Wingdings" w:hint="default"/>
+        <w:sz w:val="20"/>
+      </w:rPr>
+    </w:lvl>
+    <w:lvl w:ilvl="8" w:tentative="1">
+      <w:start w:val="1"/>
+      <w:numFmt w:val="bullet"/>
+      <w:lvlText w:val=""/>
+      <w:lvlJc w:val="left"/>
+      <w:pPr>
+        <w:tabs>
+          <w:tab w:val="num" w:pos="6480"/>
+        </w:tabs>
+        <w:ind w:left="6480" w:hanging="360"/>
+      </w:pPr>
+      <w:rPr>
+        <w:rFonts w:ascii="Wingdings" w:hAnsi="Wingdings" w:hint="default"/>
+        <w:sz w:val="20"/>
+      </w:rPr>
+    </w:lvl>
+  </w:abstractNum>
+  <w:abstractNum w:abstractNumId="20" w15:restartNumberingAfterBreak="0">
     <w:nsid w:val="37EF12B7"/>
     <w:multiLevelType w:val="hybridMultilevel"/>
     <w:tmpl w:val="4392C736"/>
@@ -16098,7 +19608,454 @@
       </w:rPr>
     </w:lvl>
   </w:abstractNum>
-  <w:abstractNum w:abstractNumId="15" w15:restartNumberingAfterBreak="0">
+  <w:abstractNum w:abstractNumId="21" w15:restartNumberingAfterBreak="0">
+    <w:nsid w:val="389917CF"/>
+    <w:multiLevelType w:val="multilevel"/>
+    <w:tmpl w:val="225A1B92"/>
+    <w:lvl w:ilvl="0">
+      <w:start w:val="1"/>
+      <w:numFmt w:val="bullet"/>
+      <w:lvlText w:val=""/>
+      <w:lvlJc w:val="left"/>
+      <w:pPr>
+        <w:tabs>
+          <w:tab w:val="num" w:pos="720"/>
+        </w:tabs>
+        <w:ind w:left="720" w:hanging="360"/>
+      </w:pPr>
+      <w:rPr>
+        <w:rFonts w:ascii="Symbol" w:hAnsi="Symbol" w:hint="default"/>
+        <w:sz w:val="20"/>
+      </w:rPr>
+    </w:lvl>
+    <w:lvl w:ilvl="1">
+      <w:start w:val="1"/>
+      <w:numFmt w:val="bullet"/>
+      <w:lvlText w:val="o"/>
+      <w:lvlJc w:val="left"/>
+      <w:pPr>
+        <w:tabs>
+          <w:tab w:val="num" w:pos="1440"/>
+        </w:tabs>
+        <w:ind w:left="1440" w:hanging="360"/>
+      </w:pPr>
+      <w:rPr>
+        <w:rFonts w:ascii="Courier New" w:hAnsi="Courier New" w:hint="default"/>
+        <w:sz w:val="20"/>
+      </w:rPr>
+    </w:lvl>
+    <w:lvl w:ilvl="2" w:tentative="1">
+      <w:start w:val="1"/>
+      <w:numFmt w:val="bullet"/>
+      <w:lvlText w:val=""/>
+      <w:lvlJc w:val="left"/>
+      <w:pPr>
+        <w:tabs>
+          <w:tab w:val="num" w:pos="2160"/>
+        </w:tabs>
+        <w:ind w:left="2160" w:hanging="360"/>
+      </w:pPr>
+      <w:rPr>
+        <w:rFonts w:ascii="Wingdings" w:hAnsi="Wingdings" w:hint="default"/>
+        <w:sz w:val="20"/>
+      </w:rPr>
+    </w:lvl>
+    <w:lvl w:ilvl="3" w:tentative="1">
+      <w:start w:val="1"/>
+      <w:numFmt w:val="bullet"/>
+      <w:lvlText w:val=""/>
+      <w:lvlJc w:val="left"/>
+      <w:pPr>
+        <w:tabs>
+          <w:tab w:val="num" w:pos="2880"/>
+        </w:tabs>
+        <w:ind w:left="2880" w:hanging="360"/>
+      </w:pPr>
+      <w:rPr>
+        <w:rFonts w:ascii="Wingdings" w:hAnsi="Wingdings" w:hint="default"/>
+        <w:sz w:val="20"/>
+      </w:rPr>
+    </w:lvl>
+    <w:lvl w:ilvl="4" w:tentative="1">
+      <w:start w:val="1"/>
+      <w:numFmt w:val="bullet"/>
+      <w:lvlText w:val=""/>
+      <w:lvlJc w:val="left"/>
+      <w:pPr>
+        <w:tabs>
+          <w:tab w:val="num" w:pos="3600"/>
+        </w:tabs>
+        <w:ind w:left="3600" w:hanging="360"/>
+      </w:pPr>
+      <w:rPr>
+        <w:rFonts w:ascii="Wingdings" w:hAnsi="Wingdings" w:hint="default"/>
+        <w:sz w:val="20"/>
+      </w:rPr>
+    </w:lvl>
+    <w:lvl w:ilvl="5" w:tentative="1">
+      <w:start w:val="1"/>
+      <w:numFmt w:val="bullet"/>
+      <w:lvlText w:val=""/>
+      <w:lvlJc w:val="left"/>
+      <w:pPr>
+        <w:tabs>
+          <w:tab w:val="num" w:pos="4320"/>
+        </w:tabs>
+        <w:ind w:left="4320" w:hanging="360"/>
+      </w:pPr>
+      <w:rPr>
+        <w:rFonts w:ascii="Wingdings" w:hAnsi="Wingdings" w:hint="default"/>
+        <w:sz w:val="20"/>
+      </w:rPr>
+    </w:lvl>
+    <w:lvl w:ilvl="6" w:tentative="1">
+      <w:start w:val="1"/>
+      <w:numFmt w:val="bullet"/>
+      <w:lvlText w:val=""/>
+      <w:lvlJc w:val="left"/>
+      <w:pPr>
+        <w:tabs>
+          <w:tab w:val="num" w:pos="5040"/>
+        </w:tabs>
+        <w:ind w:left="5040" w:hanging="360"/>
+      </w:pPr>
+      <w:rPr>
+        <w:rFonts w:ascii="Wingdings" w:hAnsi="Wingdings" w:hint="default"/>
+        <w:sz w:val="20"/>
+      </w:rPr>
+    </w:lvl>
+    <w:lvl w:ilvl="7" w:tentative="1">
+      <w:start w:val="1"/>
+      <w:numFmt w:val="bullet"/>
+      <w:lvlText w:val=""/>
+      <w:lvlJc w:val="left"/>
+      <w:pPr>
+        <w:tabs>
+          <w:tab w:val="num" w:pos="5760"/>
+        </w:tabs>
+        <w:ind w:left="5760" w:hanging="360"/>
+      </w:pPr>
+      <w:rPr>
+        <w:rFonts w:ascii="Wingdings" w:hAnsi="Wingdings" w:hint="default"/>
+        <w:sz w:val="20"/>
+      </w:rPr>
+    </w:lvl>
+    <w:lvl w:ilvl="8" w:tentative="1">
+      <w:start w:val="1"/>
+      <w:numFmt w:val="bullet"/>
+      <w:lvlText w:val=""/>
+      <w:lvlJc w:val="left"/>
+      <w:pPr>
+        <w:tabs>
+          <w:tab w:val="num" w:pos="6480"/>
+        </w:tabs>
+        <w:ind w:left="6480" w:hanging="360"/>
+      </w:pPr>
+      <w:rPr>
+        <w:rFonts w:ascii="Wingdings" w:hAnsi="Wingdings" w:hint="default"/>
+        <w:sz w:val="20"/>
+      </w:rPr>
+    </w:lvl>
+  </w:abstractNum>
+  <w:abstractNum w:abstractNumId="22" w15:restartNumberingAfterBreak="0">
+    <w:nsid w:val="38B77E95"/>
+    <w:multiLevelType w:val="multilevel"/>
+    <w:tmpl w:val="E5625C68"/>
+    <w:lvl w:ilvl="0">
+      <w:start w:val="1"/>
+      <w:numFmt w:val="bullet"/>
+      <w:lvlText w:val=""/>
+      <w:lvlJc w:val="left"/>
+      <w:pPr>
+        <w:tabs>
+          <w:tab w:val="num" w:pos="720"/>
+        </w:tabs>
+        <w:ind w:left="720" w:hanging="360"/>
+      </w:pPr>
+      <w:rPr>
+        <w:rFonts w:ascii="Symbol" w:hAnsi="Symbol" w:hint="default"/>
+        <w:sz w:val="20"/>
+      </w:rPr>
+    </w:lvl>
+    <w:lvl w:ilvl="1" w:tentative="1">
+      <w:start w:val="1"/>
+      <w:numFmt w:val="bullet"/>
+      <w:lvlText w:val="o"/>
+      <w:lvlJc w:val="left"/>
+      <w:pPr>
+        <w:tabs>
+          <w:tab w:val="num" w:pos="1440"/>
+        </w:tabs>
+        <w:ind w:left="1440" w:hanging="360"/>
+      </w:pPr>
+      <w:rPr>
+        <w:rFonts w:ascii="Courier New" w:hAnsi="Courier New" w:hint="default"/>
+        <w:sz w:val="20"/>
+      </w:rPr>
+    </w:lvl>
+    <w:lvl w:ilvl="2" w:tentative="1">
+      <w:start w:val="1"/>
+      <w:numFmt w:val="bullet"/>
+      <w:lvlText w:val=""/>
+      <w:lvlJc w:val="left"/>
+      <w:pPr>
+        <w:tabs>
+          <w:tab w:val="num" w:pos="2160"/>
+        </w:tabs>
+        <w:ind w:left="2160" w:hanging="360"/>
+      </w:pPr>
+      <w:rPr>
+        <w:rFonts w:ascii="Wingdings" w:hAnsi="Wingdings" w:hint="default"/>
+        <w:sz w:val="20"/>
+      </w:rPr>
+    </w:lvl>
+    <w:lvl w:ilvl="3" w:tentative="1">
+      <w:start w:val="1"/>
+      <w:numFmt w:val="bullet"/>
+      <w:lvlText w:val=""/>
+      <w:lvlJc w:val="left"/>
+      <w:pPr>
+        <w:tabs>
+          <w:tab w:val="num" w:pos="2880"/>
+        </w:tabs>
+        <w:ind w:left="2880" w:hanging="360"/>
+      </w:pPr>
+      <w:rPr>
+        <w:rFonts w:ascii="Wingdings" w:hAnsi="Wingdings" w:hint="default"/>
+        <w:sz w:val="20"/>
+      </w:rPr>
+    </w:lvl>
+    <w:lvl w:ilvl="4" w:tentative="1">
+      <w:start w:val="1"/>
+      <w:numFmt w:val="bullet"/>
+      <w:lvlText w:val=""/>
+      <w:lvlJc w:val="left"/>
+      <w:pPr>
+        <w:tabs>
+          <w:tab w:val="num" w:pos="3600"/>
+        </w:tabs>
+        <w:ind w:left="3600" w:hanging="360"/>
+      </w:pPr>
+      <w:rPr>
+        <w:rFonts w:ascii="Wingdings" w:hAnsi="Wingdings" w:hint="default"/>
+        <w:sz w:val="20"/>
+      </w:rPr>
+    </w:lvl>
+    <w:lvl w:ilvl="5" w:tentative="1">
+      <w:start w:val="1"/>
+      <w:numFmt w:val="bullet"/>
+      <w:lvlText w:val=""/>
+      <w:lvlJc w:val="left"/>
+      <w:pPr>
+        <w:tabs>
+          <w:tab w:val="num" w:pos="4320"/>
+        </w:tabs>
+        <w:ind w:left="4320" w:hanging="360"/>
+      </w:pPr>
+      <w:rPr>
+        <w:rFonts w:ascii="Wingdings" w:hAnsi="Wingdings" w:hint="default"/>
+        <w:sz w:val="20"/>
+      </w:rPr>
+    </w:lvl>
+    <w:lvl w:ilvl="6" w:tentative="1">
+      <w:start w:val="1"/>
+      <w:numFmt w:val="bullet"/>
+      <w:lvlText w:val=""/>
+      <w:lvlJc w:val="left"/>
+      <w:pPr>
+        <w:tabs>
+          <w:tab w:val="num" w:pos="5040"/>
+        </w:tabs>
+        <w:ind w:left="5040" w:hanging="360"/>
+      </w:pPr>
+      <w:rPr>
+        <w:rFonts w:ascii="Wingdings" w:hAnsi="Wingdings" w:hint="default"/>
+        <w:sz w:val="20"/>
+      </w:rPr>
+    </w:lvl>
+    <w:lvl w:ilvl="7" w:tentative="1">
+      <w:start w:val="1"/>
+      <w:numFmt w:val="bullet"/>
+      <w:lvlText w:val=""/>
+      <w:lvlJc w:val="left"/>
+      <w:pPr>
+        <w:tabs>
+          <w:tab w:val="num" w:pos="5760"/>
+        </w:tabs>
+        <w:ind w:left="5760" w:hanging="360"/>
+      </w:pPr>
+      <w:rPr>
+        <w:rFonts w:ascii="Wingdings" w:hAnsi="Wingdings" w:hint="default"/>
+        <w:sz w:val="20"/>
+      </w:rPr>
+    </w:lvl>
+    <w:lvl w:ilvl="8" w:tentative="1">
+      <w:start w:val="1"/>
+      <w:numFmt w:val="bullet"/>
+      <w:lvlText w:val=""/>
+      <w:lvlJc w:val="left"/>
+      <w:pPr>
+        <w:tabs>
+          <w:tab w:val="num" w:pos="6480"/>
+        </w:tabs>
+        <w:ind w:left="6480" w:hanging="360"/>
+      </w:pPr>
+      <w:rPr>
+        <w:rFonts w:ascii="Wingdings" w:hAnsi="Wingdings" w:hint="default"/>
+        <w:sz w:val="20"/>
+      </w:rPr>
+    </w:lvl>
+  </w:abstractNum>
+  <w:abstractNum w:abstractNumId="23" w15:restartNumberingAfterBreak="0">
+    <w:nsid w:val="40EB4738"/>
+    <w:multiLevelType w:val="multilevel"/>
+    <w:tmpl w:val="F788AFA0"/>
+    <w:lvl w:ilvl="0">
+      <w:start w:val="1"/>
+      <w:numFmt w:val="bullet"/>
+      <w:lvlText w:val=""/>
+      <w:lvlJc w:val="left"/>
+      <w:pPr>
+        <w:tabs>
+          <w:tab w:val="num" w:pos="720"/>
+        </w:tabs>
+        <w:ind w:left="720" w:hanging="360"/>
+      </w:pPr>
+      <w:rPr>
+        <w:rFonts w:ascii="Symbol" w:hAnsi="Symbol" w:hint="default"/>
+        <w:sz w:val="20"/>
+      </w:rPr>
+    </w:lvl>
+    <w:lvl w:ilvl="1">
+      <w:start w:val="1"/>
+      <w:numFmt w:val="bullet"/>
+      <w:lvlText w:val="o"/>
+      <w:lvlJc w:val="left"/>
+      <w:pPr>
+        <w:tabs>
+          <w:tab w:val="num" w:pos="1440"/>
+        </w:tabs>
+        <w:ind w:left="1440" w:hanging="360"/>
+      </w:pPr>
+      <w:rPr>
+        <w:rFonts w:ascii="Courier New" w:hAnsi="Courier New" w:hint="default"/>
+        <w:sz w:val="20"/>
+      </w:rPr>
+    </w:lvl>
+    <w:lvl w:ilvl="2" w:tentative="1">
+      <w:start w:val="1"/>
+      <w:numFmt w:val="bullet"/>
+      <w:lvlText w:val=""/>
+      <w:lvlJc w:val="left"/>
+      <w:pPr>
+        <w:tabs>
+          <w:tab w:val="num" w:pos="2160"/>
+        </w:tabs>
+        <w:ind w:left="2160" w:hanging="360"/>
+      </w:pPr>
+      <w:rPr>
+        <w:rFonts w:ascii="Wingdings" w:hAnsi="Wingdings" w:hint="default"/>
+        <w:sz w:val="20"/>
+      </w:rPr>
+    </w:lvl>
+    <w:lvl w:ilvl="3" w:tentative="1">
+      <w:start w:val="1"/>
+      <w:numFmt w:val="bullet"/>
+      <w:lvlText w:val=""/>
+      <w:lvlJc w:val="left"/>
+      <w:pPr>
+        <w:tabs>
+          <w:tab w:val="num" w:pos="2880"/>
+        </w:tabs>
+        <w:ind w:left="2880" w:hanging="360"/>
+      </w:pPr>
+      <w:rPr>
+        <w:rFonts w:ascii="Wingdings" w:hAnsi="Wingdings" w:hint="default"/>
+        <w:sz w:val="20"/>
+      </w:rPr>
+    </w:lvl>
+    <w:lvl w:ilvl="4" w:tentative="1">
+      <w:start w:val="1"/>
+      <w:numFmt w:val="bullet"/>
+      <w:lvlText w:val=""/>
+      <w:lvlJc w:val="left"/>
+      <w:pPr>
+        <w:tabs>
+          <w:tab w:val="num" w:pos="3600"/>
+        </w:tabs>
+        <w:ind w:left="3600" w:hanging="360"/>
+      </w:pPr>
+      <w:rPr>
+        <w:rFonts w:ascii="Wingdings" w:hAnsi="Wingdings" w:hint="default"/>
+        <w:sz w:val="20"/>
+      </w:rPr>
+    </w:lvl>
+    <w:lvl w:ilvl="5" w:tentative="1">
+      <w:start w:val="1"/>
+      <w:numFmt w:val="bullet"/>
+      <w:lvlText w:val=""/>
+      <w:lvlJc w:val="left"/>
+      <w:pPr>
+        <w:tabs>
+          <w:tab w:val="num" w:pos="4320"/>
+        </w:tabs>
+        <w:ind w:left="4320" w:hanging="360"/>
+      </w:pPr>
+      <w:rPr>
+        <w:rFonts w:ascii="Wingdings" w:hAnsi="Wingdings" w:hint="default"/>
+        <w:sz w:val="20"/>
+      </w:rPr>
+    </w:lvl>
+    <w:lvl w:ilvl="6" w:tentative="1">
+      <w:start w:val="1"/>
+      <w:numFmt w:val="bullet"/>
+      <w:lvlText w:val=""/>
+      <w:lvlJc w:val="left"/>
+      <w:pPr>
+        <w:tabs>
+          <w:tab w:val="num" w:pos="5040"/>
+        </w:tabs>
+        <w:ind w:left="5040" w:hanging="360"/>
+      </w:pPr>
+      <w:rPr>
+        <w:rFonts w:ascii="Wingdings" w:hAnsi="Wingdings" w:hint="default"/>
+        <w:sz w:val="20"/>
+      </w:rPr>
+    </w:lvl>
+    <w:lvl w:ilvl="7" w:tentative="1">
+      <w:start w:val="1"/>
+      <w:numFmt w:val="bullet"/>
+      <w:lvlText w:val=""/>
+      <w:lvlJc w:val="left"/>
+      <w:pPr>
+        <w:tabs>
+          <w:tab w:val="num" w:pos="5760"/>
+        </w:tabs>
+        <w:ind w:left="5760" w:hanging="360"/>
+      </w:pPr>
+      <w:rPr>
+        <w:rFonts w:ascii="Wingdings" w:hAnsi="Wingdings" w:hint="default"/>
+        <w:sz w:val="20"/>
+      </w:rPr>
+    </w:lvl>
+    <w:lvl w:ilvl="8" w:tentative="1">
+      <w:start w:val="1"/>
+      <w:numFmt w:val="bullet"/>
+      <w:lvlText w:val=""/>
+      <w:lvlJc w:val="left"/>
+      <w:pPr>
+        <w:tabs>
+          <w:tab w:val="num" w:pos="6480"/>
+        </w:tabs>
+        <w:ind w:left="6480" w:hanging="360"/>
+      </w:pPr>
+      <w:rPr>
+        <w:rFonts w:ascii="Wingdings" w:hAnsi="Wingdings" w:hint="default"/>
+        <w:sz w:val="20"/>
+      </w:rPr>
+    </w:lvl>
+  </w:abstractNum>
+  <w:abstractNum w:abstractNumId="24" w15:restartNumberingAfterBreak="0">
     <w:nsid w:val="41312A9C"/>
     <w:multiLevelType w:val="hybridMultilevel"/>
     <w:tmpl w:val="D8805F22"/>
@@ -16211,7 +20168,7 @@
       </w:rPr>
     </w:lvl>
   </w:abstractNum>
-  <w:abstractNum w:abstractNumId="16" w15:restartNumberingAfterBreak="0">
+  <w:abstractNum w:abstractNumId="25" w15:restartNumberingAfterBreak="0">
     <w:nsid w:val="41A64932"/>
     <w:multiLevelType w:val="hybridMultilevel"/>
     <w:tmpl w:val="D90A0B72"/>
@@ -16326,7 +20283,7 @@
       </w:rPr>
     </w:lvl>
   </w:abstractNum>
-  <w:abstractNum w:abstractNumId="17" w15:restartNumberingAfterBreak="0">
+  <w:abstractNum w:abstractNumId="26" w15:restartNumberingAfterBreak="0">
     <w:nsid w:val="443727AC"/>
     <w:multiLevelType w:val="hybridMultilevel"/>
     <w:tmpl w:val="4CFE14C2"/>
@@ -16538,7 +20495,7 @@
       </w:rPr>
     </w:lvl>
   </w:abstractNum>
-  <w:abstractNum w:abstractNumId="18" w15:restartNumberingAfterBreak="0">
+  <w:abstractNum w:abstractNumId="27" w15:restartNumberingAfterBreak="0">
     <w:nsid w:val="44B17290"/>
     <w:multiLevelType w:val="hybridMultilevel"/>
     <w:tmpl w:val="AEF2ED68"/>
@@ -16653,7 +20610,156 @@
       </w:rPr>
     </w:lvl>
   </w:abstractNum>
-  <w:abstractNum w:abstractNumId="19" w15:restartNumberingAfterBreak="0">
+  <w:abstractNum w:abstractNumId="28" w15:restartNumberingAfterBreak="0">
+    <w:nsid w:val="45E80D6A"/>
+    <w:multiLevelType w:val="multilevel"/>
+    <w:tmpl w:val="C12A0C9A"/>
+    <w:lvl w:ilvl="0">
+      <w:start w:val="1"/>
+      <w:numFmt w:val="bullet"/>
+      <w:lvlText w:val=""/>
+      <w:lvlJc w:val="left"/>
+      <w:pPr>
+        <w:tabs>
+          <w:tab w:val="num" w:pos="720"/>
+        </w:tabs>
+        <w:ind w:left="720" w:hanging="360"/>
+      </w:pPr>
+      <w:rPr>
+        <w:rFonts w:ascii="Symbol" w:hAnsi="Symbol" w:hint="default"/>
+        <w:sz w:val="20"/>
+      </w:rPr>
+    </w:lvl>
+    <w:lvl w:ilvl="1" w:tentative="1">
+      <w:start w:val="1"/>
+      <w:numFmt w:val="bullet"/>
+      <w:lvlText w:val="o"/>
+      <w:lvlJc w:val="left"/>
+      <w:pPr>
+        <w:tabs>
+          <w:tab w:val="num" w:pos="1440"/>
+        </w:tabs>
+        <w:ind w:left="1440" w:hanging="360"/>
+      </w:pPr>
+      <w:rPr>
+        <w:rFonts w:ascii="Courier New" w:hAnsi="Courier New" w:hint="default"/>
+        <w:sz w:val="20"/>
+      </w:rPr>
+    </w:lvl>
+    <w:lvl w:ilvl="2" w:tentative="1">
+      <w:start w:val="1"/>
+      <w:numFmt w:val="bullet"/>
+      <w:lvlText w:val=""/>
+      <w:lvlJc w:val="left"/>
+      <w:pPr>
+        <w:tabs>
+          <w:tab w:val="num" w:pos="2160"/>
+        </w:tabs>
+        <w:ind w:left="2160" w:hanging="360"/>
+      </w:pPr>
+      <w:rPr>
+        <w:rFonts w:ascii="Wingdings" w:hAnsi="Wingdings" w:hint="default"/>
+        <w:sz w:val="20"/>
+      </w:rPr>
+    </w:lvl>
+    <w:lvl w:ilvl="3" w:tentative="1">
+      <w:start w:val="1"/>
+      <w:numFmt w:val="bullet"/>
+      <w:lvlText w:val=""/>
+      <w:lvlJc w:val="left"/>
+      <w:pPr>
+        <w:tabs>
+          <w:tab w:val="num" w:pos="2880"/>
+        </w:tabs>
+        <w:ind w:left="2880" w:hanging="360"/>
+      </w:pPr>
+      <w:rPr>
+        <w:rFonts w:ascii="Wingdings" w:hAnsi="Wingdings" w:hint="default"/>
+        <w:sz w:val="20"/>
+      </w:rPr>
+    </w:lvl>
+    <w:lvl w:ilvl="4" w:tentative="1">
+      <w:start w:val="1"/>
+      <w:numFmt w:val="bullet"/>
+      <w:lvlText w:val=""/>
+      <w:lvlJc w:val="left"/>
+      <w:pPr>
+        <w:tabs>
+          <w:tab w:val="num" w:pos="3600"/>
+        </w:tabs>
+        <w:ind w:left="3600" w:hanging="360"/>
+      </w:pPr>
+      <w:rPr>
+        <w:rFonts w:ascii="Wingdings" w:hAnsi="Wingdings" w:hint="default"/>
+        <w:sz w:val="20"/>
+      </w:rPr>
+    </w:lvl>
+    <w:lvl w:ilvl="5" w:tentative="1">
+      <w:start w:val="1"/>
+      <w:numFmt w:val="bullet"/>
+      <w:lvlText w:val=""/>
+      <w:lvlJc w:val="left"/>
+      <w:pPr>
+        <w:tabs>
+          <w:tab w:val="num" w:pos="4320"/>
+        </w:tabs>
+        <w:ind w:left="4320" w:hanging="360"/>
+      </w:pPr>
+      <w:rPr>
+        <w:rFonts w:ascii="Wingdings" w:hAnsi="Wingdings" w:hint="default"/>
+        <w:sz w:val="20"/>
+      </w:rPr>
+    </w:lvl>
+    <w:lvl w:ilvl="6" w:tentative="1">
+      <w:start w:val="1"/>
+      <w:numFmt w:val="bullet"/>
+      <w:lvlText w:val=""/>
+      <w:lvlJc w:val="left"/>
+      <w:pPr>
+        <w:tabs>
+          <w:tab w:val="num" w:pos="5040"/>
+        </w:tabs>
+        <w:ind w:left="5040" w:hanging="360"/>
+      </w:pPr>
+      <w:rPr>
+        <w:rFonts w:ascii="Wingdings" w:hAnsi="Wingdings" w:hint="default"/>
+        <w:sz w:val="20"/>
+      </w:rPr>
+    </w:lvl>
+    <w:lvl w:ilvl="7" w:tentative="1">
+      <w:start w:val="1"/>
+      <w:numFmt w:val="bullet"/>
+      <w:lvlText w:val=""/>
+      <w:lvlJc w:val="left"/>
+      <w:pPr>
+        <w:tabs>
+          <w:tab w:val="num" w:pos="5760"/>
+        </w:tabs>
+        <w:ind w:left="5760" w:hanging="360"/>
+      </w:pPr>
+      <w:rPr>
+        <w:rFonts w:ascii="Wingdings" w:hAnsi="Wingdings" w:hint="default"/>
+        <w:sz w:val="20"/>
+      </w:rPr>
+    </w:lvl>
+    <w:lvl w:ilvl="8" w:tentative="1">
+      <w:start w:val="1"/>
+      <w:numFmt w:val="bullet"/>
+      <w:lvlText w:val=""/>
+      <w:lvlJc w:val="left"/>
+      <w:pPr>
+        <w:tabs>
+          <w:tab w:val="num" w:pos="6480"/>
+        </w:tabs>
+        <w:ind w:left="6480" w:hanging="360"/>
+      </w:pPr>
+      <w:rPr>
+        <w:rFonts w:ascii="Wingdings" w:hAnsi="Wingdings" w:hint="default"/>
+        <w:sz w:val="20"/>
+      </w:rPr>
+    </w:lvl>
+  </w:abstractNum>
+  <w:abstractNum w:abstractNumId="29" w15:restartNumberingAfterBreak="0">
     <w:nsid w:val="4F0E7F55"/>
     <w:multiLevelType w:val="hybridMultilevel"/>
     <w:tmpl w:val="6A800720"/>
@@ -16865,7 +20971,156 @@
       </w:rPr>
     </w:lvl>
   </w:abstractNum>
-  <w:abstractNum w:abstractNumId="20" w15:restartNumberingAfterBreak="0">
+  <w:abstractNum w:abstractNumId="30" w15:restartNumberingAfterBreak="0">
+    <w:nsid w:val="4FB107FC"/>
+    <w:multiLevelType w:val="multilevel"/>
+    <w:tmpl w:val="060A14AE"/>
+    <w:lvl w:ilvl="0">
+      <w:start w:val="1"/>
+      <w:numFmt w:val="bullet"/>
+      <w:lvlText w:val=""/>
+      <w:lvlJc w:val="left"/>
+      <w:pPr>
+        <w:tabs>
+          <w:tab w:val="num" w:pos="720"/>
+        </w:tabs>
+        <w:ind w:left="720" w:hanging="360"/>
+      </w:pPr>
+      <w:rPr>
+        <w:rFonts w:ascii="Symbol" w:hAnsi="Symbol" w:hint="default"/>
+        <w:sz w:val="20"/>
+      </w:rPr>
+    </w:lvl>
+    <w:lvl w:ilvl="1" w:tentative="1">
+      <w:start w:val="1"/>
+      <w:numFmt w:val="bullet"/>
+      <w:lvlText w:val="o"/>
+      <w:lvlJc w:val="left"/>
+      <w:pPr>
+        <w:tabs>
+          <w:tab w:val="num" w:pos="1440"/>
+        </w:tabs>
+        <w:ind w:left="1440" w:hanging="360"/>
+      </w:pPr>
+      <w:rPr>
+        <w:rFonts w:ascii="Courier New" w:hAnsi="Courier New" w:hint="default"/>
+        <w:sz w:val="20"/>
+      </w:rPr>
+    </w:lvl>
+    <w:lvl w:ilvl="2" w:tentative="1">
+      <w:start w:val="1"/>
+      <w:numFmt w:val="bullet"/>
+      <w:lvlText w:val=""/>
+      <w:lvlJc w:val="left"/>
+      <w:pPr>
+        <w:tabs>
+          <w:tab w:val="num" w:pos="2160"/>
+        </w:tabs>
+        <w:ind w:left="2160" w:hanging="360"/>
+      </w:pPr>
+      <w:rPr>
+        <w:rFonts w:ascii="Wingdings" w:hAnsi="Wingdings" w:hint="default"/>
+        <w:sz w:val="20"/>
+      </w:rPr>
+    </w:lvl>
+    <w:lvl w:ilvl="3" w:tentative="1">
+      <w:start w:val="1"/>
+      <w:numFmt w:val="bullet"/>
+      <w:lvlText w:val=""/>
+      <w:lvlJc w:val="left"/>
+      <w:pPr>
+        <w:tabs>
+          <w:tab w:val="num" w:pos="2880"/>
+        </w:tabs>
+        <w:ind w:left="2880" w:hanging="360"/>
+      </w:pPr>
+      <w:rPr>
+        <w:rFonts w:ascii="Wingdings" w:hAnsi="Wingdings" w:hint="default"/>
+        <w:sz w:val="20"/>
+      </w:rPr>
+    </w:lvl>
+    <w:lvl w:ilvl="4" w:tentative="1">
+      <w:start w:val="1"/>
+      <w:numFmt w:val="bullet"/>
+      <w:lvlText w:val=""/>
+      <w:lvlJc w:val="left"/>
+      <w:pPr>
+        <w:tabs>
+          <w:tab w:val="num" w:pos="3600"/>
+        </w:tabs>
+        <w:ind w:left="3600" w:hanging="360"/>
+      </w:pPr>
+      <w:rPr>
+        <w:rFonts w:ascii="Wingdings" w:hAnsi="Wingdings" w:hint="default"/>
+        <w:sz w:val="20"/>
+      </w:rPr>
+    </w:lvl>
+    <w:lvl w:ilvl="5" w:tentative="1">
+      <w:start w:val="1"/>
+      <w:numFmt w:val="bullet"/>
+      <w:lvlText w:val=""/>
+      <w:lvlJc w:val="left"/>
+      <w:pPr>
+        <w:tabs>
+          <w:tab w:val="num" w:pos="4320"/>
+        </w:tabs>
+        <w:ind w:left="4320" w:hanging="360"/>
+      </w:pPr>
+      <w:rPr>
+        <w:rFonts w:ascii="Wingdings" w:hAnsi="Wingdings" w:hint="default"/>
+        <w:sz w:val="20"/>
+      </w:rPr>
+    </w:lvl>
+    <w:lvl w:ilvl="6" w:tentative="1">
+      <w:start w:val="1"/>
+      <w:numFmt w:val="bullet"/>
+      <w:lvlText w:val=""/>
+      <w:lvlJc w:val="left"/>
+      <w:pPr>
+        <w:tabs>
+          <w:tab w:val="num" w:pos="5040"/>
+        </w:tabs>
+        <w:ind w:left="5040" w:hanging="360"/>
+      </w:pPr>
+      <w:rPr>
+        <w:rFonts w:ascii="Wingdings" w:hAnsi="Wingdings" w:hint="default"/>
+        <w:sz w:val="20"/>
+      </w:rPr>
+    </w:lvl>
+    <w:lvl w:ilvl="7" w:tentative="1">
+      <w:start w:val="1"/>
+      <w:numFmt w:val="bullet"/>
+      <w:lvlText w:val=""/>
+      <w:lvlJc w:val="left"/>
+      <w:pPr>
+        <w:tabs>
+          <w:tab w:val="num" w:pos="5760"/>
+        </w:tabs>
+        <w:ind w:left="5760" w:hanging="360"/>
+      </w:pPr>
+      <w:rPr>
+        <w:rFonts w:ascii="Wingdings" w:hAnsi="Wingdings" w:hint="default"/>
+        <w:sz w:val="20"/>
+      </w:rPr>
+    </w:lvl>
+    <w:lvl w:ilvl="8" w:tentative="1">
+      <w:start w:val="1"/>
+      <w:numFmt w:val="bullet"/>
+      <w:lvlText w:val=""/>
+      <w:lvlJc w:val="left"/>
+      <w:pPr>
+        <w:tabs>
+          <w:tab w:val="num" w:pos="6480"/>
+        </w:tabs>
+        <w:ind w:left="6480" w:hanging="360"/>
+      </w:pPr>
+      <w:rPr>
+        <w:rFonts w:ascii="Wingdings" w:hAnsi="Wingdings" w:hint="default"/>
+        <w:sz w:val="20"/>
+      </w:rPr>
+    </w:lvl>
+  </w:abstractNum>
+  <w:abstractNum w:abstractNumId="31" w15:restartNumberingAfterBreak="0">
     <w:nsid w:val="50F21258"/>
     <w:multiLevelType w:val="hybridMultilevel"/>
     <w:tmpl w:val="C7580688"/>
@@ -17077,7 +21332,7 @@
       </w:rPr>
     </w:lvl>
   </w:abstractNum>
-  <w:abstractNum w:abstractNumId="21" w15:restartNumberingAfterBreak="0">
+  <w:abstractNum w:abstractNumId="32" w15:restartNumberingAfterBreak="0">
     <w:nsid w:val="51EF1401"/>
     <w:multiLevelType w:val="hybridMultilevel"/>
     <w:tmpl w:val="221854CE"/>
@@ -17289,7 +21544,7 @@
       </w:rPr>
     </w:lvl>
   </w:abstractNum>
-  <w:abstractNum w:abstractNumId="22" w15:restartNumberingAfterBreak="0">
+  <w:abstractNum w:abstractNumId="33" w15:restartNumberingAfterBreak="0">
     <w:nsid w:val="557238D0"/>
     <w:multiLevelType w:val="hybridMultilevel"/>
     <w:tmpl w:val="AB789832"/>
@@ -17501,7 +21756,156 @@
       </w:rPr>
     </w:lvl>
   </w:abstractNum>
-  <w:abstractNum w:abstractNumId="23" w15:restartNumberingAfterBreak="0">
+  <w:abstractNum w:abstractNumId="34" w15:restartNumberingAfterBreak="0">
+    <w:nsid w:val="58B56E82"/>
+    <w:multiLevelType w:val="multilevel"/>
+    <w:tmpl w:val="7B6699B2"/>
+    <w:lvl w:ilvl="0">
+      <w:start w:val="1"/>
+      <w:numFmt w:val="bullet"/>
+      <w:lvlText w:val=""/>
+      <w:lvlJc w:val="left"/>
+      <w:pPr>
+        <w:tabs>
+          <w:tab w:val="num" w:pos="720"/>
+        </w:tabs>
+        <w:ind w:left="720" w:hanging="360"/>
+      </w:pPr>
+      <w:rPr>
+        <w:rFonts w:ascii="Symbol" w:hAnsi="Symbol" w:hint="default"/>
+        <w:sz w:val="20"/>
+      </w:rPr>
+    </w:lvl>
+    <w:lvl w:ilvl="1" w:tentative="1">
+      <w:start w:val="1"/>
+      <w:numFmt w:val="bullet"/>
+      <w:lvlText w:val="o"/>
+      <w:lvlJc w:val="left"/>
+      <w:pPr>
+        <w:tabs>
+          <w:tab w:val="num" w:pos="1440"/>
+        </w:tabs>
+        <w:ind w:left="1440" w:hanging="360"/>
+      </w:pPr>
+      <w:rPr>
+        <w:rFonts w:ascii="Courier New" w:hAnsi="Courier New" w:hint="default"/>
+        <w:sz w:val="20"/>
+      </w:rPr>
+    </w:lvl>
+    <w:lvl w:ilvl="2" w:tentative="1">
+      <w:start w:val="1"/>
+      <w:numFmt w:val="bullet"/>
+      <w:lvlText w:val=""/>
+      <w:lvlJc w:val="left"/>
+      <w:pPr>
+        <w:tabs>
+          <w:tab w:val="num" w:pos="2160"/>
+        </w:tabs>
+        <w:ind w:left="2160" w:hanging="360"/>
+      </w:pPr>
+      <w:rPr>
+        <w:rFonts w:ascii="Wingdings" w:hAnsi="Wingdings" w:hint="default"/>
+        <w:sz w:val="20"/>
+      </w:rPr>
+    </w:lvl>
+    <w:lvl w:ilvl="3" w:tentative="1">
+      <w:start w:val="1"/>
+      <w:numFmt w:val="bullet"/>
+      <w:lvlText w:val=""/>
+      <w:lvlJc w:val="left"/>
+      <w:pPr>
+        <w:tabs>
+          <w:tab w:val="num" w:pos="2880"/>
+        </w:tabs>
+        <w:ind w:left="2880" w:hanging="360"/>
+      </w:pPr>
+      <w:rPr>
+        <w:rFonts w:ascii="Wingdings" w:hAnsi="Wingdings" w:hint="default"/>
+        <w:sz w:val="20"/>
+      </w:rPr>
+    </w:lvl>
+    <w:lvl w:ilvl="4" w:tentative="1">
+      <w:start w:val="1"/>
+      <w:numFmt w:val="bullet"/>
+      <w:lvlText w:val=""/>
+      <w:lvlJc w:val="left"/>
+      <w:pPr>
+        <w:tabs>
+          <w:tab w:val="num" w:pos="3600"/>
+        </w:tabs>
+        <w:ind w:left="3600" w:hanging="360"/>
+      </w:pPr>
+      <w:rPr>
+        <w:rFonts w:ascii="Wingdings" w:hAnsi="Wingdings" w:hint="default"/>
+        <w:sz w:val="20"/>
+      </w:rPr>
+    </w:lvl>
+    <w:lvl w:ilvl="5" w:tentative="1">
+      <w:start w:val="1"/>
+      <w:numFmt w:val="bullet"/>
+      <w:lvlText w:val=""/>
+      <w:lvlJc w:val="left"/>
+      <w:pPr>
+        <w:tabs>
+          <w:tab w:val="num" w:pos="4320"/>
+        </w:tabs>
+        <w:ind w:left="4320" w:hanging="360"/>
+      </w:pPr>
+      <w:rPr>
+        <w:rFonts w:ascii="Wingdings" w:hAnsi="Wingdings" w:hint="default"/>
+        <w:sz w:val="20"/>
+      </w:rPr>
+    </w:lvl>
+    <w:lvl w:ilvl="6" w:tentative="1">
+      <w:start w:val="1"/>
+      <w:numFmt w:val="bullet"/>
+      <w:lvlText w:val=""/>
+      <w:lvlJc w:val="left"/>
+      <w:pPr>
+        <w:tabs>
+          <w:tab w:val="num" w:pos="5040"/>
+        </w:tabs>
+        <w:ind w:left="5040" w:hanging="360"/>
+      </w:pPr>
+      <w:rPr>
+        <w:rFonts w:ascii="Wingdings" w:hAnsi="Wingdings" w:hint="default"/>
+        <w:sz w:val="20"/>
+      </w:rPr>
+    </w:lvl>
+    <w:lvl w:ilvl="7" w:tentative="1">
+      <w:start w:val="1"/>
+      <w:numFmt w:val="bullet"/>
+      <w:lvlText w:val=""/>
+      <w:lvlJc w:val="left"/>
+      <w:pPr>
+        <w:tabs>
+          <w:tab w:val="num" w:pos="5760"/>
+        </w:tabs>
+        <w:ind w:left="5760" w:hanging="360"/>
+      </w:pPr>
+      <w:rPr>
+        <w:rFonts w:ascii="Wingdings" w:hAnsi="Wingdings" w:hint="default"/>
+        <w:sz w:val="20"/>
+      </w:rPr>
+    </w:lvl>
+    <w:lvl w:ilvl="8" w:tentative="1">
+      <w:start w:val="1"/>
+      <w:numFmt w:val="bullet"/>
+      <w:lvlText w:val=""/>
+      <w:lvlJc w:val="left"/>
+      <w:pPr>
+        <w:tabs>
+          <w:tab w:val="num" w:pos="6480"/>
+        </w:tabs>
+        <w:ind w:left="6480" w:hanging="360"/>
+      </w:pPr>
+      <w:rPr>
+        <w:rFonts w:ascii="Wingdings" w:hAnsi="Wingdings" w:hint="default"/>
+        <w:sz w:val="20"/>
+      </w:rPr>
+    </w:lvl>
+  </w:abstractNum>
+  <w:abstractNum w:abstractNumId="35" w15:restartNumberingAfterBreak="0">
     <w:nsid w:val="5AB50D66"/>
     <w:multiLevelType w:val="multilevel"/>
     <w:tmpl w:val="8E9A4A42"/>
@@ -17725,7 +22129,7 @@
       </w:rPr>
     </w:lvl>
   </w:abstractNum>
-  <w:abstractNum w:abstractNumId="24" w15:restartNumberingAfterBreak="0">
+  <w:abstractNum w:abstractNumId="36" w15:restartNumberingAfterBreak="0">
     <w:nsid w:val="615D049D"/>
     <w:multiLevelType w:val="hybridMultilevel"/>
     <w:tmpl w:val="47BE9F0E"/>
@@ -17937,7 +22341,156 @@
       </w:rPr>
     </w:lvl>
   </w:abstractNum>
-  <w:abstractNum w:abstractNumId="25" w15:restartNumberingAfterBreak="0">
+  <w:abstractNum w:abstractNumId="37" w15:restartNumberingAfterBreak="0">
+    <w:nsid w:val="6DF531FE"/>
+    <w:multiLevelType w:val="multilevel"/>
+    <w:tmpl w:val="4D54185C"/>
+    <w:lvl w:ilvl="0">
+      <w:start w:val="1"/>
+      <w:numFmt w:val="bullet"/>
+      <w:lvlText w:val=""/>
+      <w:lvlJc w:val="left"/>
+      <w:pPr>
+        <w:tabs>
+          <w:tab w:val="num" w:pos="720"/>
+        </w:tabs>
+        <w:ind w:left="720" w:hanging="360"/>
+      </w:pPr>
+      <w:rPr>
+        <w:rFonts w:ascii="Symbol" w:hAnsi="Symbol" w:hint="default"/>
+        <w:sz w:val="20"/>
+      </w:rPr>
+    </w:lvl>
+    <w:lvl w:ilvl="1" w:tentative="1">
+      <w:start w:val="1"/>
+      <w:numFmt w:val="bullet"/>
+      <w:lvlText w:val="o"/>
+      <w:lvlJc w:val="left"/>
+      <w:pPr>
+        <w:tabs>
+          <w:tab w:val="num" w:pos="1440"/>
+        </w:tabs>
+        <w:ind w:left="1440" w:hanging="360"/>
+      </w:pPr>
+      <w:rPr>
+        <w:rFonts w:ascii="Courier New" w:hAnsi="Courier New" w:hint="default"/>
+        <w:sz w:val="20"/>
+      </w:rPr>
+    </w:lvl>
+    <w:lvl w:ilvl="2" w:tentative="1">
+      <w:start w:val="1"/>
+      <w:numFmt w:val="bullet"/>
+      <w:lvlText w:val=""/>
+      <w:lvlJc w:val="left"/>
+      <w:pPr>
+        <w:tabs>
+          <w:tab w:val="num" w:pos="2160"/>
+        </w:tabs>
+        <w:ind w:left="2160" w:hanging="360"/>
+      </w:pPr>
+      <w:rPr>
+        <w:rFonts w:ascii="Wingdings" w:hAnsi="Wingdings" w:hint="default"/>
+        <w:sz w:val="20"/>
+      </w:rPr>
+    </w:lvl>
+    <w:lvl w:ilvl="3" w:tentative="1">
+      <w:start w:val="1"/>
+      <w:numFmt w:val="bullet"/>
+      <w:lvlText w:val=""/>
+      <w:lvlJc w:val="left"/>
+      <w:pPr>
+        <w:tabs>
+          <w:tab w:val="num" w:pos="2880"/>
+        </w:tabs>
+        <w:ind w:left="2880" w:hanging="360"/>
+      </w:pPr>
+      <w:rPr>
+        <w:rFonts w:ascii="Wingdings" w:hAnsi="Wingdings" w:hint="default"/>
+        <w:sz w:val="20"/>
+      </w:rPr>
+    </w:lvl>
+    <w:lvl w:ilvl="4" w:tentative="1">
+      <w:start w:val="1"/>
+      <w:numFmt w:val="bullet"/>
+      <w:lvlText w:val=""/>
+      <w:lvlJc w:val="left"/>
+      <w:pPr>
+        <w:tabs>
+          <w:tab w:val="num" w:pos="3600"/>
+        </w:tabs>
+        <w:ind w:left="3600" w:hanging="360"/>
+      </w:pPr>
+      <w:rPr>
+        <w:rFonts w:ascii="Wingdings" w:hAnsi="Wingdings" w:hint="default"/>
+        <w:sz w:val="20"/>
+      </w:rPr>
+    </w:lvl>
+    <w:lvl w:ilvl="5" w:tentative="1">
+      <w:start w:val="1"/>
+      <w:numFmt w:val="bullet"/>
+      <w:lvlText w:val=""/>
+      <w:lvlJc w:val="left"/>
+      <w:pPr>
+        <w:tabs>
+          <w:tab w:val="num" w:pos="4320"/>
+        </w:tabs>
+        <w:ind w:left="4320" w:hanging="360"/>
+      </w:pPr>
+      <w:rPr>
+        <w:rFonts w:ascii="Wingdings" w:hAnsi="Wingdings" w:hint="default"/>
+        <w:sz w:val="20"/>
+      </w:rPr>
+    </w:lvl>
+    <w:lvl w:ilvl="6" w:tentative="1">
+      <w:start w:val="1"/>
+      <w:numFmt w:val="bullet"/>
+      <w:lvlText w:val=""/>
+      <w:lvlJc w:val="left"/>
+      <w:pPr>
+        <w:tabs>
+          <w:tab w:val="num" w:pos="5040"/>
+        </w:tabs>
+        <w:ind w:left="5040" w:hanging="360"/>
+      </w:pPr>
+      <w:rPr>
+        <w:rFonts w:ascii="Wingdings" w:hAnsi="Wingdings" w:hint="default"/>
+        <w:sz w:val="20"/>
+      </w:rPr>
+    </w:lvl>
+    <w:lvl w:ilvl="7" w:tentative="1">
+      <w:start w:val="1"/>
+      <w:numFmt w:val="bullet"/>
+      <w:lvlText w:val=""/>
+      <w:lvlJc w:val="left"/>
+      <w:pPr>
+        <w:tabs>
+          <w:tab w:val="num" w:pos="5760"/>
+        </w:tabs>
+        <w:ind w:left="5760" w:hanging="360"/>
+      </w:pPr>
+      <w:rPr>
+        <w:rFonts w:ascii="Wingdings" w:hAnsi="Wingdings" w:hint="default"/>
+        <w:sz w:val="20"/>
+      </w:rPr>
+    </w:lvl>
+    <w:lvl w:ilvl="8" w:tentative="1">
+      <w:start w:val="1"/>
+      <w:numFmt w:val="bullet"/>
+      <w:lvlText w:val=""/>
+      <w:lvlJc w:val="left"/>
+      <w:pPr>
+        <w:tabs>
+          <w:tab w:val="num" w:pos="6480"/>
+        </w:tabs>
+        <w:ind w:left="6480" w:hanging="360"/>
+      </w:pPr>
+      <w:rPr>
+        <w:rFonts w:ascii="Wingdings" w:hAnsi="Wingdings" w:hint="default"/>
+        <w:sz w:val="20"/>
+      </w:rPr>
+    </w:lvl>
+  </w:abstractNum>
+  <w:abstractNum w:abstractNumId="38" w15:restartNumberingAfterBreak="0">
     <w:nsid w:val="6ED70CF9"/>
     <w:multiLevelType w:val="hybridMultilevel"/>
     <w:tmpl w:val="B7B2DFAA"/>
@@ -18050,7 +22603,156 @@
       </w:rPr>
     </w:lvl>
   </w:abstractNum>
-  <w:abstractNum w:abstractNumId="26" w15:restartNumberingAfterBreak="0">
+  <w:abstractNum w:abstractNumId="39" w15:restartNumberingAfterBreak="0">
+    <w:nsid w:val="6F561361"/>
+    <w:multiLevelType w:val="multilevel"/>
+    <w:tmpl w:val="4A284B84"/>
+    <w:lvl w:ilvl="0">
+      <w:start w:val="1"/>
+      <w:numFmt w:val="bullet"/>
+      <w:lvlText w:val=""/>
+      <w:lvlJc w:val="left"/>
+      <w:pPr>
+        <w:tabs>
+          <w:tab w:val="num" w:pos="720"/>
+        </w:tabs>
+        <w:ind w:left="720" w:hanging="360"/>
+      </w:pPr>
+      <w:rPr>
+        <w:rFonts w:ascii="Symbol" w:hAnsi="Symbol" w:hint="default"/>
+        <w:sz w:val="20"/>
+      </w:rPr>
+    </w:lvl>
+    <w:lvl w:ilvl="1" w:tentative="1">
+      <w:start w:val="1"/>
+      <w:numFmt w:val="bullet"/>
+      <w:lvlText w:val="o"/>
+      <w:lvlJc w:val="left"/>
+      <w:pPr>
+        <w:tabs>
+          <w:tab w:val="num" w:pos="1440"/>
+        </w:tabs>
+        <w:ind w:left="1440" w:hanging="360"/>
+      </w:pPr>
+      <w:rPr>
+        <w:rFonts w:ascii="Courier New" w:hAnsi="Courier New" w:hint="default"/>
+        <w:sz w:val="20"/>
+      </w:rPr>
+    </w:lvl>
+    <w:lvl w:ilvl="2" w:tentative="1">
+      <w:start w:val="1"/>
+      <w:numFmt w:val="bullet"/>
+      <w:lvlText w:val=""/>
+      <w:lvlJc w:val="left"/>
+      <w:pPr>
+        <w:tabs>
+          <w:tab w:val="num" w:pos="2160"/>
+        </w:tabs>
+        <w:ind w:left="2160" w:hanging="360"/>
+      </w:pPr>
+      <w:rPr>
+        <w:rFonts w:ascii="Wingdings" w:hAnsi="Wingdings" w:hint="default"/>
+        <w:sz w:val="20"/>
+      </w:rPr>
+    </w:lvl>
+    <w:lvl w:ilvl="3" w:tentative="1">
+      <w:start w:val="1"/>
+      <w:numFmt w:val="bullet"/>
+      <w:lvlText w:val=""/>
+      <w:lvlJc w:val="left"/>
+      <w:pPr>
+        <w:tabs>
+          <w:tab w:val="num" w:pos="2880"/>
+        </w:tabs>
+        <w:ind w:left="2880" w:hanging="360"/>
+      </w:pPr>
+      <w:rPr>
+        <w:rFonts w:ascii="Wingdings" w:hAnsi="Wingdings" w:hint="default"/>
+        <w:sz w:val="20"/>
+      </w:rPr>
+    </w:lvl>
+    <w:lvl w:ilvl="4" w:tentative="1">
+      <w:start w:val="1"/>
+      <w:numFmt w:val="bullet"/>
+      <w:lvlText w:val=""/>
+      <w:lvlJc w:val="left"/>
+      <w:pPr>
+        <w:tabs>
+          <w:tab w:val="num" w:pos="3600"/>
+        </w:tabs>
+        <w:ind w:left="3600" w:hanging="360"/>
+      </w:pPr>
+      <w:rPr>
+        <w:rFonts w:ascii="Wingdings" w:hAnsi="Wingdings" w:hint="default"/>
+        <w:sz w:val="20"/>
+      </w:rPr>
+    </w:lvl>
+    <w:lvl w:ilvl="5" w:tentative="1">
+      <w:start w:val="1"/>
+      <w:numFmt w:val="bullet"/>
+      <w:lvlText w:val=""/>
+      <w:lvlJc w:val="left"/>
+      <w:pPr>
+        <w:tabs>
+          <w:tab w:val="num" w:pos="4320"/>
+        </w:tabs>
+        <w:ind w:left="4320" w:hanging="360"/>
+      </w:pPr>
+      <w:rPr>
+        <w:rFonts w:ascii="Wingdings" w:hAnsi="Wingdings" w:hint="default"/>
+        <w:sz w:val="20"/>
+      </w:rPr>
+    </w:lvl>
+    <w:lvl w:ilvl="6" w:tentative="1">
+      <w:start w:val="1"/>
+      <w:numFmt w:val="bullet"/>
+      <w:lvlText w:val=""/>
+      <w:lvlJc w:val="left"/>
+      <w:pPr>
+        <w:tabs>
+          <w:tab w:val="num" w:pos="5040"/>
+        </w:tabs>
+        <w:ind w:left="5040" w:hanging="360"/>
+      </w:pPr>
+      <w:rPr>
+        <w:rFonts w:ascii="Wingdings" w:hAnsi="Wingdings" w:hint="default"/>
+        <w:sz w:val="20"/>
+      </w:rPr>
+    </w:lvl>
+    <w:lvl w:ilvl="7" w:tentative="1">
+      <w:start w:val="1"/>
+      <w:numFmt w:val="bullet"/>
+      <w:lvlText w:val=""/>
+      <w:lvlJc w:val="left"/>
+      <w:pPr>
+        <w:tabs>
+          <w:tab w:val="num" w:pos="5760"/>
+        </w:tabs>
+        <w:ind w:left="5760" w:hanging="360"/>
+      </w:pPr>
+      <w:rPr>
+        <w:rFonts w:ascii="Wingdings" w:hAnsi="Wingdings" w:hint="default"/>
+        <w:sz w:val="20"/>
+      </w:rPr>
+    </w:lvl>
+    <w:lvl w:ilvl="8" w:tentative="1">
+      <w:start w:val="1"/>
+      <w:numFmt w:val="bullet"/>
+      <w:lvlText w:val=""/>
+      <w:lvlJc w:val="left"/>
+      <w:pPr>
+        <w:tabs>
+          <w:tab w:val="num" w:pos="6480"/>
+        </w:tabs>
+        <w:ind w:left="6480" w:hanging="360"/>
+      </w:pPr>
+      <w:rPr>
+        <w:rFonts w:ascii="Wingdings" w:hAnsi="Wingdings" w:hint="default"/>
+        <w:sz w:val="20"/>
+      </w:rPr>
+    </w:lvl>
+  </w:abstractNum>
+  <w:abstractNum w:abstractNumId="40" w15:restartNumberingAfterBreak="0">
     <w:nsid w:val="71192E27"/>
     <w:multiLevelType w:val="hybridMultilevel"/>
     <w:tmpl w:val="74E0265C"/>
@@ -18262,7 +22964,156 @@
       </w:rPr>
     </w:lvl>
   </w:abstractNum>
-  <w:abstractNum w:abstractNumId="27" w15:restartNumberingAfterBreak="0">
+  <w:abstractNum w:abstractNumId="41" w15:restartNumberingAfterBreak="0">
+    <w:nsid w:val="77AC41AA"/>
+    <w:multiLevelType w:val="multilevel"/>
+    <w:tmpl w:val="D390DB96"/>
+    <w:lvl w:ilvl="0">
+      <w:start w:val="1"/>
+      <w:numFmt w:val="bullet"/>
+      <w:lvlText w:val=""/>
+      <w:lvlJc w:val="left"/>
+      <w:pPr>
+        <w:tabs>
+          <w:tab w:val="num" w:pos="720"/>
+        </w:tabs>
+        <w:ind w:left="720" w:hanging="360"/>
+      </w:pPr>
+      <w:rPr>
+        <w:rFonts w:ascii="Symbol" w:hAnsi="Symbol" w:hint="default"/>
+        <w:sz w:val="20"/>
+      </w:rPr>
+    </w:lvl>
+    <w:lvl w:ilvl="1" w:tentative="1">
+      <w:start w:val="1"/>
+      <w:numFmt w:val="bullet"/>
+      <w:lvlText w:val="o"/>
+      <w:lvlJc w:val="left"/>
+      <w:pPr>
+        <w:tabs>
+          <w:tab w:val="num" w:pos="1440"/>
+        </w:tabs>
+        <w:ind w:left="1440" w:hanging="360"/>
+      </w:pPr>
+      <w:rPr>
+        <w:rFonts w:ascii="Courier New" w:hAnsi="Courier New" w:hint="default"/>
+        <w:sz w:val="20"/>
+      </w:rPr>
+    </w:lvl>
+    <w:lvl w:ilvl="2" w:tentative="1">
+      <w:start w:val="1"/>
+      <w:numFmt w:val="bullet"/>
+      <w:lvlText w:val=""/>
+      <w:lvlJc w:val="left"/>
+      <w:pPr>
+        <w:tabs>
+          <w:tab w:val="num" w:pos="2160"/>
+        </w:tabs>
+        <w:ind w:left="2160" w:hanging="360"/>
+      </w:pPr>
+      <w:rPr>
+        <w:rFonts w:ascii="Wingdings" w:hAnsi="Wingdings" w:hint="default"/>
+        <w:sz w:val="20"/>
+      </w:rPr>
+    </w:lvl>
+    <w:lvl w:ilvl="3" w:tentative="1">
+      <w:start w:val="1"/>
+      <w:numFmt w:val="bullet"/>
+      <w:lvlText w:val=""/>
+      <w:lvlJc w:val="left"/>
+      <w:pPr>
+        <w:tabs>
+          <w:tab w:val="num" w:pos="2880"/>
+        </w:tabs>
+        <w:ind w:left="2880" w:hanging="360"/>
+      </w:pPr>
+      <w:rPr>
+        <w:rFonts w:ascii="Wingdings" w:hAnsi="Wingdings" w:hint="default"/>
+        <w:sz w:val="20"/>
+      </w:rPr>
+    </w:lvl>
+    <w:lvl w:ilvl="4" w:tentative="1">
+      <w:start w:val="1"/>
+      <w:numFmt w:val="bullet"/>
+      <w:lvlText w:val=""/>
+      <w:lvlJc w:val="left"/>
+      <w:pPr>
+        <w:tabs>
+          <w:tab w:val="num" w:pos="3600"/>
+        </w:tabs>
+        <w:ind w:left="3600" w:hanging="360"/>
+      </w:pPr>
+      <w:rPr>
+        <w:rFonts w:ascii="Wingdings" w:hAnsi="Wingdings" w:hint="default"/>
+        <w:sz w:val="20"/>
+      </w:rPr>
+    </w:lvl>
+    <w:lvl w:ilvl="5" w:tentative="1">
+      <w:start w:val="1"/>
+      <w:numFmt w:val="bullet"/>
+      <w:lvlText w:val=""/>
+      <w:lvlJc w:val="left"/>
+      <w:pPr>
+        <w:tabs>
+          <w:tab w:val="num" w:pos="4320"/>
+        </w:tabs>
+        <w:ind w:left="4320" w:hanging="360"/>
+      </w:pPr>
+      <w:rPr>
+        <w:rFonts w:ascii="Wingdings" w:hAnsi="Wingdings" w:hint="default"/>
+        <w:sz w:val="20"/>
+      </w:rPr>
+    </w:lvl>
+    <w:lvl w:ilvl="6" w:tentative="1">
+      <w:start w:val="1"/>
+      <w:numFmt w:val="bullet"/>
+      <w:lvlText w:val=""/>
+      <w:lvlJc w:val="left"/>
+      <w:pPr>
+        <w:tabs>
+          <w:tab w:val="num" w:pos="5040"/>
+        </w:tabs>
+        <w:ind w:left="5040" w:hanging="360"/>
+      </w:pPr>
+      <w:rPr>
+        <w:rFonts w:ascii="Wingdings" w:hAnsi="Wingdings" w:hint="default"/>
+        <w:sz w:val="20"/>
+      </w:rPr>
+    </w:lvl>
+    <w:lvl w:ilvl="7" w:tentative="1">
+      <w:start w:val="1"/>
+      <w:numFmt w:val="bullet"/>
+      <w:lvlText w:val=""/>
+      <w:lvlJc w:val="left"/>
+      <w:pPr>
+        <w:tabs>
+          <w:tab w:val="num" w:pos="5760"/>
+        </w:tabs>
+        <w:ind w:left="5760" w:hanging="360"/>
+      </w:pPr>
+      <w:rPr>
+        <w:rFonts w:ascii="Wingdings" w:hAnsi="Wingdings" w:hint="default"/>
+        <w:sz w:val="20"/>
+      </w:rPr>
+    </w:lvl>
+    <w:lvl w:ilvl="8" w:tentative="1">
+      <w:start w:val="1"/>
+      <w:numFmt w:val="bullet"/>
+      <w:lvlText w:val=""/>
+      <w:lvlJc w:val="left"/>
+      <w:pPr>
+        <w:tabs>
+          <w:tab w:val="num" w:pos="6480"/>
+        </w:tabs>
+        <w:ind w:left="6480" w:hanging="360"/>
+      </w:pPr>
+      <w:rPr>
+        <w:rFonts w:ascii="Wingdings" w:hAnsi="Wingdings" w:hint="default"/>
+        <w:sz w:val="20"/>
+      </w:rPr>
+    </w:lvl>
+  </w:abstractNum>
+  <w:abstractNum w:abstractNumId="42" w15:restartNumberingAfterBreak="0">
     <w:nsid w:val="7D7002E7"/>
     <w:multiLevelType w:val="multilevel"/>
     <w:tmpl w:val="EE165094"/>
@@ -18411,71 +23262,220 @@
       </w:rPr>
     </w:lvl>
   </w:abstractNum>
+  <w:abstractNum w:abstractNumId="43" w15:restartNumberingAfterBreak="0">
+    <w:nsid w:val="7EA71416"/>
+    <w:multiLevelType w:val="multilevel"/>
+    <w:tmpl w:val="81F03BE4"/>
+    <w:lvl w:ilvl="0">
+      <w:start w:val="1"/>
+      <w:numFmt w:val="bullet"/>
+      <w:lvlText w:val=""/>
+      <w:lvlJc w:val="left"/>
+      <w:pPr>
+        <w:tabs>
+          <w:tab w:val="num" w:pos="720"/>
+        </w:tabs>
+        <w:ind w:left="720" w:hanging="360"/>
+      </w:pPr>
+      <w:rPr>
+        <w:rFonts w:ascii="Symbol" w:hAnsi="Symbol" w:hint="default"/>
+        <w:sz w:val="20"/>
+      </w:rPr>
+    </w:lvl>
+    <w:lvl w:ilvl="1" w:tentative="1">
+      <w:start w:val="1"/>
+      <w:numFmt w:val="bullet"/>
+      <w:lvlText w:val="o"/>
+      <w:lvlJc w:val="left"/>
+      <w:pPr>
+        <w:tabs>
+          <w:tab w:val="num" w:pos="1440"/>
+        </w:tabs>
+        <w:ind w:left="1440" w:hanging="360"/>
+      </w:pPr>
+      <w:rPr>
+        <w:rFonts w:ascii="Courier New" w:hAnsi="Courier New" w:hint="default"/>
+        <w:sz w:val="20"/>
+      </w:rPr>
+    </w:lvl>
+    <w:lvl w:ilvl="2" w:tentative="1">
+      <w:start w:val="1"/>
+      <w:numFmt w:val="bullet"/>
+      <w:lvlText w:val=""/>
+      <w:lvlJc w:val="left"/>
+      <w:pPr>
+        <w:tabs>
+          <w:tab w:val="num" w:pos="2160"/>
+        </w:tabs>
+        <w:ind w:left="2160" w:hanging="360"/>
+      </w:pPr>
+      <w:rPr>
+        <w:rFonts w:ascii="Wingdings" w:hAnsi="Wingdings" w:hint="default"/>
+        <w:sz w:val="20"/>
+      </w:rPr>
+    </w:lvl>
+    <w:lvl w:ilvl="3" w:tentative="1">
+      <w:start w:val="1"/>
+      <w:numFmt w:val="bullet"/>
+      <w:lvlText w:val=""/>
+      <w:lvlJc w:val="left"/>
+      <w:pPr>
+        <w:tabs>
+          <w:tab w:val="num" w:pos="2880"/>
+        </w:tabs>
+        <w:ind w:left="2880" w:hanging="360"/>
+      </w:pPr>
+      <w:rPr>
+        <w:rFonts w:ascii="Wingdings" w:hAnsi="Wingdings" w:hint="default"/>
+        <w:sz w:val="20"/>
+      </w:rPr>
+    </w:lvl>
+    <w:lvl w:ilvl="4" w:tentative="1">
+      <w:start w:val="1"/>
+      <w:numFmt w:val="bullet"/>
+      <w:lvlText w:val=""/>
+      <w:lvlJc w:val="left"/>
+      <w:pPr>
+        <w:tabs>
+          <w:tab w:val="num" w:pos="3600"/>
+        </w:tabs>
+        <w:ind w:left="3600" w:hanging="360"/>
+      </w:pPr>
+      <w:rPr>
+        <w:rFonts w:ascii="Wingdings" w:hAnsi="Wingdings" w:hint="default"/>
+        <w:sz w:val="20"/>
+      </w:rPr>
+    </w:lvl>
+    <w:lvl w:ilvl="5" w:tentative="1">
+      <w:start w:val="1"/>
+      <w:numFmt w:val="bullet"/>
+      <w:lvlText w:val=""/>
+      <w:lvlJc w:val="left"/>
+      <w:pPr>
+        <w:tabs>
+          <w:tab w:val="num" w:pos="4320"/>
+        </w:tabs>
+        <w:ind w:left="4320" w:hanging="360"/>
+      </w:pPr>
+      <w:rPr>
+        <w:rFonts w:ascii="Wingdings" w:hAnsi="Wingdings" w:hint="default"/>
+        <w:sz w:val="20"/>
+      </w:rPr>
+    </w:lvl>
+    <w:lvl w:ilvl="6" w:tentative="1">
+      <w:start w:val="1"/>
+      <w:numFmt w:val="bullet"/>
+      <w:lvlText w:val=""/>
+      <w:lvlJc w:val="left"/>
+      <w:pPr>
+        <w:tabs>
+          <w:tab w:val="num" w:pos="5040"/>
+        </w:tabs>
+        <w:ind w:left="5040" w:hanging="360"/>
+      </w:pPr>
+      <w:rPr>
+        <w:rFonts w:ascii="Wingdings" w:hAnsi="Wingdings" w:hint="default"/>
+        <w:sz w:val="20"/>
+      </w:rPr>
+    </w:lvl>
+    <w:lvl w:ilvl="7" w:tentative="1">
+      <w:start w:val="1"/>
+      <w:numFmt w:val="bullet"/>
+      <w:lvlText w:val=""/>
+      <w:lvlJc w:val="left"/>
+      <w:pPr>
+        <w:tabs>
+          <w:tab w:val="num" w:pos="5760"/>
+        </w:tabs>
+        <w:ind w:left="5760" w:hanging="360"/>
+      </w:pPr>
+      <w:rPr>
+        <w:rFonts w:ascii="Wingdings" w:hAnsi="Wingdings" w:hint="default"/>
+        <w:sz w:val="20"/>
+      </w:rPr>
+    </w:lvl>
+    <w:lvl w:ilvl="8" w:tentative="1">
+      <w:start w:val="1"/>
+      <w:numFmt w:val="bullet"/>
+      <w:lvlText w:val=""/>
+      <w:lvlJc w:val="left"/>
+      <w:pPr>
+        <w:tabs>
+          <w:tab w:val="num" w:pos="6480"/>
+        </w:tabs>
+        <w:ind w:left="6480" w:hanging="360"/>
+      </w:pPr>
+      <w:rPr>
+        <w:rFonts w:ascii="Wingdings" w:hAnsi="Wingdings" w:hint="default"/>
+        <w:sz w:val="20"/>
+      </w:rPr>
+    </w:lvl>
+  </w:abstractNum>
   <w:num w:numId="1" w16cid:durableId="1500804594">
-    <w:abstractNumId w:val="8"/>
+    <w:abstractNumId w:val="9"/>
   </w:num>
   <w:num w:numId="2" w16cid:durableId="1449160980">
     <w:abstractNumId w:val="1"/>
   </w:num>
   <w:num w:numId="3" w16cid:durableId="1180125923">
-    <w:abstractNumId w:val="22"/>
+    <w:abstractNumId w:val="33"/>
   </w:num>
   <w:num w:numId="4" w16cid:durableId="996618468">
-    <w:abstractNumId w:val="13"/>
+    <w:abstractNumId w:val="15"/>
   </w:num>
   <w:num w:numId="5" w16cid:durableId="2019648758">
+    <w:abstractNumId w:val="31"/>
+  </w:num>
+  <w:num w:numId="6" w16cid:durableId="1191264484">
+    <w:abstractNumId w:val="29"/>
+  </w:num>
+  <w:num w:numId="7" w16cid:durableId="478964773">
+    <w:abstractNumId w:val="14"/>
+  </w:num>
+  <w:num w:numId="8" w16cid:durableId="2067945041">
+    <w:abstractNumId w:val="26"/>
+  </w:num>
+  <w:num w:numId="9" w16cid:durableId="314073903">
+    <w:abstractNumId w:val="36"/>
+  </w:num>
+  <w:num w:numId="10" w16cid:durableId="896821143">
     <w:abstractNumId w:val="20"/>
   </w:num>
-  <w:num w:numId="6" w16cid:durableId="1191264484">
-    <w:abstractNumId w:val="19"/>
-  </w:num>
-  <w:num w:numId="7" w16cid:durableId="478964773">
-    <w:abstractNumId w:val="12"/>
-  </w:num>
-  <w:num w:numId="8" w16cid:durableId="2067945041">
-    <w:abstractNumId w:val="17"/>
-  </w:num>
-  <w:num w:numId="9" w16cid:durableId="314073903">
-    <w:abstractNumId w:val="24"/>
-  </w:num>
-  <w:num w:numId="10" w16cid:durableId="896821143">
-    <w:abstractNumId w:val="14"/>
-  </w:num>
   <w:num w:numId="11" w16cid:durableId="303894966">
-    <w:abstractNumId w:val="21"/>
+    <w:abstractNumId w:val="32"/>
   </w:num>
   <w:num w:numId="12" w16cid:durableId="467824431">
     <w:abstractNumId w:val="4"/>
   </w:num>
   <w:num w:numId="13" w16cid:durableId="1117216014">
-    <w:abstractNumId w:val="11"/>
+    <w:abstractNumId w:val="13"/>
   </w:num>
   <w:num w:numId="14" w16cid:durableId="753629191">
-    <w:abstractNumId w:val="26"/>
+    <w:abstractNumId w:val="40"/>
   </w:num>
   <w:num w:numId="15" w16cid:durableId="643316377">
-    <w:abstractNumId w:val="10"/>
+    <w:abstractNumId w:val="12"/>
   </w:num>
   <w:num w:numId="16" w16cid:durableId="1709258125">
     <w:abstractNumId w:val="2"/>
   </w:num>
   <w:num w:numId="17" w16cid:durableId="672493196">
-    <w:abstractNumId w:val="23"/>
+    <w:abstractNumId w:val="35"/>
   </w:num>
   <w:num w:numId="18" w16cid:durableId="590550340">
-    <w:abstractNumId w:val="6"/>
+    <w:abstractNumId w:val="7"/>
   </w:num>
   <w:num w:numId="19" w16cid:durableId="682361358">
-    <w:abstractNumId w:val="7"/>
+    <w:abstractNumId w:val="8"/>
   </w:num>
   <w:num w:numId="20" w16cid:durableId="873007058">
-    <w:abstractNumId w:val="9"/>
+    <w:abstractNumId w:val="11"/>
   </w:num>
   <w:num w:numId="21" w16cid:durableId="13381730">
-    <w:abstractNumId w:val="18"/>
+    <w:abstractNumId w:val="27"/>
   </w:num>
   <w:num w:numId="22" w16cid:durableId="1342465580">
-    <w:abstractNumId w:val="16"/>
+    <w:abstractNumId w:val="25"/>
   </w:num>
   <w:num w:numId="23" w16cid:durableId="2111004781">
     <w:abstractNumId w:val="3"/>
@@ -18484,19 +23484,19 @@
     <w:abstractNumId w:val="5"/>
   </w:num>
   <w:num w:numId="25" w16cid:durableId="607468282">
-    <w:abstractNumId w:val="15"/>
+    <w:abstractNumId w:val="24"/>
   </w:num>
   <w:num w:numId="26" w16cid:durableId="1557013669">
-    <w:abstractNumId w:val="27"/>
+    <w:abstractNumId w:val="42"/>
   </w:num>
   <w:num w:numId="27" w16cid:durableId="1771512466">
-    <w:abstractNumId w:val="25"/>
+    <w:abstractNumId w:val="38"/>
   </w:num>
   <w:num w:numId="28" w16cid:durableId="1450203630">
     <w:abstractNumId w:val="0"/>
   </w:num>
   <w:num w:numId="29" w16cid:durableId="1845703586">
-    <w:abstractNumId w:val="23"/>
+    <w:abstractNumId w:val="35"/>
     <w:lvlOverride w:ilvl="0">
       <w:startOverride w:val="1"/>
     </w:lvlOverride>
@@ -18526,7 +23526,7 @@
     </w:lvlOverride>
   </w:num>
   <w:num w:numId="30" w16cid:durableId="1024331315">
-    <w:abstractNumId w:val="23"/>
+    <w:abstractNumId w:val="35"/>
     <w:lvlOverride w:ilvl="0">
       <w:startOverride w:val="1"/>
     </w:lvlOverride>
@@ -18554,6 +23554,54 @@
     <w:lvlOverride w:ilvl="8">
       <w:startOverride w:val="1"/>
     </w:lvlOverride>
+  </w:num>
+  <w:num w:numId="31" w16cid:durableId="2056536915">
+    <w:abstractNumId w:val="43"/>
+  </w:num>
+  <w:num w:numId="32" w16cid:durableId="238830997">
+    <w:abstractNumId w:val="23"/>
+  </w:num>
+  <w:num w:numId="33" w16cid:durableId="326370836">
+    <w:abstractNumId w:val="6"/>
+  </w:num>
+  <w:num w:numId="34" w16cid:durableId="1092701511">
+    <w:abstractNumId w:val="39"/>
+  </w:num>
+  <w:num w:numId="35" w16cid:durableId="2034379139">
+    <w:abstractNumId w:val="37"/>
+  </w:num>
+  <w:num w:numId="36" w16cid:durableId="1934391161">
+    <w:abstractNumId w:val="18"/>
+  </w:num>
+  <w:num w:numId="37" w16cid:durableId="740448216">
+    <w:abstractNumId w:val="22"/>
+  </w:num>
+  <w:num w:numId="38" w16cid:durableId="1336149747">
+    <w:abstractNumId w:val="30"/>
+  </w:num>
+  <w:num w:numId="39" w16cid:durableId="1553925977">
+    <w:abstractNumId w:val="28"/>
+  </w:num>
+  <w:num w:numId="40" w16cid:durableId="961880587">
+    <w:abstractNumId w:val="10"/>
+  </w:num>
+  <w:num w:numId="41" w16cid:durableId="1706100570">
+    <w:abstractNumId w:val="16"/>
+  </w:num>
+  <w:num w:numId="42" w16cid:durableId="101265957">
+    <w:abstractNumId w:val="19"/>
+  </w:num>
+  <w:num w:numId="43" w16cid:durableId="1458528940">
+    <w:abstractNumId w:val="41"/>
+  </w:num>
+  <w:num w:numId="44" w16cid:durableId="328217490">
+    <w:abstractNumId w:val="17"/>
+  </w:num>
+  <w:num w:numId="45" w16cid:durableId="2023047426">
+    <w:abstractNumId w:val="21"/>
+  </w:num>
+  <w:num w:numId="46" w16cid:durableId="1745488636">
+    <w:abstractNumId w:val="34"/>
   </w:num>
 </w:numbering>
 </file>
@@ -19040,6 +24088,29 @@
       <w:color w:val="000000"/>
     </w:rPr>
   </w:style>
+  <w:style w:type="paragraph" w:styleId="Titre4">
+    <w:name w:val="heading 4"/>
+    <w:basedOn w:val="Normal"/>
+    <w:next w:val="Normal"/>
+    <w:link w:val="Titre4Car"/>
+    <w:uiPriority w:val="9"/>
+    <w:semiHidden/>
+    <w:unhideWhenUsed/>
+    <w:qFormat/>
+    <w:rsid w:val="00047AE1"/>
+    <w:pPr>
+      <w:keepNext/>
+      <w:keepLines/>
+      <w:spacing w:before="40" w:after="0"/>
+      <w:outlineLvl w:val="3"/>
+    </w:pPr>
+    <w:rPr>
+      <w:rFonts w:asciiTheme="majorHAnsi" w:eastAsiaTheme="majorEastAsia" w:hAnsiTheme="majorHAnsi" w:cstheme="majorBidi"/>
+      <w:i/>
+      <w:iCs/>
+      <w:color w:val="0F4761" w:themeColor="accent1" w:themeShade="BF"/>
+    </w:rPr>
+  </w:style>
   <w:style w:type="character" w:default="1" w:styleId="Policepardfaut">
     <w:name w:val="Default Paragraph Font"/>
     <w:uiPriority w:val="1"/>
@@ -19150,6 +24221,20 @@
       <w:rFonts w:ascii="Courier New" w:eastAsia="Times New Roman" w:hAnsi="Courier New" w:cs="Courier New"/>
       <w:sz w:val="20"/>
       <w:szCs w:val="20"/>
+    </w:rPr>
+  </w:style>
+  <w:style w:type="character" w:customStyle="1" w:styleId="Titre4Car">
+    <w:name w:val="Titre 4 Car"/>
+    <w:basedOn w:val="Policepardfaut"/>
+    <w:link w:val="Titre4"/>
+    <w:uiPriority w:val="9"/>
+    <w:semiHidden/>
+    <w:rsid w:val="00047AE1"/>
+    <w:rPr>
+      <w:rFonts w:asciiTheme="majorHAnsi" w:eastAsiaTheme="majorEastAsia" w:hAnsiTheme="majorHAnsi" w:cstheme="majorBidi"/>
+      <w:i/>
+      <w:iCs/>
+      <w:color w:val="0F4761" w:themeColor="accent1" w:themeShade="BF"/>
     </w:rPr>
   </w:style>
 </w:styles>

--- a/Rapport/1-Rapport_M2_AIDA_Final_Complet.docx
+++ b/Rapport/1-Rapport_M2_AIDA_Final_Complet.docx
@@ -189,41 +189,13 @@
         <w:ind w:left="0" w:right="59" w:firstLine="0"/>
         <w:jc w:val="center"/>
       </w:pPr>
-      <w:proofErr w:type="spellStart"/>
       <w:r>
         <w:rPr>
           <w:rFonts w:ascii="Calibri" w:eastAsia="Calibri" w:hAnsi="Calibri" w:cs="Calibri"/>
           <w:color w:val="17365D"/>
           <w:sz w:val="52"/>
         </w:rPr>
-        <w:t>scRNAseq</w:t>
-      </w:r>
-      <w:proofErr w:type="spellEnd"/>
-      <w:r>
-        <w:rPr>
-          <w:rFonts w:ascii="Calibri" w:eastAsia="Calibri" w:hAnsi="Calibri" w:cs="Calibri"/>
-          <w:color w:val="17365D"/>
-          <w:sz w:val="52"/>
-        </w:rPr>
-        <w:t xml:space="preserve"> </w:t>
-      </w:r>
-      <w:proofErr w:type="spellStart"/>
-      <w:r>
-        <w:rPr>
-          <w:rFonts w:ascii="Calibri" w:eastAsia="Calibri" w:hAnsi="Calibri" w:cs="Calibri"/>
-          <w:color w:val="17365D"/>
-          <w:sz w:val="52"/>
-        </w:rPr>
-        <w:t>analysis</w:t>
-      </w:r>
-      <w:proofErr w:type="spellEnd"/>
-      <w:r>
-        <w:rPr>
-          <w:rFonts w:ascii="Calibri" w:eastAsia="Calibri" w:hAnsi="Calibri" w:cs="Calibri"/>
-          <w:color w:val="17365D"/>
-          <w:sz w:val="52"/>
-        </w:rPr>
-        <w:t xml:space="preserve"> project : </w:t>
+        <w:t xml:space="preserve">scRNAseq analysis project : </w:t>
       </w:r>
     </w:p>
     <w:p>
@@ -500,23 +472,7 @@
           <w:rFonts w:ascii="Century Gothic" w:eastAsia="Century Gothic" w:hAnsi="Century Gothic" w:cs="Century Gothic"/>
           <w:i/>
         </w:rPr>
-        <w:t xml:space="preserve">Master Artificial Intelligence and Data </w:t>
-      </w:r>
-      <w:proofErr w:type="spellStart"/>
-      <w:r>
-        <w:rPr>
-          <w:rFonts w:ascii="Century Gothic" w:eastAsia="Century Gothic" w:hAnsi="Century Gothic" w:cs="Century Gothic"/>
-          <w:i/>
-        </w:rPr>
-        <w:t>Analysis</w:t>
-      </w:r>
-      <w:proofErr w:type="spellEnd"/>
-      <w:r>
-        <w:rPr>
-          <w:rFonts w:ascii="Century Gothic" w:eastAsia="Century Gothic" w:hAnsi="Century Gothic" w:cs="Century Gothic"/>
-          <w:i/>
-        </w:rPr>
-        <w:t xml:space="preserve"> – AIDA </w:t>
+        <w:t xml:space="preserve">Master Artificial Intelligence and Data Analysis – AIDA </w:t>
       </w:r>
     </w:p>
     <w:p>
@@ -850,192 +806,87 @@
           <w:b/>
           <w:bCs/>
         </w:rPr>
-        <w:t>"Population-</w:t>
-      </w:r>
-      <w:proofErr w:type="spellStart"/>
+        <w:t>"Population-scale cross-disorder atlas of the human prefrontal cortex at single-cell resolution"</w:t>
+      </w:r>
+      <w:r>
+        <w:t xml:space="preserve"> par Fullard et al. (2025) . Ce Data Descriptor présente</w:t>
+      </w:r>
+      <w:r>
+        <w:t xml:space="preserve"> une </w:t>
+      </w:r>
+      <w:r>
+        <w:t>ressource publique (</w:t>
+      </w:r>
+      <w:r>
+        <w:t xml:space="preserve">un </w:t>
+      </w:r>
+      <w:r>
+        <w:t>atlas multi-omique</w:t>
+      </w:r>
+      <w:r>
+        <w:t xml:space="preserve"> :</w:t>
+      </w:r>
+      <w:r>
+        <w:t xml:space="preserve"> génotype et snRNA-seq) englobant </w:t>
+      </w:r>
       <w:r>
         <w:rPr>
           <w:b/>
           <w:bCs/>
         </w:rPr>
-        <w:t>scale</w:t>
-      </w:r>
-      <w:proofErr w:type="spellEnd"/>
+        <w:t>plus de 6.3 millions de noyaux</w:t>
+      </w:r>
+      <w:r>
+        <w:t xml:space="preserve"> provenant de </w:t>
+      </w:r>
       <w:r>
         <w:rPr>
           <w:b/>
           <w:bCs/>
         </w:rPr>
-        <w:t xml:space="preserve"> cross-</w:t>
-      </w:r>
-      <w:proofErr w:type="spellStart"/>
+        <w:t>1 494 donneurs</w:t>
+      </w:r>
+      <w:r>
+        <w:t xml:space="preserve">. Il constitue </w:t>
+      </w:r>
+      <w:r>
+        <w:lastRenderedPageBreak/>
+        <w:t xml:space="preserve">notre </w:t>
+      </w:r>
+      <w:r>
+        <w:t>source des métadonnées et des critères de Contrôle Qualité (QC) utilisés dans notre pipeline d'analyse.</w:t>
+      </w:r>
+    </w:p>
+    <w:p>
+      <w:pPr>
+        <w:spacing w:after="0" w:line="240" w:lineRule="auto"/>
+        <w:ind w:left="-5" w:right="35"/>
+      </w:pPr>
+    </w:p>
+    <w:p>
+      <w:pPr>
+        <w:spacing w:after="0" w:line="240" w:lineRule="auto"/>
+        <w:ind w:left="-5" w:right="35"/>
+      </w:pPr>
+      <w:r>
+        <w:t xml:space="preserve">Le jeu de données initial de l'atlas croisé des troubles du cortex préfrontal humain est une ressource massive de plus de 6 millions de noyaux, totalisant environ 34 Go. Pour des raisons </w:t>
+      </w:r>
       <w:r>
         <w:rPr>
           <w:b/>
           <w:bCs/>
         </w:rPr>
-        <w:t>disorder</w:t>
-      </w:r>
-      <w:proofErr w:type="spellEnd"/>
+        <w:t>techniques et pratiques</w:t>
+      </w:r>
+      <w:r>
+        <w:t xml:space="preserve"> (contraintes de mémoire vive et de temps de traitement), il n'était pas possible d'analyser cette matrice brute complète. Nous avons donc fait le choix stratégique de nous concentrer sur la </w:t>
+      </w:r>
       <w:r>
         <w:rPr>
           <w:b/>
           <w:bCs/>
         </w:rPr>
-        <w:t xml:space="preserve"> atlas of the </w:t>
-      </w:r>
-      <w:proofErr w:type="spellStart"/>
-      <w:r>
-        <w:rPr>
-          <w:b/>
-          <w:bCs/>
-        </w:rPr>
-        <w:t>human</w:t>
-      </w:r>
-      <w:proofErr w:type="spellEnd"/>
-      <w:r>
-        <w:rPr>
-          <w:b/>
-          <w:bCs/>
-        </w:rPr>
-        <w:t xml:space="preserve"> </w:t>
-      </w:r>
-      <w:proofErr w:type="spellStart"/>
-      <w:r>
-        <w:rPr>
-          <w:b/>
-          <w:bCs/>
-        </w:rPr>
-        <w:t>prefrontal</w:t>
-      </w:r>
-      <w:proofErr w:type="spellEnd"/>
-      <w:r>
-        <w:rPr>
-          <w:b/>
-          <w:bCs/>
-        </w:rPr>
-        <w:t xml:space="preserve"> cortex at single-cell </w:t>
-      </w:r>
-      <w:proofErr w:type="spellStart"/>
-      <w:r>
-        <w:rPr>
-          <w:b/>
-          <w:bCs/>
-        </w:rPr>
-        <w:t>resolution</w:t>
-      </w:r>
-      <w:proofErr w:type="spellEnd"/>
-      <w:r>
-        <w:rPr>
-          <w:b/>
-          <w:bCs/>
-        </w:rPr>
-        <w:t>"</w:t>
-      </w:r>
-      <w:r>
-        <w:t xml:space="preserve"> par </w:t>
-      </w:r>
-      <w:proofErr w:type="spellStart"/>
-      <w:r>
-        <w:t>Fullard</w:t>
-      </w:r>
-      <w:proofErr w:type="spellEnd"/>
-      <w:r>
-        <w:t xml:space="preserve"> et al. (2025) . Ce Data </w:t>
-      </w:r>
-      <w:proofErr w:type="spellStart"/>
-      <w:r>
-        <w:t>Descriptor</w:t>
-      </w:r>
-      <w:proofErr w:type="spellEnd"/>
-      <w:r>
-        <w:t xml:space="preserve"> présente</w:t>
-      </w:r>
-      <w:r>
-        <w:t xml:space="preserve"> une </w:t>
-      </w:r>
-      <w:r>
-        <w:t>ressource publique (</w:t>
-      </w:r>
-      <w:r>
-        <w:t xml:space="preserve">un </w:t>
-      </w:r>
-      <w:r>
-        <w:t>atlas multi-omique</w:t>
-      </w:r>
-      <w:r>
-        <w:t xml:space="preserve"> :</w:t>
-      </w:r>
-      <w:r>
-        <w:t xml:space="preserve"> génotype et snRNA-seq) englobant </w:t>
-      </w:r>
-      <w:r>
-        <w:rPr>
-          <w:b/>
-          <w:bCs/>
-        </w:rPr>
-        <w:t>plus de 6.3 millions de noyaux</w:t>
-      </w:r>
-      <w:r>
-        <w:t xml:space="preserve"> provenant de </w:t>
-      </w:r>
-      <w:r>
-        <w:rPr>
-          <w:b/>
-          <w:bCs/>
-        </w:rPr>
-        <w:t>1 494 donneurs</w:t>
-      </w:r>
-      <w:r>
-        <w:t xml:space="preserve">. Il constitue </w:t>
-      </w:r>
-      <w:r>
-        <w:lastRenderedPageBreak/>
-        <w:t xml:space="preserve">notre </w:t>
-      </w:r>
-      <w:r>
-        <w:t>source des métadonnées et des critères de Contrôle Qualité (QC) utilisés dans notre pipeline d'analyse.</w:t>
-      </w:r>
-    </w:p>
-    <w:p>
-      <w:pPr>
-        <w:spacing w:after="0" w:line="240" w:lineRule="auto"/>
-        <w:ind w:left="-5" w:right="35"/>
-      </w:pPr>
-    </w:p>
-    <w:p>
-      <w:pPr>
-        <w:spacing w:after="0" w:line="240" w:lineRule="auto"/>
-        <w:ind w:left="-5" w:right="35"/>
-      </w:pPr>
-      <w:r>
-        <w:t xml:space="preserve">Le jeu de données initial de l'atlas croisé des troubles du cortex préfrontal humain est une ressource massive de plus de 6 millions de noyaux, totalisant environ 34 Go. Pour des raisons </w:t>
-      </w:r>
-      <w:r>
-        <w:rPr>
-          <w:b/>
-          <w:bCs/>
-        </w:rPr>
-        <w:t>techniques et pratiques</w:t>
-      </w:r>
-      <w:r>
-        <w:t xml:space="preserve"> (contraintes de mémoire vive et de temps de traitement), il n'était pas possible d'analyser cette matrice brute complète. Nous avons donc fait le choix stratégique de nous concentrer sur la </w:t>
-      </w:r>
-      <w:proofErr w:type="spellStart"/>
-      <w:r>
-        <w:rPr>
-          <w:b/>
-          <w:bCs/>
-        </w:rPr>
-        <w:t>HBCC_Cohort</w:t>
-      </w:r>
-      <w:proofErr w:type="spellEnd"/>
-      <w:r>
-        <w:rPr>
-          <w:b/>
-          <w:bCs/>
-        </w:rPr>
-        <w:t xml:space="preserve"> (Human Brain Collection Center)</w:t>
+        <w:t>HBCC_Cohort (Human Brain Collection Center)</w:t>
       </w:r>
       <w:r>
         <w:t xml:space="preserve">, un sous-ensemble gérable d'environ </w:t>
@@ -1292,28 +1143,12 @@
                 <w:lang w:val="en-US"/>
               </w:rPr>
             </w:pPr>
-            <w:proofErr w:type="spellStart"/>
             <w:r>
               <w:rPr>
                 <w:lang w:val="en-US"/>
               </w:rPr>
-              <w:t>AD_status</w:t>
-            </w:r>
-            <w:proofErr w:type="spellEnd"/>
-            <w:r>
-              <w:rPr>
-                <w:lang w:val="en-US"/>
-              </w:rPr>
-              <w:t> à </w:t>
-            </w:r>
-            <w:proofErr w:type="spellStart"/>
-            <w:r>
-              <w:rPr>
-                <w:lang w:val="en-US"/>
-              </w:rPr>
-              <w:t>Vascular_status</w:t>
-            </w:r>
-            <w:proofErr w:type="spellEnd"/>
+              <w:t>AD_status à Vascular_status</w:t>
+            </w:r>
           </w:p>
         </w:tc>
         <w:tc>
@@ -1411,13 +1246,8 @@
               <w:spacing w:after="0" w:line="240" w:lineRule="auto"/>
               <w:ind w:left="-5" w:right="35"/>
             </w:pPr>
-            <w:proofErr w:type="spellStart"/>
-            <w:r>
-              <w:t>n_counts</w:t>
-            </w:r>
-            <w:proofErr w:type="spellEnd"/>
-            <w:r>
-              <w:t> (Total UMI) &amp; n_genes (Gènes détectés)</w:t>
+            <w:r>
+              <w:t>n_counts (Total UMI) &amp; n_genes (Gènes détectés)</w:t>
             </w:r>
           </w:p>
         </w:tc>
@@ -1506,29 +1336,8 @@
               <w:spacing w:after="0" w:line="240" w:lineRule="auto"/>
               <w:ind w:left="-5" w:right="35"/>
             </w:pPr>
-            <w:proofErr w:type="spellStart"/>
-            <w:r>
-              <w:t>gene_name</w:t>
-            </w:r>
-            <w:proofErr w:type="spellEnd"/>
-            <w:r>
-              <w:t> (dans .var) &amp; </w:t>
-            </w:r>
-            <w:proofErr w:type="spellStart"/>
-            <w:r>
-              <w:t>cell_type</w:t>
-            </w:r>
-            <w:proofErr w:type="spellEnd"/>
-            <w:r>
-              <w:t> (dans .</w:t>
-            </w:r>
-            <w:proofErr w:type="spellStart"/>
-            <w:r>
-              <w:t>obs</w:t>
-            </w:r>
-            <w:proofErr w:type="spellEnd"/>
-            <w:r>
-              <w:t>)</w:t>
+            <w:r>
+              <w:t>gene_name (dans .var) &amp; cell_type (dans .obs)</w:t>
             </w:r>
           </w:p>
         </w:tc>
@@ -1556,31 +1365,7 @@
               <w:ind w:left="-5" w:right="35"/>
             </w:pPr>
             <w:r>
-              <w:t>Le </w:t>
-            </w:r>
-            <w:proofErr w:type="spellStart"/>
-            <w:r>
-              <w:t>gene_name</w:t>
-            </w:r>
-            <w:proofErr w:type="spellEnd"/>
-            <w:r>
-              <w:t> est l'identifiant lisible pour l'analyse ORA. Le </w:t>
-            </w:r>
-            <w:proofErr w:type="spellStart"/>
-            <w:r>
-              <w:t>cell_type</w:t>
-            </w:r>
-            <w:proofErr w:type="spellEnd"/>
-            <w:r>
-              <w:t xml:space="preserve"> est la base de votre comparaison cellulaire (ex: </w:t>
-            </w:r>
-            <w:proofErr w:type="spellStart"/>
-            <w:r>
-              <w:t>Microglia</w:t>
-            </w:r>
-            <w:proofErr w:type="spellEnd"/>
-            <w:r>
-              <w:t xml:space="preserve"> vs. Astrocyte).</w:t>
+              <w:t>Le gene_name est l'identifiant lisible pour l'analyse ORA. Le cell_type est la base de votre comparaison cellulaire (ex: Microglia vs. Astrocyte).</w:t>
             </w:r>
           </w:p>
         </w:tc>
@@ -1719,17 +1504,8 @@
           <w:b/>
           <w:bCs/>
         </w:rPr>
-        <w:t xml:space="preserve">1. Structure du format </w:t>
-      </w:r>
-      <w:proofErr w:type="spellStart"/>
-      <w:r>
-        <w:rPr>
-          <w:b/>
-          <w:bCs/>
-        </w:rPr>
-        <w:t>AnnData</w:t>
-      </w:r>
-      <w:proofErr w:type="spellEnd"/>
+        <w:t>1. Structure du format AnnData</w:t>
+      </w:r>
     </w:p>
     <w:p>
       <w:pPr>
@@ -1770,15 +1546,7 @@
         <w:t>creuse</w:t>
       </w:r>
       <w:r>
-        <w:t xml:space="preserve"> (</w:t>
-      </w:r>
-      <w:proofErr w:type="spellStart"/>
-      <w:r>
-        <w:t>scipy.sparse</w:t>
-      </w:r>
-      <w:proofErr w:type="spellEnd"/>
-      <w:r>
-        <w:t>) pour économiser la mémoire</w:t>
+        <w:t xml:space="preserve"> (scipy.sparse) pour économiser la mémoire</w:t>
       </w:r>
     </w:p>
     <w:p>
@@ -1791,23 +1559,7 @@
         <w:ind w:right="35"/>
       </w:pPr>
       <w:r>
-        <w:t>.</w:t>
-      </w:r>
-      <w:proofErr w:type="spellStart"/>
-      <w:r>
-        <w:t>obs</w:t>
-      </w:r>
-      <w:proofErr w:type="spellEnd"/>
-      <w:r>
-        <w:t xml:space="preserve"> → </w:t>
-      </w:r>
-      <w:proofErr w:type="spellStart"/>
-      <w:r>
-        <w:t>DataFrame</w:t>
-      </w:r>
-      <w:proofErr w:type="spellEnd"/>
-      <w:r>
-        <w:t xml:space="preserve"> des </w:t>
+        <w:t xml:space="preserve">.obs → DataFrame des </w:t>
       </w:r>
       <w:r>
         <w:rPr>
@@ -1830,15 +1582,7 @@
         <w:ind w:right="35"/>
       </w:pPr>
       <w:r>
-        <w:t xml:space="preserve">.var → </w:t>
-      </w:r>
-      <w:proofErr w:type="spellStart"/>
-      <w:r>
-        <w:t>DataFrame</w:t>
-      </w:r>
-      <w:proofErr w:type="spellEnd"/>
-      <w:r>
-        <w:t xml:space="preserve"> des </w:t>
+        <w:t xml:space="preserve">.var → DataFrame des </w:t>
       </w:r>
       <w:r>
         <w:rPr>
@@ -1861,15 +1605,7 @@
         <w:ind w:right="35"/>
       </w:pPr>
       <w:r>
-        <w:t>.</w:t>
-      </w:r>
-      <w:proofErr w:type="spellStart"/>
-      <w:r>
-        <w:t>obsm</w:t>
-      </w:r>
-      <w:proofErr w:type="spellEnd"/>
-      <w:r>
-        <w:t xml:space="preserve"> → Dictionnaire de matrices (UMAP, PCA, etc.)</w:t>
+        <w:t>.obsm → Dictionnaire de matrices (UMAP, PCA, etc.)</w:t>
       </w:r>
     </w:p>
     <w:p>
@@ -2059,13 +1795,8 @@
               <w:spacing w:after="0" w:line="240" w:lineRule="auto"/>
               <w:ind w:left="-5" w:right="35"/>
             </w:pPr>
-            <w:proofErr w:type="spellStart"/>
-            <w:r>
-              <w:t>Number</w:t>
-            </w:r>
-            <w:proofErr w:type="spellEnd"/>
-            <w:r>
-              <w:t xml:space="preserve"> of Cells</w:t>
+            <w:r>
+              <w:t>Number of Cells</w:t>
             </w:r>
           </w:p>
         </w:tc>
@@ -2117,19 +1848,9 @@
               <w:spacing w:after="0" w:line="240" w:lineRule="auto"/>
               <w:ind w:left="-5" w:right="35"/>
             </w:pPr>
-            <w:proofErr w:type="spellStart"/>
-            <w:r>
-              <w:t>Number</w:t>
-            </w:r>
-            <w:proofErr w:type="spellEnd"/>
-            <w:r>
-              <w:t xml:space="preserve"> of </w:t>
-            </w:r>
-            <w:proofErr w:type="spellStart"/>
-            <w:r>
-              <w:t>Genes</w:t>
-            </w:r>
-            <w:proofErr w:type="spellEnd"/>
+            <w:r>
+              <w:t>Number of Genes</w:t>
+            </w:r>
           </w:p>
         </w:tc>
         <w:tc>
@@ -2144,23 +1865,7 @@
               <w:ind w:left="-5" w:right="35"/>
             </w:pPr>
             <w:r>
-              <w:t xml:space="preserve">Gènes mesurés (avant filtrage </w:t>
-            </w:r>
-            <w:proofErr w:type="spellStart"/>
-            <w:r>
-              <w:t>lowly</w:t>
-            </w:r>
-            <w:proofErr w:type="spellEnd"/>
-            <w:r>
-              <w:t xml:space="preserve"> </w:t>
-            </w:r>
-            <w:proofErr w:type="spellStart"/>
-            <w:r>
-              <w:t>expressed</w:t>
-            </w:r>
-            <w:proofErr w:type="spellEnd"/>
-            <w:r>
-              <w:t>)</w:t>
+              <w:t>Gènes mesurés (avant filtrage lowly expressed)</w:t>
             </w:r>
           </w:p>
         </w:tc>
@@ -2196,21 +1901,8 @@
               <w:spacing w:after="0" w:line="240" w:lineRule="auto"/>
               <w:ind w:left="-5" w:right="35"/>
             </w:pPr>
-            <w:proofErr w:type="spellStart"/>
-            <w:r>
-              <w:t>Embeddings</w:t>
-            </w:r>
-            <w:proofErr w:type="spellEnd"/>
-            <w:r>
-              <w:t xml:space="preserve"> (.</w:t>
-            </w:r>
-            <w:proofErr w:type="spellStart"/>
-            <w:r>
-              <w:t>obsm</w:t>
-            </w:r>
-            <w:proofErr w:type="spellEnd"/>
-            <w:r>
-              <w:t>)</w:t>
+            <w:r>
+              <w:t>Embeddings (.obsm)</w:t>
             </w:r>
           </w:p>
         </w:tc>
@@ -2242,23 +1934,7 @@
               <w:ind w:left="-5" w:right="35"/>
             </w:pPr>
             <w:r>
-              <w:t>['</w:t>
-            </w:r>
-            <w:proofErr w:type="spellStart"/>
-            <w:r>
-              <w:t>X_umap</w:t>
-            </w:r>
-            <w:proofErr w:type="spellEnd"/>
-            <w:r>
-              <w:t>', '</w:t>
-            </w:r>
-            <w:proofErr w:type="spellStart"/>
-            <w:r>
-              <w:t>X_pca</w:t>
-            </w:r>
-            <w:proofErr w:type="spellEnd"/>
-            <w:r>
-              <w:t>']</w:t>
+              <w:t>['X_umap', 'X_pca']</w:t>
             </w:r>
           </w:p>
         </w:tc>
@@ -2292,15 +1968,7 @@
         <w:ind w:left="-5" w:right="35"/>
       </w:pPr>
       <w:r>
-        <w:t>&lt;</w:t>
-      </w:r>
-      <w:proofErr w:type="spellStart"/>
-      <w:r>
-        <w:t>small</w:t>
-      </w:r>
-      <w:proofErr w:type="spellEnd"/>
-      <w:r>
-        <w:t>&gt;Les données sont issues de l'**Atlas à l'échelle de la population du cortex préfrontal humain à résolution unicellulaire**.</w:t>
+        <w:t>&lt;small&gt;Les données sont issues de l'**Atlas à l'échelle de la population du cortex préfrontal humain à résolution unicellulaire**.</w:t>
       </w:r>
     </w:p>
     <w:p>
@@ -2309,23 +1977,7 @@
         <w:ind w:left="-5" w:right="35"/>
       </w:pPr>
       <w:r>
-        <w:t>L'analyse se concentre sur la **</w:t>
-      </w:r>
-      <w:proofErr w:type="spellStart"/>
-      <w:r>
-        <w:t>HBCC_Cohort</w:t>
-      </w:r>
-      <w:proofErr w:type="spellEnd"/>
-      <w:r>
-        <w:t xml:space="preserve"> (Human Brain Collection Center)**. &lt;</w:t>
-      </w:r>
-      <w:proofErr w:type="spellStart"/>
-      <w:r>
-        <w:t>br</w:t>
-      </w:r>
-      <w:proofErr w:type="spellEnd"/>
-      <w:r>
-        <w:t>&gt;Ce sous-ensemble comprend **1 486 324 noyaux, 39 maladies + Control**.</w:t>
+        <w:t>L'analyse se concentre sur la **HBCC_Cohort (Human Brain Collection Center)**. &lt;br&gt;Ce sous-ensemble comprend **1 486 324 noyaux, 39 maladies + Control**.</w:t>
       </w:r>
     </w:p>
     <w:p>
@@ -2334,15 +1986,7 @@
         <w:ind w:left="-5" w:right="35"/>
       </w:pPr>
       <w:r>
-        <w:t>&lt;</w:t>
-      </w:r>
-      <w:proofErr w:type="spellStart"/>
-      <w:r>
-        <w:t>br</w:t>
-      </w:r>
-      <w:proofErr w:type="spellEnd"/>
-      <w:r>
-        <w:t xml:space="preserve">&gt;**Dataset :** </w:t>
+        <w:t xml:space="preserve">&lt;br&gt;**Dataset :** </w:t>
       </w:r>
     </w:p>
     <w:p>
@@ -2354,35 +1998,28 @@
         </w:rPr>
       </w:pPr>
       <w:r>
-        <w:t>&lt;</w:t>
-      </w:r>
-      <w:proofErr w:type="spellStart"/>
-      <w:r>
-        <w:t>br</w:t>
-      </w:r>
-      <w:proofErr w:type="spellEnd"/>
-      <w:r>
-        <w:t xml:space="preserve">&gt;  publication: **Lee, D. et al.** </w:t>
+        <w:t xml:space="preserve">&lt;br&gt;  publication: **Lee, D. et al.** </w:t>
       </w:r>
       <w:r>
         <w:rPr>
           <w:lang w:val="en-US"/>
         </w:rPr>
-        <w:t xml:space="preserve">Single-cell atlas of transcriptomic vulnerability across multiple neurodegenerative and neuropsychiatric diseases. </w:t>
-      </w:r>
-      <w:proofErr w:type="spellStart"/>
-      <w:r>
+        <w:t>Single-cell atlas of transcriptomic vulnerability across multiple neurodegenerative and neuropsychiatric diseases. medRxiv (2024).</w:t>
+      </w:r>
+    </w:p>
+    <w:p>
+      <w:pPr>
+        <w:spacing w:after="0" w:line="240" w:lineRule="auto"/>
+        <w:ind w:left="-5" w:right="35"/>
         <w:rPr>
           <w:lang w:val="en-US"/>
         </w:rPr>
-        <w:t>medRxiv</w:t>
-      </w:r>
-      <w:proofErr w:type="spellEnd"/>
+      </w:pPr>
       <w:r>
         <w:rPr>
           <w:lang w:val="en-US"/>
         </w:rPr>
-        <w:t xml:space="preserve"> (2024).</w:t>
+        <w:t>&lt;br&gt;  type:        Cell matrix / Gene Expression</w:t>
       </w:r>
     </w:p>
     <w:p>
@@ -2397,21 +2034,22 @@
         <w:rPr>
           <w:lang w:val="en-US"/>
         </w:rPr>
-        <w:t>&lt;</w:t>
-      </w:r>
-      <w:proofErr w:type="spellStart"/>
-      <w:r>
+        <w:t>&lt;br&gt;  name:        HBCC_Cohort</w:t>
+      </w:r>
+    </w:p>
+    <w:p>
+      <w:pPr>
+        <w:spacing w:after="0" w:line="240" w:lineRule="auto"/>
+        <w:ind w:left="-5" w:right="35"/>
         <w:rPr>
           <w:lang w:val="en-US"/>
         </w:rPr>
-        <w:t>br</w:t>
-      </w:r>
-      <w:proofErr w:type="spellEnd"/>
+      </w:pPr>
       <w:r>
         <w:rPr>
           <w:lang w:val="en-US"/>
         </w:rPr>
-        <w:t>&gt;  type:        Cell matrix / Gene Expression</w:t>
+        <w:t>&lt;br&gt;  format:      .h5ad (AnnData v0.10) 13,8 GB</w:t>
       </w:r>
     </w:p>
     <w:p>
@@ -2426,30 +2064,38 @@
         <w:rPr>
           <w:lang w:val="en-US"/>
         </w:rPr>
-        <w:t>&lt;</w:t>
-      </w:r>
-      <w:proofErr w:type="spellStart"/>
-      <w:r>
+        <w:t>&lt;br&gt;  source:      CZ CELLxGENE</w:t>
+      </w:r>
+    </w:p>
+    <w:p>
+      <w:pPr>
+        <w:spacing w:after="0" w:line="240" w:lineRule="auto"/>
+        <w:ind w:left="-5" w:right="35"/>
         <w:rPr>
           <w:lang w:val="en-US"/>
         </w:rPr>
-        <w:t>br</w:t>
-      </w:r>
-      <w:proofErr w:type="spellEnd"/>
+      </w:pPr>
       <w:r>
         <w:rPr>
           <w:lang w:val="en-US"/>
         </w:rPr>
-        <w:t>&gt;  name:        </w:t>
-      </w:r>
-      <w:proofErr w:type="spellStart"/>
-      <w:r>
+        <w:t>&lt;br&gt;  download:    https://datasets.cellxgene.cziscience.com/524a8acc-37e5-44fe-aae9-e9a50e07ed24.h5ad</w:t>
+      </w:r>
+    </w:p>
+    <w:p>
+      <w:pPr>
+        <w:spacing w:after="0" w:line="240" w:lineRule="auto"/>
+        <w:ind w:left="-5" w:right="35"/>
         <w:rPr>
           <w:lang w:val="en-US"/>
         </w:rPr>
-        <w:t>HBCC_Cohort</w:t>
-      </w:r>
-      <w:proofErr w:type="spellEnd"/>
+      </w:pPr>
+      <w:r>
+        <w:rPr>
+          <w:lang w:val="en-US"/>
+        </w:rPr>
+        <w:t>&lt;br&gt;  schema:      https://github.com/chanzuckerberg/single-cell-curation/blob/main/schema/7.0.0/schema.md</w:t>
+      </w:r>
     </w:p>
     <w:p>
       <w:pPr>
@@ -2463,160 +2109,35 @@
         <w:rPr>
           <w:lang w:val="en-US"/>
         </w:rPr>
-        <w:t>&lt;</w:t>
-      </w:r>
-      <w:proofErr w:type="spellStart"/>
-      <w:r>
-        <w:rPr>
-          <w:lang w:val="en-US"/>
-        </w:rPr>
-        <w:t>br</w:t>
-      </w:r>
-      <w:proofErr w:type="spellEnd"/>
-      <w:r>
-        <w:rPr>
-          <w:lang w:val="en-US"/>
-        </w:rPr>
-        <w:t>&gt;  format:      .h5ad (</w:t>
-      </w:r>
-      <w:proofErr w:type="spellStart"/>
-      <w:r>
-        <w:rPr>
-          <w:lang w:val="en-US"/>
-        </w:rPr>
-        <w:t>AnnData</w:t>
-      </w:r>
-      <w:proofErr w:type="spellEnd"/>
-      <w:r>
-        <w:rPr>
-          <w:lang w:val="en-US"/>
-        </w:rPr>
-        <w:t xml:space="preserve"> v0.10) 13,8 GB</w:t>
+        <w:t>&lt;br&gt;  local:       `data/524a8acc-37e5-44fe-aae9-e9a50e07ed24.h5ad`.</w:t>
       </w:r>
     </w:p>
     <w:p>
       <w:pPr>
         <w:spacing w:after="0" w:line="240" w:lineRule="auto"/>
         <w:ind w:left="-5" w:right="35"/>
-        <w:rPr>
-          <w:lang w:val="en-US"/>
-        </w:rPr>
-      </w:pPr>
-      <w:r>
-        <w:rPr>
-          <w:lang w:val="en-US"/>
-        </w:rPr>
-        <w:t>&lt;</w:t>
-      </w:r>
-      <w:proofErr w:type="spellStart"/>
-      <w:r>
-        <w:rPr>
-          <w:lang w:val="en-US"/>
-        </w:rPr>
-        <w:t>br</w:t>
-      </w:r>
-      <w:proofErr w:type="spellEnd"/>
-      <w:r>
-        <w:rPr>
-          <w:lang w:val="en-US"/>
-        </w:rPr>
-        <w:t xml:space="preserve">&gt;  source:      CZ </w:t>
-      </w:r>
-      <w:proofErr w:type="spellStart"/>
-      <w:r>
-        <w:rPr>
-          <w:lang w:val="en-US"/>
-        </w:rPr>
-        <w:t>CELLxGENE</w:t>
-      </w:r>
-      <w:proofErr w:type="spellEnd"/>
+      </w:pPr>
+      <w:r>
+        <w:t>&lt;br&gt;** Fichier chargé en **mode 'backed r'**, qui permet d'effectuer l'Exploratory Data Analysis sans saturer la mémoire vive (16 GB de RAM).&lt;/small&gt;</w:t>
+      </w:r>
     </w:p>
     <w:p>
       <w:pPr>
         <w:spacing w:after="0" w:line="240" w:lineRule="auto"/>
         <w:ind w:left="-5" w:right="35"/>
-        <w:rPr>
-          <w:lang w:val="en-US"/>
-        </w:rPr>
-      </w:pPr>
-      <w:r>
-        <w:rPr>
-          <w:lang w:val="en-US"/>
-        </w:rPr>
-        <w:t>&lt;</w:t>
-      </w:r>
-      <w:proofErr w:type="spellStart"/>
-      <w:r>
-        <w:rPr>
-          <w:lang w:val="en-US"/>
-        </w:rPr>
-        <w:t>br</w:t>
-      </w:r>
-      <w:proofErr w:type="spellEnd"/>
-      <w:r>
-        <w:rPr>
-          <w:lang w:val="en-US"/>
-        </w:rPr>
-        <w:t>&gt;  download:    https://datasets.cellxgene.cziscience.com/524a8acc-37e5-44fe-aae9-e9a50e07ed24.h5ad</w:t>
-      </w:r>
+      </w:pPr>
     </w:p>
     <w:p>
       <w:pPr>
         <w:spacing w:after="0" w:line="240" w:lineRule="auto"/>
         <w:ind w:left="-5" w:right="35"/>
-        <w:rPr>
-          <w:lang w:val="en-US"/>
-        </w:rPr>
-      </w:pPr>
-      <w:r>
-        <w:rPr>
-          <w:lang w:val="en-US"/>
-        </w:rPr>
-        <w:t>&lt;</w:t>
-      </w:r>
-      <w:proofErr w:type="spellStart"/>
-      <w:r>
-        <w:rPr>
-          <w:lang w:val="en-US"/>
-        </w:rPr>
-        <w:t>br</w:t>
-      </w:r>
-      <w:proofErr w:type="spellEnd"/>
-      <w:r>
-        <w:rPr>
-          <w:lang w:val="en-US"/>
-        </w:rPr>
-        <w:t>&gt;  schema:      https://github.com/chanzuckerberg/single-cell-curation/blob/main/schema/7.0.0/schema.md</w:t>
-      </w:r>
+      </w:pPr>
     </w:p>
     <w:p>
       <w:pPr>
         <w:spacing w:after="0" w:line="240" w:lineRule="auto"/>
         <w:ind w:left="-5" w:right="35"/>
-        <w:rPr>
-          <w:lang w:val="en-US"/>
-        </w:rPr>
-      </w:pPr>
-      <w:r>
-        <w:rPr>
-          <w:lang w:val="en-US"/>
-        </w:rPr>
-        <w:t>&lt;</w:t>
-      </w:r>
-      <w:proofErr w:type="spellStart"/>
-      <w:r>
-        <w:rPr>
-          <w:lang w:val="en-US"/>
-        </w:rPr>
-        <w:t>br</w:t>
-      </w:r>
-      <w:proofErr w:type="spellEnd"/>
-      <w:r>
-        <w:rPr>
-          <w:lang w:val="en-US"/>
-        </w:rPr>
-        <w:t>&gt;  local:       `data/524a8acc-37e5-44fe-aae9-e9a50e07ed24.h5ad`.</w:t>
-      </w:r>
+      </w:pPr>
     </w:p>
     <w:p>
       <w:pPr>
@@ -2624,90 +2145,7 @@
         <w:ind w:left="-5" w:right="35"/>
       </w:pPr>
       <w:r>
-        <w:t>&lt;</w:t>
-      </w:r>
-      <w:proofErr w:type="spellStart"/>
-      <w:r>
-        <w:t>br</w:t>
-      </w:r>
-      <w:proofErr w:type="spellEnd"/>
-      <w:r>
-        <w:t xml:space="preserve">&gt;** Fichier chargé en **mode 'backed </w:t>
-      </w:r>
-      <w:proofErr w:type="spellStart"/>
-      <w:r>
-        <w:t>r'</w:t>
-      </w:r>
-      <w:proofErr w:type="spellEnd"/>
-      <w:r>
-        <w:t>**, qui permet d'effectuer l'</w:t>
-      </w:r>
-      <w:proofErr w:type="spellStart"/>
-      <w:r>
-        <w:t>Exploratory</w:t>
-      </w:r>
-      <w:proofErr w:type="spellEnd"/>
-      <w:r>
-        <w:t xml:space="preserve"> Data </w:t>
-      </w:r>
-      <w:proofErr w:type="spellStart"/>
-      <w:r>
-        <w:t>Analysis</w:t>
-      </w:r>
-      <w:proofErr w:type="spellEnd"/>
-      <w:r>
-        <w:t xml:space="preserve"> sans saturer la mémoire vive (16 GB de RAM).&lt;/</w:t>
-      </w:r>
-      <w:proofErr w:type="spellStart"/>
-      <w:r>
-        <w:t>small</w:t>
-      </w:r>
-      <w:proofErr w:type="spellEnd"/>
-      <w:r>
-        <w:t>&gt;</w:t>
-      </w:r>
-    </w:p>
-    <w:p>
-      <w:pPr>
-        <w:spacing w:after="0" w:line="240" w:lineRule="auto"/>
-        <w:ind w:left="-5" w:right="35"/>
-      </w:pPr>
-    </w:p>
-    <w:p>
-      <w:pPr>
-        <w:spacing w:after="0" w:line="240" w:lineRule="auto"/>
-        <w:ind w:left="-5" w:right="35"/>
-      </w:pPr>
-    </w:p>
-    <w:p>
-      <w:pPr>
-        <w:spacing w:after="0" w:line="240" w:lineRule="auto"/>
-        <w:ind w:left="-5" w:right="35"/>
-      </w:pPr>
-    </w:p>
-    <w:p>
-      <w:pPr>
-        <w:spacing w:after="0" w:line="240" w:lineRule="auto"/>
-        <w:ind w:left="-5" w:right="35"/>
-      </w:pPr>
-      <w:r>
-        <w:t xml:space="preserve">Les données analysées proviennent de l'Atlas à l'échelle de la population des troubles croisés du cortex préfrontal humain (Lee et al., 2024), une ressource transcriptomique majeure accessible via le portail </w:t>
-      </w:r>
-      <w:proofErr w:type="spellStart"/>
-      <w:r>
-        <w:t>CellxGene</w:t>
-      </w:r>
-      <w:proofErr w:type="spellEnd"/>
-      <w:r>
-        <w:t xml:space="preserve"> </w:t>
-      </w:r>
-      <w:proofErr w:type="spellStart"/>
-      <w:r>
-        <w:t>Census</w:t>
-      </w:r>
-      <w:proofErr w:type="spellEnd"/>
-      <w:r>
-        <w:t xml:space="preserve"> (Chan Zuckerberg Initiative). Cet atlas initial profile plus de 6,3 millions de noyaux provenant de 1</w:t>
+        <w:t>Les données analysées proviennent de l'Atlas à l'échelle de la population des troubles croisés du cortex préfrontal humain (Lee et al., 2024), une ressource transcriptomique majeure accessible via le portail CellxGene Census (Chan Zuckerberg Initiative). Cet atlas initial profile plus de 6,3 millions de noyaux provenant de 1</w:t>
       </w:r>
       <w:r>
         <w:t xml:space="preserve"> </w:t>
@@ -2898,25 +2336,7 @@
           <w:color w:val="666666"/>
           <w:sz w:val="18"/>
         </w:rPr>
-        <w:t>Lecture en mode backed ('</w:t>
-      </w:r>
-      <w:proofErr w:type="spellStart"/>
-      <w:r>
-        <w:rPr>
-          <w:rFonts w:ascii="Century Gothic" w:eastAsia="Century Gothic" w:hAnsi="Century Gothic" w:cs="Century Gothic"/>
-          <w:color w:val="666666"/>
-          <w:sz w:val="18"/>
-        </w:rPr>
-        <w:t>r'</w:t>
-      </w:r>
-      <w:proofErr w:type="spellEnd"/>
-      <w:r>
-        <w:rPr>
-          <w:rFonts w:ascii="Century Gothic" w:eastAsia="Century Gothic" w:hAnsi="Century Gothic" w:cs="Century Gothic"/>
-          <w:color w:val="666666"/>
-          <w:sz w:val="18"/>
-        </w:rPr>
-        <w:t xml:space="preserve">) </w:t>
+        <w:t xml:space="preserve">Lecture en mode backed ('r') </w:t>
       </w:r>
       <w:r>
         <w:rPr>
@@ -3521,7 +2941,6 @@
       <w:r>
         <w:t xml:space="preserve">Le pipeline analytique a été structuré en 4 notebooks </w:t>
       </w:r>
-      <w:proofErr w:type="spellStart"/>
       <w:r>
         <w:rPr>
           <w:i/>
@@ -3529,7 +2948,6 @@
         </w:rPr>
         <w:t>Jupyter</w:t>
       </w:r>
-      <w:proofErr w:type="spellEnd"/>
       <w:r>
         <w:t xml:space="preserve"> modulaires et séquentiels</w:t>
       </w:r>
@@ -3704,25 +3122,7 @@
           <w:color w:val="1A5490"/>
           <w:sz w:val="18"/>
         </w:rPr>
-        <w:t xml:space="preserve">Le projet a été organisé en 4 notebooks </w:t>
-      </w:r>
-      <w:proofErr w:type="spellStart"/>
-      <w:r>
-        <w:rPr>
-          <w:rFonts w:ascii="Century Gothic" w:eastAsia="Century Gothic" w:hAnsi="Century Gothic" w:cs="Century Gothic"/>
-          <w:color w:val="1A5490"/>
-          <w:sz w:val="18"/>
-        </w:rPr>
-        <w:t>Jupyter</w:t>
-      </w:r>
-      <w:proofErr w:type="spellEnd"/>
-      <w:r>
-        <w:rPr>
-          <w:rFonts w:ascii="Century Gothic" w:eastAsia="Century Gothic" w:hAnsi="Century Gothic" w:cs="Century Gothic"/>
-          <w:color w:val="1A5490"/>
-          <w:sz w:val="18"/>
-        </w:rPr>
-        <w:t xml:space="preserve"> successifs</w:t>
+        <w:t>Le projet a été organisé en 4 notebooks Jupyter successifs</w:t>
       </w:r>
       <w:r>
         <w:rPr>
@@ -3793,7 +3193,6 @@
         </w:rPr>
         <w:t xml:space="preserve"> sélection de cohorte → </w:t>
       </w:r>
-      <w:proofErr w:type="spellStart"/>
       <w:r>
         <w:rPr>
           <w:rFonts w:ascii="Century Gothic" w:eastAsia="Century Gothic" w:hAnsi="Century Gothic" w:cs="Century Gothic"/>
@@ -3802,18 +3201,7 @@
           <w:color w:val="1A5490"/>
           <w:sz w:val="18"/>
         </w:rPr>
-        <w:t>filtered</w:t>
-      </w:r>
-      <w:proofErr w:type="spellEnd"/>
-      <w:r>
-        <w:rPr>
-          <w:rFonts w:ascii="Century Gothic" w:eastAsia="Century Gothic" w:hAnsi="Century Gothic" w:cs="Century Gothic"/>
-          <w:i/>
-          <w:iCs/>
-          <w:color w:val="1A5490"/>
-          <w:sz w:val="18"/>
-        </w:rPr>
-        <w:t xml:space="preserve"> dataset</w:t>
+        <w:t>filtered dataset</w:t>
       </w:r>
       <w:r>
         <w:rPr>
@@ -4136,7 +3524,6 @@
         </w:rPr>
         <w:t xml:space="preserve">: Annotation </w:t>
       </w:r>
-      <w:proofErr w:type="spellStart"/>
       <w:r>
         <w:rPr>
           <w:rFonts w:ascii="Century Gothic" w:eastAsia="Century Gothic" w:hAnsi="Century Gothic" w:cs="Century Gothic"/>
@@ -4144,17 +3531,7 @@
           <w:sz w:val="18"/>
           <w:lang w:val="en-US"/>
         </w:rPr>
-        <w:t>manuelle</w:t>
-      </w:r>
-      <w:proofErr w:type="spellEnd"/>
-      <w:r>
-        <w:rPr>
-          <w:rFonts w:ascii="Century Gothic" w:eastAsia="Century Gothic" w:hAnsi="Century Gothic" w:cs="Century Gothic"/>
-          <w:color w:val="1A5490"/>
-          <w:sz w:val="18"/>
-          <w:lang w:val="en-US"/>
-        </w:rPr>
-        <w:t xml:space="preserve"> </w:t>
+        <w:t xml:space="preserve">manuelle </w:t>
       </w:r>
       <w:r>
         <w:rPr>
@@ -4439,15 +3816,7 @@
         <w:t>explicitement</w:t>
       </w:r>
       <w:r>
-        <w:t xml:space="preserve"> les champs disponibles dans le fichier </w:t>
-      </w:r>
-      <w:proofErr w:type="spellStart"/>
-      <w:r>
-        <w:t>AnnData</w:t>
-      </w:r>
-      <w:proofErr w:type="spellEnd"/>
-      <w:r>
-        <w:t xml:space="preserve"> (.h5ad) de la cohorte HBCC ;</w:t>
+        <w:t xml:space="preserve"> les champs disponibles dans le fichier AnnData (.h5ad) de la cohorte HBCC ;</w:t>
       </w:r>
     </w:p>
     <w:p>
@@ -4552,7 +3921,7 @@
     <w:p>
       <w:r>
         <w:pict w14:anchorId="669E7BC1">
-          <v:rect id="_x0000_i1181" style="width:0;height:1.5pt" o:hralign="center" o:hrstd="t" o:hr="t" fillcolor="#a0a0a0" stroked="f"/>
+          <v:rect id="_x0000_i1025" style="width:0;height:1.5pt" o:hralign="center" o:hrstd="t" o:hr="t" fillcolor="#a0a0a0" stroked="f"/>
         </w:pict>
       </w:r>
     </w:p>
@@ -4590,23 +3959,7 @@
         <w:t>strictement aligné</w:t>
       </w:r>
       <w:r>
-        <w:t xml:space="preserve"> sur les colonnes réellement présentes dans </w:t>
-      </w:r>
-      <w:proofErr w:type="spellStart"/>
-      <w:r>
-        <w:t>adata.obs</w:t>
-      </w:r>
-      <w:proofErr w:type="spellEnd"/>
-      <w:r>
-        <w:t xml:space="preserve"> et </w:t>
-      </w:r>
-      <w:proofErr w:type="spellStart"/>
-      <w:r>
-        <w:t>adata.var</w:t>
-      </w:r>
-      <w:proofErr w:type="spellEnd"/>
-      <w:r>
-        <w:t>.</w:t>
+        <w:t xml:space="preserve"> sur les colonnes réellement présentes dans adata.obs et adata.var.</w:t>
       </w:r>
     </w:p>
     <w:p>
@@ -4650,15 +4003,7 @@
         </w:numPr>
       </w:pPr>
       <w:r>
-        <w:t xml:space="preserve">les colonnes de </w:t>
-      </w:r>
-      <w:proofErr w:type="spellStart"/>
-      <w:r>
-        <w:t>adata.obs</w:t>
-      </w:r>
-      <w:proofErr w:type="spellEnd"/>
-      <w:r>
-        <w:t>,</w:t>
+        <w:t>les colonnes de adata.obs,</w:t>
       </w:r>
     </w:p>
     <w:p>
@@ -4718,7 +4063,7 @@
     <w:p>
       <w:r>
         <w:pict w14:anchorId="68FE7E8A">
-          <v:rect id="_x0000_i1182" style="width:0;height:1.5pt" o:hralign="center" o:hrstd="t" o:hr="t" fillcolor="#a0a0a0" stroked="f"/>
+          <v:rect id="_x0000_i1026" style="width:0;height:1.5pt" o:hralign="center" o:hrstd="t" o:hr="t" fillcolor="#a0a0a0" stroked="f"/>
         </w:pict>
       </w:r>
     </w:p>
@@ -4756,13 +4101,8 @@
           <w:numId w:val="35"/>
         </w:numPr>
       </w:pPr>
-      <w:proofErr w:type="spellStart"/>
-      <w:r>
-        <w:t>column_name</w:t>
-      </w:r>
-      <w:proofErr w:type="spellEnd"/>
-      <w:r>
-        <w:t xml:space="preserve"> : nom exact de la colonne dans le dataset</w:t>
+      <w:r>
+        <w:t>column_name : nom exact de la colonne dans le dataset</w:t>
       </w:r>
     </w:p>
     <w:p>
@@ -4800,13 +4140,8 @@
           <w:numId w:val="35"/>
         </w:numPr>
       </w:pPr>
-      <w:proofErr w:type="spellStart"/>
-      <w:r>
-        <w:t>meta_level</w:t>
-      </w:r>
-      <w:proofErr w:type="spellEnd"/>
-      <w:r>
-        <w:t xml:space="preserve"> </w:t>
+      <w:r>
+        <w:t xml:space="preserve">meta_level </w:t>
       </w:r>
       <w:r>
         <w:rPr>
@@ -4823,13 +4158,8 @@
           <w:numId w:val="35"/>
         </w:numPr>
       </w:pPr>
-      <w:proofErr w:type="spellStart"/>
-      <w:r>
-        <w:t>meta_step</w:t>
-      </w:r>
-      <w:proofErr w:type="spellEnd"/>
-      <w:r>
-        <w:t xml:space="preserve"> </w:t>
+      <w:r>
+        <w:t xml:space="preserve">meta_step </w:t>
       </w:r>
       <w:r>
         <w:rPr>
@@ -4857,7 +4187,7 @@
     <w:p>
       <w:r>
         <w:pict w14:anchorId="064975C3">
-          <v:rect id="_x0000_i1183" style="width:0;height:1.5pt" o:hralign="center" o:hrstd="t" o:hr="t" fillcolor="#a0a0a0" stroked="f"/>
+          <v:rect id="_x0000_i1027" style="width:0;height:1.5pt" o:hralign="center" o:hrstd="t" o:hr="t" fillcolor="#a0a0a0" stroked="f"/>
         </w:pict>
       </w:r>
     </w:p>
@@ -4880,33 +4210,12 @@
           <w:b/>
           <w:bCs/>
         </w:rPr>
-        <w:t xml:space="preserve">4. Champ </w:t>
-      </w:r>
-      <w:proofErr w:type="spellStart"/>
-      <w:r>
-        <w:rPr>
-          <w:b/>
-          <w:bCs/>
-        </w:rPr>
-        <w:t>meta_level</w:t>
-      </w:r>
-      <w:proofErr w:type="spellEnd"/>
-      <w:r>
-        <w:rPr>
-          <w:b/>
-          <w:bCs/>
-        </w:rPr>
-        <w:t xml:space="preserve"> : sur quel objet porte la métadonnée</w:t>
-      </w:r>
-    </w:p>
-    <w:p>
-      <w:proofErr w:type="spellStart"/>
-      <w:r>
-        <w:t>meta_level</w:t>
-      </w:r>
-      <w:proofErr w:type="spellEnd"/>
-      <w:r>
-        <w:t xml:space="preserve"> indique </w:t>
+        <w:t>4. Champ meta_level : sur quel objet porte la métadonnée</w:t>
+      </w:r>
+    </w:p>
+    <w:p>
+      <w:r>
+        <w:t xml:space="preserve">meta_level indique </w:t>
       </w:r>
       <w:r>
         <w:rPr>
@@ -4926,13 +4235,8 @@
           <w:numId w:val="36"/>
         </w:numPr>
       </w:pPr>
-      <w:proofErr w:type="spellStart"/>
-      <w:r>
-        <w:t>donor</w:t>
-      </w:r>
-      <w:proofErr w:type="spellEnd"/>
-      <w:r>
-        <w:t xml:space="preserve"> : caractéristiques du donneur (âge, sexe, ascendance…)</w:t>
+      <w:r>
+        <w:t>donor : caractéristiques du donneur (âge, sexe, ascendance…)</w:t>
       </w:r>
     </w:p>
     <w:p>
@@ -4942,13 +4246,8 @@
           <w:numId w:val="36"/>
         </w:numPr>
       </w:pPr>
-      <w:proofErr w:type="spellStart"/>
-      <w:r>
-        <w:t>clinical</w:t>
-      </w:r>
-      <w:proofErr w:type="spellEnd"/>
-      <w:r>
-        <w:t xml:space="preserve"> : diagnostics et statuts cliniques</w:t>
+      <w:r>
+        <w:t>clinical : diagnostics et statuts cliniques</w:t>
       </w:r>
     </w:p>
     <w:p>
@@ -4958,13 +4257,8 @@
           <w:numId w:val="36"/>
         </w:numPr>
       </w:pPr>
-      <w:proofErr w:type="spellStart"/>
-      <w:r>
-        <w:t>sample</w:t>
-      </w:r>
-      <w:proofErr w:type="spellEnd"/>
-      <w:r>
-        <w:t xml:space="preserve"> : informations liées au tissu ou au prélèvement</w:t>
+      <w:r>
+        <w:t>sample : informations liées au tissu ou au prélèvement</w:t>
       </w:r>
     </w:p>
     <w:p>
@@ -4985,13 +4279,8 @@
           <w:numId w:val="36"/>
         </w:numPr>
       </w:pPr>
-      <w:proofErr w:type="spellStart"/>
-      <w:r>
-        <w:t>qc</w:t>
-      </w:r>
-      <w:proofErr w:type="spellEnd"/>
-      <w:r>
-        <w:t xml:space="preserve"> : métriques de contrôle qualité</w:t>
+      <w:r>
+        <w:t>qc : métriques de contrôle qualité</w:t>
       </w:r>
     </w:p>
     <w:p>
@@ -5001,13 +4290,8 @@
           <w:numId w:val="36"/>
         </w:numPr>
       </w:pPr>
-      <w:proofErr w:type="spellStart"/>
-      <w:r>
-        <w:t>technical</w:t>
-      </w:r>
-      <w:proofErr w:type="spellEnd"/>
-      <w:r>
-        <w:t xml:space="preserve"> : informations techniques (plateforme, alignement)</w:t>
+      <w:r>
+        <w:t>technical : informations techniques (plateforme, alignement)</w:t>
       </w:r>
     </w:p>
     <w:p>
@@ -5017,21 +4301,8 @@
           <w:numId w:val="36"/>
         </w:numPr>
       </w:pPr>
-      <w:proofErr w:type="spellStart"/>
-      <w:r>
-        <w:t>feature</w:t>
-      </w:r>
-      <w:proofErr w:type="spellEnd"/>
-      <w:r>
-        <w:t xml:space="preserve"> : métadonnées au niveau des gènes (</w:t>
-      </w:r>
-      <w:proofErr w:type="spellStart"/>
-      <w:r>
-        <w:t>adata.var</w:t>
-      </w:r>
-      <w:proofErr w:type="spellEnd"/>
-      <w:r>
-        <w:t>)</w:t>
+      <w:r>
+        <w:t>feature : métadonnées au niveau des gènes (adata.var)</w:t>
       </w:r>
     </w:p>
     <w:p>
@@ -5084,7 +4355,7 @@
     <w:p>
       <w:r>
         <w:pict w14:anchorId="4B377675">
-          <v:rect id="_x0000_i1184" style="width:0;height:1.5pt" o:hralign="center" o:hrstd="t" o:hr="t" fillcolor="#a0a0a0" stroked="f"/>
+          <v:rect id="_x0000_i1028" style="width:0;height:1.5pt" o:hralign="center" o:hrstd="t" o:hr="t" fillcolor="#a0a0a0" stroked="f"/>
         </w:pict>
       </w:r>
     </w:p>
@@ -5107,39 +4378,18 @@
           <w:b/>
           <w:bCs/>
         </w:rPr>
-        <w:t xml:space="preserve">5. Champ </w:t>
-      </w:r>
-      <w:proofErr w:type="spellStart"/>
+        <w:t>5. Champ meta_step : à quelle étape du pipeline la variable est utilisée</w:t>
+      </w:r>
+    </w:p>
+    <w:p>
+      <w:r>
+        <w:t xml:space="preserve">meta_step indique </w:t>
+      </w:r>
       <w:r>
         <w:rPr>
           <w:b/>
           <w:bCs/>
         </w:rPr>
-        <w:t>meta_step</w:t>
-      </w:r>
-      <w:proofErr w:type="spellEnd"/>
-      <w:r>
-        <w:rPr>
-          <w:b/>
-          <w:bCs/>
-        </w:rPr>
-        <w:t xml:space="preserve"> : à quelle étape du pipeline la variable est utilisée</w:t>
-      </w:r>
-    </w:p>
-    <w:p>
-      <w:proofErr w:type="spellStart"/>
-      <w:r>
-        <w:t>meta_step</w:t>
-      </w:r>
-      <w:proofErr w:type="spellEnd"/>
-      <w:r>
-        <w:t xml:space="preserve"> indique </w:t>
-      </w:r>
-      <w:r>
-        <w:rPr>
-          <w:b/>
-          <w:bCs/>
-        </w:rPr>
         <w:t>le moment analytique</w:t>
       </w:r>
       <w:r>
@@ -5152,15 +4402,7 @@
     </w:p>
     <w:p>
       <w:r>
-        <w:t xml:space="preserve">Principaux </w:t>
-      </w:r>
-      <w:proofErr w:type="spellStart"/>
-      <w:r>
-        <w:t>meta_step</w:t>
-      </w:r>
-      <w:proofErr w:type="spellEnd"/>
-      <w:r>
-        <w:t xml:space="preserve"> utilisés :</w:t>
+        <w:t>Principaux meta_step utilisés :</w:t>
       </w:r>
     </w:p>
     <w:p>
@@ -5170,11 +4412,9 @@
           <w:numId w:val="38"/>
         </w:numPr>
       </w:pPr>
-      <w:proofErr w:type="spellStart"/>
       <w:r>
         <w:t>ingest</w:t>
       </w:r>
-      <w:proofErr w:type="spellEnd"/>
       <w:r>
         <w:br/>
         <w:t>Métadonnées nécessaires à l’import, à l’identification ou à la traçabilité.</w:t>
@@ -5187,19 +4427,9 @@
           <w:numId w:val="38"/>
         </w:numPr>
       </w:pPr>
-      <w:proofErr w:type="spellStart"/>
-      <w:r>
-        <w:t>qc</w:t>
-      </w:r>
-      <w:proofErr w:type="spellEnd"/>
-      <w:r>
-        <w:t xml:space="preserve"> / </w:t>
-      </w:r>
-      <w:proofErr w:type="spellStart"/>
-      <w:r>
-        <w:t>filtering</w:t>
-      </w:r>
-      <w:proofErr w:type="spellEnd"/>
+      <w:r>
+        <w:t>qc / filtering</w:t>
+      </w:r>
       <w:r>
         <w:br/>
         <w:t>Variables utilisées pour le contrôle qualité et le filtrage des cellules ou gènes.</w:t>
@@ -5227,11 +4457,9 @@
           <w:numId w:val="38"/>
         </w:numPr>
       </w:pPr>
-      <w:proofErr w:type="spellStart"/>
       <w:r>
         <w:t>eda</w:t>
       </w:r>
-      <w:proofErr w:type="spellEnd"/>
       <w:r>
         <w:br/>
         <w:t>Variables explorées lors de l’analyse descriptive initiale.</w:t>
@@ -5244,11 +4472,9 @@
           <w:numId w:val="38"/>
         </w:numPr>
       </w:pPr>
-      <w:proofErr w:type="spellStart"/>
       <w:r>
         <w:t>experimental_design</w:t>
       </w:r>
-      <w:proofErr w:type="spellEnd"/>
       <w:r>
         <w:br/>
         <w:t>Variables définissant les groupes biologiques comparés (SMI vs contrôles).</w:t>
@@ -5261,11 +4487,9 @@
           <w:numId w:val="38"/>
         </w:numPr>
       </w:pPr>
-      <w:proofErr w:type="spellStart"/>
       <w:r>
         <w:t>comorbidity_check</w:t>
       </w:r>
-      <w:proofErr w:type="spellEnd"/>
       <w:r>
         <w:br/>
         <w:t>Variables cliniques observées pour vérifier des déséquilibres entre groupes, sans être des axes d’analyse principaux.</w:t>
@@ -5284,15 +4508,7 @@
       </w:r>
       <w:r>
         <w:br/>
-        <w:t xml:space="preserve">Variables utilisées comme </w:t>
-      </w:r>
-      <w:proofErr w:type="spellStart"/>
-      <w:r>
-        <w:t>covariables</w:t>
-      </w:r>
-      <w:proofErr w:type="spellEnd"/>
-      <w:r>
-        <w:t xml:space="preserve"> dans les analyses statistiques.</w:t>
+        <w:t>Variables utilisées comme covariables dans les analyses statistiques.</w:t>
       </w:r>
     </w:p>
     <w:p>
@@ -5302,11 +4518,9 @@
           <w:numId w:val="38"/>
         </w:numPr>
       </w:pPr>
-      <w:proofErr w:type="spellStart"/>
       <w:r>
         <w:t>reporting</w:t>
       </w:r>
-      <w:proofErr w:type="spellEnd"/>
       <w:r>
         <w:br/>
         <w:t>Variables utilisées pour la visualisation et l’interprétation finale.</w:t>
@@ -5330,7 +4544,7 @@
     <w:p>
       <w:r>
         <w:pict w14:anchorId="29C83E52">
-          <v:rect id="_x0000_i1185" style="width:0;height:1.5pt" o:hralign="center" o:hrstd="t" o:hr="t" fillcolor="#a0a0a0" stroked="f"/>
+          <v:rect id="_x0000_i1029" style="width:0;height:1.5pt" o:hralign="center" o:hrstd="t" o:hr="t" fillcolor="#a0a0a0" stroked="f"/>
         </w:pict>
       </w:r>
     </w:p>
@@ -5383,11 +4597,9 @@
           <w:numId w:val="39"/>
         </w:numPr>
       </w:pPr>
-      <w:proofErr w:type="spellStart"/>
       <w:r>
         <w:t>Schizophrenia</w:t>
       </w:r>
-      <w:proofErr w:type="spellEnd"/>
     </w:p>
     <w:p>
       <w:pPr>
@@ -5396,11 +4608,9 @@
           <w:numId w:val="39"/>
         </w:numPr>
       </w:pPr>
-      <w:proofErr w:type="spellStart"/>
       <w:r>
         <w:t>Bipolar_Disorder</w:t>
       </w:r>
-      <w:proofErr w:type="spellEnd"/>
     </w:p>
     <w:p>
       <w:pPr>
@@ -5409,11 +4619,9 @@
           <w:numId w:val="39"/>
         </w:numPr>
       </w:pPr>
-      <w:proofErr w:type="spellStart"/>
       <w:r>
         <w:t>Tardive_dyskinesia</w:t>
       </w:r>
-      <w:proofErr w:type="spellEnd"/>
     </w:p>
     <w:p>
       <w:r>
@@ -5427,19 +4635,9 @@
           <w:numId w:val="40"/>
         </w:numPr>
       </w:pPr>
-      <w:proofErr w:type="spellStart"/>
-      <w:r>
-        <w:t>meta_level</w:t>
-      </w:r>
-      <w:proofErr w:type="spellEnd"/>
-      <w:r>
-        <w:t xml:space="preserve"> = </w:t>
-      </w:r>
-      <w:proofErr w:type="spellStart"/>
-      <w:r>
-        <w:t>clinical</w:t>
-      </w:r>
-      <w:proofErr w:type="spellEnd"/>
+      <w:r>
+        <w:t>meta_level = clinical</w:t>
+      </w:r>
     </w:p>
     <w:p>
       <w:pPr>
@@ -5448,19 +4646,9 @@
           <w:numId w:val="40"/>
         </w:numPr>
       </w:pPr>
-      <w:proofErr w:type="spellStart"/>
-      <w:r>
-        <w:t>meta_step</w:t>
-      </w:r>
-      <w:proofErr w:type="spellEnd"/>
-      <w:r>
-        <w:t xml:space="preserve"> = </w:t>
-      </w:r>
-      <w:proofErr w:type="spellStart"/>
-      <w:r>
-        <w:t>experimental_design</w:t>
-      </w:r>
-      <w:proofErr w:type="spellEnd"/>
+      <w:r>
+        <w:t>meta_step = experimental_design</w:t>
+      </w:r>
     </w:p>
     <w:p>
       <w:r>
@@ -5470,7 +4658,7 @@
     <w:p>
       <w:r>
         <w:pict w14:anchorId="020BA523">
-          <v:rect id="_x0000_i1186" style="width:0;height:1.5pt" o:hralign="center" o:hrstd="t" o:hr="t" fillcolor="#a0a0a0" stroked="f"/>
+          <v:rect id="_x0000_i1030" style="width:0;height:1.5pt" o:hralign="center" o:hrstd="t" o:hr="t" fillcolor="#a0a0a0" stroked="f"/>
         </w:pict>
       </w:r>
     </w:p>
@@ -5505,21 +4693,8 @@
           <w:numId w:val="41"/>
         </w:numPr>
       </w:pPr>
-      <w:proofErr w:type="spellStart"/>
-      <w:r>
-        <w:t>ASCVD_status</w:t>
-      </w:r>
-      <w:proofErr w:type="spellEnd"/>
-      <w:r>
-        <w:t xml:space="preserve"> (maladie cardiovasculaire </w:t>
-      </w:r>
-      <w:proofErr w:type="spellStart"/>
-      <w:r>
-        <w:t>athéroscléreuse</w:t>
-      </w:r>
-      <w:proofErr w:type="spellEnd"/>
-      <w:r>
-        <w:t>)</w:t>
+      <w:r>
+        <w:t>ASCVD_status (maladie cardiovasculaire athéroscléreuse)</w:t>
       </w:r>
     </w:p>
     <w:p>
@@ -5573,47 +4748,11 @@
           <w:lang w:val="en-US"/>
         </w:rPr>
       </w:pPr>
-      <w:proofErr w:type="spellStart"/>
       <w:r>
         <w:rPr>
           <w:lang w:val="en-US"/>
         </w:rPr>
-        <w:t>annotée</w:t>
-      </w:r>
-      <w:proofErr w:type="spellEnd"/>
-      <w:r>
-        <w:rPr>
-          <w:lang w:val="en-US"/>
-        </w:rPr>
-        <w:t xml:space="preserve"> avec </w:t>
-      </w:r>
-      <w:proofErr w:type="spellStart"/>
-      <w:r>
-        <w:rPr>
-          <w:lang w:val="en-US"/>
-        </w:rPr>
-        <w:t>meta_step</w:t>
-      </w:r>
-      <w:proofErr w:type="spellEnd"/>
-      <w:r>
-        <w:rPr>
-          <w:lang w:val="en-US"/>
-        </w:rPr>
-        <w:t xml:space="preserve"> = </w:t>
-      </w:r>
-      <w:proofErr w:type="spellStart"/>
-      <w:r>
-        <w:rPr>
-          <w:lang w:val="en-US"/>
-        </w:rPr>
-        <w:t>comorbidity_check</w:t>
-      </w:r>
-      <w:proofErr w:type="spellEnd"/>
-      <w:r>
-        <w:rPr>
-          <w:lang w:val="en-US"/>
-        </w:rPr>
-        <w:t>.</w:t>
+        <w:t>annotée avec meta_step = comorbidity_check.</w:t>
       </w:r>
     </w:p>
     <w:p>
@@ -5657,7 +4796,7 @@
     <w:p>
       <w:r>
         <w:pict w14:anchorId="13CADEEC">
-          <v:rect id="_x0000_i1187" style="width:0;height:1.5pt" o:hralign="center" o:hrstd="t" o:hr="t" fillcolor="#a0a0a0" stroked="f"/>
+          <v:rect id="_x0000_i1031" style="width:0;height:1.5pt" o:hralign="center" o:hrstd="t" o:hr="t" fillcolor="#a0a0a0" stroked="f"/>
         </w:pict>
       </w:r>
     </w:p>
@@ -5737,7 +4876,7 @@
     <w:p>
       <w:r>
         <w:pict w14:anchorId="68D6C7D8">
-          <v:rect id="_x0000_i1188" style="width:0;height:1.5pt" o:hralign="center" o:hrstd="t" o:hr="t" fillcolor="#a0a0a0" stroked="f"/>
+          <v:rect id="_x0000_i1032" style="width:0;height:1.5pt" o:hralign="center" o:hrstd="t" o:hr="t" fillcolor="#a0a0a0" stroked="f"/>
         </w:pict>
       </w:r>
     </w:p>
@@ -5944,23 +5083,7 @@
     </w:p>
     <w:p>
       <w:r>
-        <w:t xml:space="preserve">À l’inverse, les variables reflétant des atteintes somatiques vasculaires ou cardiovasculaires (par exemple </w:t>
-      </w:r>
-      <w:proofErr w:type="spellStart"/>
-      <w:r>
-        <w:t>ASCVD_status</w:t>
-      </w:r>
-      <w:proofErr w:type="spellEnd"/>
-      <w:r>
-        <w:t xml:space="preserve"> et </w:t>
-      </w:r>
-      <w:proofErr w:type="spellStart"/>
-      <w:r>
-        <w:t>Vascular_status</w:t>
-      </w:r>
-      <w:proofErr w:type="spellEnd"/>
-      <w:r>
-        <w:t xml:space="preserve">) ont été conservées comme </w:t>
+        <w:t xml:space="preserve">À l’inverse, les variables reflétant des atteintes somatiques vasculaires ou cardiovasculaires (par exemple ASCVD_status et Vascular_status) ont été conservées comme </w:t>
       </w:r>
       <w:r>
         <w:rPr>
@@ -5991,8 +5114,437 @@
     </w:p>
     <w:p/>
     <w:p/>
+    <w:p>
+      <w:pPr>
+        <w:rPr>
+          <w:lang w:val="en-US"/>
+        </w:rPr>
+      </w:pPr>
+      <w:r>
+        <w:rPr>
+          <w:lang w:val="en-US"/>
+        </w:rPr>
+        <w:t>Tu peux dire exactement :</w:t>
+      </w:r>
+    </w:p>
+    <w:p>
+      <w:pPr>
+        <w:rPr>
+          <w:lang w:val="en-US"/>
+        </w:rPr>
+      </w:pPr>
+      <w:r>
+        <w:rPr>
+          <w:i/>
+          <w:iCs/>
+          <w:lang w:val="en-US"/>
+        </w:rPr>
+        <w:lastRenderedPageBreak/>
+        <w:t>We generated a reduced raw AnnData object by restricting the HBCC dataset to European donors and subsampling nuclei per donor, in order to ensure computational feasibility. No quality control, normalization, or transformation was applied at this stage.</w:t>
+      </w:r>
+    </w:p>
+    <w:p>
+      <w:r>
+        <w:t>Ou en français :</w:t>
+      </w:r>
+    </w:p>
+    <w:p>
+      <w:r>
+        <w:rPr>
+          <w:i/>
+          <w:iCs/>
+        </w:rPr>
+        <w:t>Une version brute filtrée du jeu de données HBCC a été construite par restriction de la cohorte et sous-échantillonnage cellulaire, sans aucun traitement d’expression génique.</w:t>
+      </w:r>
+    </w:p>
     <w:p/>
     <w:p>
+      <w:r>
+        <w:t xml:space="preserve">C’est </w:t>
+      </w:r>
+      <w:r>
+        <w:rPr>
+          <w:b/>
+          <w:bCs/>
+        </w:rPr>
+        <w:t>parfaitement cohérent</w:t>
+      </w:r>
+      <w:r>
+        <w:t xml:space="preserve"> et méthodologiquement </w:t>
+      </w:r>
+      <w:r>
+        <w:rPr>
+          <w:b/>
+          <w:bCs/>
+        </w:rPr>
+        <w:t>très propre</w:t>
+      </w:r>
+      <w:r>
+        <w:t xml:space="preserve">. </w:t>
+      </w:r>
+      <w:r>
+        <w:rPr>
+          <w:rFonts w:ascii="Segoe UI Emoji" w:hAnsi="Segoe UI Emoji" w:cs="Segoe UI Emoji"/>
+        </w:rPr>
+        <w:t>✅</w:t>
+      </w:r>
+    </w:p>
+    <w:p>
+      <w:r>
+        <w:t>Lecture rapide (et ce que ça prouve) :</w:t>
+      </w:r>
+    </w:p>
+    <w:p>
+      <w:pPr>
+        <w:numPr>
+          <w:ilvl w:val="0"/>
+          <w:numId w:val="47"/>
+        </w:numPr>
+      </w:pPr>
+      <w:r>
+        <w:rPr>
+          <w:b/>
+          <w:bCs/>
+        </w:rPr>
+        <w:t>Taille disque</w:t>
+      </w:r>
+      <w:r>
+        <w:t xml:space="preserve"> :</w:t>
+      </w:r>
+      <w:r>
+        <w:br/>
+        <w:t xml:space="preserve">13.18 GB → </w:t>
+      </w:r>
+      <w:r>
+        <w:rPr>
+          <w:b/>
+          <w:bCs/>
+        </w:rPr>
+        <w:t>1.33 GB</w:t>
+      </w:r>
+      <w:r>
+        <w:br/>
+      </w:r>
+      <w:r>
+        <w:rPr>
+          <w:rFonts w:ascii="Segoe UI Symbol" w:hAnsi="Segoe UI Symbol" w:cs="Segoe UI Symbol"/>
+        </w:rPr>
+        <w:t>➜</w:t>
+      </w:r>
+      <w:r>
+        <w:t xml:space="preserve"> réduction massive </w:t>
+      </w:r>
+      <w:r>
+        <w:rPr>
+          <w:b/>
+          <w:bCs/>
+        </w:rPr>
+        <w:t>sans toucher aux gènes ni aux counts</w:t>
+      </w:r>
+    </w:p>
+    <w:p>
+      <w:pPr>
+        <w:numPr>
+          <w:ilvl w:val="0"/>
+          <w:numId w:val="47"/>
+        </w:numPr>
+      </w:pPr>
+      <w:r>
+        <w:rPr>
+          <w:b/>
+          <w:bCs/>
+        </w:rPr>
+        <w:t>Cellules</w:t>
+      </w:r>
+      <w:r>
+        <w:t xml:space="preserve"> :</w:t>
+      </w:r>
+      <w:r>
+        <w:br/>
+        <w:t xml:space="preserve">1 486 324 → </w:t>
+      </w:r>
+      <w:r>
+        <w:rPr>
+          <w:b/>
+          <w:bCs/>
+        </w:rPr>
+        <w:t>146 360</w:t>
+      </w:r>
+      <w:r>
+        <w:br/>
+      </w:r>
+      <w:r>
+        <w:rPr>
+          <w:rFonts w:ascii="Segoe UI Symbol" w:hAnsi="Segoe UI Symbol" w:cs="Segoe UI Symbol"/>
+        </w:rPr>
+        <w:t>➜</w:t>
+      </w:r>
+      <w:r>
+        <w:t xml:space="preserve"> sous-échantillonnage contrôlé (≈ 10 %), compatible RAM</w:t>
+      </w:r>
+    </w:p>
+    <w:p>
+      <w:pPr>
+        <w:numPr>
+          <w:ilvl w:val="0"/>
+          <w:numId w:val="47"/>
+        </w:numPr>
+      </w:pPr>
+      <w:r>
+        <w:rPr>
+          <w:b/>
+          <w:bCs/>
+        </w:rPr>
+        <w:t>Donneurs</w:t>
+      </w:r>
+      <w:r>
+        <w:t xml:space="preserve"> :</w:t>
+      </w:r>
+      <w:r>
+        <w:br/>
+        <w:t xml:space="preserve">300 → </w:t>
+      </w:r>
+      <w:r>
+        <w:rPr>
+          <w:b/>
+          <w:bCs/>
+        </w:rPr>
+        <w:t>149</w:t>
+      </w:r>
+      <w:r>
+        <w:br/>
+      </w:r>
+      <w:r>
+        <w:rPr>
+          <w:rFonts w:ascii="Segoe UI Symbol" w:hAnsi="Segoe UI Symbol" w:cs="Segoe UI Symbol"/>
+        </w:rPr>
+        <w:t>➜</w:t>
+      </w:r>
+      <w:r>
+        <w:t xml:space="preserve"> exactement la population </w:t>
+      </w:r>
+      <w:r>
+        <w:rPr>
+          <w:b/>
+          <w:bCs/>
+        </w:rPr>
+        <w:t>européenne</w:t>
+      </w:r>
+      <w:r>
+        <w:t xml:space="preserve"> ciblée</w:t>
+      </w:r>
+    </w:p>
+    <w:p>
+      <w:pPr>
+        <w:numPr>
+          <w:ilvl w:val="0"/>
+          <w:numId w:val="47"/>
+        </w:numPr>
+      </w:pPr>
+      <w:r>
+        <w:rPr>
+          <w:b/>
+          <w:bCs/>
+        </w:rPr>
+        <w:t>Gènes</w:t>
+      </w:r>
+      <w:r>
+        <w:t xml:space="preserve"> :</w:t>
+      </w:r>
+      <w:r>
+        <w:br/>
+        <w:t xml:space="preserve">34 176 → </w:t>
+      </w:r>
+      <w:r>
+        <w:rPr>
+          <w:b/>
+          <w:bCs/>
+        </w:rPr>
+        <w:t>34 176</w:t>
+      </w:r>
+      <w:r>
+        <w:br/>
+      </w:r>
+      <w:r>
+        <w:rPr>
+          <w:rFonts w:ascii="Segoe UI Symbol" w:hAnsi="Segoe UI Symbol" w:cs="Segoe UI Symbol"/>
+        </w:rPr>
+        <w:t>➜</w:t>
+      </w:r>
+      <w:r>
+        <w:t xml:space="preserve"> </w:t>
+      </w:r>
+      <w:r>
+        <w:rPr>
+          <w:b/>
+          <w:bCs/>
+        </w:rPr>
+        <w:t>aucune perte d’information transcriptomique</w:t>
+      </w:r>
+    </w:p>
+    <w:p>
+      <w:pPr>
+        <w:numPr>
+          <w:ilvl w:val="0"/>
+          <w:numId w:val="47"/>
+        </w:numPr>
+      </w:pPr>
+      <w:r>
+        <w:rPr>
+          <w:b/>
+          <w:bCs/>
+        </w:rPr>
+        <w:t>Donneurs européens</w:t>
+      </w:r>
+      <w:r>
+        <w:t xml:space="preserve"> :</w:t>
+      </w:r>
+      <w:r>
+        <w:br/>
+        <w:t xml:space="preserve">149 → </w:t>
+      </w:r>
+      <w:r>
+        <w:rPr>
+          <w:b/>
+          <w:bCs/>
+        </w:rPr>
+        <w:t>149</w:t>
+      </w:r>
+      <w:r>
+        <w:br/>
+      </w:r>
+      <w:r>
+        <w:rPr>
+          <w:rFonts w:ascii="Segoe UI Symbol" w:hAnsi="Segoe UI Symbol" w:cs="Segoe UI Symbol"/>
+        </w:rPr>
+        <w:t>➜</w:t>
+      </w:r>
+      <w:r>
+        <w:t xml:space="preserve"> conservation intégrale de la cohorte d’intérêt</w:t>
+      </w:r>
+    </w:p>
+    <w:p>
+      <w:r>
+        <w:rPr>
+          <w:rFonts w:ascii="Segoe UI Emoji" w:hAnsi="Segoe UI Emoji" w:cs="Segoe UI Emoji"/>
+        </w:rPr>
+        <w:t>👉</w:t>
+      </w:r>
+      <w:r>
+        <w:t xml:space="preserve"> Conclusion claire (que tu peux écrire telle quelle dans le rapport) :</w:t>
+      </w:r>
+    </w:p>
+    <w:p>
+      <w:pPr>
+        <w:rPr>
+          <w:lang w:val="en-US"/>
+        </w:rPr>
+      </w:pPr>
+      <w:r>
+        <w:rPr>
+          <w:i/>
+          <w:iCs/>
+          <w:lang w:val="en-US"/>
+        </w:rPr>
+        <w:t>A reduced raw AnnData object was generated by restricting the HBCC dataset to European donors and subsampling nuclei per donor, achieving a ~10× reduction in size while preserving all genes and donor diversity.</w:t>
+      </w:r>
+    </w:p>
+    <w:p>
+      <w:pPr>
+        <w:rPr>
+          <w:lang w:val="en-US"/>
+        </w:rPr>
+      </w:pPr>
+    </w:p>
+    <w:p>
+      <w:pPr>
+        <w:rPr>
+          <w:lang w:val="en-US"/>
+        </w:rPr>
+      </w:pPr>
+      <w:r>
+        <w:rPr>
+          <w:lang w:val="en-US"/>
+        </w:rPr>
+        <w:t xml:space="preserve">#### </w:t>
+      </w:r>
+      <w:r>
+        <w:rPr>
+          <w:b/>
+          <w:bCs/>
+          <w:lang w:val="en-US"/>
+        </w:rPr>
+        <w:t>**Cohort Restriction and Cell-Level Subsampling**</w:t>
+      </w:r>
+    </w:p>
+    <w:p>
+      <w:pPr>
+        <w:rPr>
+          <w:lang w:val="en-US"/>
+        </w:rPr>
+      </w:pPr>
+      <w:r>
+        <w:rPr>
+          <w:lang w:val="en-US"/>
+        </w:rPr>
+        <w:t>&lt;small&gt;To ensure computational feasibility while preserving inter-individual biological variability, the HBCC dataset was first restricted at the donor level to individuals with European genetic ancestry. This step reduces population stratification and defines the primary analytical cohort without altering gene expression values.</w:t>
+      </w:r>
+    </w:p>
+    <w:p>
+      <w:pPr>
+        <w:rPr>
+          <w:lang w:val="en-US"/>
+        </w:rPr>
+      </w:pPr>
+    </w:p>
+    <w:p>
+      <w:r>
+        <w:t>Within this restricted cohort, all available European donors were retained (149 donors: 77 controls and 72 SMI), reflecting the full extent of the population of interest in the dataset. To further control memory usage while maintaining broad cellular representation, a cell-level subsampling strategy was then applied, limiting the number of nuclei to a maximum of 1,000 cells per donor.</w:t>
+      </w:r>
+    </w:p>
+    <w:p/>
+    <w:p>
+      <w:r>
+        <w:t>This approach results in a reduced raw AnnData object that preserves:</w:t>
+      </w:r>
+    </w:p>
+    <w:p>
+      <w:r>
+        <w:t>- all genes,</w:t>
+      </w:r>
+    </w:p>
+    <w:p>
+      <w:r>
+        <w:lastRenderedPageBreak/>
+        <w:t>- all European donors,</w:t>
+      </w:r>
+    </w:p>
+    <w:p>
+      <w:r>
+        <w:t>- and a balanced cellular contribution across individuals,</w:t>
+      </w:r>
+    </w:p>
+    <w:p/>
+    <w:p>
+      <w:r>
+        <w:t>while remaining compatible with in-memory downstream analyses. Other ancestry groups and excluded cells are retained in the original dataset and may be explored in independent secondary analyses.&lt;/small&gt;</w:t>
+      </w:r>
+    </w:p>
+    <w:p>
+      <w:pPr>
+        <w:rPr>
+          <w:lang w:val="en-US"/>
+        </w:rPr>
+      </w:pPr>
+    </w:p>
+    <w:p>
+      <w:pPr>
+        <w:rPr>
+          <w:lang w:val="en-US"/>
+        </w:rPr>
+      </w:pPr>
+    </w:p>
+    <w:p>
       <w:pPr>
         <w:jc w:val="center"/>
       </w:pPr>
@@ -6000,7 +5552,6 @@
         <w:rPr>
           <w:noProof/>
         </w:rPr>
-        <w:lastRenderedPageBreak/>
         <w:drawing>
           <wp:inline distT="0" distB="0" distL="0" distR="0" wp14:anchorId="32885BDF" wp14:editId="224A3362">
             <wp:extent cx="5998210" cy="2996565"/>
@@ -6116,29 +5667,8 @@
         <w:ind w:left="567" w:right="0" w:hanging="11"/>
         <w:jc w:val="left"/>
       </w:pPr>
-      <w:proofErr w:type="spellStart"/>
-      <w:r>
-        <w:t>n_genes_by_counts</w:t>
-      </w:r>
-      <w:proofErr w:type="spellEnd"/>
-      <w:r>
-        <w:t xml:space="preserve"> : Nombre de gènes détectés par noyau (au moins 1 comptage UMI) • </w:t>
-      </w:r>
-      <w:proofErr w:type="spellStart"/>
-      <w:r>
-        <w:t>n_counts</w:t>
-      </w:r>
-      <w:proofErr w:type="spellEnd"/>
-      <w:r>
-        <w:t xml:space="preserve"> (</w:t>
-      </w:r>
-      <w:proofErr w:type="spellStart"/>
-      <w:r>
-        <w:t>total_counts</w:t>
-      </w:r>
-      <w:proofErr w:type="spellEnd"/>
-      <w:r>
-        <w:t xml:space="preserve">) : Nombre total de transcrits UMI capturés par noyau (profondeur de séquençage) </w:t>
+      <w:r>
+        <w:t xml:space="preserve">n_genes_by_counts : Nombre de gènes détectés par noyau (au moins 1 comptage UMI) • n_counts (total_counts) : Nombre total de transcrits UMI capturés par noyau (profondeur de séquençage) </w:t>
       </w:r>
     </w:p>
     <w:p>
@@ -6152,13 +5682,8 @@
         <w:ind w:left="567" w:right="0" w:hanging="11"/>
         <w:jc w:val="left"/>
       </w:pPr>
-      <w:proofErr w:type="spellStart"/>
-      <w:r>
-        <w:t>pct_counts_mt</w:t>
-      </w:r>
-      <w:proofErr w:type="spellEnd"/>
-      <w:r>
-        <w:t xml:space="preserve"> : Pourcentage de comptages mitochondriaux (indicateur de stress cellulaire ou mort) </w:t>
+      <w:r>
+        <w:t xml:space="preserve">pct_counts_mt : Pourcentage de comptages mitochondriaux (indicateur de stress cellulaire ou mort) </w:t>
       </w:r>
     </w:p>
     <w:p>
@@ -6184,21 +5709,7 @@
         <w:rPr>
           <w:lang w:val="en-US"/>
         </w:rPr>
-        <w:t xml:space="preserve">1 000 ≤ </w:t>
-      </w:r>
-      <w:proofErr w:type="spellStart"/>
-      <w:r>
-        <w:rPr>
-          <w:lang w:val="en-US"/>
-        </w:rPr>
-        <w:t>n_genes_by_counts</w:t>
-      </w:r>
-      <w:proofErr w:type="spellEnd"/>
-      <w:r>
-        <w:rPr>
-          <w:lang w:val="en-US"/>
-        </w:rPr>
-        <w:t xml:space="preserve"> ≤ 6 000 </w:t>
+        <w:t xml:space="preserve">1 000 ≤ n_genes_by_counts ≤ 6 000 </w:t>
       </w:r>
     </w:p>
     <w:p>
@@ -6210,19 +5721,11 @@
           <w:lang w:val="en-US"/>
         </w:rPr>
       </w:pPr>
-      <w:proofErr w:type="spellStart"/>
       <w:r>
         <w:rPr>
           <w:lang w:val="en-US"/>
         </w:rPr>
-        <w:t>pct_counts_mt</w:t>
-      </w:r>
-      <w:proofErr w:type="spellEnd"/>
-      <w:r>
-        <w:rPr>
-          <w:lang w:val="en-US"/>
-        </w:rPr>
-        <w:t xml:space="preserve"> ≤ 5% </w:t>
+        <w:t xml:space="preserve">pct_counts_mt ≤ 5% </w:t>
       </w:r>
     </w:p>
     <w:p>
@@ -6232,15 +5735,8 @@
         <w:jc w:val="left"/>
       </w:pPr>
       <w:r>
-        <w:t>Résultat du filtrage QC : 285 076 noyaux (</w:t>
-      </w:r>
-      <w:proofErr w:type="spellStart"/>
-      <w:r>
-        <w:t>pré-filtrés</w:t>
-      </w:r>
-      <w:proofErr w:type="spellEnd"/>
-      <w:r>
-        <w:t xml:space="preserve">) → 243 011 noyaux (post-QC) → Rétention de 85,3% </w:t>
+        <w:lastRenderedPageBreak/>
+        <w:t xml:space="preserve">Résultat du filtrage QC : 285 076 noyaux (pré-filtrés) → 243 011 noyaux (post-QC) → Rétention de 85,3% </w:t>
       </w:r>
     </w:p>
     <w:p>
@@ -6300,50 +5796,13 @@
         <w:spacing w:after="0" w:line="240" w:lineRule="auto"/>
         <w:ind w:left="567" w:right="35" w:firstLine="0"/>
       </w:pPr>
-      <w:proofErr w:type="spellStart"/>
       <w:r>
         <w:rPr>
           <w:rFonts w:ascii="Century Gothic" w:eastAsia="Century Gothic" w:hAnsi="Century Gothic" w:cs="Century Gothic"/>
           <w:color w:val="1A5490"/>
           <w:sz w:val="18"/>
         </w:rPr>
-        <w:t>pct_counts_mt</w:t>
-      </w:r>
-      <w:proofErr w:type="spellEnd"/>
-      <w:r>
-        <w:rPr>
-          <w:rFonts w:ascii="Century Gothic" w:eastAsia="Century Gothic" w:hAnsi="Century Gothic" w:cs="Century Gothic"/>
-          <w:color w:val="1A5490"/>
-          <w:sz w:val="18"/>
-        </w:rPr>
-        <w:t xml:space="preserve"> &gt; 5% : Dans le bulk RNA-seq classique, des valeurs élevées (&gt;10-20%) indiquent des cellules stressées ou apoptotiques (fuite de l'ARN nucléaire, enrichissement relatif des transcrits mitochondriaux). ATTENTION : En snRNA-seq (séquençage de noyaux), </w:t>
-      </w:r>
-      <w:proofErr w:type="spellStart"/>
-      <w:r>
-        <w:rPr>
-          <w:rFonts w:ascii="Century Gothic" w:eastAsia="Century Gothic" w:hAnsi="Century Gothic" w:cs="Century Gothic"/>
-          <w:color w:val="1A5490"/>
-          <w:sz w:val="18"/>
-        </w:rPr>
-        <w:t>pct_counts_mt</w:t>
-      </w:r>
-      <w:proofErr w:type="spellEnd"/>
-      <w:r>
-        <w:rPr>
-          <w:rFonts w:ascii="Century Gothic" w:eastAsia="Century Gothic" w:hAnsi="Century Gothic" w:cs="Century Gothic"/>
-          <w:color w:val="1A5490"/>
-          <w:sz w:val="18"/>
-        </w:rPr>
-        <w:t xml:space="preserve"> est </w:t>
-      </w:r>
-      <w:r>
-        <w:rPr>
-          <w:rFonts w:ascii="Century Gothic" w:eastAsia="Century Gothic" w:hAnsi="Century Gothic" w:cs="Century Gothic"/>
-          <w:color w:val="1A5490"/>
-          <w:sz w:val="18"/>
-        </w:rPr>
-        <w:lastRenderedPageBreak/>
-        <w:t>naturellement très faible (~0%) car les mitochondries (organites cytoplasmiques) ne sont PAS capturées avec les noyaux. Un seuil strict à 5% élimine les rares contaminations cytoplasmiques.</w:t>
+        <w:t>pct_counts_mt &gt; 5% : Dans le bulk RNA-seq classique, des valeurs élevées (&gt;10-20%) indiquent des cellules stressées ou apoptotiques (fuite de l'ARN nucléaire, enrichissement relatif des transcrits mitochondriaux). ATTENTION : En snRNA-seq (séquençage de noyaux), pct_counts_mt est naturellement très faible (~0%) car les mitochondries (organites cytoplasmiques) ne sont PAS capturées avec les noyaux. Un seuil strict à 5% élimine les rares contaminations cytoplasmiques.</w:t>
       </w:r>
       <w:r>
         <w:t xml:space="preserve"> </w:t>
@@ -6433,15 +5892,7 @@
         <w:t xml:space="preserve">La cohorte a été réduite du dataset initial de 6,3 millions de noyaux </w:t>
       </w:r>
       <w:r>
-        <w:t xml:space="preserve">(693 682 après pré-filtrage technique réalisé par Lee et al. (2024) et standardisation du portail </w:t>
-      </w:r>
-      <w:proofErr w:type="spellStart"/>
-      <w:r>
-        <w:t>CellxGene</w:t>
-      </w:r>
-      <w:proofErr w:type="spellEnd"/>
-      <w:r>
-        <w:t>)</w:t>
+        <w:t>(693 682 après pré-filtrage technique réalisé par Lee et al. (2024) et standardisation du portail CellxGene)</w:t>
       </w:r>
       <w:r>
         <w:t xml:space="preserve"> à un ensemble analytique de 62 800 noyaux via une stratégie de filtrage en plusieurs étapes. </w:t>
@@ -6530,15 +5981,7 @@
         <w:jc w:val="left"/>
       </w:pPr>
       <w:r>
-        <w:t xml:space="preserve">Les critères d'exclusion ont éliminé systématiquement toutes les comorbidités (démence vasculaire, diabète, tauopathies autres) ainsi que les formes mixtes (ex: </w:t>
-      </w:r>
-      <w:proofErr w:type="spellStart"/>
-      <w:r>
-        <w:t>co-occurence</w:t>
-      </w:r>
-      <w:proofErr w:type="spellEnd"/>
-      <w:r>
-        <w:t xml:space="preserve"> AD+PD).</w:t>
+        <w:t>Les critères d'exclusion ont éliminé systématiquement toutes les comorbidités (démence vasculaire, diabète, tauopathies autres) ainsi que les formes mixtes (ex: co-occurence AD+PD).</w:t>
       </w:r>
     </w:p>
     <w:p>
@@ -6597,15 +6040,7 @@
         <w:jc w:val="left"/>
       </w:pPr>
       <w:r>
-        <w:t>Exclusion de l'ascendance '</w:t>
-      </w:r>
-      <w:proofErr w:type="spellStart"/>
-      <w:r>
-        <w:t>unknown</w:t>
-      </w:r>
-      <w:proofErr w:type="spellEnd"/>
-      <w:r>
-        <w:t xml:space="preserve">' (18,8%, n=130 601 noyaux) </w:t>
+        <w:t xml:space="preserve">Exclusion de l'ascendance 'unknown' (18,8%, n=130 601 noyaux) </w:t>
       </w:r>
     </w:p>
     <w:p>
@@ -6938,7 +6373,6 @@
         <w:ind w:left="-5" w:right="35"/>
       </w:pPr>
       <w:r>
-        <w:lastRenderedPageBreak/>
         <w:t xml:space="preserve">La cohorte finale comprend 17 donneurs post-mortem et 62 800 noyaux. Le Tableau 1 résume les caractéristiques démographiques et cellulaires par groupe diagnostique. </w:t>
       </w:r>
     </w:p>
@@ -7093,23 +6527,7 @@
                 <w:b/>
                 <w:sz w:val="22"/>
               </w:rPr>
-              <w:t>(</w:t>
-            </w:r>
-            <w:proofErr w:type="spellStart"/>
-            <w:r>
-              <w:rPr>
-                <w:b/>
-                <w:sz w:val="22"/>
-              </w:rPr>
-              <w:t>moy</w:t>
-            </w:r>
-            <w:proofErr w:type="spellEnd"/>
-            <w:r>
-              <w:rPr>
-                <w:b/>
-                <w:sz w:val="22"/>
-              </w:rPr>
-              <w:t>.)</w:t>
+              <w:t>(moy.)</w:t>
             </w:r>
             <w:r>
               <w:rPr>
@@ -7933,25 +7351,7 @@
           <w:color w:val="1A5490"/>
           <w:sz w:val="18"/>
         </w:rPr>
-        <w:t xml:space="preserve">Conséquence méthodologique : Afin de neutraliser ce biais potentiel, le sexe biologique a été inclus comme </w:t>
-      </w:r>
-      <w:proofErr w:type="spellStart"/>
-      <w:r>
-        <w:rPr>
-          <w:rFonts w:ascii="Century Gothic" w:eastAsia="Century Gothic" w:hAnsi="Century Gothic" w:cs="Century Gothic"/>
-          <w:color w:val="1A5490"/>
-          <w:sz w:val="18"/>
-        </w:rPr>
-        <w:t>co</w:t>
-      </w:r>
-      <w:proofErr w:type="spellEnd"/>
-      <w:r>
-        <w:rPr>
-          <w:rFonts w:ascii="Century Gothic" w:eastAsia="Century Gothic" w:hAnsi="Century Gothic" w:cs="Century Gothic"/>
-          <w:color w:val="1A5490"/>
-          <w:sz w:val="18"/>
-        </w:rPr>
-        <w:t xml:space="preserve">-variable dans le modèle linéaire </w:t>
+        <w:t xml:space="preserve">Conséquence méthodologique : Afin de neutraliser ce biais potentiel, le sexe biologique a été inclus comme co-variable dans le modèle linéaire </w:t>
       </w:r>
       <w:r>
         <w:rPr>
@@ -8103,23 +7503,7 @@
         <w:ind w:right="35"/>
       </w:pPr>
       <w:r>
-        <w:t xml:space="preserve">Sauvegarde des comptages bruts : Les comptages UMI bruts ont été préservés dans </w:t>
-      </w:r>
-      <w:proofErr w:type="spellStart"/>
-      <w:r>
-        <w:t>adata.layers</w:t>
-      </w:r>
-      <w:proofErr w:type="spellEnd"/>
-      <w:r>
-        <w:t>['</w:t>
-      </w:r>
-      <w:proofErr w:type="spellStart"/>
-      <w:r>
-        <w:t>counts</w:t>
-      </w:r>
-      <w:proofErr w:type="spellEnd"/>
-      <w:r>
-        <w:t xml:space="preserve">'] AVANT toute transformation. Cette étape est critique pour l'analyse différentielle ultérieure (DESeq2 exige des comptages entiers non normalisés). </w:t>
+        <w:t xml:space="preserve">Sauvegarde des comptages bruts : Les comptages UMI bruts ont été préservés dans adata.layers['counts'] AVANT toute transformation. Cette étape est critique pour l'analyse différentielle ultérieure (DESeq2 exige des comptages entiers non normalisés). </w:t>
       </w:r>
     </w:p>
     <w:p>
@@ -8142,23 +7526,7 @@
         <w:ind w:right="35"/>
       </w:pPr>
       <w:r>
-        <w:t>Normalisation par profondeur de séquençage : Chaque noyau a été normalisé à 10 000 UMI totaux (</w:t>
-      </w:r>
-      <w:proofErr w:type="spellStart"/>
-      <w:r>
-        <w:t>scanpy.pp.normalize_total</w:t>
-      </w:r>
-      <w:proofErr w:type="spellEnd"/>
-      <w:r>
-        <w:t xml:space="preserve">, </w:t>
-      </w:r>
-      <w:proofErr w:type="spellStart"/>
-      <w:r>
-        <w:t>target_sum</w:t>
-      </w:r>
-      <w:proofErr w:type="spellEnd"/>
-      <w:r>
-        <w:t xml:space="preserve">=1e4) pour corriger les différences de profondeur de séquençage entre noyaux. </w:t>
+        <w:t xml:space="preserve">Normalisation par profondeur de séquençage : Chaque noyau a été normalisé à 10 000 UMI totaux (scanpy.pp.normalize_total, target_sum=1e4) pour corriger les différences de profondeur de séquençage entre noyaux. </w:t>
       </w:r>
     </w:p>
     <w:p>
@@ -8191,6 +7559,7 @@
         <w:jc w:val="left"/>
       </w:pPr>
       <w:r>
+        <w:lastRenderedPageBreak/>
         <w:t xml:space="preserve"> </w:t>
       </w:r>
     </w:p>
@@ -8204,23 +7573,7 @@
         <w:ind w:right="35"/>
       </w:pPr>
       <w:r>
-        <w:t>Sélection des gènes hautement variables (</w:t>
-      </w:r>
-      <w:proofErr w:type="spellStart"/>
-      <w:r>
-        <w:t>HVGs</w:t>
-      </w:r>
-      <w:proofErr w:type="spellEnd"/>
-      <w:r>
-        <w:t xml:space="preserve">) : Identification et conservation des 2 000 gènes présentant la plus forte variabilité biologique entre noyaux (méthode Seurat v3, </w:t>
-      </w:r>
-      <w:proofErr w:type="spellStart"/>
-      <w:r>
-        <w:t>scanpy.pp.highly_variable_genes</w:t>
-      </w:r>
-      <w:proofErr w:type="spellEnd"/>
-      <w:r>
-        <w:t xml:space="preserve">). Cette étape réduit le bruit technique et la charge computationnelle tout en préservant le signal biologique. </w:t>
+        <w:t xml:space="preserve">Sélection des gènes hautement variables (HVGs) : Identification et conservation des 2 000 gènes présentant la plus forte variabilité biologique entre noyaux (méthode Seurat v3, scanpy.pp.highly_variable_genes). Cette étape réduit le bruit technique et la charge computationnelle tout en préservant le signal biologique. </w:t>
       </w:r>
     </w:p>
     <w:p>
@@ -8244,47 +7597,7 @@
           <w:color w:val="666666"/>
           <w:sz w:val="18"/>
         </w:rPr>
-        <w:t xml:space="preserve"> NOTE TECHNIQUE - Importance critique de la préservation des </w:t>
-      </w:r>
-      <w:proofErr w:type="spellStart"/>
-      <w:r>
-        <w:rPr>
-          <w:rFonts w:ascii="Century Gothic" w:eastAsia="Century Gothic" w:hAnsi="Century Gothic" w:cs="Century Gothic"/>
-          <w:b/>
-          <w:color w:val="666666"/>
-          <w:sz w:val="18"/>
-        </w:rPr>
-        <w:t>raw</w:t>
-      </w:r>
-      <w:proofErr w:type="spellEnd"/>
-      <w:r>
-        <w:rPr>
-          <w:rFonts w:ascii="Century Gothic" w:eastAsia="Century Gothic" w:hAnsi="Century Gothic" w:cs="Century Gothic"/>
-          <w:b/>
-          <w:color w:val="666666"/>
-          <w:sz w:val="18"/>
-        </w:rPr>
-        <w:t xml:space="preserve"> </w:t>
-      </w:r>
-      <w:proofErr w:type="spellStart"/>
-      <w:r>
-        <w:rPr>
-          <w:rFonts w:ascii="Century Gothic" w:eastAsia="Century Gothic" w:hAnsi="Century Gothic" w:cs="Century Gothic"/>
-          <w:b/>
-          <w:color w:val="666666"/>
-          <w:sz w:val="18"/>
-        </w:rPr>
-        <w:t>counts</w:t>
-      </w:r>
-      <w:proofErr w:type="spellEnd"/>
-      <w:r>
-        <w:rPr>
-          <w:rFonts w:ascii="Century Gothic" w:eastAsia="Century Gothic" w:hAnsi="Century Gothic" w:cs="Century Gothic"/>
-          <w:b/>
-          <w:color w:val="666666"/>
-          <w:sz w:val="18"/>
-        </w:rPr>
-        <w:t xml:space="preserve"> </w:t>
+        <w:t xml:space="preserve"> NOTE TECHNIQUE - Importance critique de la préservation des raw counts </w:t>
       </w:r>
       <w:r>
         <w:rPr>
@@ -8307,7 +7620,6 @@
           <w:color w:val="666666"/>
           <w:sz w:val="18"/>
         </w:rPr>
-        <w:lastRenderedPageBreak/>
         <w:t xml:space="preserve"> </w:t>
       </w:r>
     </w:p>
@@ -8323,25 +7635,37 @@
           <w:color w:val="666666"/>
           <w:sz w:val="18"/>
         </w:rPr>
-        <w:t xml:space="preserve">Le modèle statistique de DESeq2 modélise la distribution des comptages comme suit : Comptages ~ </w:t>
-      </w:r>
-      <w:proofErr w:type="spellStart"/>
+        <w:t xml:space="preserve">Le modèle statistique de DESeq2 modélise la distribution des comptages comme suit : Comptages ~ NegativeBinomial(μ, dispersion) où μ dépend de la taille de la bibliothèque (size factor) et de l'expression du gène. </w:t>
+      </w:r>
+    </w:p>
+    <w:p>
+      <w:pPr>
+        <w:spacing w:after="0" w:line="240" w:lineRule="auto"/>
+        <w:ind w:left="1441" w:right="0" w:firstLine="0"/>
+        <w:jc w:val="left"/>
+      </w:pPr>
       <w:r>
         <w:rPr>
           <w:rFonts w:ascii="Century Gothic" w:eastAsia="Century Gothic" w:hAnsi="Century Gothic" w:cs="Century Gothic"/>
           <w:color w:val="666666"/>
           <w:sz w:val="18"/>
         </w:rPr>
-        <w:t>NegativeBinomial</w:t>
-      </w:r>
-      <w:proofErr w:type="spellEnd"/>
+        <w:t xml:space="preserve"> </w:t>
+      </w:r>
+    </w:p>
+    <w:p>
+      <w:pPr>
+        <w:spacing w:after="0" w:line="240" w:lineRule="auto"/>
+        <w:ind w:left="1436" w:right="0"/>
+        <w:jc w:val="left"/>
+      </w:pPr>
       <w:r>
         <w:rPr>
           <w:rFonts w:ascii="Century Gothic" w:eastAsia="Century Gothic" w:hAnsi="Century Gothic" w:cs="Century Gothic"/>
           <w:color w:val="666666"/>
           <w:sz w:val="18"/>
         </w:rPr>
-        <w:t xml:space="preserve">(μ, dispersion) où μ dépend de la taille de la bibliothèque (size factor) et de l'expression du gène. </w:t>
+        <w:t xml:space="preserve">Si on fournit des données déjà normalisées ou log-transformées, ce modèle est mathématiquement invalide (les valeurs ne sont plus des entiers, la variance n'est plus proportionnelle à la moyenne). Conséquence : Les p-values et les estimations de foldchange deviennent incorrectes. </w:t>
       </w:r>
     </w:p>
     <w:p>
@@ -8371,91 +7695,7 @@
           <w:color w:val="666666"/>
           <w:sz w:val="18"/>
         </w:rPr>
-        <w:t xml:space="preserve">Si on fournit des données déjà normalisées ou log-transformées, ce modèle est mathématiquement invalide (les valeurs ne sont plus des entiers, la variance n'est plus proportionnelle à la moyenne). Conséquence : Les p-values et les estimations de </w:t>
-      </w:r>
-      <w:proofErr w:type="spellStart"/>
-      <w:r>
-        <w:rPr>
-          <w:rFonts w:ascii="Century Gothic" w:eastAsia="Century Gothic" w:hAnsi="Century Gothic" w:cs="Century Gothic"/>
-          <w:color w:val="666666"/>
-          <w:sz w:val="18"/>
-        </w:rPr>
-        <w:t>foldchange</w:t>
-      </w:r>
-      <w:proofErr w:type="spellEnd"/>
-      <w:r>
-        <w:rPr>
-          <w:rFonts w:ascii="Century Gothic" w:eastAsia="Century Gothic" w:hAnsi="Century Gothic" w:cs="Century Gothic"/>
-          <w:color w:val="666666"/>
-          <w:sz w:val="18"/>
-        </w:rPr>
-        <w:t xml:space="preserve"> deviennent incorrectes. </w:t>
-      </w:r>
-    </w:p>
-    <w:p>
-      <w:pPr>
-        <w:spacing w:after="0" w:line="240" w:lineRule="auto"/>
-        <w:ind w:left="1441" w:right="0" w:firstLine="0"/>
-        <w:jc w:val="left"/>
-      </w:pPr>
-      <w:r>
-        <w:rPr>
-          <w:rFonts w:ascii="Century Gothic" w:eastAsia="Century Gothic" w:hAnsi="Century Gothic" w:cs="Century Gothic"/>
-          <w:color w:val="666666"/>
-          <w:sz w:val="18"/>
-        </w:rPr>
-        <w:t xml:space="preserve"> </w:t>
-      </w:r>
-    </w:p>
-    <w:p>
-      <w:pPr>
-        <w:spacing w:after="0" w:line="240" w:lineRule="auto"/>
-        <w:ind w:left="1436" w:right="0"/>
-        <w:jc w:val="left"/>
-      </w:pPr>
-      <w:r>
-        <w:rPr>
-          <w:rFonts w:ascii="Century Gothic" w:eastAsia="Century Gothic" w:hAnsi="Century Gothic" w:cs="Century Gothic"/>
-          <w:color w:val="666666"/>
-          <w:sz w:val="18"/>
-        </w:rPr>
-        <w:t xml:space="preserve">C'est pourquoi </w:t>
-      </w:r>
-      <w:proofErr w:type="spellStart"/>
-      <w:r>
-        <w:rPr>
-          <w:rFonts w:ascii="Century Gothic" w:eastAsia="Century Gothic" w:hAnsi="Century Gothic" w:cs="Century Gothic"/>
-          <w:color w:val="666666"/>
-          <w:sz w:val="18"/>
-        </w:rPr>
-        <w:t>adata.layers</w:t>
-      </w:r>
-      <w:proofErr w:type="spellEnd"/>
-      <w:r>
-        <w:rPr>
-          <w:rFonts w:ascii="Century Gothic" w:eastAsia="Century Gothic" w:hAnsi="Century Gothic" w:cs="Century Gothic"/>
-          <w:color w:val="666666"/>
-          <w:sz w:val="18"/>
-        </w:rPr>
-        <w:t>['</w:t>
-      </w:r>
-      <w:proofErr w:type="spellStart"/>
-      <w:r>
-        <w:rPr>
-          <w:rFonts w:ascii="Century Gothic" w:eastAsia="Century Gothic" w:hAnsi="Century Gothic" w:cs="Century Gothic"/>
-          <w:color w:val="666666"/>
-          <w:sz w:val="18"/>
-        </w:rPr>
-        <w:t>counts</w:t>
-      </w:r>
-      <w:proofErr w:type="spellEnd"/>
-      <w:r>
-        <w:rPr>
-          <w:rFonts w:ascii="Century Gothic" w:eastAsia="Century Gothic" w:hAnsi="Century Gothic" w:cs="Century Gothic"/>
-          <w:color w:val="666666"/>
-          <w:sz w:val="18"/>
-        </w:rPr>
-        <w:t>'] doit impérativement contenir les comptages bruts originaux.</w:t>
+        <w:t>C'est pourquoi adata.layers['counts'] doit impérativement contenir les comptages bruts originaux.</w:t>
       </w:r>
       <w:r>
         <w:t xml:space="preserve"> </w:t>
@@ -8494,31 +7734,7 @@
         <w:ind w:left="-5" w:right="35"/>
       </w:pPr>
       <w:r>
-        <w:t xml:space="preserve">Une Analyse en Composantes Principales (PCA) a été calculée sur les 2 000 </w:t>
-      </w:r>
-      <w:proofErr w:type="spellStart"/>
-      <w:r>
-        <w:t>HVGs</w:t>
-      </w:r>
-      <w:proofErr w:type="spellEnd"/>
-      <w:r>
-        <w:t xml:space="preserve"> (50 composantes principales, </w:t>
-      </w:r>
-      <w:proofErr w:type="spellStart"/>
-      <w:r>
-        <w:t>scanpy.tl.pca</w:t>
-      </w:r>
-      <w:proofErr w:type="spellEnd"/>
-      <w:r>
-        <w:t xml:space="preserve">). Les 30 premières </w:t>
-      </w:r>
-      <w:proofErr w:type="spellStart"/>
-      <w:r>
-        <w:t>PCs</w:t>
-      </w:r>
-      <w:proofErr w:type="spellEnd"/>
-      <w:r>
-        <w:t xml:space="preserve">, capturant la majorité de la variance biologique (Figure 4), ont été retenues pour les étapes suivantes. </w:t>
+        <w:t xml:space="preserve">Une Analyse en Composantes Principales (PCA) a été calculée sur les 2 000 HVGs (50 composantes principales, scanpy.tl.pca). Les 30 premières PCs, capturant la majorité de la variance biologique (Figure 4), ont été retenues pour les étapes suivantes. </w:t>
       </w:r>
     </w:p>
     <w:p>
@@ -8554,47 +7770,7 @@
         <w:ind w:left="-5" w:right="35"/>
       </w:pPr>
       <w:r>
-        <w:t>Un graphe k-</w:t>
-      </w:r>
-      <w:proofErr w:type="spellStart"/>
-      <w:r>
-        <w:t>nearest</w:t>
-      </w:r>
-      <w:proofErr w:type="spellEnd"/>
-      <w:r>
-        <w:t xml:space="preserve"> </w:t>
-      </w:r>
-      <w:proofErr w:type="spellStart"/>
-      <w:r>
-        <w:t>neighbors</w:t>
-      </w:r>
-      <w:proofErr w:type="spellEnd"/>
-      <w:r>
-        <w:t xml:space="preserve"> (</w:t>
-      </w:r>
-      <w:proofErr w:type="spellStart"/>
-      <w:r>
-        <w:t>kNN</w:t>
-      </w:r>
-      <w:proofErr w:type="spellEnd"/>
-      <w:r>
-        <w:t>) a été construit dans l'espace PCA à 30 dimensions (</w:t>
-      </w:r>
-      <w:proofErr w:type="spellStart"/>
-      <w:r>
-        <w:t>scanpy.pp.neighbors</w:t>
-      </w:r>
-      <w:proofErr w:type="spellEnd"/>
-      <w:r>
-        <w:t xml:space="preserve">, </w:t>
-      </w:r>
-      <w:proofErr w:type="spellStart"/>
-      <w:r>
-        <w:t>n_neighbors</w:t>
-      </w:r>
-      <w:proofErr w:type="spellEnd"/>
-      <w:r>
-        <w:t xml:space="preserve">=15). Ce graphe représente la similarité transcriptomique entre noyaux : deux noyaux sont connectés s'ils figurent parmi les 15 voisins les plus proches l'un de l'autre. </w:t>
+        <w:t xml:space="preserve">Un graphe k-nearest neighbors (kNN) a été construit dans l'espace PCA à 30 dimensions (scanpy.pp.neighbors, n_neighbors=15). Ce graphe représente la similarité transcriptomique entre noyaux : deux noyaux sont connectés s'ils figurent parmi les 15 voisins les plus proches l'un de l'autre. </w:t>
       </w:r>
     </w:p>
     <w:p>
@@ -8627,23 +7803,7 @@
         <w:ind w:left="-5" w:right="35"/>
       </w:pPr>
       <w:r>
-        <w:t xml:space="preserve">L'algorithme de détection de communautés Leiden (résolution=0.5, </w:t>
-      </w:r>
-      <w:proofErr w:type="spellStart"/>
-      <w:r>
-        <w:t>scanpy.tl.leiden</w:t>
-      </w:r>
-      <w:proofErr w:type="spellEnd"/>
-      <w:r>
-        <w:t xml:space="preserve">) a été appliqué au graphe de voisinage pour partitionner les 62 800 noyaux en 23 clusters initiaux. Chaque cluster représente un groupe de noyaux </w:t>
-      </w:r>
-      <w:proofErr w:type="spellStart"/>
-      <w:r>
-        <w:t>transcriptomiquement</w:t>
-      </w:r>
-      <w:proofErr w:type="spellEnd"/>
-      <w:r>
-        <w:t xml:space="preserve"> homogènes, potentiellement correspondant à un type/sous-type cellulaire ou à un état fonctionnel distinct. </w:t>
+        <w:t xml:space="preserve">L'algorithme de détection de communautés Leiden (résolution=0.5, scanpy.tl.leiden) a été appliqué au graphe de voisinage pour partitionner les 62 800 noyaux en 23 clusters initiaux. Chaque cluster représente un groupe de noyaux transcriptomiquement homogènes, potentiellement correspondant à un type/sous-type cellulaire ou à un état fonctionnel distinct. </w:t>
       </w:r>
     </w:p>
     <w:p>
@@ -8676,15 +7836,7 @@
         <w:ind w:left="-5" w:right="35"/>
       </w:pPr>
       <w:r>
-        <w:t xml:space="preserve">Une projection UMAP (Uniform Manifold Approximation and Projection, </w:t>
-      </w:r>
-      <w:proofErr w:type="spellStart"/>
-      <w:r>
-        <w:t>scanpy.tl.umap</w:t>
-      </w:r>
-      <w:proofErr w:type="spellEnd"/>
-      <w:r>
-        <w:t xml:space="preserve">) a été générée pour visualiser la structure globale du dataset en 2 dimensions (Figure 5). </w:t>
+        <w:t xml:space="preserve">Une projection UMAP (Uniform Manifold Approximation and Projection, scanpy.tl.umap) a été générée pour visualiser la structure globale du dataset en 2 dimensions (Figure 5). </w:t>
       </w:r>
     </w:p>
     <w:p>
@@ -8713,31 +7865,7 @@
         <w:ind w:left="-5" w:right="35"/>
       </w:pPr>
       <w:r>
-        <w:t xml:space="preserve">Les 23 clusters Leiden ont été annotés manuellement en 8 macro-types cellulaires basés sur l'expression de marqueurs canoniques de la littérature (Tableau 2). Cette annotation a été réalisée via l'inspection des gènes différentiellement exprimés par cluster (test de Wilcoxon, </w:t>
-      </w:r>
-      <w:proofErr w:type="spellStart"/>
-      <w:r>
-        <w:t>scanpy.tl.rank_genes_groups</w:t>
-      </w:r>
-      <w:proofErr w:type="spellEnd"/>
-      <w:r>
-        <w:t>) et comparée aux atlas de référence (</w:t>
-      </w:r>
-      <w:proofErr w:type="spellStart"/>
-      <w:r>
-        <w:t>PanglaoDB</w:t>
-      </w:r>
-      <w:proofErr w:type="spellEnd"/>
-      <w:r>
-        <w:t xml:space="preserve">, </w:t>
-      </w:r>
-      <w:proofErr w:type="spellStart"/>
-      <w:r>
-        <w:t>CellMarker</w:t>
-      </w:r>
-      <w:proofErr w:type="spellEnd"/>
-      <w:r>
-        <w:t xml:space="preserve">). </w:t>
+        <w:t xml:space="preserve">Les 23 clusters Leiden ont été annotés manuellement en 8 macro-types cellulaires basés sur l'expression de marqueurs canoniques de la littérature (Tableau 2). Cette annotation a été réalisée via l'inspection des gènes différentiellement exprimés par cluster (test de Wilcoxon, scanpy.tl.rank_genes_groups) et comparée aux atlas de référence (PanglaoDB, CellMarker). </w:t>
       </w:r>
     </w:p>
     <w:tbl>
@@ -8913,6 +8041,7 @@
                 <w:b/>
                 <w:sz w:val="22"/>
               </w:rPr>
+              <w:lastRenderedPageBreak/>
               <w:t>Neurones excitateurs</w:t>
             </w:r>
             <w:r>
@@ -9446,7 +8575,6 @@
                 <w:b/>
                 <w:sz w:val="22"/>
               </w:rPr>
-              <w:lastRenderedPageBreak/>
               <w:t>Astrocytes Réactifs</w:t>
             </w:r>
             <w:r>
@@ -9706,23 +8834,7 @@
                 <w:b/>
                 <w:sz w:val="22"/>
               </w:rPr>
-              <w:t>Support/</w:t>
-            </w:r>
-            <w:proofErr w:type="spellStart"/>
-            <w:r>
-              <w:rPr>
-                <w:b/>
-                <w:sz w:val="22"/>
-              </w:rPr>
-              <w:t>Vascular</w:t>
-            </w:r>
-            <w:proofErr w:type="spellEnd"/>
-            <w:r>
-              <w:rPr>
-                <w:b/>
-                <w:sz w:val="22"/>
-              </w:rPr>
-              <w:t>/Immune</w:t>
+              <w:t>Support/Vascular/Immune</w:t>
             </w:r>
             <w:r>
               <w:rPr>
@@ -9853,31 +8965,13 @@
               <w:ind w:left="0" w:right="0" w:firstLine="0"/>
               <w:jc w:val="left"/>
             </w:pPr>
-            <w:proofErr w:type="spellStart"/>
             <w:r>
               <w:rPr>
                 <w:b/>
                 <w:sz w:val="22"/>
               </w:rPr>
-              <w:t>Unknown</w:t>
-            </w:r>
-            <w:proofErr w:type="spellEnd"/>
-            <w:r>
-              <w:rPr>
-                <w:b/>
-                <w:sz w:val="22"/>
-              </w:rPr>
-              <w:t xml:space="preserve">/Low </w:t>
-            </w:r>
-            <w:proofErr w:type="spellStart"/>
-            <w:r>
-              <w:rPr>
-                <w:b/>
-                <w:sz w:val="22"/>
-              </w:rPr>
-              <w:t>Quality</w:t>
-            </w:r>
-            <w:proofErr w:type="spellEnd"/>
+              <w:t>Unknown/Low Quality</w:t>
+            </w:r>
             <w:r>
               <w:rPr>
                 <w:b/>
@@ -9997,39 +9091,7 @@
           <w:i/>
           <w:sz w:val="20"/>
         </w:rPr>
-        <w:t>Tableau 2. Annotation manuelle des 23 clusters Leiden en 8 macro-types cellulaires. Les clusters 21-22 (</w:t>
-      </w:r>
-      <w:proofErr w:type="spellStart"/>
-      <w:r>
-        <w:rPr>
-          <w:i/>
-          <w:sz w:val="20"/>
-        </w:rPr>
-        <w:t>Unknown</w:t>
-      </w:r>
-      <w:proofErr w:type="spellEnd"/>
-      <w:r>
-        <w:rPr>
-          <w:i/>
-          <w:sz w:val="20"/>
-        </w:rPr>
-        <w:t xml:space="preserve">/Low </w:t>
-      </w:r>
-      <w:proofErr w:type="spellStart"/>
-      <w:r>
-        <w:rPr>
-          <w:i/>
-          <w:sz w:val="20"/>
-        </w:rPr>
-        <w:t>Quality</w:t>
-      </w:r>
-      <w:proofErr w:type="spellEnd"/>
-      <w:r>
-        <w:rPr>
-          <w:i/>
-          <w:sz w:val="20"/>
-        </w:rPr>
-        <w:t>) ont été exclus de l'analyse pseudobulk finale.</w:t>
+        <w:t>Tableau 2. Annotation manuelle des 23 clusters Leiden en 8 macro-types cellulaires. Les clusters 21-22 (Unknown/Low Quality) ont été exclus de l'analyse pseudobulk finale.</w:t>
       </w:r>
       <w:r>
         <w:t xml:space="preserve"> </w:t>
@@ -10071,139 +9133,67 @@
           <w:color w:val="666666"/>
           <w:sz w:val="18"/>
         </w:rPr>
-        <w:t>Problème identifié : Le Cluster 18, initialement annoté comme 'Microglie DAM' (</w:t>
-      </w:r>
-      <w:proofErr w:type="spellStart"/>
+        <w:t xml:space="preserve">Problème identifié : Le Cluster 18, initialement annoté comme 'Microglie DAM' (DiseaseAssociated Microglia, signature APOE+/TREM2+/P2RY12-), contenait 393 noyaux provenant à 98,2% d'un SEUL donneur (Donor_865). Les 16 autres donneurs contribuaient à peine 7 noyaux au total. </w:t>
+      </w:r>
+    </w:p>
+    <w:p>
+      <w:pPr>
+        <w:spacing w:after="0" w:line="240" w:lineRule="auto"/>
+        <w:ind w:left="1441" w:right="0" w:firstLine="0"/>
+        <w:jc w:val="left"/>
+      </w:pPr>
       <w:r>
         <w:rPr>
           <w:rFonts w:ascii="Century Gothic" w:eastAsia="Century Gothic" w:hAnsi="Century Gothic" w:cs="Century Gothic"/>
           <w:color w:val="666666"/>
           <w:sz w:val="18"/>
         </w:rPr>
-        <w:t>DiseaseAssociated</w:t>
-      </w:r>
-      <w:proofErr w:type="spellEnd"/>
+        <w:t xml:space="preserve"> </w:t>
+      </w:r>
+    </w:p>
+    <w:p>
+      <w:pPr>
+        <w:spacing w:after="0" w:line="240" w:lineRule="auto"/>
+        <w:ind w:left="1436" w:right="0"/>
+        <w:jc w:val="left"/>
+      </w:pPr>
       <w:r>
         <w:rPr>
           <w:rFonts w:ascii="Century Gothic" w:eastAsia="Century Gothic" w:hAnsi="Century Gothic" w:cs="Century Gothic"/>
           <w:color w:val="666666"/>
           <w:sz w:val="18"/>
         </w:rPr>
-        <w:t xml:space="preserve"> </w:t>
-      </w:r>
-      <w:proofErr w:type="spellStart"/>
+        <w:t xml:space="preserve">Décision méthodologique : Fusion avec le Cluster 5 (Microglie Homéostatique) pour former un macro-type 'Microglie' unifié (n=4 875 noyaux, 15 donneurs avec ≥20 cellules). Justification : L'approche pseudobulk exige un minimum de 5 donneurs par type cellulaire pour garantir des réplicats biologiques suffisants et éviter les artefacts individuels. Avec un seul donneur dominant, l'analyse différentielle sur 'Microglie DAM' aurait été statistiquement invalide (confondre effet pathologique et variation inter-individuelle). </w:t>
+      </w:r>
+    </w:p>
+    <w:p>
+      <w:pPr>
+        <w:spacing w:after="0" w:line="240" w:lineRule="auto"/>
+        <w:ind w:left="1441" w:right="0" w:firstLine="0"/>
+        <w:jc w:val="left"/>
+      </w:pPr>
       <w:r>
         <w:rPr>
           <w:rFonts w:ascii="Century Gothic" w:eastAsia="Century Gothic" w:hAnsi="Century Gothic" w:cs="Century Gothic"/>
           <w:color w:val="666666"/>
           <w:sz w:val="18"/>
         </w:rPr>
-        <w:t>Microglia</w:t>
-      </w:r>
-      <w:proofErr w:type="spellEnd"/>
+        <w:t xml:space="preserve"> </w:t>
+      </w:r>
+    </w:p>
+    <w:p>
+      <w:pPr>
+        <w:spacing w:after="0" w:line="240" w:lineRule="auto"/>
+        <w:ind w:left="1436" w:right="0"/>
+        <w:jc w:val="left"/>
+      </w:pPr>
       <w:r>
         <w:rPr>
           <w:rFonts w:ascii="Century Gothic" w:eastAsia="Century Gothic" w:hAnsi="Century Gothic" w:cs="Century Gothic"/>
           <w:color w:val="666666"/>
           <w:sz w:val="18"/>
         </w:rPr>
-        <w:t xml:space="preserve">, signature APOE+/TREM2+/P2RY12-), contenait 393 noyaux provenant à 98,2% d'un SEUL donneur (Donor_865). Les 16 autres donneurs contribuaient à peine 7 noyaux au total. </w:t>
-      </w:r>
-    </w:p>
-    <w:p>
-      <w:pPr>
-        <w:spacing w:after="0" w:line="240" w:lineRule="auto"/>
-        <w:ind w:left="1441" w:right="0" w:firstLine="0"/>
-        <w:jc w:val="left"/>
-      </w:pPr>
-      <w:r>
-        <w:rPr>
-          <w:rFonts w:ascii="Century Gothic" w:eastAsia="Century Gothic" w:hAnsi="Century Gothic" w:cs="Century Gothic"/>
-          <w:color w:val="666666"/>
-          <w:sz w:val="18"/>
-        </w:rPr>
-        <w:t xml:space="preserve"> </w:t>
-      </w:r>
-    </w:p>
-    <w:p>
-      <w:pPr>
-        <w:spacing w:after="0" w:line="240" w:lineRule="auto"/>
-        <w:ind w:left="1436" w:right="0"/>
-        <w:jc w:val="left"/>
-      </w:pPr>
-      <w:r>
-        <w:rPr>
-          <w:rFonts w:ascii="Century Gothic" w:eastAsia="Century Gothic" w:hAnsi="Century Gothic" w:cs="Century Gothic"/>
-          <w:color w:val="666666"/>
-          <w:sz w:val="18"/>
-        </w:rPr>
-        <w:t xml:space="preserve">Décision méthodologique : Fusion avec le Cluster 5 (Microglie Homéostatique) pour former un macro-type 'Microglie' unifié (n=4 875 noyaux, 15 donneurs avec ≥20 cellules). Justification : L'approche pseudobulk exige un minimum de 5 donneurs par type cellulaire pour garantir des </w:t>
-      </w:r>
-      <w:proofErr w:type="spellStart"/>
-      <w:r>
-        <w:rPr>
-          <w:rFonts w:ascii="Century Gothic" w:eastAsia="Century Gothic" w:hAnsi="Century Gothic" w:cs="Century Gothic"/>
-          <w:color w:val="666666"/>
-          <w:sz w:val="18"/>
-        </w:rPr>
-        <w:t>réplicats</w:t>
-      </w:r>
-      <w:proofErr w:type="spellEnd"/>
-      <w:r>
-        <w:rPr>
-          <w:rFonts w:ascii="Century Gothic" w:eastAsia="Century Gothic" w:hAnsi="Century Gothic" w:cs="Century Gothic"/>
-          <w:color w:val="666666"/>
-          <w:sz w:val="18"/>
-        </w:rPr>
-        <w:t xml:space="preserve"> biologiques suffisants et éviter les artefacts individuels. Avec un seul donneur dominant, l'analyse différentielle sur 'Microglie DAM' aurait été statistiquement invalide (confondre effet pathologique et variation inter-individuelle). </w:t>
-      </w:r>
-    </w:p>
-    <w:p>
-      <w:pPr>
-        <w:spacing w:after="0" w:line="240" w:lineRule="auto"/>
-        <w:ind w:left="1441" w:right="0" w:firstLine="0"/>
-        <w:jc w:val="left"/>
-      </w:pPr>
-      <w:r>
-        <w:rPr>
-          <w:rFonts w:ascii="Century Gothic" w:eastAsia="Century Gothic" w:hAnsi="Century Gothic" w:cs="Century Gothic"/>
-          <w:color w:val="666666"/>
-          <w:sz w:val="18"/>
-        </w:rPr>
-        <w:t xml:space="preserve"> </w:t>
-      </w:r>
-    </w:p>
-    <w:p>
-      <w:pPr>
-        <w:spacing w:after="0" w:line="240" w:lineRule="auto"/>
-        <w:ind w:left="1436" w:right="0"/>
-        <w:jc w:val="left"/>
-      </w:pPr>
-      <w:r>
-        <w:rPr>
-          <w:rFonts w:ascii="Century Gothic" w:eastAsia="Century Gothic" w:hAnsi="Century Gothic" w:cs="Century Gothic"/>
-          <w:color w:val="666666"/>
-          <w:sz w:val="18"/>
-        </w:rPr>
-        <w:t xml:space="preserve">Conséquence biologique : Perte de granularité sur l'état d'activation </w:t>
-      </w:r>
-      <w:proofErr w:type="spellStart"/>
-      <w:r>
-        <w:rPr>
-          <w:rFonts w:ascii="Century Gothic" w:eastAsia="Century Gothic" w:hAnsi="Century Gothic" w:cs="Century Gothic"/>
-          <w:color w:val="666666"/>
-          <w:sz w:val="18"/>
-        </w:rPr>
-        <w:t>microglial</w:t>
-      </w:r>
-      <w:proofErr w:type="spellEnd"/>
-      <w:r>
-        <w:rPr>
-          <w:rFonts w:ascii="Century Gothic" w:eastAsia="Century Gothic" w:hAnsi="Century Gothic" w:cs="Century Gothic"/>
-          <w:color w:val="666666"/>
-          <w:sz w:val="18"/>
-        </w:rPr>
-        <w:t>. Les signatures DAM (inflammation, phagocytose) seront diluées dans le macro-type 'Microglie' unifié, réduisant potentiellement la sensibilité pour détecter des gènes spécifiques à l'activation pathologique.</w:t>
+        <w:t>Conséquence biologique : Perte de granularité sur l'état d'activation microglial. Les signatures DAM (inflammation, phagocytose) seront diluées dans le macro-type 'Microglie' unifié, réduisant potentiellement la sensibilité pour détecter des gènes spécifiques à l'activation pathologique.</w:t>
       </w:r>
       <w:r>
         <w:t xml:space="preserve"> </w:t>
@@ -10251,47 +9241,7 @@
         <w:ind w:left="-5" w:right="35"/>
       </w:pPr>
       <w:r>
-        <w:t>Les comptages UMI bruts (</w:t>
-      </w:r>
-      <w:proofErr w:type="spellStart"/>
-      <w:r>
-        <w:t>adata.layers</w:t>
-      </w:r>
-      <w:proofErr w:type="spellEnd"/>
-      <w:r>
-        <w:t>['</w:t>
-      </w:r>
-      <w:proofErr w:type="spellStart"/>
-      <w:r>
-        <w:t>counts</w:t>
-      </w:r>
-      <w:proofErr w:type="spellEnd"/>
-      <w:r>
-        <w:t>']) ont été agrégés (somme) par combinaison unique de (</w:t>
-      </w:r>
-      <w:proofErr w:type="spellStart"/>
-      <w:r>
-        <w:t>type_cellulaire</w:t>
-      </w:r>
-      <w:proofErr w:type="spellEnd"/>
-      <w:r>
-        <w:t xml:space="preserve">, donneur), créant des 'échantillons pseudobulk'. Par exemple, pour le type 'Microglie', les comptages de tous les noyaux </w:t>
-      </w:r>
-      <w:proofErr w:type="spellStart"/>
-      <w:r>
-        <w:t>microglials</w:t>
-      </w:r>
-      <w:proofErr w:type="spellEnd"/>
-      <w:r>
-        <w:t xml:space="preserve"> du Donor_865 ont été sommés pour créer un échantillon 'Microglia__Donor_865'. Cette agrégation transforme les données single-cell en format bulk, où chaque donneur devient un </w:t>
-      </w:r>
-      <w:proofErr w:type="spellStart"/>
-      <w:r>
-        <w:t>réplicat</w:t>
-      </w:r>
-      <w:proofErr w:type="spellEnd"/>
-      <w:r>
-        <w:t xml:space="preserve"> biologique indépendant. </w:t>
+        <w:t xml:space="preserve">Les comptages UMI bruts (adata.layers['counts']) ont été agrégés (somme) par combinaison unique de (type_cellulaire, donneur), créant des 'échantillons pseudobulk'. Par exemple, pour le type 'Microglie', les comptages de tous les noyaux microglials du Donor_865 ont été sommés pour créer un échantillon 'Microglia__Donor_865'. Cette agrégation transforme les données single-cell en format bulk, où chaque donneur devient un réplicat biologique indépendant. </w:t>
       </w:r>
     </w:p>
     <w:p>
@@ -10360,6 +9310,7 @@
         <w:jc w:val="left"/>
       </w:pPr>
       <w:r>
+        <w:lastRenderedPageBreak/>
         <w:t xml:space="preserve">5 donneurs (réplication biologique insuffisante) </w:t>
       </w:r>
     </w:p>
@@ -10369,87 +9320,7 @@
         <w:ind w:left="-5" w:right="35"/>
       </w:pPr>
       <w:r>
-        <w:t>3. Exclusion manuelle du macro-type '</w:t>
-      </w:r>
-      <w:proofErr w:type="spellStart"/>
-      <w:r>
-        <w:t>Unknown</w:t>
-      </w:r>
-      <w:proofErr w:type="spellEnd"/>
-      <w:r>
-        <w:t xml:space="preserve">/Low </w:t>
-      </w:r>
-      <w:proofErr w:type="spellStart"/>
-      <w:r>
-        <w:t>Quality</w:t>
-      </w:r>
-      <w:proofErr w:type="spellEnd"/>
-      <w:r>
-        <w:t>' (noyaux de mauvaise qualité, profils dégradés) Résultat final : 96 échantillons pseudobulk couvrant 7 types cellulaires robustes (</w:t>
-      </w:r>
-      <w:proofErr w:type="spellStart"/>
-      <w:r>
-        <w:t>Excitatory</w:t>
-      </w:r>
-      <w:proofErr w:type="spellEnd"/>
-      <w:r>
-        <w:t xml:space="preserve"> </w:t>
-      </w:r>
-      <w:proofErr w:type="spellStart"/>
-      <w:r>
-        <w:t>neuron</w:t>
-      </w:r>
-      <w:proofErr w:type="spellEnd"/>
-      <w:r>
-        <w:t xml:space="preserve">, </w:t>
-      </w:r>
-      <w:proofErr w:type="spellStart"/>
-      <w:r>
-        <w:t>Inhibitory</w:t>
-      </w:r>
-      <w:proofErr w:type="spellEnd"/>
-      <w:r>
-        <w:t xml:space="preserve"> </w:t>
-      </w:r>
-      <w:proofErr w:type="spellStart"/>
-      <w:r>
-        <w:t>neuron</w:t>
-      </w:r>
-      <w:proofErr w:type="spellEnd"/>
-      <w:r>
-        <w:t xml:space="preserve">, Oligodendrocyte/OPC, Astrocyte </w:t>
-      </w:r>
-      <w:proofErr w:type="spellStart"/>
-      <w:r>
-        <w:t>Homeostatic</w:t>
-      </w:r>
-      <w:proofErr w:type="spellEnd"/>
-      <w:r>
-        <w:t xml:space="preserve">, Astrocyte </w:t>
-      </w:r>
-      <w:proofErr w:type="spellStart"/>
-      <w:r>
-        <w:t>Reactive</w:t>
-      </w:r>
-      <w:proofErr w:type="spellEnd"/>
-      <w:r>
-        <w:t xml:space="preserve">, </w:t>
-      </w:r>
-      <w:proofErr w:type="spellStart"/>
-      <w:r>
-        <w:t>Microglia</w:t>
-      </w:r>
-      <w:proofErr w:type="spellEnd"/>
-      <w:r>
-        <w:t>, Support/</w:t>
-      </w:r>
-      <w:proofErr w:type="spellStart"/>
-      <w:r>
-        <w:t>Vascular</w:t>
-      </w:r>
-      <w:proofErr w:type="spellEnd"/>
-      <w:r>
-        <w:t xml:space="preserve">/Immune). </w:t>
+        <w:t xml:space="preserve">3. Exclusion manuelle du macro-type 'Unknown/Low Quality' (noyaux de mauvaise qualité, profils dégradés) Résultat final : 96 échantillons pseudobulk couvrant 7 types cellulaires robustes (Excitatory neuron, Inhibitory neuron, Oligodendrocyte/OPC, Astrocyte Homeostatic, Astrocyte Reactive, Microglia, Support/Vascular/Immune). </w:t>
       </w:r>
     </w:p>
     <w:p>
@@ -10508,51 +9379,22 @@
         <w:rPr>
           <w:lang w:val="en-US"/>
         </w:rPr>
-        <w:lastRenderedPageBreak/>
-        <w:t xml:space="preserve">Expression ~ sex + </w:t>
-      </w:r>
-      <w:proofErr w:type="spellStart"/>
-      <w:r>
+        <w:t xml:space="preserve">Expression ~ sex + genetic_ancestry + disease </w:t>
+      </w:r>
+    </w:p>
+    <w:p>
+      <w:pPr>
+        <w:spacing w:after="0" w:line="240" w:lineRule="auto"/>
+        <w:ind w:left="-5" w:right="35"/>
         <w:rPr>
           <w:lang w:val="en-US"/>
         </w:rPr>
-        <w:t>genetic_ancestry</w:t>
-      </w:r>
-      <w:proofErr w:type="spellEnd"/>
+      </w:pPr>
       <w:r>
         <w:rPr>
           <w:lang w:val="en-US"/>
         </w:rPr>
-        <w:t xml:space="preserve"> + disease </w:t>
-      </w:r>
-    </w:p>
-    <w:p>
-      <w:pPr>
-        <w:spacing w:after="0" w:line="240" w:lineRule="auto"/>
-        <w:ind w:left="-5" w:right="35"/>
-        <w:rPr>
-          <w:lang w:val="en-US"/>
-        </w:rPr>
-      </w:pPr>
-      <w:r>
-        <w:rPr>
-          <w:lang w:val="en-US"/>
-        </w:rPr>
-        <w:t xml:space="preserve"> </w:t>
-      </w:r>
-      <w:proofErr w:type="spellStart"/>
-      <w:r>
-        <w:rPr>
-          <w:lang w:val="en-US"/>
-        </w:rPr>
-        <w:t>où</w:t>
-      </w:r>
-      <w:proofErr w:type="spellEnd"/>
-      <w:r>
-        <w:rPr>
-          <w:lang w:val="en-US"/>
-        </w:rPr>
-        <w:t xml:space="preserve"> : </w:t>
+        <w:t xml:space="preserve"> où : </w:t>
       </w:r>
     </w:p>
     <w:p>
@@ -10564,29 +9406,8 @@
         <w:spacing w:after="0" w:line="240" w:lineRule="auto"/>
         <w:ind w:right="35" w:hanging="884"/>
       </w:pPr>
-      <w:proofErr w:type="spellStart"/>
-      <w:r>
-        <w:t>sex</w:t>
-      </w:r>
-      <w:proofErr w:type="spellEnd"/>
-      <w:r>
-        <w:t xml:space="preserve"> : Sexe biologique (male/</w:t>
-      </w:r>
-      <w:proofErr w:type="spellStart"/>
-      <w:r>
-        <w:t>female</w:t>
-      </w:r>
-      <w:proofErr w:type="spellEnd"/>
-      <w:r>
-        <w:t xml:space="preserve">) — </w:t>
-      </w:r>
-      <w:proofErr w:type="spellStart"/>
-      <w:r>
-        <w:t>covariable</w:t>
-      </w:r>
-      <w:proofErr w:type="spellEnd"/>
-      <w:r>
-        <w:t xml:space="preserve"> d'ajustement </w:t>
+      <w:r>
+        <w:t xml:space="preserve">sex : Sexe biologique (male/female) — covariable d'ajustement </w:t>
       </w:r>
     </w:p>
     <w:p>
@@ -10598,21 +9419,8 @@
         <w:spacing w:after="0" w:line="240" w:lineRule="auto"/>
         <w:ind w:right="35" w:hanging="884"/>
       </w:pPr>
-      <w:proofErr w:type="spellStart"/>
-      <w:r>
-        <w:t>genetic_ancestry</w:t>
-      </w:r>
-      <w:proofErr w:type="spellEnd"/>
-      <w:r>
-        <w:t xml:space="preserve"> : Ascendance génétique (European/East Asian/Asian) — </w:t>
-      </w:r>
-      <w:proofErr w:type="spellStart"/>
-      <w:r>
-        <w:t>covariable</w:t>
-      </w:r>
-      <w:proofErr w:type="spellEnd"/>
-      <w:r>
-        <w:t xml:space="preserve"> d'ajustement </w:t>
+      <w:r>
+        <w:t xml:space="preserve">genetic_ancestry : Ascendance génétique (European/East Asian/Asian) — covariable d'ajustement </w:t>
       </w:r>
     </w:p>
     <w:p>
@@ -10713,23 +9521,7 @@
         <w:ind w:right="35" w:hanging="884"/>
       </w:pPr>
       <w:r>
-        <w:t xml:space="preserve">p-value ajustée (FDR, méthode </w:t>
-      </w:r>
-      <w:proofErr w:type="spellStart"/>
-      <w:r>
-        <w:t>Benjamini-Hochberg</w:t>
-      </w:r>
-      <w:proofErr w:type="spellEnd"/>
-      <w:r>
-        <w:t xml:space="preserve">) : </w:t>
-      </w:r>
-      <w:proofErr w:type="spellStart"/>
-      <w:r>
-        <w:t>padj</w:t>
-      </w:r>
-      <w:proofErr w:type="spellEnd"/>
-      <w:r>
-        <w:t xml:space="preserve"> &lt; 0,05 </w:t>
+        <w:t xml:space="preserve">p-value ajustée (FDR, méthode Benjamini-Hochberg) : padj &lt; 0,05 </w:t>
       </w:r>
     </w:p>
     <w:p>
@@ -10741,13 +9533,8 @@
         <w:spacing w:after="0" w:line="240" w:lineRule="auto"/>
         <w:ind w:right="35" w:hanging="884"/>
       </w:pPr>
-      <w:proofErr w:type="spellStart"/>
-      <w:r>
-        <w:t>Fold</w:t>
-      </w:r>
-      <w:proofErr w:type="spellEnd"/>
-      <w:r>
-        <w:t xml:space="preserve">-change biologique minimum : |log2FC| &gt; 0,5 (soit FC &gt; 1,41 ou FC &lt; 0,71) </w:t>
+      <w:r>
+        <w:t xml:space="preserve">Fold-change biologique minimum : |log2FC| &gt; 0,5 (soit FC &gt; 1,41 ou FC &lt; 0,71) </w:t>
       </w:r>
     </w:p>
     <w:p>
@@ -10771,27 +9558,7 @@
           <w:color w:val="1A5490"/>
           <w:sz w:val="18"/>
         </w:rPr>
-        <w:t xml:space="preserve"> NOTE PÉDAGOGIQUE - Rôle des </w:t>
-      </w:r>
-      <w:proofErr w:type="spellStart"/>
-      <w:r>
-        <w:rPr>
-          <w:rFonts w:ascii="Century Gothic" w:eastAsia="Century Gothic" w:hAnsi="Century Gothic" w:cs="Century Gothic"/>
-          <w:b/>
-          <w:color w:val="1A5490"/>
-          <w:sz w:val="18"/>
-        </w:rPr>
-        <w:t>covariables</w:t>
-      </w:r>
-      <w:proofErr w:type="spellEnd"/>
-      <w:r>
-        <w:rPr>
-          <w:rFonts w:ascii="Century Gothic" w:eastAsia="Century Gothic" w:hAnsi="Century Gothic" w:cs="Century Gothic"/>
-          <w:b/>
-          <w:color w:val="1A5490"/>
-          <w:sz w:val="18"/>
-        </w:rPr>
-        <w:t xml:space="preserve"> d'ajustement dans le modèle DESeq2 </w:t>
+        <w:t xml:space="preserve"> NOTE PÉDAGOGIQUE - Rôle des covariables d'ajustement dans le modèle DESeq2 </w:t>
       </w:r>
       <w:r>
         <w:rPr>
@@ -10799,119 +9566,65 @@
           <w:color w:val="1A5490"/>
           <w:sz w:val="18"/>
         </w:rPr>
-        <w:t>Pourquoi inclure '</w:t>
-      </w:r>
-      <w:proofErr w:type="spellStart"/>
+        <w:t xml:space="preserve">Pourquoi inclure 'sex' et 'genetic_ancestry' dans le modèle ? </w:t>
+      </w:r>
+    </w:p>
+    <w:p>
+      <w:pPr>
+        <w:spacing w:after="0" w:line="240" w:lineRule="auto"/>
+        <w:ind w:left="1441" w:right="0" w:firstLine="0"/>
+        <w:jc w:val="left"/>
+      </w:pPr>
       <w:r>
         <w:rPr>
           <w:rFonts w:ascii="Century Gothic" w:eastAsia="Century Gothic" w:hAnsi="Century Gothic" w:cs="Century Gothic"/>
           <w:color w:val="1A5490"/>
           <w:sz w:val="18"/>
         </w:rPr>
-        <w:t>sex</w:t>
-      </w:r>
-      <w:proofErr w:type="spellEnd"/>
+        <w:t xml:space="preserve"> </w:t>
+      </w:r>
+    </w:p>
+    <w:p>
+      <w:pPr>
+        <w:spacing w:after="0" w:line="240" w:lineRule="auto"/>
+        <w:ind w:left="1436" w:right="21"/>
+        <w:jc w:val="left"/>
+      </w:pPr>
       <w:r>
         <w:rPr>
           <w:rFonts w:ascii="Century Gothic" w:eastAsia="Century Gothic" w:hAnsi="Century Gothic" w:cs="Century Gothic"/>
           <w:color w:val="1A5490"/>
           <w:sz w:val="18"/>
         </w:rPr>
-        <w:t>' et '</w:t>
-      </w:r>
-      <w:proofErr w:type="spellStart"/>
+        <w:t xml:space="preserve">Sans ajustement, si les groupes AD et CTRL diffèrent systématiquement en termes de sexe (ex: AD=70% hommes, CTRL=50% hommes), les DEGs identifiés pourraient refléter des différences liées au SEXE plutôt qu'à la PATHOLOGIE. Le modèle DESeq2 'nettoie' statistiquement l'effet du sexe et de l'ascendance AVANT de calculer l'effet de la maladie. On obtient ainsi l'effet 'pur' de AD vs CTRL, indépendant des biais démographiques. </w:t>
+      </w:r>
+    </w:p>
+    <w:p>
+      <w:pPr>
+        <w:spacing w:after="0" w:line="240" w:lineRule="auto"/>
+        <w:ind w:left="1441" w:right="0" w:firstLine="0"/>
+        <w:jc w:val="left"/>
+      </w:pPr>
       <w:r>
         <w:rPr>
           <w:rFonts w:ascii="Century Gothic" w:eastAsia="Century Gothic" w:hAnsi="Century Gothic" w:cs="Century Gothic"/>
           <w:color w:val="1A5490"/>
           <w:sz w:val="18"/>
         </w:rPr>
-        <w:t>genetic_ancestry</w:t>
-      </w:r>
-      <w:proofErr w:type="spellEnd"/>
+        <w:t xml:space="preserve"> </w:t>
+      </w:r>
+    </w:p>
+    <w:p>
+      <w:pPr>
+        <w:spacing w:after="0" w:line="240" w:lineRule="auto"/>
+        <w:ind w:left="1436" w:right="510"/>
+      </w:pPr>
       <w:r>
         <w:rPr>
           <w:rFonts w:ascii="Century Gothic" w:eastAsia="Century Gothic" w:hAnsi="Century Gothic" w:cs="Century Gothic"/>
           <w:color w:val="1A5490"/>
           <w:sz w:val="18"/>
         </w:rPr>
-        <w:t xml:space="preserve">' dans le modèle ? </w:t>
-      </w:r>
-    </w:p>
-    <w:p>
-      <w:pPr>
-        <w:spacing w:after="0" w:line="240" w:lineRule="auto"/>
-        <w:ind w:left="1441" w:right="0" w:firstLine="0"/>
-        <w:jc w:val="left"/>
-      </w:pPr>
-      <w:r>
-        <w:rPr>
-          <w:rFonts w:ascii="Century Gothic" w:eastAsia="Century Gothic" w:hAnsi="Century Gothic" w:cs="Century Gothic"/>
-          <w:color w:val="1A5490"/>
-          <w:sz w:val="18"/>
-        </w:rPr>
-        <w:t xml:space="preserve"> </w:t>
-      </w:r>
-    </w:p>
-    <w:p>
-      <w:pPr>
-        <w:spacing w:after="0" w:line="240" w:lineRule="auto"/>
-        <w:ind w:left="1436" w:right="21"/>
-        <w:jc w:val="left"/>
-      </w:pPr>
-      <w:r>
-        <w:rPr>
-          <w:rFonts w:ascii="Century Gothic" w:eastAsia="Century Gothic" w:hAnsi="Century Gothic" w:cs="Century Gothic"/>
-          <w:color w:val="1A5490"/>
-          <w:sz w:val="18"/>
-        </w:rPr>
-        <w:t xml:space="preserve">Sans ajustement, si les groupes AD et CTRL diffèrent systématiquement en termes de sexe (ex: AD=70% hommes, CTRL=50% hommes), les DEGs identifiés pourraient refléter des différences liées au SEXE plutôt qu'à la PATHOLOGIE. Le modèle DESeq2 'nettoie' statistiquement l'effet du sexe et de l'ascendance AVANT de calculer l'effet de la maladie. On obtient ainsi l'effet 'pur' </w:t>
-      </w:r>
-      <w:proofErr w:type="gramStart"/>
-      <w:r>
-        <w:rPr>
-          <w:rFonts w:ascii="Century Gothic" w:eastAsia="Century Gothic" w:hAnsi="Century Gothic" w:cs="Century Gothic"/>
-          <w:color w:val="1A5490"/>
-          <w:sz w:val="18"/>
-        </w:rPr>
-        <w:t>de AD</w:t>
-      </w:r>
-      <w:proofErr w:type="gramEnd"/>
-      <w:r>
-        <w:rPr>
-          <w:rFonts w:ascii="Century Gothic" w:eastAsia="Century Gothic" w:hAnsi="Century Gothic" w:cs="Century Gothic"/>
-          <w:color w:val="1A5490"/>
-          <w:sz w:val="18"/>
-        </w:rPr>
-        <w:t xml:space="preserve"> vs CTRL, indépendant des biais démographiques. </w:t>
-      </w:r>
-    </w:p>
-    <w:p>
-      <w:pPr>
-        <w:spacing w:after="0" w:line="240" w:lineRule="auto"/>
-        <w:ind w:left="1441" w:right="0" w:firstLine="0"/>
-        <w:jc w:val="left"/>
-      </w:pPr>
-      <w:r>
-        <w:rPr>
-          <w:rFonts w:ascii="Century Gothic" w:eastAsia="Century Gothic" w:hAnsi="Century Gothic" w:cs="Century Gothic"/>
-          <w:color w:val="1A5490"/>
-          <w:sz w:val="18"/>
-        </w:rPr>
-        <w:t xml:space="preserve"> </w:t>
-      </w:r>
-    </w:p>
-    <w:p>
-      <w:pPr>
-        <w:spacing w:after="0" w:line="240" w:lineRule="auto"/>
-        <w:ind w:left="1436" w:right="510"/>
-      </w:pPr>
-      <w:r>
-        <w:rPr>
-          <w:rFonts w:ascii="Century Gothic" w:eastAsia="Century Gothic" w:hAnsi="Century Gothic" w:cs="Century Gothic"/>
-          <w:color w:val="1A5490"/>
-          <w:sz w:val="18"/>
-        </w:rPr>
         <w:t>Analogie : Imaginez mesurer l'effet d'un médicament sur la tension artérielle, mais vos groupes traité/placebo ont des âges différents. Vous devez 'contrôler pour l'âge' dans votre analyse statistique pour isoler l'effet réel du médicament.</w:t>
       </w:r>
       <w:r>
@@ -10984,6 +9697,7 @@
         <w:ind w:left="483" w:hanging="498"/>
       </w:pPr>
       <w:r>
+        <w:lastRenderedPageBreak/>
         <w:t xml:space="preserve">Composition cellulaire du DLPFC </w:t>
       </w:r>
     </w:p>
@@ -11006,7 +9720,6 @@
         <w:rPr>
           <w:noProof/>
         </w:rPr>
-        <w:lastRenderedPageBreak/>
         <w:drawing>
           <wp:inline distT="0" distB="0" distL="0" distR="0" wp14:anchorId="61E72894" wp14:editId="7C0C8F3A">
             <wp:extent cx="5485765" cy="4361815"/>
@@ -11072,6 +9785,7 @@
         <w:rPr>
           <w:noProof/>
         </w:rPr>
+        <w:lastRenderedPageBreak/>
         <w:drawing>
           <wp:inline distT="0" distB="0" distL="0" distR="0" wp14:anchorId="08DF9FA1" wp14:editId="05FBAB33">
             <wp:extent cx="5029073" cy="3091180"/>
@@ -11134,7 +9848,6 @@
         <w:ind w:left="483" w:hanging="498"/>
       </w:pPr>
       <w:r>
-        <w:lastRenderedPageBreak/>
         <w:t xml:space="preserve">Gènes différentiellement exprimés (DEGs) </w:t>
       </w:r>
     </w:p>
@@ -11184,15 +9897,7 @@
         <w:ind w:left="-5" w:right="35"/>
       </w:pPr>
       <w:r>
-        <w:t xml:space="preserve">Les résultats quantitatifs présentés ci-dessous (nombres de DEGs, log2FC, </w:t>
-      </w:r>
-      <w:proofErr w:type="spellStart"/>
-      <w:r>
-        <w:t>padj</w:t>
-      </w:r>
-      <w:proofErr w:type="spellEnd"/>
-      <w:r>
-        <w:t xml:space="preserve">) sont basés sur une analyse R/DESeq2 complète mais DOIVENT être considérés comme préliminaires. L'interprétation biologique (signatures inflammatoires, dysfonction synaptique) est robuste et cohérente avec la littérature, mais les valeurs numériques exactes sont limitées par la taille réduite de la cohorte, en particulier pour la maladie de Parkinson (PD, n=3). </w:t>
+        <w:t xml:space="preserve">Les résultats quantitatifs présentés ci-dessous (nombres de DEGs, log2FC, padj) sont basés sur une analyse R/DESeq2 complète mais DOIVENT être considérés comme préliminaires. L'interprétation biologique (signatures inflammatoires, dysfonction synaptique) est robuste et cohérente avec la littérature, mais les valeurs numériques exactes sont limitées par la taille réduite de la cohorte, en particulier pour la maladie de Parkinson (PD, n=3). </w:t>
       </w:r>
     </w:p>
     <w:p>
@@ -11378,21 +10083,12 @@
               <w:ind w:left="0" w:right="0" w:firstLine="0"/>
               <w:jc w:val="left"/>
             </w:pPr>
-            <w:proofErr w:type="spellStart"/>
             <w:r>
               <w:rPr>
                 <w:b/>
                 <w:sz w:val="22"/>
               </w:rPr>
-              <w:t>Signif</w:t>
-            </w:r>
-            <w:proofErr w:type="spellEnd"/>
-            <w:r>
-              <w:rPr>
-                <w:b/>
-                <w:sz w:val="22"/>
-              </w:rPr>
-              <w:t xml:space="preserve">. </w:t>
+              <w:t xml:space="preserve">Signif. </w:t>
             </w:r>
           </w:p>
           <w:p>
@@ -11468,7 +10164,6 @@
               <w:ind w:left="0" w:right="0" w:firstLine="0"/>
               <w:jc w:val="left"/>
             </w:pPr>
-            <w:proofErr w:type="spellStart"/>
             <w:r>
               <w:rPr>
                 <w:b/>
@@ -11476,7 +10171,6 @@
               </w:rPr>
               <w:t>Astrocyte.Homeostatic</w:t>
             </w:r>
-            <w:proofErr w:type="spellEnd"/>
             <w:r>
               <w:rPr>
                 <w:b/>
@@ -11501,14 +10195,12 @@
               <w:spacing w:after="0" w:line="240" w:lineRule="auto"/>
               <w:ind w:left="1" w:right="0" w:firstLine="0"/>
             </w:pPr>
-            <w:proofErr w:type="spellStart"/>
             <w:r>
               <w:rPr>
                 <w:sz w:val="22"/>
               </w:rPr>
               <w:t>AD_vs_CTRL</w:t>
             </w:r>
-            <w:proofErr w:type="spellEnd"/>
             <w:r>
               <w:t xml:space="preserve"> </w:t>
             </w:r>
@@ -11659,7 +10351,6 @@
               <w:ind w:left="0" w:right="0" w:firstLine="0"/>
               <w:jc w:val="left"/>
             </w:pPr>
-            <w:proofErr w:type="spellStart"/>
             <w:r>
               <w:rPr>
                 <w:b/>
@@ -11667,7 +10358,6 @@
               </w:rPr>
               <w:t>Astrocyte.Homeostatic</w:t>
             </w:r>
-            <w:proofErr w:type="spellEnd"/>
             <w:r>
               <w:rPr>
                 <w:b/>
@@ -11691,14 +10381,12 @@
               <w:spacing w:after="0" w:line="240" w:lineRule="auto"/>
               <w:ind w:left="1" w:right="0" w:firstLine="0"/>
             </w:pPr>
-            <w:proofErr w:type="spellStart"/>
             <w:r>
               <w:rPr>
                 <w:sz w:val="22"/>
               </w:rPr>
               <w:t>PD_vs_CTRL</w:t>
             </w:r>
-            <w:proofErr w:type="spellEnd"/>
             <w:r>
               <w:t xml:space="preserve"> </w:t>
             </w:r>
@@ -11846,7 +10534,6 @@
               <w:ind w:left="0" w:right="0" w:firstLine="0"/>
               <w:jc w:val="left"/>
             </w:pPr>
-            <w:proofErr w:type="spellStart"/>
             <w:r>
               <w:rPr>
                 <w:b/>
@@ -11854,7 +10541,6 @@
               </w:rPr>
               <w:t>Astrocyte.Reactive</w:t>
             </w:r>
-            <w:proofErr w:type="spellEnd"/>
             <w:r>
               <w:rPr>
                 <w:b/>
@@ -11879,14 +10565,12 @@
               <w:spacing w:after="0" w:line="240" w:lineRule="auto"/>
               <w:ind w:left="1" w:right="0" w:firstLine="0"/>
             </w:pPr>
-            <w:proofErr w:type="spellStart"/>
             <w:r>
               <w:rPr>
                 <w:sz w:val="22"/>
               </w:rPr>
               <w:t>AD_vs_CTRL</w:t>
             </w:r>
-            <w:proofErr w:type="spellEnd"/>
             <w:r>
               <w:t xml:space="preserve"> </w:t>
             </w:r>
@@ -12037,7 +10721,6 @@
               <w:ind w:left="0" w:right="0" w:firstLine="0"/>
               <w:jc w:val="left"/>
             </w:pPr>
-            <w:proofErr w:type="spellStart"/>
             <w:r>
               <w:rPr>
                 <w:b/>
@@ -12045,7 +10728,6 @@
               </w:rPr>
               <w:t>Excitatory.neuron</w:t>
             </w:r>
-            <w:proofErr w:type="spellEnd"/>
             <w:r>
               <w:rPr>
                 <w:b/>
@@ -12069,14 +10751,12 @@
               <w:spacing w:after="0" w:line="240" w:lineRule="auto"/>
               <w:ind w:left="1" w:right="0" w:firstLine="0"/>
             </w:pPr>
-            <w:proofErr w:type="spellStart"/>
             <w:r>
               <w:rPr>
                 <w:sz w:val="22"/>
               </w:rPr>
               <w:t>AD_vs_CTRL</w:t>
             </w:r>
-            <w:proofErr w:type="spellEnd"/>
             <w:r>
               <w:t xml:space="preserve"> </w:t>
             </w:r>
@@ -12224,15 +10904,14 @@
               <w:ind w:left="0" w:right="0" w:firstLine="0"/>
               <w:jc w:val="left"/>
             </w:pPr>
-            <w:proofErr w:type="spellStart"/>
             <w:r>
               <w:rPr>
                 <w:b/>
                 <w:sz w:val="22"/>
               </w:rPr>
+              <w:lastRenderedPageBreak/>
               <w:t>Excitatory.neuron</w:t>
             </w:r>
-            <w:proofErr w:type="spellEnd"/>
             <w:r>
               <w:rPr>
                 <w:b/>
@@ -12257,14 +10936,12 @@
               <w:spacing w:after="0" w:line="240" w:lineRule="auto"/>
               <w:ind w:left="1" w:right="0" w:firstLine="0"/>
             </w:pPr>
-            <w:proofErr w:type="spellStart"/>
             <w:r>
               <w:rPr>
                 <w:sz w:val="22"/>
               </w:rPr>
               <w:t>PD_vs_CTRL</w:t>
             </w:r>
-            <w:proofErr w:type="spellEnd"/>
             <w:r>
               <w:t xml:space="preserve"> </w:t>
             </w:r>
@@ -12415,7 +11092,6 @@
               <w:ind w:left="0" w:right="0" w:firstLine="0"/>
               <w:jc w:val="left"/>
             </w:pPr>
-            <w:proofErr w:type="spellStart"/>
             <w:r>
               <w:rPr>
                 <w:b/>
@@ -12423,7 +11099,6 @@
               </w:rPr>
               <w:t>Inhibitory.neuron</w:t>
             </w:r>
-            <w:proofErr w:type="spellEnd"/>
             <w:r>
               <w:rPr>
                 <w:b/>
@@ -12447,14 +11122,12 @@
               <w:spacing w:after="0" w:line="240" w:lineRule="auto"/>
               <w:ind w:left="1" w:right="0" w:firstLine="0"/>
             </w:pPr>
-            <w:proofErr w:type="spellStart"/>
             <w:r>
               <w:rPr>
                 <w:sz w:val="22"/>
               </w:rPr>
               <w:t>AD_vs_CTRL</w:t>
             </w:r>
-            <w:proofErr w:type="spellEnd"/>
             <w:r>
               <w:t xml:space="preserve"> </w:t>
             </w:r>
@@ -12602,7 +11275,6 @@
               <w:ind w:left="0" w:right="0" w:firstLine="0"/>
               <w:jc w:val="left"/>
             </w:pPr>
-            <w:proofErr w:type="spellStart"/>
             <w:r>
               <w:rPr>
                 <w:b/>
@@ -12610,7 +11282,6 @@
               </w:rPr>
               <w:t>Inhibitory.neuron</w:t>
             </w:r>
-            <w:proofErr w:type="spellEnd"/>
             <w:r>
               <w:rPr>
                 <w:b/>
@@ -12635,14 +11306,12 @@
               <w:spacing w:after="0" w:line="240" w:lineRule="auto"/>
               <w:ind w:left="1" w:right="0" w:firstLine="0"/>
             </w:pPr>
-            <w:proofErr w:type="spellStart"/>
             <w:r>
               <w:rPr>
                 <w:sz w:val="22"/>
               </w:rPr>
               <w:t>PD_vs_CTRL</w:t>
             </w:r>
-            <w:proofErr w:type="spellEnd"/>
             <w:r>
               <w:t xml:space="preserve"> </w:t>
             </w:r>
@@ -12793,7 +11462,6 @@
               <w:ind w:left="0" w:right="0" w:firstLine="0"/>
               <w:jc w:val="left"/>
             </w:pPr>
-            <w:proofErr w:type="spellStart"/>
             <w:r>
               <w:rPr>
                 <w:b/>
@@ -12801,7 +11469,6 @@
               </w:rPr>
               <w:t>Microglia</w:t>
             </w:r>
-            <w:proofErr w:type="spellEnd"/>
             <w:r>
               <w:rPr>
                 <w:b/>
@@ -12825,14 +11492,12 @@
               <w:spacing w:after="0" w:line="240" w:lineRule="auto"/>
               <w:ind w:left="1" w:right="0" w:firstLine="0"/>
             </w:pPr>
-            <w:proofErr w:type="spellStart"/>
             <w:r>
               <w:rPr>
                 <w:sz w:val="22"/>
               </w:rPr>
               <w:t>AD_vs_CTRL</w:t>
             </w:r>
-            <w:proofErr w:type="spellEnd"/>
             <w:r>
               <w:t xml:space="preserve"> </w:t>
             </w:r>
@@ -12980,7 +11645,6 @@
               <w:ind w:left="0" w:right="0" w:firstLine="0"/>
               <w:jc w:val="left"/>
             </w:pPr>
-            <w:proofErr w:type="spellStart"/>
             <w:r>
               <w:rPr>
                 <w:b/>
@@ -12988,7 +11652,6 @@
               </w:rPr>
               <w:t>Microglia</w:t>
             </w:r>
-            <w:proofErr w:type="spellEnd"/>
             <w:r>
               <w:rPr>
                 <w:b/>
@@ -13013,14 +11676,12 @@
               <w:spacing w:after="0" w:line="240" w:lineRule="auto"/>
               <w:ind w:left="1" w:right="0" w:firstLine="0"/>
             </w:pPr>
-            <w:proofErr w:type="spellStart"/>
             <w:r>
               <w:rPr>
                 <w:sz w:val="22"/>
               </w:rPr>
               <w:t>PD_vs_CTRL</w:t>
             </w:r>
-            <w:proofErr w:type="spellEnd"/>
             <w:r>
               <w:t xml:space="preserve"> </w:t>
             </w:r>
@@ -13171,7 +11832,6 @@
               <w:ind w:left="0" w:right="0" w:firstLine="0"/>
               <w:jc w:val="left"/>
             </w:pPr>
-            <w:proofErr w:type="spellStart"/>
             <w:r>
               <w:rPr>
                 <w:b/>
@@ -13179,7 +11839,6 @@
               </w:rPr>
               <w:t>Oligodendrocyte.OPC</w:t>
             </w:r>
-            <w:proofErr w:type="spellEnd"/>
             <w:r>
               <w:rPr>
                 <w:b/>
@@ -13203,14 +11862,12 @@
               <w:spacing w:after="0" w:line="240" w:lineRule="auto"/>
               <w:ind w:left="1" w:right="0" w:firstLine="0"/>
             </w:pPr>
-            <w:proofErr w:type="spellStart"/>
             <w:r>
               <w:rPr>
                 <w:sz w:val="22"/>
               </w:rPr>
               <w:t>AD_vs_CTRL</w:t>
             </w:r>
-            <w:proofErr w:type="spellEnd"/>
             <w:r>
               <w:t xml:space="preserve"> </w:t>
             </w:r>
@@ -13358,16 +12015,13 @@
               <w:ind w:left="0" w:right="0" w:firstLine="0"/>
               <w:jc w:val="left"/>
             </w:pPr>
-            <w:proofErr w:type="spellStart"/>
             <w:r>
               <w:rPr>
                 <w:b/>
                 <w:sz w:val="22"/>
               </w:rPr>
-              <w:lastRenderedPageBreak/>
               <w:t>Oligodendrocyte.OPC</w:t>
             </w:r>
-            <w:proofErr w:type="spellEnd"/>
             <w:r>
               <w:rPr>
                 <w:b/>
@@ -13392,14 +12046,12 @@
               <w:spacing w:after="0" w:line="240" w:lineRule="auto"/>
               <w:ind w:left="1" w:right="0" w:firstLine="0"/>
             </w:pPr>
-            <w:proofErr w:type="spellStart"/>
             <w:r>
               <w:rPr>
                 <w:sz w:val="22"/>
               </w:rPr>
               <w:t>PD_vs_CTRL</w:t>
             </w:r>
-            <w:proofErr w:type="spellEnd"/>
             <w:r>
               <w:t xml:space="preserve"> </w:t>
             </w:r>
@@ -13549,7 +12201,6 @@
               <w:spacing w:after="0" w:line="240" w:lineRule="auto"/>
               <w:ind w:left="0" w:right="0" w:firstLine="0"/>
             </w:pPr>
-            <w:proofErr w:type="spellStart"/>
             <w:r>
               <w:rPr>
                 <w:b/>
@@ -13557,7 +12208,6 @@
               </w:rPr>
               <w:t>Support.Vascular.Immune</w:t>
             </w:r>
-            <w:proofErr w:type="spellEnd"/>
             <w:r>
               <w:rPr>
                 <w:b/>
@@ -13581,14 +12231,12 @@
               <w:spacing w:after="0" w:line="240" w:lineRule="auto"/>
               <w:ind w:left="1" w:right="0" w:firstLine="0"/>
             </w:pPr>
-            <w:proofErr w:type="spellStart"/>
             <w:r>
               <w:rPr>
                 <w:sz w:val="22"/>
               </w:rPr>
               <w:t>AD_vs_CTRL</w:t>
             </w:r>
-            <w:proofErr w:type="spellEnd"/>
             <w:r>
               <w:t xml:space="preserve"> </w:t>
             </w:r>
@@ -13735,7 +12383,6 @@
               <w:spacing w:after="0" w:line="240" w:lineRule="auto"/>
               <w:ind w:left="0" w:right="0" w:firstLine="0"/>
             </w:pPr>
-            <w:proofErr w:type="spellStart"/>
             <w:r>
               <w:rPr>
                 <w:b/>
@@ -13743,7 +12390,6 @@
               </w:rPr>
               <w:t>Support.Vascular.Immune</w:t>
             </w:r>
-            <w:proofErr w:type="spellEnd"/>
             <w:r>
               <w:rPr>
                 <w:b/>
@@ -13768,14 +12414,12 @@
               <w:spacing w:after="0" w:line="240" w:lineRule="auto"/>
               <w:ind w:left="1" w:right="0" w:firstLine="0"/>
             </w:pPr>
-            <w:proofErr w:type="spellStart"/>
             <w:r>
               <w:rPr>
                 <w:sz w:val="22"/>
               </w:rPr>
               <w:t>PD_vs_CTRL</w:t>
             </w:r>
-            <w:proofErr w:type="spellEnd"/>
             <w:r>
               <w:t xml:space="preserve"> </w:t>
             </w:r>
@@ -13952,15 +12596,7 @@
         <w:ind w:right="35"/>
       </w:pPr>
       <w:r>
-        <w:t>Le cluster Support/</w:t>
-      </w:r>
-      <w:proofErr w:type="spellStart"/>
-      <w:r>
-        <w:t>Vascular</w:t>
-      </w:r>
-      <w:proofErr w:type="spellEnd"/>
-      <w:r>
-        <w:t xml:space="preserve">/Immune présente le signal le plus robuste, avec au moins un gène significatif (FDR&lt;0,05) et plusieurs gènes en forte tendance (P&lt;0,01), suggérant une perturbation de la barrière hémato-encéphalique et de l'environnement vasculaire dans l'AD. • La microglie montre un ensemble de gènes en tendance mais aucun gène ne franchit le seuil de FDR&lt;0,05 dans cette cohorte réduite, illustrant la forte hétérogénéité inter-individuelle des réponses inflammatoires. </w:t>
+        <w:t xml:space="preserve">Le cluster Support/Vascular/Immune présente le signal le plus robuste, avec au moins un gène significatif (FDR&lt;0,05) et plusieurs gènes en forte tendance (P&lt;0,01), suggérant une perturbation de la barrière hémato-encéphalique et de l'environnement vasculaire dans l'AD. • La microglie montre un ensemble de gènes en tendance mais aucun gène ne franchit le seuil de FDR&lt;0,05 dans cette cohorte réduite, illustrant la forte hétérogénéité inter-individuelle des réponses inflammatoires. </w:t>
       </w:r>
     </w:p>
     <w:p>
@@ -13986,6 +12622,7 @@
         <w:rPr>
           <w:noProof/>
         </w:rPr>
+        <w:lastRenderedPageBreak/>
         <w:drawing>
           <wp:inline distT="0" distB="0" distL="0" distR="0" wp14:anchorId="22E3707D" wp14:editId="0A5F1E4A">
             <wp:extent cx="5028692" cy="4191000"/>
@@ -14035,55 +12672,7 @@
           <w:i/>
           <w:sz w:val="20"/>
         </w:rPr>
-        <w:t xml:space="preserve">Figure 12. </w:t>
-      </w:r>
-      <w:proofErr w:type="spellStart"/>
-      <w:r>
-        <w:rPr>
-          <w:i/>
-          <w:sz w:val="20"/>
-        </w:rPr>
-        <w:t>Volcano</w:t>
-      </w:r>
-      <w:proofErr w:type="spellEnd"/>
-      <w:r>
-        <w:rPr>
-          <w:i/>
-          <w:sz w:val="20"/>
-        </w:rPr>
-        <w:t xml:space="preserve"> plot du cluster Support/</w:t>
-      </w:r>
-      <w:proofErr w:type="spellStart"/>
-      <w:r>
-        <w:rPr>
-          <w:i/>
-          <w:sz w:val="20"/>
-        </w:rPr>
-        <w:t>Vascular</w:t>
-      </w:r>
-      <w:proofErr w:type="spellEnd"/>
-      <w:r>
-        <w:rPr>
-          <w:i/>
-          <w:sz w:val="20"/>
-        </w:rPr>
-        <w:t xml:space="preserve">/Immune (AD vs CTRL). Le point rouge identifie le </w:t>
-      </w:r>
-      <w:proofErr w:type="spellStart"/>
-      <w:r>
-        <w:rPr>
-          <w:i/>
-          <w:sz w:val="20"/>
-        </w:rPr>
-        <w:t>lncRNA</w:t>
-      </w:r>
-      <w:proofErr w:type="spellEnd"/>
-      <w:r>
-        <w:rPr>
-          <w:i/>
-          <w:sz w:val="20"/>
-        </w:rPr>
-        <w:t xml:space="preserve"> MEG3 significativement sous-exprimé (FDR &lt; 0,05), tandis que les points oranges (P &lt; 0,01) correspondent à des gènes montrant une forte tendance biologique.</w:t>
+        <w:t>Figure 12. Volcano plot du cluster Support/Vascular/Immune (AD vs CTRL). Le point rouge identifie le lncRNA MEG3 significativement sous-exprimé (FDR &lt; 0,05), tandis que les points oranges (P &lt; 0,01) correspondent à des gènes montrant une forte tendance biologique.</w:t>
       </w:r>
       <w:r>
         <w:t xml:space="preserve"> </w:t>
@@ -14149,23 +12738,7 @@
           <w:i/>
           <w:sz w:val="20"/>
         </w:rPr>
-        <w:t>Figure 13. Top 15 des gènes les plus dérégulés (|log2FC|) dans le cluster Support/</w:t>
-      </w:r>
-      <w:proofErr w:type="spellStart"/>
-      <w:r>
-        <w:rPr>
-          <w:i/>
-          <w:sz w:val="20"/>
-        </w:rPr>
-        <w:t>Vascular</w:t>
-      </w:r>
-      <w:proofErr w:type="spellEnd"/>
-      <w:r>
-        <w:rPr>
-          <w:i/>
-          <w:sz w:val="20"/>
-        </w:rPr>
-        <w:t>/Immune (AD vs CTRL). Les barres rouges indiquent les gènes surexprimés, les barres bleues ceux sous-exprimés, avec MEG3 parmi les gènes les plus fortement diminués.</w:t>
+        <w:t>Figure 13. Top 15 des gènes les plus dérégulés (|log2FC|) dans le cluster Support/Vascular/Immune (AD vs CTRL). Les barres rouges indiquent les gènes surexprimés, les barres bleues ceux sous-exprimés, avec MEG3 parmi les gènes les plus fortement diminués.</w:t>
       </w:r>
       <w:r>
         <w:t xml:space="preserve"> </w:t>
@@ -14292,23 +12865,7 @@
           <w:i/>
           <w:sz w:val="20"/>
         </w:rPr>
-        <w:t xml:space="preserve">Figure 14. </w:t>
-      </w:r>
-      <w:proofErr w:type="spellStart"/>
-      <w:r>
-        <w:rPr>
-          <w:i/>
-          <w:sz w:val="20"/>
-        </w:rPr>
-        <w:t>Volcano</w:t>
-      </w:r>
-      <w:proofErr w:type="spellEnd"/>
-      <w:r>
-        <w:rPr>
-          <w:i/>
-          <w:sz w:val="20"/>
-        </w:rPr>
-        <w:t xml:space="preserve"> plot de l'analyse différentielle Microglie (AD vs CTRL). L'absence de points rouges (FDR&lt;0,05) illustre la faible puissance statistique et l'hétérogénéité inter-individuelle, tandis que la zone orange (P&lt;0,01) met en évidence un ensemble de gènes candidats potentiellement impliqués dans la réponse microgliale.</w:t>
+        <w:t>Figure 14. Volcano plot de l'analyse différentielle Microglie (AD vs CTRL). L'absence de points rouges (FDR&lt;0,05) illustre la faible puissance statistique et l'hétérogénéité inter-individuelle, tandis que la zone orange (P&lt;0,01) met en évidence un ensemble de gènes candidats potentiellement impliqués dans la réponse microgliale.</w:t>
       </w:r>
       <w:r>
         <w:t xml:space="preserve"> </w:t>
@@ -14327,27 +12884,7 @@
           <w:color w:val="FF8C00"/>
           <w:sz w:val="22"/>
         </w:rPr>
-        <w:t xml:space="preserve">[FIGURE 15 À INSÉRER : </w:t>
-      </w:r>
-      <w:proofErr w:type="spellStart"/>
-      <w:r>
-        <w:rPr>
-          <w:b/>
-          <w:i/>
-          <w:color w:val="FF8C00"/>
-          <w:sz w:val="22"/>
-        </w:rPr>
-        <w:t>Heatmap</w:t>
-      </w:r>
-      <w:proofErr w:type="spellEnd"/>
-      <w:r>
-        <w:rPr>
-          <w:b/>
-          <w:i/>
-          <w:color w:val="FF8C00"/>
-          <w:sz w:val="22"/>
-        </w:rPr>
-        <w:t xml:space="preserve"> Top DEGs neuronaux]</w:t>
+        <w:t>[FIGURE 15 À INSÉRER : Heatmap Top DEGs neuronaux]</w:t>
       </w:r>
       <w:r>
         <w:t xml:space="preserve"> </w:t>
@@ -14402,23 +12939,7 @@
         <w:ind w:right="35"/>
       </w:pPr>
       <w:r>
-        <w:t xml:space="preserve">Neuroinflammation vasculaire et microgliale : La dérégulation du </w:t>
-      </w:r>
-      <w:proofErr w:type="spellStart"/>
-      <w:r>
-        <w:t>lncRNA</w:t>
-      </w:r>
-      <w:proofErr w:type="spellEnd"/>
-      <w:r>
-        <w:t xml:space="preserve"> MEG3 dans les cellules Support/</w:t>
-      </w:r>
-      <w:proofErr w:type="spellStart"/>
-      <w:r>
-        <w:t>Vascular</w:t>
-      </w:r>
-      <w:proofErr w:type="spellEnd"/>
-      <w:r>
-        <w:t xml:space="preserve">/Immune, associée à des gènes en tendance impliqués dans l'angiogenèse et l'activation endothéliale, suggère une altération de la barrière hématoencéphalique. En parallèle, la microglie montre un ensemble de gènes candidats compatibles avec une activation inflammatoire hétérogène, bien que la plupart ne franchissent pas le seuil de </w:t>
+        <w:t xml:space="preserve">Neuroinflammation vasculaire et microgliale : La dérégulation du lncRNA MEG3 dans les cellules Support/Vascular/Immune, associée à des gènes en tendance impliqués dans l'angiogenèse et l'activation endothéliale, suggère une altération de la barrière hématoencéphalique. En parallèle, la microglie montre un ensemble de gènes candidats compatibles avec une activation inflammatoire hétérogène, bien que la plupart ne franchissent pas le seuil de </w:t>
       </w:r>
     </w:p>
     <w:p>
@@ -14576,15 +13097,7 @@
         <w:ind w:right="35"/>
       </w:pPr>
       <w:r>
-        <w:t>Risque de biais moléculaire : Les variants génétiques influençant l'expression génique (</w:t>
-      </w:r>
-      <w:proofErr w:type="spellStart"/>
-      <w:r>
-        <w:t>eQTLs</w:t>
-      </w:r>
-      <w:proofErr w:type="spellEnd"/>
-      <w:r>
-        <w:t xml:space="preserve">) diffèrent entre populations. Les polymorphismes de APOE (notamment la fréquence réduite de l'allèle APOE4 en Afrique subsaharienne) pourraient moduler différemment les signatures inflammatoires et vasculaires. </w:t>
+        <w:t xml:space="preserve">Risque de biais moléculaire : Les variants génétiques influençant l'expression génique (eQTLs) diffèrent entre populations. Les polymorphismes de APOE (notamment la fréquence réduite de l'allèle APOE4 en Afrique subsaharienne) pourraient moduler différemment les signatures inflammatoires et vasculaires. </w:t>
       </w:r>
     </w:p>
     <w:p>
@@ -14607,23 +13120,7 @@
         <w:ind w:right="35" w:hanging="796"/>
       </w:pPr>
       <w:r>
-        <w:t xml:space="preserve">Puissance statistique insuffisante pour PD (n=3 donneurs vs n=8 AD, n=6 CTRL) : Avec seulement 3 </w:t>
-      </w:r>
-      <w:proofErr w:type="spellStart"/>
-      <w:r>
-        <w:t>réplicats</w:t>
-      </w:r>
-      <w:proofErr w:type="spellEnd"/>
-      <w:r>
-        <w:t xml:space="preserve"> biologiques, le risque de faux négatifs (Type II </w:t>
-      </w:r>
-      <w:proofErr w:type="spellStart"/>
-      <w:r>
-        <w:t>error</w:t>
-      </w:r>
-      <w:proofErr w:type="spellEnd"/>
-      <w:r>
-        <w:t xml:space="preserve">) est élevé. Les effets biologiques de magnitude modérée ne peuvent être détectés de manière fiable. L'absence de DEGs significatifs dans certains types cellulaires pour PD vs CTRL ne peut donc pas être interprétée comme 'absence d'effet', mais comme 'manque de puissance'. </w:t>
+        <w:t xml:space="preserve">Puissance statistique insuffisante pour PD (n=3 donneurs vs n=8 AD, n=6 CTRL) : Avec seulement 3 réplicats biologiques, le risque de faux négatifs (Type II error) est élevé. Les effets biologiques de magnitude modérée ne peuvent être détectés de manière fiable. L'absence de DEGs significatifs dans certains types cellulaires pour PD vs CTRL ne peut donc pas être interprétée comme 'absence d'effet', mais comme 'manque de puissance'. </w:t>
       </w:r>
     </w:p>
     <w:p>
@@ -14646,15 +13143,7 @@
         <w:ind w:right="35" w:hanging="796"/>
       </w:pPr>
       <w:r>
-        <w:t xml:space="preserve">Métadonnées cliniques manquantes (âge, PMI, stade pathologique, génotype APOE) : L'absence de ces </w:t>
-      </w:r>
-      <w:proofErr w:type="spellStart"/>
-      <w:r>
-        <w:t>covariables</w:t>
-      </w:r>
-      <w:proofErr w:type="spellEnd"/>
-      <w:r>
-        <w:t xml:space="preserve"> empêche de distinguer l'effet de la pathologie de celui du vieillissement ou d'autres facteurs confondants majeurs. </w:t>
+        <w:t xml:space="preserve">Métadonnées cliniques manquantes (âge, PMI, stade pathologique, génotype APOE) : L'absence de ces covariables empêche de distinguer l'effet de la pathologie de celui du vieillissement ou d'autres facteurs confondants majeurs. </w:t>
       </w:r>
     </w:p>
     <w:p>
@@ -14753,25 +13242,7 @@
           <w:color w:val="666666"/>
           <w:sz w:val="18"/>
         </w:rPr>
-        <w:t>L'âge est LE facteur de risque majeur pour AD et PD. En l'absence de la variable '</w:t>
-      </w:r>
-      <w:proofErr w:type="spellStart"/>
-      <w:r>
-        <w:rPr>
-          <w:rFonts w:ascii="Century Gothic" w:eastAsia="Century Gothic" w:hAnsi="Century Gothic" w:cs="Century Gothic"/>
-          <w:color w:val="666666"/>
-          <w:sz w:val="18"/>
-        </w:rPr>
-        <w:t>age_at_death</w:t>
-      </w:r>
-      <w:proofErr w:type="spellEnd"/>
-      <w:r>
-        <w:rPr>
-          <w:rFonts w:ascii="Century Gothic" w:eastAsia="Century Gothic" w:hAnsi="Century Gothic" w:cs="Century Gothic"/>
-          <w:color w:val="666666"/>
-          <w:sz w:val="18"/>
-        </w:rPr>
-        <w:t>' dans les métadonnées, il est impossible d'ajuster explicitement pour ce facteur dans le modèle DESeq2. Par conséquent, les signatures identifiées doivent être interprétées comme des associations plutôt que comme des preuves causales strictes. Une validation sur des cohortes disposant d'informations cliniques complètes (ROSMAP, ADNI) sera nécessaire pour raffiner ces conclusions.</w:t>
+        <w:t>L'âge est LE facteur de risque majeur pour AD et PD. En l'absence de la variable 'age_at_death' dans les métadonnées, il est impossible d'ajuster explicitement pour ce facteur dans le modèle DESeq2. Par conséquent, les signatures identifiées doivent être interprétées comme des associations plutôt que comme des preuves causales strictes. Une validation sur des cohortes disposant d'informations cliniques complètes (ROSMAP, ADNI) sera nécessaire pour raffiner ces conclusions.</w:t>
       </w:r>
       <w:r>
         <w:t xml:space="preserve"> </w:t>
@@ -14817,15 +13288,7 @@
       </w:pPr>
       <w:r>
         <w:lastRenderedPageBreak/>
-        <w:t>Analyse de sous-types cellulaires fins (high-</w:t>
-      </w:r>
-      <w:proofErr w:type="spellStart"/>
-      <w:r>
-        <w:t>resolution</w:t>
-      </w:r>
-      <w:proofErr w:type="spellEnd"/>
-      <w:r>
-        <w:t xml:space="preserve"> clustering), notamment pour les neurones excitateurs et la microglie, afin d'identifier les populations les plus vulnérables. </w:t>
+        <w:t xml:space="preserve">Analyse de sous-types cellulaires fins (high-resolution clustering), notamment pour les neurones excitateurs et la microglie, afin d'identifier les populations les plus vulnérables. </w:t>
       </w:r>
     </w:p>
     <w:p>
@@ -14848,23 +13311,7 @@
         <w:ind w:right="35"/>
       </w:pPr>
       <w:r>
-        <w:t>Analyse de trajectoires temporelles (</w:t>
-      </w:r>
-      <w:proofErr w:type="spellStart"/>
-      <w:r>
-        <w:t>pseudotime</w:t>
-      </w:r>
-      <w:proofErr w:type="spellEnd"/>
-      <w:r>
-        <w:t xml:space="preserve">, RNA </w:t>
-      </w:r>
-      <w:proofErr w:type="spellStart"/>
-      <w:r>
-        <w:t>velocity</w:t>
-      </w:r>
-      <w:proofErr w:type="spellEnd"/>
-      <w:r>
-        <w:t xml:space="preserve">) pour reconstruire les trajectoires d'activation microgliale et la transition d'états neuronaux. </w:t>
+        <w:t xml:space="preserve">Analyse de trajectoires temporelles (pseudotime, RNA velocity) pour reconstruire les trajectoires d'activation microgliale et la transition d'états neuronaux. </w:t>
       </w:r>
     </w:p>
     <w:p>
@@ -14887,23 +13334,7 @@
         <w:ind w:right="35"/>
       </w:pPr>
       <w:r>
-        <w:t xml:space="preserve">Intégration multi-omique (protéomique, </w:t>
-      </w:r>
-      <w:proofErr w:type="spellStart"/>
-      <w:r>
-        <w:t>épigénomique</w:t>
-      </w:r>
-      <w:proofErr w:type="spellEnd"/>
-      <w:r>
-        <w:t xml:space="preserve">, spatial </w:t>
-      </w:r>
-      <w:proofErr w:type="spellStart"/>
-      <w:r>
-        <w:t>transcriptomics</w:t>
-      </w:r>
-      <w:proofErr w:type="spellEnd"/>
-      <w:r>
-        <w:t xml:space="preserve">) pour valider et contextualiser les signatures observées. </w:t>
+        <w:t xml:space="preserve">Intégration multi-omique (protéomique, épigénomique, spatial transcriptomics) pour valider et contextualiser les signatures observées. </w:t>
       </w:r>
     </w:p>
     <w:p>
@@ -14926,31 +13357,7 @@
         <w:ind w:right="35"/>
       </w:pPr>
       <w:r>
-        <w:t xml:space="preserve">Analyse de réseaux de </w:t>
-      </w:r>
-      <w:proofErr w:type="spellStart"/>
-      <w:r>
-        <w:t>co</w:t>
-      </w:r>
-      <w:proofErr w:type="spellEnd"/>
-      <w:r>
-        <w:t xml:space="preserve">-expression génique (WGCNA, </w:t>
-      </w:r>
-      <w:proofErr w:type="spellStart"/>
-      <w:r>
-        <w:t>hdWGCNA</w:t>
-      </w:r>
-      <w:proofErr w:type="spellEnd"/>
-      <w:r>
-        <w:t xml:space="preserve">) pour identifier des modules de gènes et des hub </w:t>
-      </w:r>
-      <w:proofErr w:type="spellStart"/>
-      <w:r>
-        <w:t>genes</w:t>
-      </w:r>
-      <w:proofErr w:type="spellEnd"/>
-      <w:r>
-        <w:t xml:space="preserve"> susceptibles de constituer des cibles thérapeutiques privilégiées. </w:t>
+        <w:t xml:space="preserve">Analyse de réseaux de co-expression génique (WGCNA, hdWGCNA) pour identifier des modules de gènes et des hub genes susceptibles de constituer des cibles thérapeutiques privilégiées. </w:t>
       </w:r>
     </w:p>
     <w:p>
@@ -15020,76 +13427,28 @@
       </w:r>
       <w:r>
         <w:br/>
-        <w:t>1. Analyse de sous-types cellulaires fins (high-</w:t>
-      </w:r>
-      <w:proofErr w:type="spellStart"/>
-      <w:r>
-        <w:t>resolution</w:t>
-      </w:r>
-      <w:proofErr w:type="spellEnd"/>
-      <w:r>
-        <w:t xml:space="preserve"> clustering), notamment pour identifier les sous-populations de microglies (ex: états prolifératifs vs inflammatoires) invisibles au niveau macro-type.</w:t>
+        <w:t>1. Analyse de sous-types cellulaires fins (high-resolution clustering), notamment pour identifier les sous-populations de microglies (ex: états prolifératifs vs inflammatoires) invisibles au niveau macro-type.</w:t>
       </w:r>
       <w:r>
         <w:br/>
       </w:r>
       <w:r>
         <w:br/>
-        <w:t>2. Analyse de trajectoires temporelles (</w:t>
-      </w:r>
-      <w:proofErr w:type="spellStart"/>
-      <w:r>
-        <w:t>Pseudotime</w:t>
-      </w:r>
-      <w:proofErr w:type="spellEnd"/>
-      <w:r>
-        <w:t xml:space="preserve"> / RNA Velocity) pour reconstruire la dynamique d'activation microgliale et la transition progressive des états neuronaux.</w:t>
+        <w:t>2. Analyse de trajectoires temporelles (Pseudotime / RNA Velocity) pour reconstruire la dynamique d'activation microgliale et la transition progressive des états neuronaux.</w:t>
       </w:r>
       <w:r>
         <w:br/>
       </w:r>
       <w:r>
         <w:br/>
-        <w:t>3. Intégration multi-omique : Croisement avec des données d'</w:t>
-      </w:r>
-      <w:proofErr w:type="spellStart"/>
-      <w:r>
-        <w:t>épigénomique</w:t>
-      </w:r>
-      <w:proofErr w:type="spellEnd"/>
-      <w:r>
-        <w:t xml:space="preserve"> (ATAC-seq) pour valider les facteurs de transcription candidats (ex: POU3F2) identifiés dans nos tendances.</w:t>
+        <w:t>3. Intégration multi-omique : Croisement avec des données d'épigénomique (ATAC-seq) pour valider les facteurs de transcription candidats (ex: POU3F2) identifiés dans nos tendances.</w:t>
       </w:r>
       <w:r>
         <w:br/>
       </w:r>
       <w:r>
         <w:br/>
-        <w:t xml:space="preserve">4. Analyse de réseaux de </w:t>
-      </w:r>
-      <w:proofErr w:type="spellStart"/>
-      <w:r>
-        <w:t>co</w:t>
-      </w:r>
-      <w:proofErr w:type="spellEnd"/>
-      <w:r>
-        <w:t xml:space="preserve">-expression (WGCNA) pour identifier des modules de gènes </w:t>
-      </w:r>
-      <w:proofErr w:type="spellStart"/>
-      <w:r>
-        <w:t>co-régulés</w:t>
-      </w:r>
-      <w:proofErr w:type="spellEnd"/>
-      <w:r>
-        <w:t xml:space="preserve"> et des 'hub </w:t>
-      </w:r>
-      <w:proofErr w:type="spellStart"/>
-      <w:r>
-        <w:t>genes</w:t>
-      </w:r>
-      <w:proofErr w:type="spellEnd"/>
-      <w:r>
-        <w:t>' potentiels cibles thérapeutiques.</w:t>
+        <w:t>4. Analyse de réseaux de co-expression (WGCNA) pour identifier des modules de gènes co-régulés et des 'hub genes' potentiels cibles thérapeutiques.</w:t>
       </w:r>
     </w:p>
     <w:p>
@@ -15149,43 +13508,75 @@
           <w:sz w:val="18"/>
         </w:rPr>
         <w:br/>
-        <w:t>Perspective prioritaire : Une stratégie de '</w:t>
-      </w:r>
-      <w:proofErr w:type="spellStart"/>
-      <w:r>
+        <w:t>Perspective prioritaire : Une stratégie de 'Balanced Subsampling' (ex: 500 cellules/donneur) aurait permis d'inclure plus de 100 donneurs (y compris la cohorte africaine et les cas mixtes) dans la même mémoire RAM. Cette approche sacrifierait la résolution des sous-types rares pour gagner massivement en puissance statistique.</w:t>
+      </w:r>
+    </w:p>
+    <w:p>
+      <w:pPr>
+        <w:spacing w:after="0" w:line="240" w:lineRule="auto"/>
+        <w:ind w:left="1440"/>
+        <w:jc w:val="left"/>
         <w:rPr>
           <w:rFonts w:ascii="Century Gothic" w:hAnsi="Century Gothic"/>
           <w:color w:val="7030A0"/>
           <w:sz w:val="18"/>
         </w:rPr>
-        <w:t>Balanced</w:t>
-      </w:r>
-      <w:proofErr w:type="spellEnd"/>
-      <w:r>
+      </w:pPr>
+    </w:p>
+    <w:p>
+      <w:pPr>
+        <w:spacing w:after="0" w:line="240" w:lineRule="auto"/>
+        <w:ind w:left="1440"/>
+        <w:jc w:val="left"/>
         <w:rPr>
           <w:rFonts w:ascii="Century Gothic" w:hAnsi="Century Gothic"/>
           <w:color w:val="7030A0"/>
           <w:sz w:val="18"/>
         </w:rPr>
-        <w:t xml:space="preserve"> </w:t>
-      </w:r>
-      <w:proofErr w:type="spellStart"/>
-      <w:r>
+      </w:pPr>
+    </w:p>
+    <w:p>
+      <w:pPr>
+        <w:spacing w:after="0" w:line="240" w:lineRule="auto"/>
+        <w:ind w:left="1440"/>
+        <w:jc w:val="left"/>
         <w:rPr>
           <w:rFonts w:ascii="Century Gothic" w:hAnsi="Century Gothic"/>
           <w:color w:val="7030A0"/>
           <w:sz w:val="18"/>
         </w:rPr>
-        <w:t>Subsampling</w:t>
-      </w:r>
-      <w:proofErr w:type="spellEnd"/>
+      </w:pPr>
+      <w:r>
+        <w:rPr>
+          <w:rFonts w:ascii="Segoe UI Emoji" w:hAnsi="Segoe UI Emoji" w:cs="Segoe UI Emoji"/>
+          <w:color w:val="7030A0"/>
+          <w:sz w:val="18"/>
+        </w:rPr>
+        <w:t>⚖️</w:t>
+      </w:r>
       <w:r>
         <w:rPr>
           <w:rFonts w:ascii="Century Gothic" w:hAnsi="Century Gothic"/>
           <w:color w:val="7030A0"/>
           <w:sz w:val="18"/>
         </w:rPr>
-        <w:t>' (ex: 500 cellules/donneur) aurait permis d'inclure plus de 100 donneurs (y compris la cohorte africaine et les cas mixtes) dans la même mémoire RAM. Cette approche sacrifierait la résolution des sous-types rares pour gagner massivement en puissance statistique.</w:t>
+        <w:t xml:space="preserve"> EXPLORATION CRITIQUE - Simulations de Strat</w:t>
+      </w:r>
+      <w:r>
+        <w:rPr>
+          <w:rFonts w:ascii="Century Gothic" w:hAnsi="Century Gothic" w:cs="Century Gothic"/>
+          <w:color w:val="7030A0"/>
+          <w:sz w:val="18"/>
+        </w:rPr>
+        <w:t>é</w:t>
+      </w:r>
+      <w:r>
+        <w:rPr>
+          <w:rFonts w:ascii="Century Gothic" w:hAnsi="Century Gothic"/>
+          <w:color w:val="7030A0"/>
+          <w:sz w:val="18"/>
+        </w:rPr>
+        <w:t>gies Alternatives</w:t>
       </w:r>
     </w:p>
     <w:p>
@@ -15199,6 +13590,14 @@
           <w:sz w:val="18"/>
         </w:rPr>
       </w:pPr>
+      <w:r>
+        <w:rPr>
+          <w:rFonts w:ascii="Century Gothic" w:hAnsi="Century Gothic"/>
+          <w:color w:val="7030A0"/>
+          <w:sz w:val="18"/>
+        </w:rPr>
+        <w:t>Deux stratégies alternatives ont été simulées pour évaluer leur impact sur la puissance statistique et la généralisabilité des résultats :</w:t>
+      </w:r>
     </w:p>
     <w:p>
       <w:pPr>
@@ -15225,35 +13624,31 @@
       </w:pPr>
       <w:r>
         <w:rPr>
-          <w:rFonts w:ascii="Segoe UI Emoji" w:hAnsi="Segoe UI Emoji" w:cs="Segoe UI Emoji"/>
-          <w:color w:val="7030A0"/>
-          <w:sz w:val="18"/>
-        </w:rPr>
-        <w:t>⚖️</w:t>
-      </w:r>
-      <w:r>
-        <w:rPr>
           <w:rFonts w:ascii="Century Gothic" w:hAnsi="Century Gothic"/>
           <w:color w:val="7030A0"/>
           <w:sz w:val="18"/>
         </w:rPr>
-        <w:t xml:space="preserve"> EXPLORATION CRITIQUE - Simulations de Strat</w:t>
-      </w:r>
-      <w:r>
-        <w:rPr>
-          <w:rFonts w:ascii="Century Gothic" w:hAnsi="Century Gothic" w:cs="Century Gothic"/>
-          <w:color w:val="7030A0"/>
-          <w:sz w:val="18"/>
-        </w:rPr>
-        <w:t>é</w:t>
-      </w:r>
-      <w:r>
+        <w:t>**Stratégie A : Balanced Subsampling (500 cellules/donneur)**</w:t>
+      </w:r>
+    </w:p>
+    <w:p>
+      <w:pPr>
+        <w:spacing w:after="0" w:line="240" w:lineRule="auto"/>
+        <w:ind w:left="1440"/>
+        <w:jc w:val="left"/>
         <w:rPr>
           <w:rFonts w:ascii="Century Gothic" w:hAnsi="Century Gothic"/>
           <w:color w:val="7030A0"/>
           <w:sz w:val="18"/>
         </w:rPr>
-        <w:t>gies Alternatives</w:t>
+      </w:pPr>
+      <w:r>
+        <w:rPr>
+          <w:rFonts w:ascii="Century Gothic" w:hAnsi="Century Gothic"/>
+          <w:color w:val="7030A0"/>
+          <w:sz w:val="18"/>
+        </w:rPr>
+        <w:t>- Projection théorique : ~100 donneurs (AD=41, PD=3, CTRL=26 + cas mixtes)</w:t>
       </w:r>
     </w:p>
     <w:p>
@@ -15273,7 +13668,8 @@
           <w:color w:val="7030A0"/>
           <w:sz w:val="18"/>
         </w:rPr>
-        <w:t>Deux stratégies alternatives ont été simulées pour évaluer leur impact sur la puissance statistique et la généralisabilité des résultats :</w:t>
+        <w:lastRenderedPageBreak/>
+        <w:t>- Gain attendu : Puissance statistique élevée (N=100 vs N=17 actuellement)</w:t>
       </w:r>
     </w:p>
     <w:p>
@@ -15287,6 +13683,14 @@
           <w:sz w:val="18"/>
         </w:rPr>
       </w:pPr>
+      <w:r>
+        <w:rPr>
+          <w:rFonts w:ascii="Century Gothic" w:hAnsi="Century Gothic"/>
+          <w:color w:val="7030A0"/>
+          <w:sz w:val="18"/>
+        </w:rPr>
+        <w:t>- Limitations identifiées :</w:t>
+      </w:r>
     </w:p>
     <w:p>
       <w:pPr>
@@ -15305,43 +13709,47 @@
           <w:color w:val="7030A0"/>
           <w:sz w:val="18"/>
         </w:rPr>
-        <w:t xml:space="preserve">**Stratégie A : </w:t>
-      </w:r>
-      <w:proofErr w:type="spellStart"/>
-      <w:r>
+        <w:t xml:space="preserve">  - Perte des types cellulaires rares (Astrocytes Reactive, OPC) par sous-échantillonnage</w:t>
+      </w:r>
+    </w:p>
+    <w:p>
+      <w:pPr>
+        <w:spacing w:after="0" w:line="240" w:lineRule="auto"/>
+        <w:ind w:left="1440"/>
+        <w:jc w:val="left"/>
         <w:rPr>
           <w:rFonts w:ascii="Century Gothic" w:hAnsi="Century Gothic"/>
           <w:color w:val="7030A0"/>
           <w:sz w:val="18"/>
         </w:rPr>
-        <w:t>Balanced</w:t>
-      </w:r>
-      <w:proofErr w:type="spellEnd"/>
+      </w:pPr>
       <w:r>
         <w:rPr>
           <w:rFonts w:ascii="Century Gothic" w:hAnsi="Century Gothic"/>
           <w:color w:val="7030A0"/>
           <w:sz w:val="18"/>
         </w:rPr>
-        <w:t xml:space="preserve"> </w:t>
-      </w:r>
-      <w:proofErr w:type="spellStart"/>
-      <w:r>
+        <w:t xml:space="preserve">  - Violation du seuil MIN_CELLS_PER_SAMPLE ≥ 20 pour la majorité des types cellulaires</w:t>
+      </w:r>
+    </w:p>
+    <w:p>
+      <w:pPr>
+        <w:spacing w:after="0" w:line="240" w:lineRule="auto"/>
+        <w:ind w:left="1440"/>
+        <w:jc w:val="left"/>
         <w:rPr>
           <w:rFonts w:ascii="Century Gothic" w:hAnsi="Century Gothic"/>
           <w:color w:val="7030A0"/>
           <w:sz w:val="18"/>
         </w:rPr>
-        <w:t>Subsampling</w:t>
-      </w:r>
-      <w:proofErr w:type="spellEnd"/>
+      </w:pPr>
       <w:r>
         <w:rPr>
           <w:rFonts w:ascii="Century Gothic" w:hAnsi="Century Gothic"/>
           <w:color w:val="7030A0"/>
           <w:sz w:val="18"/>
         </w:rPr>
-        <w:t xml:space="preserve"> (500 cellules/donneur)**</w:t>
+        <w:t xml:space="preserve">  - Inclusion obligatoire de cas mixtes (AD+diabète, AD+PD) compromettant l'interprétation biologique</w:t>
       </w:r>
     </w:p>
     <w:p>
@@ -15361,7 +13769,7 @@
           <w:color w:val="7030A0"/>
           <w:sz w:val="18"/>
         </w:rPr>
-        <w:t>- Projection théorique : ~100 donneurs (AD=41, PD=3, CTRL=26 + cas mixtes)</w:t>
+        <w:t xml:space="preserve">  - **Problème structurel non résolu** : Le groupe PD reste limité à N=3 donneurs dans le dataset d'origine</w:t>
       </w:r>
     </w:p>
     <w:p>
@@ -15375,14 +13783,25 @@
           <w:sz w:val="18"/>
         </w:rPr>
       </w:pPr>
-      <w:r>
+    </w:p>
+    <w:p>
+      <w:pPr>
+        <w:spacing w:after="0" w:line="240" w:lineRule="auto"/>
+        <w:ind w:left="1440"/>
+        <w:jc w:val="left"/>
         <w:rPr>
           <w:rFonts w:ascii="Century Gothic" w:hAnsi="Century Gothic"/>
           <w:color w:val="7030A0"/>
           <w:sz w:val="18"/>
         </w:rPr>
-        <w:lastRenderedPageBreak/>
-        <w:t>- Gain attendu : Puissance statistique élevée (N=100 vs N=17 actuellement)</w:t>
+      </w:pPr>
+      <w:r>
+        <w:rPr>
+          <w:rFonts w:ascii="Century Gothic" w:hAnsi="Century Gothic"/>
+          <w:color w:val="7030A0"/>
+          <w:sz w:val="18"/>
+        </w:rPr>
+        <w:t>**Stratégie B : Inclusion partielle de la cohorte africaine (20% aléatoire)**</w:t>
       </w:r>
     </w:p>
     <w:p>
@@ -15402,7 +13821,7 @@
           <w:color w:val="7030A0"/>
           <w:sz w:val="18"/>
         </w:rPr>
-        <w:t>- Limitations identifiées :</w:t>
+        <w:t>- Projection simulée : 23 donneurs (+6 vs stratégie actuelle), 75 359 cellules (+20%)</w:t>
       </w:r>
     </w:p>
     <w:p>
@@ -15422,25 +13841,27 @@
           <w:color w:val="7030A0"/>
           <w:sz w:val="18"/>
         </w:rPr>
-        <w:t xml:space="preserve">  - Perte des types cellulaires rares (Astrocytes </w:t>
-      </w:r>
-      <w:proofErr w:type="spellStart"/>
-      <w:r>
+        <w:t>- Distribution projetée : AD=12 (+4), PD=3 (+0), CTRL=8 (+2)</w:t>
+      </w:r>
+    </w:p>
+    <w:p>
+      <w:pPr>
+        <w:spacing w:after="0" w:line="240" w:lineRule="auto"/>
+        <w:ind w:left="1440"/>
+        <w:jc w:val="left"/>
         <w:rPr>
           <w:rFonts w:ascii="Century Gothic" w:hAnsi="Century Gothic"/>
           <w:color w:val="7030A0"/>
           <w:sz w:val="18"/>
         </w:rPr>
-        <w:t>Reactive</w:t>
-      </w:r>
-      <w:proofErr w:type="spellEnd"/>
+      </w:pPr>
       <w:r>
         <w:rPr>
           <w:rFonts w:ascii="Century Gothic" w:hAnsi="Century Gothic"/>
           <w:color w:val="7030A0"/>
           <w:sz w:val="18"/>
         </w:rPr>
-        <w:t>, OPC) par sous-échantillonnage</w:t>
+        <w:t>- Gain attendu : Diversité ancestrale (4 groupes), amélioration modérée de la puissance pour AD/CTRL</w:t>
       </w:r>
     </w:p>
     <w:p>
@@ -15460,7 +13881,7 @@
           <w:color w:val="7030A0"/>
           <w:sz w:val="18"/>
         </w:rPr>
-        <w:t xml:space="preserve">  - Violation du seuil MIN_CELLS_PER_SAMPLE ≥ 20 pour la majorité des types cellulaires</w:t>
+        <w:t>- Limitations identifiées :</w:t>
       </w:r>
     </w:p>
     <w:p>
@@ -15480,25 +13901,27 @@
           <w:color w:val="7030A0"/>
           <w:sz w:val="18"/>
         </w:rPr>
-        <w:t xml:space="preserve">  - Inclusion obligatoire de cas mixtes (</w:t>
-      </w:r>
-      <w:proofErr w:type="spellStart"/>
-      <w:r>
+        <w:t xml:space="preserve">  - **Gain nul pour PD** (N=3→3) : le goulot d'étranglement critique n'est pas résolu</w:t>
+      </w:r>
+    </w:p>
+    <w:p>
+      <w:pPr>
+        <w:spacing w:after="0" w:line="240" w:lineRule="auto"/>
+        <w:ind w:left="1440"/>
+        <w:jc w:val="left"/>
         <w:rPr>
           <w:rFonts w:ascii="Century Gothic" w:hAnsi="Century Gothic"/>
           <w:color w:val="7030A0"/>
           <w:sz w:val="18"/>
         </w:rPr>
-        <w:t>AD+diabète</w:t>
-      </w:r>
-      <w:proofErr w:type="spellEnd"/>
+      </w:pPr>
       <w:r>
         <w:rPr>
           <w:rFonts w:ascii="Century Gothic" w:hAnsi="Century Gothic"/>
           <w:color w:val="7030A0"/>
           <w:sz w:val="18"/>
         </w:rPr>
-        <w:t>, AD+PD) compromettant l'interprétation biologique</w:t>
+        <w:t xml:space="preserve">  - Surcoût RAM significatif (+500 MB, fichier .h5ad : 2.5→3.0 GB)</w:t>
       </w:r>
     </w:p>
     <w:p>
@@ -15518,7 +13941,7 @@
           <w:color w:val="7030A0"/>
           <w:sz w:val="18"/>
         </w:rPr>
-        <w:t xml:space="preserve">  - **Problème structurel non résolu** : Le groupe PD reste limité à N=3 donneurs dans le dataset d'origine</w:t>
+        <w:t xml:space="preserve">  - Ajout d'une covariable confondante (ancestry) complexifiant le modèle statistique</w:t>
       </w:r>
     </w:p>
     <w:p>
@@ -15532,6 +13955,14 @@
           <w:sz w:val="18"/>
         </w:rPr>
       </w:pPr>
+      <w:r>
+        <w:rPr>
+          <w:rFonts w:ascii="Century Gothic" w:hAnsi="Century Gothic"/>
+          <w:color w:val="7030A0"/>
+          <w:sz w:val="18"/>
+        </w:rPr>
+        <w:t xml:space="preserve">  - Bénéfice marginal (+4 donneurs AD, +2 CTRL) ne justifiant pas les coûts techniques</w:t>
+      </w:r>
     </w:p>
     <w:p>
       <w:pPr>
@@ -15544,13 +13975,25 @@
           <w:sz w:val="18"/>
         </w:rPr>
       </w:pPr>
-      <w:r>
+    </w:p>
+    <w:p>
+      <w:pPr>
+        <w:spacing w:after="0" w:line="240" w:lineRule="auto"/>
+        <w:ind w:left="1440"/>
+        <w:jc w:val="left"/>
         <w:rPr>
           <w:rFonts w:ascii="Century Gothic" w:hAnsi="Century Gothic"/>
           <w:color w:val="7030A0"/>
           <w:sz w:val="18"/>
         </w:rPr>
-        <w:t>**Stratégie B : Inclusion partielle de la cohorte africaine (20% aléatoire)**</w:t>
+      </w:pPr>
+      <w:r>
+        <w:rPr>
+          <w:rFonts w:ascii="Century Gothic" w:hAnsi="Century Gothic"/>
+          <w:color w:val="7030A0"/>
+          <w:sz w:val="18"/>
+        </w:rPr>
+        <w:t>**Décision finale : Conservation de la stratégie initiale**</w:t>
       </w:r>
     </w:p>
     <w:p>
@@ -15564,13 +14007,25 @@
           <w:sz w:val="18"/>
         </w:rPr>
       </w:pPr>
-      <w:r>
+    </w:p>
+    <w:p>
+      <w:pPr>
+        <w:spacing w:after="0" w:line="240" w:lineRule="auto"/>
+        <w:ind w:left="1440"/>
+        <w:jc w:val="left"/>
         <w:rPr>
           <w:rFonts w:ascii="Century Gothic" w:hAnsi="Century Gothic"/>
           <w:color w:val="7030A0"/>
           <w:sz w:val="18"/>
         </w:rPr>
-        <w:t>- Projection simulée : 23 donneurs (+6 vs stratégie actuelle), 75 359 cellules (+20%)</w:t>
+      </w:pPr>
+      <w:r>
+        <w:rPr>
+          <w:rFonts w:ascii="Century Gothic" w:hAnsi="Century Gothic"/>
+          <w:color w:val="7030A0"/>
+          <w:sz w:val="18"/>
+        </w:rPr>
+        <w:t>Les deux alternatives présentaient des limitations rédhibitoires. La stratégie actuelle (17 donneurs, 62 800 cellules, 3 ancestries) demeure optimale car elle préserve la résolution cellulaire nécessaire à l'identification des 7 types cellulaires validés, maintient la pureté diagnostique (AD/PD/CTRL sans comorbidités), et garantit la robustesse du pipeline pseudobulk (96 échantillons après filtres statistiques).</w:t>
       </w:r>
     </w:p>
     <w:p>
@@ -15584,13 +14039,25 @@
           <w:sz w:val="18"/>
         </w:rPr>
       </w:pPr>
-      <w:r>
+    </w:p>
+    <w:p>
+      <w:pPr>
+        <w:spacing w:after="0" w:line="240" w:lineRule="auto"/>
+        <w:ind w:left="1440"/>
+        <w:jc w:val="left"/>
         <w:rPr>
           <w:rFonts w:ascii="Century Gothic" w:hAnsi="Century Gothic"/>
           <w:color w:val="7030A0"/>
           <w:sz w:val="18"/>
         </w:rPr>
-        <w:t>- Distribution projetée : AD=12 (+4), PD=3 (+0), CTRL=8 (+2)</w:t>
+      </w:pPr>
+      <w:r>
+        <w:rPr>
+          <w:rFonts w:ascii="Century Gothic" w:hAnsi="Century Gothic"/>
+          <w:color w:val="7030A0"/>
+          <w:sz w:val="18"/>
+        </w:rPr>
+        <w:t>**Perspective prioritaire identifiée** : L'exploration des donneurs PD avec ancestry 'unknown' (18,8% du dataset) constitue la piste la plus prometteuse. Si 2-3 donneurs PD 'unknown' supplémentaires sont identifiables, la cohorte PD atteindrait N=5-6, franchissant le seuil MIN_DONORS_PER_CLUSTER ≥ 5 et validant pleinement l'analyse différentielle PD vs CTRL.</w:t>
       </w:r>
     </w:p>
     <w:p>
@@ -15604,343 +14071,19 @@
           <w:sz w:val="18"/>
         </w:rPr>
       </w:pPr>
-      <w:r>
-        <w:rPr>
-          <w:rFonts w:ascii="Century Gothic" w:hAnsi="Century Gothic"/>
-          <w:color w:val="7030A0"/>
-          <w:sz w:val="18"/>
-        </w:rPr>
-        <w:t>- Gain attendu : Diversité ancestrale (4 groupes), amélioration modérée de la puissance pour AD/CTRL</w:t>
-      </w:r>
     </w:p>
     <w:p>
       <w:pPr>
         <w:spacing w:after="0" w:line="240" w:lineRule="auto"/>
         <w:ind w:left="1440"/>
         <w:jc w:val="left"/>
-        <w:rPr>
-          <w:rFonts w:ascii="Century Gothic" w:hAnsi="Century Gothic"/>
-          <w:color w:val="7030A0"/>
-          <w:sz w:val="18"/>
-        </w:rPr>
-      </w:pPr>
-      <w:r>
-        <w:rPr>
-          <w:rFonts w:ascii="Century Gothic" w:hAnsi="Century Gothic"/>
-          <w:color w:val="7030A0"/>
-          <w:sz w:val="18"/>
-        </w:rPr>
-        <w:t>- Limitations identifiées :</w:t>
-      </w:r>
+      </w:pPr>
     </w:p>
     <w:p>
       <w:pPr>
         <w:spacing w:after="0" w:line="240" w:lineRule="auto"/>
         <w:ind w:left="1440"/>
         <w:jc w:val="left"/>
-        <w:rPr>
-          <w:rFonts w:ascii="Century Gothic" w:hAnsi="Century Gothic"/>
-          <w:color w:val="7030A0"/>
-          <w:sz w:val="18"/>
-        </w:rPr>
-      </w:pPr>
-      <w:r>
-        <w:rPr>
-          <w:rFonts w:ascii="Century Gothic" w:hAnsi="Century Gothic"/>
-          <w:color w:val="7030A0"/>
-          <w:sz w:val="18"/>
-        </w:rPr>
-        <w:t xml:space="preserve">  - **Gain nul pour PD** (N=3→3) : le goulot d'étranglement critique n'est pas résolu</w:t>
-      </w:r>
-    </w:p>
-    <w:p>
-      <w:pPr>
-        <w:spacing w:after="0" w:line="240" w:lineRule="auto"/>
-        <w:ind w:left="1440"/>
-        <w:jc w:val="left"/>
-        <w:rPr>
-          <w:rFonts w:ascii="Century Gothic" w:hAnsi="Century Gothic"/>
-          <w:color w:val="7030A0"/>
-          <w:sz w:val="18"/>
-        </w:rPr>
-      </w:pPr>
-      <w:r>
-        <w:rPr>
-          <w:rFonts w:ascii="Century Gothic" w:hAnsi="Century Gothic"/>
-          <w:color w:val="7030A0"/>
-          <w:sz w:val="18"/>
-        </w:rPr>
-        <w:t xml:space="preserve">  - Surcoût RAM significatif (+500 MB, fichier .h5ad : 2.5→3.0 GB)</w:t>
-      </w:r>
-    </w:p>
-    <w:p>
-      <w:pPr>
-        <w:spacing w:after="0" w:line="240" w:lineRule="auto"/>
-        <w:ind w:left="1440"/>
-        <w:jc w:val="left"/>
-        <w:rPr>
-          <w:rFonts w:ascii="Century Gothic" w:hAnsi="Century Gothic"/>
-          <w:color w:val="7030A0"/>
-          <w:sz w:val="18"/>
-        </w:rPr>
-      </w:pPr>
-      <w:r>
-        <w:rPr>
-          <w:rFonts w:ascii="Century Gothic" w:hAnsi="Century Gothic"/>
-          <w:color w:val="7030A0"/>
-          <w:sz w:val="18"/>
-        </w:rPr>
-        <w:t xml:space="preserve">  - Ajout d'une </w:t>
-      </w:r>
-      <w:proofErr w:type="spellStart"/>
-      <w:r>
-        <w:rPr>
-          <w:rFonts w:ascii="Century Gothic" w:hAnsi="Century Gothic"/>
-          <w:color w:val="7030A0"/>
-          <w:sz w:val="18"/>
-        </w:rPr>
-        <w:t>covariable</w:t>
-      </w:r>
-      <w:proofErr w:type="spellEnd"/>
-      <w:r>
-        <w:rPr>
-          <w:rFonts w:ascii="Century Gothic" w:hAnsi="Century Gothic"/>
-          <w:color w:val="7030A0"/>
-          <w:sz w:val="18"/>
-        </w:rPr>
-        <w:t xml:space="preserve"> confondante (</w:t>
-      </w:r>
-      <w:proofErr w:type="spellStart"/>
-      <w:r>
-        <w:rPr>
-          <w:rFonts w:ascii="Century Gothic" w:hAnsi="Century Gothic"/>
-          <w:color w:val="7030A0"/>
-          <w:sz w:val="18"/>
-        </w:rPr>
-        <w:t>ancestry</w:t>
-      </w:r>
-      <w:proofErr w:type="spellEnd"/>
-      <w:r>
-        <w:rPr>
-          <w:rFonts w:ascii="Century Gothic" w:hAnsi="Century Gothic"/>
-          <w:color w:val="7030A0"/>
-          <w:sz w:val="18"/>
-        </w:rPr>
-        <w:t>) complexifiant le modèle statistique</w:t>
-      </w:r>
-    </w:p>
-    <w:p>
-      <w:pPr>
-        <w:spacing w:after="0" w:line="240" w:lineRule="auto"/>
-        <w:ind w:left="1440"/>
-        <w:jc w:val="left"/>
-        <w:rPr>
-          <w:rFonts w:ascii="Century Gothic" w:hAnsi="Century Gothic"/>
-          <w:color w:val="7030A0"/>
-          <w:sz w:val="18"/>
-        </w:rPr>
-      </w:pPr>
-      <w:r>
-        <w:rPr>
-          <w:rFonts w:ascii="Century Gothic" w:hAnsi="Century Gothic"/>
-          <w:color w:val="7030A0"/>
-          <w:sz w:val="18"/>
-        </w:rPr>
-        <w:t xml:space="preserve">  - Bénéfice marginal (+4 donneurs AD, +2 CTRL) ne justifiant pas les coûts techniques</w:t>
-      </w:r>
-    </w:p>
-    <w:p>
-      <w:pPr>
-        <w:spacing w:after="0" w:line="240" w:lineRule="auto"/>
-        <w:ind w:left="1440"/>
-        <w:jc w:val="left"/>
-        <w:rPr>
-          <w:rFonts w:ascii="Century Gothic" w:hAnsi="Century Gothic"/>
-          <w:color w:val="7030A0"/>
-          <w:sz w:val="18"/>
-        </w:rPr>
-      </w:pPr>
-    </w:p>
-    <w:p>
-      <w:pPr>
-        <w:spacing w:after="0" w:line="240" w:lineRule="auto"/>
-        <w:ind w:left="1440"/>
-        <w:jc w:val="left"/>
-        <w:rPr>
-          <w:rFonts w:ascii="Century Gothic" w:hAnsi="Century Gothic"/>
-          <w:color w:val="7030A0"/>
-          <w:sz w:val="18"/>
-        </w:rPr>
-      </w:pPr>
-      <w:r>
-        <w:rPr>
-          <w:rFonts w:ascii="Century Gothic" w:hAnsi="Century Gothic"/>
-          <w:color w:val="7030A0"/>
-          <w:sz w:val="18"/>
-        </w:rPr>
-        <w:t>**Décision finale : Conservation de la stratégie initiale**</w:t>
-      </w:r>
-    </w:p>
-    <w:p>
-      <w:pPr>
-        <w:spacing w:after="0" w:line="240" w:lineRule="auto"/>
-        <w:ind w:left="1440"/>
-        <w:jc w:val="left"/>
-        <w:rPr>
-          <w:rFonts w:ascii="Century Gothic" w:hAnsi="Century Gothic"/>
-          <w:color w:val="7030A0"/>
-          <w:sz w:val="18"/>
-        </w:rPr>
-      </w:pPr>
-    </w:p>
-    <w:p>
-      <w:pPr>
-        <w:spacing w:after="0" w:line="240" w:lineRule="auto"/>
-        <w:ind w:left="1440"/>
-        <w:jc w:val="left"/>
-        <w:rPr>
-          <w:rFonts w:ascii="Century Gothic" w:hAnsi="Century Gothic"/>
-          <w:color w:val="7030A0"/>
-          <w:sz w:val="18"/>
-        </w:rPr>
-      </w:pPr>
-      <w:r>
-        <w:rPr>
-          <w:rFonts w:ascii="Century Gothic" w:hAnsi="Century Gothic"/>
-          <w:color w:val="7030A0"/>
-          <w:sz w:val="18"/>
-        </w:rPr>
-        <w:t xml:space="preserve">Les deux alternatives présentaient des limitations rédhibitoires. La stratégie actuelle (17 donneurs, 62 800 cellules, 3 </w:t>
-      </w:r>
-      <w:proofErr w:type="spellStart"/>
-      <w:r>
-        <w:rPr>
-          <w:rFonts w:ascii="Century Gothic" w:hAnsi="Century Gothic"/>
-          <w:color w:val="7030A0"/>
-          <w:sz w:val="18"/>
-        </w:rPr>
-        <w:t>ancestries</w:t>
-      </w:r>
-      <w:proofErr w:type="spellEnd"/>
-      <w:r>
-        <w:rPr>
-          <w:rFonts w:ascii="Century Gothic" w:hAnsi="Century Gothic"/>
-          <w:color w:val="7030A0"/>
-          <w:sz w:val="18"/>
-        </w:rPr>
-        <w:t>) demeure optimale car elle préserve la résolution cellulaire nécessaire à l'identification des 7 types cellulaires validés, maintient la pureté diagnostique (AD/PD/CTRL sans comorbidités), et garantit la robustesse du pipeline pseudobulk (96 échantillons après filtres statistiques).</w:t>
-      </w:r>
-    </w:p>
-    <w:p>
-      <w:pPr>
-        <w:spacing w:after="0" w:line="240" w:lineRule="auto"/>
-        <w:ind w:left="1440"/>
-        <w:jc w:val="left"/>
-        <w:rPr>
-          <w:rFonts w:ascii="Century Gothic" w:hAnsi="Century Gothic"/>
-          <w:color w:val="7030A0"/>
-          <w:sz w:val="18"/>
-        </w:rPr>
-      </w:pPr>
-    </w:p>
-    <w:p>
-      <w:pPr>
-        <w:spacing w:after="0" w:line="240" w:lineRule="auto"/>
-        <w:ind w:left="1440"/>
-        <w:jc w:val="left"/>
-        <w:rPr>
-          <w:rFonts w:ascii="Century Gothic" w:hAnsi="Century Gothic"/>
-          <w:color w:val="7030A0"/>
-          <w:sz w:val="18"/>
-        </w:rPr>
-      </w:pPr>
-      <w:r>
-        <w:rPr>
-          <w:rFonts w:ascii="Century Gothic" w:hAnsi="Century Gothic"/>
-          <w:color w:val="7030A0"/>
-          <w:sz w:val="18"/>
-        </w:rPr>
-        <w:t xml:space="preserve">**Perspective prioritaire identifiée** : L'exploration des donneurs PD avec </w:t>
-      </w:r>
-      <w:proofErr w:type="spellStart"/>
-      <w:r>
-        <w:rPr>
-          <w:rFonts w:ascii="Century Gothic" w:hAnsi="Century Gothic"/>
-          <w:color w:val="7030A0"/>
-          <w:sz w:val="18"/>
-        </w:rPr>
-        <w:t>ancestry</w:t>
-      </w:r>
-      <w:proofErr w:type="spellEnd"/>
-      <w:r>
-        <w:rPr>
-          <w:rFonts w:ascii="Century Gothic" w:hAnsi="Century Gothic"/>
-          <w:color w:val="7030A0"/>
-          <w:sz w:val="18"/>
-        </w:rPr>
-        <w:t xml:space="preserve"> '</w:t>
-      </w:r>
-      <w:proofErr w:type="spellStart"/>
-      <w:r>
-        <w:rPr>
-          <w:rFonts w:ascii="Century Gothic" w:hAnsi="Century Gothic"/>
-          <w:color w:val="7030A0"/>
-          <w:sz w:val="18"/>
-        </w:rPr>
-        <w:t>unknown</w:t>
-      </w:r>
-      <w:proofErr w:type="spellEnd"/>
-      <w:r>
-        <w:rPr>
-          <w:rFonts w:ascii="Century Gothic" w:hAnsi="Century Gothic"/>
-          <w:color w:val="7030A0"/>
-          <w:sz w:val="18"/>
-        </w:rPr>
-        <w:t>' (18,8% du dataset) constitue la piste la plus prometteuse. Si 2-3 donneurs PD '</w:t>
-      </w:r>
-      <w:proofErr w:type="spellStart"/>
-      <w:r>
-        <w:rPr>
-          <w:rFonts w:ascii="Century Gothic" w:hAnsi="Century Gothic"/>
-          <w:color w:val="7030A0"/>
-          <w:sz w:val="18"/>
-        </w:rPr>
-        <w:t>unknown</w:t>
-      </w:r>
-      <w:proofErr w:type="spellEnd"/>
-      <w:r>
-        <w:rPr>
-          <w:rFonts w:ascii="Century Gothic" w:hAnsi="Century Gothic"/>
-          <w:color w:val="7030A0"/>
-          <w:sz w:val="18"/>
-        </w:rPr>
-        <w:t>' supplémentaires sont identifiables, la cohorte PD atteindrait N=5-6, franchissant le seuil MIN_DONORS_PER_CLUSTER ≥ 5 et validant pleinement l'analyse différentielle PD vs CTRL.</w:t>
-      </w:r>
-    </w:p>
-    <w:p>
-      <w:pPr>
-        <w:spacing w:after="0" w:line="240" w:lineRule="auto"/>
-        <w:ind w:left="1440"/>
-        <w:jc w:val="left"/>
-        <w:rPr>
-          <w:rFonts w:ascii="Century Gothic" w:hAnsi="Century Gothic"/>
-          <w:color w:val="7030A0"/>
-          <w:sz w:val="18"/>
-        </w:rPr>
-      </w:pPr>
-    </w:p>
-    <w:p>
-      <w:pPr>
-        <w:spacing w:after="0" w:line="240" w:lineRule="auto"/>
-        <w:ind w:left="1440"/>
-        <w:jc w:val="left"/>
-      </w:pPr>
-    </w:p>
-    <w:p>
-      <w:pPr>
-        <w:spacing w:after="0" w:line="240" w:lineRule="auto"/>
-        <w:ind w:left="1440"/>
-        <w:jc w:val="left"/>
       </w:pPr>
     </w:p>
     <w:p>
@@ -15964,30 +14107,14 @@
       </w:r>
       <w:r>
         <w:br/>
-        <w:t xml:space="preserve">Nos résultats mettent en évidence des signatures biologiquement cohérentes : une altération vasculaire majeure associée au </w:t>
-      </w:r>
-      <w:proofErr w:type="spellStart"/>
-      <w:r>
-        <w:t>lncRNA</w:t>
-      </w:r>
-      <w:proofErr w:type="spellEnd"/>
-      <w:r>
-        <w:t xml:space="preserve"> MEG3 (FDR &lt; 0.05) et des tendances inflammatoires microgliales prometteuses. Ces découvertes valident la pertinence de l'approche 'Pseudobulk' pour éviter les faux positifs inhérents au single-cell.</w:t>
+        <w:t>Nos résultats mettent en évidence des signatures biologiquement cohérentes : une altération vasculaire majeure associée au lncRNA MEG3 (FDR &lt; 0.05) et des tendances inflammatoires microgliales prometteuses. Ces découvertes valident la pertinence de l'approche 'Pseudobulk' pour éviter les faux positifs inhérents au single-cell.</w:t>
       </w:r>
       <w:r>
         <w:br/>
       </w:r>
       <w:r>
         <w:br/>
-        <w:t xml:space="preserve">Ce projet constitue donc une preuve de concept solide. L'optimisation de la stratégie d'échantillonnage (via </w:t>
-      </w:r>
-      <w:proofErr w:type="spellStart"/>
-      <w:r>
-        <w:t>subsampling</w:t>
-      </w:r>
-      <w:proofErr w:type="spellEnd"/>
-      <w:r>
-        <w:t>) est désormais la prochaine étape pour transformer ces tendances biologiques en certitudes statistiques généralisables.</w:t>
+        <w:t>Ce projet constitue donc une preuve de concept solide. L'optimisation de la stratégie d'échantillonnage (via subsampling) est désormais la prochaine étape pour transformer ces tendances biologiques en certitudes statistiques généralisables.</w:t>
       </w:r>
     </w:p>
     <w:p>
@@ -16027,21 +14154,7 @@
         <w:rPr>
           <w:lang w:val="en-US"/>
         </w:rPr>
-        <w:t xml:space="preserve">Lee, D. et al. (2024). Population-scale cross-disorder atlas of the human prefrontal cortex. </w:t>
-      </w:r>
-      <w:proofErr w:type="spellStart"/>
-      <w:r>
-        <w:rPr>
-          <w:lang w:val="en-US"/>
-        </w:rPr>
-        <w:t>medRxiv</w:t>
-      </w:r>
-      <w:proofErr w:type="spellEnd"/>
-      <w:r>
-        <w:rPr>
-          <w:lang w:val="en-US"/>
-        </w:rPr>
-        <w:t xml:space="preserve">. </w:t>
+        <w:t xml:space="preserve">Lee, D. et al. (2024). Population-scale cross-disorder atlas of the human prefrontal cortex. medRxiv. </w:t>
       </w:r>
     </w:p>
     <w:p>
@@ -16977,6 +15090,155 @@
     </w:lvl>
   </w:abstractNum>
   <w:abstractNum w:abstractNumId="5" w15:restartNumberingAfterBreak="0">
+    <w:nsid w:val="11C73913"/>
+    <w:multiLevelType w:val="multilevel"/>
+    <w:tmpl w:val="AC98DC7A"/>
+    <w:lvl w:ilvl="0">
+      <w:start w:val="1"/>
+      <w:numFmt w:val="bullet"/>
+      <w:lvlText w:val=""/>
+      <w:lvlJc w:val="left"/>
+      <w:pPr>
+        <w:tabs>
+          <w:tab w:val="num" w:pos="720"/>
+        </w:tabs>
+        <w:ind w:left="720" w:hanging="360"/>
+      </w:pPr>
+      <w:rPr>
+        <w:rFonts w:ascii="Symbol" w:hAnsi="Symbol" w:hint="default"/>
+        <w:sz w:val="20"/>
+      </w:rPr>
+    </w:lvl>
+    <w:lvl w:ilvl="1" w:tentative="1">
+      <w:start w:val="1"/>
+      <w:numFmt w:val="bullet"/>
+      <w:lvlText w:val="o"/>
+      <w:lvlJc w:val="left"/>
+      <w:pPr>
+        <w:tabs>
+          <w:tab w:val="num" w:pos="1440"/>
+        </w:tabs>
+        <w:ind w:left="1440" w:hanging="360"/>
+      </w:pPr>
+      <w:rPr>
+        <w:rFonts w:ascii="Courier New" w:hAnsi="Courier New" w:hint="default"/>
+        <w:sz w:val="20"/>
+      </w:rPr>
+    </w:lvl>
+    <w:lvl w:ilvl="2" w:tentative="1">
+      <w:start w:val="1"/>
+      <w:numFmt w:val="bullet"/>
+      <w:lvlText w:val=""/>
+      <w:lvlJc w:val="left"/>
+      <w:pPr>
+        <w:tabs>
+          <w:tab w:val="num" w:pos="2160"/>
+        </w:tabs>
+        <w:ind w:left="2160" w:hanging="360"/>
+      </w:pPr>
+      <w:rPr>
+        <w:rFonts w:ascii="Wingdings" w:hAnsi="Wingdings" w:hint="default"/>
+        <w:sz w:val="20"/>
+      </w:rPr>
+    </w:lvl>
+    <w:lvl w:ilvl="3" w:tentative="1">
+      <w:start w:val="1"/>
+      <w:numFmt w:val="bullet"/>
+      <w:lvlText w:val=""/>
+      <w:lvlJc w:val="left"/>
+      <w:pPr>
+        <w:tabs>
+          <w:tab w:val="num" w:pos="2880"/>
+        </w:tabs>
+        <w:ind w:left="2880" w:hanging="360"/>
+      </w:pPr>
+      <w:rPr>
+        <w:rFonts w:ascii="Wingdings" w:hAnsi="Wingdings" w:hint="default"/>
+        <w:sz w:val="20"/>
+      </w:rPr>
+    </w:lvl>
+    <w:lvl w:ilvl="4" w:tentative="1">
+      <w:start w:val="1"/>
+      <w:numFmt w:val="bullet"/>
+      <w:lvlText w:val=""/>
+      <w:lvlJc w:val="left"/>
+      <w:pPr>
+        <w:tabs>
+          <w:tab w:val="num" w:pos="3600"/>
+        </w:tabs>
+        <w:ind w:left="3600" w:hanging="360"/>
+      </w:pPr>
+      <w:rPr>
+        <w:rFonts w:ascii="Wingdings" w:hAnsi="Wingdings" w:hint="default"/>
+        <w:sz w:val="20"/>
+      </w:rPr>
+    </w:lvl>
+    <w:lvl w:ilvl="5" w:tentative="1">
+      <w:start w:val="1"/>
+      <w:numFmt w:val="bullet"/>
+      <w:lvlText w:val=""/>
+      <w:lvlJc w:val="left"/>
+      <w:pPr>
+        <w:tabs>
+          <w:tab w:val="num" w:pos="4320"/>
+        </w:tabs>
+        <w:ind w:left="4320" w:hanging="360"/>
+      </w:pPr>
+      <w:rPr>
+        <w:rFonts w:ascii="Wingdings" w:hAnsi="Wingdings" w:hint="default"/>
+        <w:sz w:val="20"/>
+      </w:rPr>
+    </w:lvl>
+    <w:lvl w:ilvl="6" w:tentative="1">
+      <w:start w:val="1"/>
+      <w:numFmt w:val="bullet"/>
+      <w:lvlText w:val=""/>
+      <w:lvlJc w:val="left"/>
+      <w:pPr>
+        <w:tabs>
+          <w:tab w:val="num" w:pos="5040"/>
+        </w:tabs>
+        <w:ind w:left="5040" w:hanging="360"/>
+      </w:pPr>
+      <w:rPr>
+        <w:rFonts w:ascii="Wingdings" w:hAnsi="Wingdings" w:hint="default"/>
+        <w:sz w:val="20"/>
+      </w:rPr>
+    </w:lvl>
+    <w:lvl w:ilvl="7" w:tentative="1">
+      <w:start w:val="1"/>
+      <w:numFmt w:val="bullet"/>
+      <w:lvlText w:val=""/>
+      <w:lvlJc w:val="left"/>
+      <w:pPr>
+        <w:tabs>
+          <w:tab w:val="num" w:pos="5760"/>
+        </w:tabs>
+        <w:ind w:left="5760" w:hanging="360"/>
+      </w:pPr>
+      <w:rPr>
+        <w:rFonts w:ascii="Wingdings" w:hAnsi="Wingdings" w:hint="default"/>
+        <w:sz w:val="20"/>
+      </w:rPr>
+    </w:lvl>
+    <w:lvl w:ilvl="8" w:tentative="1">
+      <w:start w:val="1"/>
+      <w:numFmt w:val="bullet"/>
+      <w:lvlText w:val=""/>
+      <w:lvlJc w:val="left"/>
+      <w:pPr>
+        <w:tabs>
+          <w:tab w:val="num" w:pos="6480"/>
+        </w:tabs>
+        <w:ind w:left="6480" w:hanging="360"/>
+      </w:pPr>
+      <w:rPr>
+        <w:rFonts w:ascii="Wingdings" w:hAnsi="Wingdings" w:hint="default"/>
+        <w:sz w:val="20"/>
+      </w:rPr>
+    </w:lvl>
+  </w:abstractNum>
+  <w:abstractNum w:abstractNumId="6" w15:restartNumberingAfterBreak="0">
     <w:nsid w:val="1282387D"/>
     <w:multiLevelType w:val="hybridMultilevel"/>
     <w:tmpl w:val="C38C5B1E"/>
@@ -17091,7 +15353,7 @@
       </w:rPr>
     </w:lvl>
   </w:abstractNum>
-  <w:abstractNum w:abstractNumId="6" w15:restartNumberingAfterBreak="0">
+  <w:abstractNum w:abstractNumId="7" w15:restartNumberingAfterBreak="0">
     <w:nsid w:val="151A47FF"/>
     <w:multiLevelType w:val="multilevel"/>
     <w:tmpl w:val="9568608A"/>
@@ -17240,7 +15502,7 @@
       </w:rPr>
     </w:lvl>
   </w:abstractNum>
-  <w:abstractNum w:abstractNumId="7" w15:restartNumberingAfterBreak="0">
+  <w:abstractNum w:abstractNumId="8" w15:restartNumberingAfterBreak="0">
     <w:nsid w:val="17FF4496"/>
     <w:multiLevelType w:val="hybridMultilevel"/>
     <w:tmpl w:val="F4761B56"/>
@@ -17353,7 +15615,7 @@
       </w:rPr>
     </w:lvl>
   </w:abstractNum>
-  <w:abstractNum w:abstractNumId="8" w15:restartNumberingAfterBreak="0">
+  <w:abstractNum w:abstractNumId="9" w15:restartNumberingAfterBreak="0">
     <w:nsid w:val="1F29164B"/>
     <w:multiLevelType w:val="hybridMultilevel"/>
     <w:tmpl w:val="15026BF2"/>
@@ -17442,7 +15704,7 @@
       </w:pPr>
     </w:lvl>
   </w:abstractNum>
-  <w:abstractNum w:abstractNumId="9" w15:restartNumberingAfterBreak="0">
+  <w:abstractNum w:abstractNumId="10" w15:restartNumberingAfterBreak="0">
     <w:nsid w:val="21514821"/>
     <w:multiLevelType w:val="hybridMultilevel"/>
     <w:tmpl w:val="4E323E70"/>
@@ -17654,7 +15916,7 @@
       </w:rPr>
     </w:lvl>
   </w:abstractNum>
-  <w:abstractNum w:abstractNumId="10" w15:restartNumberingAfterBreak="0">
+  <w:abstractNum w:abstractNumId="11" w15:restartNumberingAfterBreak="0">
     <w:nsid w:val="21587342"/>
     <w:multiLevelType w:val="multilevel"/>
     <w:tmpl w:val="E62CD27C"/>
@@ -17803,7 +16065,7 @@
       </w:rPr>
     </w:lvl>
   </w:abstractNum>
-  <w:abstractNum w:abstractNumId="11" w15:restartNumberingAfterBreak="0">
+  <w:abstractNum w:abstractNumId="12" w15:restartNumberingAfterBreak="0">
     <w:nsid w:val="21BC563C"/>
     <w:multiLevelType w:val="multilevel"/>
     <w:tmpl w:val="08D081B4"/>
@@ -17952,7 +16214,7 @@
       </w:rPr>
     </w:lvl>
   </w:abstractNum>
-  <w:abstractNum w:abstractNumId="12" w15:restartNumberingAfterBreak="0">
+  <w:abstractNum w:abstractNumId="13" w15:restartNumberingAfterBreak="0">
     <w:nsid w:val="2424215A"/>
     <w:multiLevelType w:val="hybridMultilevel"/>
     <w:tmpl w:val="46F6B79C"/>
@@ -18164,7 +16426,7 @@
       </w:rPr>
     </w:lvl>
   </w:abstractNum>
-  <w:abstractNum w:abstractNumId="13" w15:restartNumberingAfterBreak="0">
+  <w:abstractNum w:abstractNumId="14" w15:restartNumberingAfterBreak="0">
     <w:nsid w:val="250C6525"/>
     <w:multiLevelType w:val="hybridMultilevel"/>
     <w:tmpl w:val="1D023D28"/>
@@ -18376,7 +16638,7 @@
       </w:rPr>
     </w:lvl>
   </w:abstractNum>
-  <w:abstractNum w:abstractNumId="14" w15:restartNumberingAfterBreak="0">
+  <w:abstractNum w:abstractNumId="15" w15:restartNumberingAfterBreak="0">
     <w:nsid w:val="262D4768"/>
     <w:multiLevelType w:val="hybridMultilevel"/>
     <w:tmpl w:val="6A4420BE"/>
@@ -18588,7 +16850,7 @@
       </w:rPr>
     </w:lvl>
   </w:abstractNum>
-  <w:abstractNum w:abstractNumId="15" w15:restartNumberingAfterBreak="0">
+  <w:abstractNum w:abstractNumId="16" w15:restartNumberingAfterBreak="0">
     <w:nsid w:val="2BCD1306"/>
     <w:multiLevelType w:val="hybridMultilevel"/>
     <w:tmpl w:val="1736EB16"/>
@@ -18800,7 +17062,7 @@
       </w:rPr>
     </w:lvl>
   </w:abstractNum>
-  <w:abstractNum w:abstractNumId="16" w15:restartNumberingAfterBreak="0">
+  <w:abstractNum w:abstractNumId="17" w15:restartNumberingAfterBreak="0">
     <w:nsid w:val="2E3010C2"/>
     <w:multiLevelType w:val="multilevel"/>
     <w:tmpl w:val="156E6CA8"/>
@@ -18949,7 +17211,7 @@
       </w:rPr>
     </w:lvl>
   </w:abstractNum>
-  <w:abstractNum w:abstractNumId="17" w15:restartNumberingAfterBreak="0">
+  <w:abstractNum w:abstractNumId="18" w15:restartNumberingAfterBreak="0">
     <w:nsid w:val="309E4BBB"/>
     <w:multiLevelType w:val="multilevel"/>
     <w:tmpl w:val="120EEC9E"/>
@@ -19098,7 +17360,7 @@
       </w:rPr>
     </w:lvl>
   </w:abstractNum>
-  <w:abstractNum w:abstractNumId="18" w15:restartNumberingAfterBreak="0">
+  <w:abstractNum w:abstractNumId="19" w15:restartNumberingAfterBreak="0">
     <w:nsid w:val="3382514A"/>
     <w:multiLevelType w:val="multilevel"/>
     <w:tmpl w:val="B652E2F8"/>
@@ -19247,7 +17509,7 @@
       </w:rPr>
     </w:lvl>
   </w:abstractNum>
-  <w:abstractNum w:abstractNumId="19" w15:restartNumberingAfterBreak="0">
+  <w:abstractNum w:abstractNumId="20" w15:restartNumberingAfterBreak="0">
     <w:nsid w:val="33A85F4A"/>
     <w:multiLevelType w:val="multilevel"/>
     <w:tmpl w:val="BA68BF6C"/>
@@ -19396,7 +17658,7 @@
       </w:rPr>
     </w:lvl>
   </w:abstractNum>
-  <w:abstractNum w:abstractNumId="20" w15:restartNumberingAfterBreak="0">
+  <w:abstractNum w:abstractNumId="21" w15:restartNumberingAfterBreak="0">
     <w:nsid w:val="37EF12B7"/>
     <w:multiLevelType w:val="hybridMultilevel"/>
     <w:tmpl w:val="4392C736"/>
@@ -19608,7 +17870,7 @@
       </w:rPr>
     </w:lvl>
   </w:abstractNum>
-  <w:abstractNum w:abstractNumId="21" w15:restartNumberingAfterBreak="0">
+  <w:abstractNum w:abstractNumId="22" w15:restartNumberingAfterBreak="0">
     <w:nsid w:val="389917CF"/>
     <w:multiLevelType w:val="multilevel"/>
     <w:tmpl w:val="225A1B92"/>
@@ -19757,7 +18019,7 @@
       </w:rPr>
     </w:lvl>
   </w:abstractNum>
-  <w:abstractNum w:abstractNumId="22" w15:restartNumberingAfterBreak="0">
+  <w:abstractNum w:abstractNumId="23" w15:restartNumberingAfterBreak="0">
     <w:nsid w:val="38B77E95"/>
     <w:multiLevelType w:val="multilevel"/>
     <w:tmpl w:val="E5625C68"/>
@@ -19906,7 +18168,7 @@
       </w:rPr>
     </w:lvl>
   </w:abstractNum>
-  <w:abstractNum w:abstractNumId="23" w15:restartNumberingAfterBreak="0">
+  <w:abstractNum w:abstractNumId="24" w15:restartNumberingAfterBreak="0">
     <w:nsid w:val="40EB4738"/>
     <w:multiLevelType w:val="multilevel"/>
     <w:tmpl w:val="F788AFA0"/>
@@ -20055,7 +18317,7 @@
       </w:rPr>
     </w:lvl>
   </w:abstractNum>
-  <w:abstractNum w:abstractNumId="24" w15:restartNumberingAfterBreak="0">
+  <w:abstractNum w:abstractNumId="25" w15:restartNumberingAfterBreak="0">
     <w:nsid w:val="41312A9C"/>
     <w:multiLevelType w:val="hybridMultilevel"/>
     <w:tmpl w:val="D8805F22"/>
@@ -20168,7 +18430,7 @@
       </w:rPr>
     </w:lvl>
   </w:abstractNum>
-  <w:abstractNum w:abstractNumId="25" w15:restartNumberingAfterBreak="0">
+  <w:abstractNum w:abstractNumId="26" w15:restartNumberingAfterBreak="0">
     <w:nsid w:val="41A64932"/>
     <w:multiLevelType w:val="hybridMultilevel"/>
     <w:tmpl w:val="D90A0B72"/>
@@ -20283,7 +18545,7 @@
       </w:rPr>
     </w:lvl>
   </w:abstractNum>
-  <w:abstractNum w:abstractNumId="26" w15:restartNumberingAfterBreak="0">
+  <w:abstractNum w:abstractNumId="27" w15:restartNumberingAfterBreak="0">
     <w:nsid w:val="443727AC"/>
     <w:multiLevelType w:val="hybridMultilevel"/>
     <w:tmpl w:val="4CFE14C2"/>
@@ -20495,7 +18757,7 @@
       </w:rPr>
     </w:lvl>
   </w:abstractNum>
-  <w:abstractNum w:abstractNumId="27" w15:restartNumberingAfterBreak="0">
+  <w:abstractNum w:abstractNumId="28" w15:restartNumberingAfterBreak="0">
     <w:nsid w:val="44B17290"/>
     <w:multiLevelType w:val="hybridMultilevel"/>
     <w:tmpl w:val="AEF2ED68"/>
@@ -20610,7 +18872,7 @@
       </w:rPr>
     </w:lvl>
   </w:abstractNum>
-  <w:abstractNum w:abstractNumId="28" w15:restartNumberingAfterBreak="0">
+  <w:abstractNum w:abstractNumId="29" w15:restartNumberingAfterBreak="0">
     <w:nsid w:val="45E80D6A"/>
     <w:multiLevelType w:val="multilevel"/>
     <w:tmpl w:val="C12A0C9A"/>
@@ -20759,7 +19021,7 @@
       </w:rPr>
     </w:lvl>
   </w:abstractNum>
-  <w:abstractNum w:abstractNumId="29" w15:restartNumberingAfterBreak="0">
+  <w:abstractNum w:abstractNumId="30" w15:restartNumberingAfterBreak="0">
     <w:nsid w:val="4F0E7F55"/>
     <w:multiLevelType w:val="hybridMultilevel"/>
     <w:tmpl w:val="6A800720"/>
@@ -20971,7 +19233,7 @@
       </w:rPr>
     </w:lvl>
   </w:abstractNum>
-  <w:abstractNum w:abstractNumId="30" w15:restartNumberingAfterBreak="0">
+  <w:abstractNum w:abstractNumId="31" w15:restartNumberingAfterBreak="0">
     <w:nsid w:val="4FB107FC"/>
     <w:multiLevelType w:val="multilevel"/>
     <w:tmpl w:val="060A14AE"/>
@@ -21120,7 +19382,7 @@
       </w:rPr>
     </w:lvl>
   </w:abstractNum>
-  <w:abstractNum w:abstractNumId="31" w15:restartNumberingAfterBreak="0">
+  <w:abstractNum w:abstractNumId="32" w15:restartNumberingAfterBreak="0">
     <w:nsid w:val="50F21258"/>
     <w:multiLevelType w:val="hybridMultilevel"/>
     <w:tmpl w:val="C7580688"/>
@@ -21332,7 +19594,7 @@
       </w:rPr>
     </w:lvl>
   </w:abstractNum>
-  <w:abstractNum w:abstractNumId="32" w15:restartNumberingAfterBreak="0">
+  <w:abstractNum w:abstractNumId="33" w15:restartNumberingAfterBreak="0">
     <w:nsid w:val="51EF1401"/>
     <w:multiLevelType w:val="hybridMultilevel"/>
     <w:tmpl w:val="221854CE"/>
@@ -21544,7 +19806,7 @@
       </w:rPr>
     </w:lvl>
   </w:abstractNum>
-  <w:abstractNum w:abstractNumId="33" w15:restartNumberingAfterBreak="0">
+  <w:abstractNum w:abstractNumId="34" w15:restartNumberingAfterBreak="0">
     <w:nsid w:val="557238D0"/>
     <w:multiLevelType w:val="hybridMultilevel"/>
     <w:tmpl w:val="AB789832"/>
@@ -21756,7 +20018,7 @@
       </w:rPr>
     </w:lvl>
   </w:abstractNum>
-  <w:abstractNum w:abstractNumId="34" w15:restartNumberingAfterBreak="0">
+  <w:abstractNum w:abstractNumId="35" w15:restartNumberingAfterBreak="0">
     <w:nsid w:val="58B56E82"/>
     <w:multiLevelType w:val="multilevel"/>
     <w:tmpl w:val="7B6699B2"/>
@@ -21905,7 +20167,7 @@
       </w:rPr>
     </w:lvl>
   </w:abstractNum>
-  <w:abstractNum w:abstractNumId="35" w15:restartNumberingAfterBreak="0">
+  <w:abstractNum w:abstractNumId="36" w15:restartNumberingAfterBreak="0">
     <w:nsid w:val="5AB50D66"/>
     <w:multiLevelType w:val="multilevel"/>
     <w:tmpl w:val="8E9A4A42"/>
@@ -22129,7 +20391,7 @@
       </w:rPr>
     </w:lvl>
   </w:abstractNum>
-  <w:abstractNum w:abstractNumId="36" w15:restartNumberingAfterBreak="0">
+  <w:abstractNum w:abstractNumId="37" w15:restartNumberingAfterBreak="0">
     <w:nsid w:val="615D049D"/>
     <w:multiLevelType w:val="hybridMultilevel"/>
     <w:tmpl w:val="47BE9F0E"/>
@@ -22341,7 +20603,7 @@
       </w:rPr>
     </w:lvl>
   </w:abstractNum>
-  <w:abstractNum w:abstractNumId="37" w15:restartNumberingAfterBreak="0">
+  <w:abstractNum w:abstractNumId="38" w15:restartNumberingAfterBreak="0">
     <w:nsid w:val="6DF531FE"/>
     <w:multiLevelType w:val="multilevel"/>
     <w:tmpl w:val="4D54185C"/>
@@ -22490,7 +20752,7 @@
       </w:rPr>
     </w:lvl>
   </w:abstractNum>
-  <w:abstractNum w:abstractNumId="38" w15:restartNumberingAfterBreak="0">
+  <w:abstractNum w:abstractNumId="39" w15:restartNumberingAfterBreak="0">
     <w:nsid w:val="6ED70CF9"/>
     <w:multiLevelType w:val="hybridMultilevel"/>
     <w:tmpl w:val="B7B2DFAA"/>
@@ -22603,7 +20865,7 @@
       </w:rPr>
     </w:lvl>
   </w:abstractNum>
-  <w:abstractNum w:abstractNumId="39" w15:restartNumberingAfterBreak="0">
+  <w:abstractNum w:abstractNumId="40" w15:restartNumberingAfterBreak="0">
     <w:nsid w:val="6F561361"/>
     <w:multiLevelType w:val="multilevel"/>
     <w:tmpl w:val="4A284B84"/>
@@ -22752,7 +21014,7 @@
       </w:rPr>
     </w:lvl>
   </w:abstractNum>
-  <w:abstractNum w:abstractNumId="40" w15:restartNumberingAfterBreak="0">
+  <w:abstractNum w:abstractNumId="41" w15:restartNumberingAfterBreak="0">
     <w:nsid w:val="71192E27"/>
     <w:multiLevelType w:val="hybridMultilevel"/>
     <w:tmpl w:val="74E0265C"/>
@@ -22964,7 +21226,7 @@
       </w:rPr>
     </w:lvl>
   </w:abstractNum>
-  <w:abstractNum w:abstractNumId="41" w15:restartNumberingAfterBreak="0">
+  <w:abstractNum w:abstractNumId="42" w15:restartNumberingAfterBreak="0">
     <w:nsid w:val="77AC41AA"/>
     <w:multiLevelType w:val="multilevel"/>
     <w:tmpl w:val="D390DB96"/>
@@ -23113,7 +21375,7 @@
       </w:rPr>
     </w:lvl>
   </w:abstractNum>
-  <w:abstractNum w:abstractNumId="42" w15:restartNumberingAfterBreak="0">
+  <w:abstractNum w:abstractNumId="43" w15:restartNumberingAfterBreak="0">
     <w:nsid w:val="7D7002E7"/>
     <w:multiLevelType w:val="multilevel"/>
     <w:tmpl w:val="EE165094"/>
@@ -23262,7 +21524,7 @@
       </w:rPr>
     </w:lvl>
   </w:abstractNum>
-  <w:abstractNum w:abstractNumId="43" w15:restartNumberingAfterBreak="0">
+  <w:abstractNum w:abstractNumId="44" w15:restartNumberingAfterBreak="0">
     <w:nsid w:val="7EA71416"/>
     <w:multiLevelType w:val="multilevel"/>
     <w:tmpl w:val="81F03BE4"/>
@@ -23412,91 +21674,91 @@
     </w:lvl>
   </w:abstractNum>
   <w:num w:numId="1" w16cid:durableId="1500804594">
-    <w:abstractNumId w:val="9"/>
+    <w:abstractNumId w:val="10"/>
   </w:num>
   <w:num w:numId="2" w16cid:durableId="1449160980">
     <w:abstractNumId w:val="1"/>
   </w:num>
   <w:num w:numId="3" w16cid:durableId="1180125923">
-    <w:abstractNumId w:val="33"/>
+    <w:abstractNumId w:val="34"/>
   </w:num>
   <w:num w:numId="4" w16cid:durableId="996618468">
+    <w:abstractNumId w:val="16"/>
+  </w:num>
+  <w:num w:numId="5" w16cid:durableId="2019648758">
+    <w:abstractNumId w:val="32"/>
+  </w:num>
+  <w:num w:numId="6" w16cid:durableId="1191264484">
+    <w:abstractNumId w:val="30"/>
+  </w:num>
+  <w:num w:numId="7" w16cid:durableId="478964773">
     <w:abstractNumId w:val="15"/>
   </w:num>
-  <w:num w:numId="5" w16cid:durableId="2019648758">
-    <w:abstractNumId w:val="31"/>
-  </w:num>
-  <w:num w:numId="6" w16cid:durableId="1191264484">
-    <w:abstractNumId w:val="29"/>
-  </w:num>
-  <w:num w:numId="7" w16cid:durableId="478964773">
-    <w:abstractNumId w:val="14"/>
-  </w:num>
   <w:num w:numId="8" w16cid:durableId="2067945041">
-    <w:abstractNumId w:val="26"/>
+    <w:abstractNumId w:val="27"/>
   </w:num>
   <w:num w:numId="9" w16cid:durableId="314073903">
-    <w:abstractNumId w:val="36"/>
+    <w:abstractNumId w:val="37"/>
   </w:num>
   <w:num w:numId="10" w16cid:durableId="896821143">
-    <w:abstractNumId w:val="20"/>
+    <w:abstractNumId w:val="21"/>
   </w:num>
   <w:num w:numId="11" w16cid:durableId="303894966">
-    <w:abstractNumId w:val="32"/>
+    <w:abstractNumId w:val="33"/>
   </w:num>
   <w:num w:numId="12" w16cid:durableId="467824431">
     <w:abstractNumId w:val="4"/>
   </w:num>
   <w:num w:numId="13" w16cid:durableId="1117216014">
-    <w:abstractNumId w:val="13"/>
+    <w:abstractNumId w:val="14"/>
   </w:num>
   <w:num w:numId="14" w16cid:durableId="753629191">
-    <w:abstractNumId w:val="40"/>
+    <w:abstractNumId w:val="41"/>
   </w:num>
   <w:num w:numId="15" w16cid:durableId="643316377">
-    <w:abstractNumId w:val="12"/>
+    <w:abstractNumId w:val="13"/>
   </w:num>
   <w:num w:numId="16" w16cid:durableId="1709258125">
     <w:abstractNumId w:val="2"/>
   </w:num>
   <w:num w:numId="17" w16cid:durableId="672493196">
-    <w:abstractNumId w:val="35"/>
+    <w:abstractNumId w:val="36"/>
   </w:num>
   <w:num w:numId="18" w16cid:durableId="590550340">
-    <w:abstractNumId w:val="7"/>
+    <w:abstractNumId w:val="8"/>
   </w:num>
   <w:num w:numId="19" w16cid:durableId="682361358">
-    <w:abstractNumId w:val="8"/>
+    <w:abstractNumId w:val="9"/>
   </w:num>
   <w:num w:numId="20" w16cid:durableId="873007058">
-    <w:abstractNumId w:val="11"/>
+    <w:abstractNumId w:val="12"/>
   </w:num>
   <w:num w:numId="21" w16cid:durableId="13381730">
-    <w:abstractNumId w:val="27"/>
+    <w:abstractNumId w:val="28"/>
   </w:num>
   <w:num w:numId="22" w16cid:durableId="1342465580">
-    <w:abstractNumId w:val="25"/>
+    <w:abstractNumId w:val="26"/>
   </w:num>
   <w:num w:numId="23" w16cid:durableId="2111004781">
     <w:abstractNumId w:val="3"/>
   </w:num>
   <w:num w:numId="24" w16cid:durableId="1687748963">
-    <w:abstractNumId w:val="5"/>
+    <w:abstractNumId w:val="6"/>
   </w:num>
   <w:num w:numId="25" w16cid:durableId="607468282">
-    <w:abstractNumId w:val="24"/>
+    <w:abstractNumId w:val="25"/>
   </w:num>
   <w:num w:numId="26" w16cid:durableId="1557013669">
-    <w:abstractNumId w:val="42"/>
+    <w:abstractNumId w:val="43"/>
   </w:num>
   <w:num w:numId="27" w16cid:durableId="1771512466">
-    <w:abstractNumId w:val="38"/>
+    <w:abstractNumId w:val="39"/>
   </w:num>
   <w:num w:numId="28" w16cid:durableId="1450203630">
     <w:abstractNumId w:val="0"/>
   </w:num>
   <w:num w:numId="29" w16cid:durableId="1845703586">
-    <w:abstractNumId w:val="35"/>
+    <w:abstractNumId w:val="36"/>
     <w:lvlOverride w:ilvl="0">
       <w:startOverride w:val="1"/>
     </w:lvlOverride>
@@ -23526,7 +21788,7 @@
     </w:lvlOverride>
   </w:num>
   <w:num w:numId="30" w16cid:durableId="1024331315">
-    <w:abstractNumId w:val="35"/>
+    <w:abstractNumId w:val="36"/>
     <w:lvlOverride w:ilvl="0">
       <w:startOverride w:val="1"/>
     </w:lvlOverride>
@@ -23556,52 +21818,55 @@
     </w:lvlOverride>
   </w:num>
   <w:num w:numId="31" w16cid:durableId="2056536915">
-    <w:abstractNumId w:val="43"/>
+    <w:abstractNumId w:val="44"/>
   </w:num>
   <w:num w:numId="32" w16cid:durableId="238830997">
+    <w:abstractNumId w:val="24"/>
+  </w:num>
+  <w:num w:numId="33" w16cid:durableId="326370836">
+    <w:abstractNumId w:val="7"/>
+  </w:num>
+  <w:num w:numId="34" w16cid:durableId="1092701511">
+    <w:abstractNumId w:val="40"/>
+  </w:num>
+  <w:num w:numId="35" w16cid:durableId="2034379139">
+    <w:abstractNumId w:val="38"/>
+  </w:num>
+  <w:num w:numId="36" w16cid:durableId="1934391161">
+    <w:abstractNumId w:val="19"/>
+  </w:num>
+  <w:num w:numId="37" w16cid:durableId="740448216">
     <w:abstractNumId w:val="23"/>
   </w:num>
-  <w:num w:numId="33" w16cid:durableId="326370836">
-    <w:abstractNumId w:val="6"/>
+  <w:num w:numId="38" w16cid:durableId="1336149747">
+    <w:abstractNumId w:val="31"/>
   </w:num>
-  <w:num w:numId="34" w16cid:durableId="1092701511">
-    <w:abstractNumId w:val="39"/>
+  <w:num w:numId="39" w16cid:durableId="1553925977">
+    <w:abstractNumId w:val="29"/>
   </w:num>
-  <w:num w:numId="35" w16cid:durableId="2034379139">
-    <w:abstractNumId w:val="37"/>
+  <w:num w:numId="40" w16cid:durableId="961880587">
+    <w:abstractNumId w:val="11"/>
   </w:num>
-  <w:num w:numId="36" w16cid:durableId="1934391161">
+  <w:num w:numId="41" w16cid:durableId="1706100570">
+    <w:abstractNumId w:val="17"/>
+  </w:num>
+  <w:num w:numId="42" w16cid:durableId="101265957">
+    <w:abstractNumId w:val="20"/>
+  </w:num>
+  <w:num w:numId="43" w16cid:durableId="1458528940">
+    <w:abstractNumId w:val="42"/>
+  </w:num>
+  <w:num w:numId="44" w16cid:durableId="328217490">
     <w:abstractNumId w:val="18"/>
   </w:num>
-  <w:num w:numId="37" w16cid:durableId="740448216">
+  <w:num w:numId="45" w16cid:durableId="2023047426">
     <w:abstractNumId w:val="22"/>
   </w:num>
-  <w:num w:numId="38" w16cid:durableId="1336149747">
-    <w:abstractNumId w:val="30"/>
+  <w:num w:numId="46" w16cid:durableId="1745488636">
+    <w:abstractNumId w:val="35"/>
   </w:num>
-  <w:num w:numId="39" w16cid:durableId="1553925977">
-    <w:abstractNumId w:val="28"/>
-  </w:num>
-  <w:num w:numId="40" w16cid:durableId="961880587">
-    <w:abstractNumId w:val="10"/>
-  </w:num>
-  <w:num w:numId="41" w16cid:durableId="1706100570">
-    <w:abstractNumId w:val="16"/>
-  </w:num>
-  <w:num w:numId="42" w16cid:durableId="101265957">
-    <w:abstractNumId w:val="19"/>
-  </w:num>
-  <w:num w:numId="43" w16cid:durableId="1458528940">
-    <w:abstractNumId w:val="41"/>
-  </w:num>
-  <w:num w:numId="44" w16cid:durableId="328217490">
-    <w:abstractNumId w:val="17"/>
-  </w:num>
-  <w:num w:numId="45" w16cid:durableId="2023047426">
-    <w:abstractNumId w:val="21"/>
-  </w:num>
-  <w:num w:numId="46" w16cid:durableId="1745488636">
-    <w:abstractNumId w:val="34"/>
+  <w:num w:numId="47" w16cid:durableId="1715538703">
+    <w:abstractNumId w:val="5"/>
   </w:num>
 </w:numbering>
 </file>
